--- a/08运维服务质量管理制度、计划及报告/CYYH-ITSS-08-01运维服务质量管理制度.docx
+++ b/08运维服务质量管理制度、计划及报告/CYYH-ITSS-08-01运维服务质量管理制度.docx
@@ -1,7 +1,6 @@
 
 <file path=word/document.xml><?xml version="1.0" encoding="utf-8"?>
-<w:document xmlns:wpc="http://schemas.microsoft.com/office/word/2010/wordprocessingCanvas" xmlns:mc="http://schemas.openxmlformats.org/markup-compatibility/2006" xmlns:o="urn:schemas-microsoft-com:office:office" xmlns:r="http://schemas.openxmlformats.org/officeDocument/2006/relationships" xmlns:m="http://schemas.openxmlformats.org/officeDocument/2006/math" xmlns:v="urn:schemas-microsoft-com:vml" xmlns:wp14="http://schemas.microsoft.com/office/word/2010/wordprocessingDrawing" xmlns:wp="http://schemas.openxmlformats.org/drawingml/2006/wordprocessingDrawing" xmlns:w10="urn:schemas-microsoft-com:office:word" xmlns:w="http://schemas.openxmlformats.org/wordprocessingml/2006/main" xmlns:w14="http://schemas.microsoft.com/office/word/2010/wordml" xmlns:w15="http://schemas.microsoft.com/office/word/2012/wordml" xmlns:wne="http://schemas.microsoft.com/office/word/2006/wordml" xmlns:wpg="http://schemas.microsoft.com/office/word/2010/wordprocessingGroup" xmlns:wpi="http://schemas.microsoft.com/office/word/2010/wordprocessingInk" xmlns:wps="http://schemas.microsoft.com/office/word/2010/wordprocessingShape" mc:Ignorable="w14 w15 wp14">
-  <!-- Generated by Aspose.Words for .NET 13.3.0.1 -->
+<w:document xmlns:wpc="http://schemas.microsoft.com/office/word/2010/wordprocessingCanvas" xmlns:mc="http://schemas.openxmlformats.org/markup-compatibility/2006" xmlns:o="urn:schemas-microsoft-com:office:office" xmlns:r="http://schemas.openxmlformats.org/officeDocument/2006/relationships" xmlns:m="http://schemas.openxmlformats.org/officeDocument/2006/math" xmlns:v="urn:schemas-microsoft-com:vml" xmlns:wp14="http://schemas.microsoft.com/office/word/2010/wordprocessingDrawing" xmlns:wp="http://schemas.openxmlformats.org/drawingml/2006/wordprocessingDrawing" xmlns:w="http://schemas.openxmlformats.org/wordprocessingml/2006/main" xmlns:w14="http://schemas.microsoft.com/office/word/2010/wordml" xmlns:w10="urn:schemas-microsoft-com:office:word" xmlns:w15="http://schemas.microsoft.com/office/word/2012/wordml" xmlns:wpg="http://schemas.microsoft.com/office/word/2010/wordprocessingGroup" xmlns:wpi="http://schemas.microsoft.com/office/word/2010/wordprocessingInk" xmlns:wne="http://schemas.microsoft.com/office/word/2006/wordml" xmlns:wps="http://schemas.microsoft.com/office/word/2010/wordprocessingShape" xmlns:wpsCustomData="http://www.wps.cn/officeDocument/2013/wpsCustomData" mc:Ignorable="w14 w15 wp14">
   <w:body>
     <w:p>
       <w:pPr>
@@ -13,7 +12,7 @@
         </w:rPr>
         <w:drawing>
           <wp:inline distT="0" distB="0" distL="0" distR="0">
-            <wp:extent cx="696350" cy="271753"/>
+            <wp:extent cx="695960" cy="271145"/>
             <wp:effectExtent l="0" t="0" r="0" b="0"/>
             <wp:docPr id="2" name="IM 2"/>
             <wp:cNvGraphicFramePr/>
@@ -25,13 +24,13 @@
                     <pic:cNvPicPr/>
                   </pic:nvPicPr>
                   <pic:blipFill>
-                    <a:blip xmlns:r="http://schemas.openxmlformats.org/officeDocument/2006/relationships" r:embed="rId4"/>
+                    <a:blip r:embed="rId10"/>
                     <a:stretch>
                       <a:fillRect/>
                     </a:stretch>
                   </pic:blipFill>
                   <pic:spPr>
-                    <a:xfrm rot="0">
+                    <a:xfrm>
                       <a:off x="0" y="0"/>
                       <a:ext cx="696350" cy="271753"/>
                     </a:xfrm>
@@ -48,31 +47,31 @@
     </w:p>
     <w:p>
       <w:pPr>
-        <w:pStyle w:val="BodyText"/>
+        <w:pStyle w:val="2"/>
         <w:spacing w:line="257" w:lineRule="auto"/>
       </w:pPr>
     </w:p>
     <w:p>
       <w:pPr>
-        <w:pStyle w:val="BodyText"/>
+        <w:pStyle w:val="2"/>
         <w:spacing w:line="257" w:lineRule="auto"/>
       </w:pPr>
     </w:p>
     <w:p>
       <w:pPr>
-        <w:pStyle w:val="BodyText"/>
+        <w:pStyle w:val="2"/>
         <w:spacing w:line="258" w:lineRule="auto"/>
       </w:pPr>
     </w:p>
     <w:p>
       <w:pPr>
-        <w:pStyle w:val="BodyText"/>
+        <w:pStyle w:val="2"/>
         <w:spacing w:line="258" w:lineRule="auto"/>
       </w:pPr>
     </w:p>
     <w:p>
       <w:pPr>
-        <w:pStyle w:val="BodyText"/>
+        <w:pStyle w:val="2"/>
         <w:spacing w:line="258" w:lineRule="auto"/>
       </w:pPr>
     </w:p>
@@ -81,14 +80,14 @@
         <w:spacing w:before="140" w:line="225" w:lineRule="auto"/>
         <w:ind w:left="1099"/>
         <w:rPr>
-          <w:rFonts w:ascii="SimHei" w:eastAsia="SimHei" w:hAnsi="SimHei" w:cs="SimHei"/>
+          <w:rFonts w:ascii="黑体" w:hAnsi="黑体" w:eastAsia="黑体" w:cs="黑体"/>
           <w:sz w:val="43"/>
           <w:szCs w:val="43"/>
         </w:rPr>
       </w:pPr>
       <w:r>
         <w:rPr>
-          <w:rFonts w:ascii="SimHei" w:eastAsia="SimHei" w:hAnsi="SimHei" w:cs="SimHei"/>
+          <w:rFonts w:ascii="黑体" w:hAnsi="黑体" w:eastAsia="黑体" w:cs="黑体"/>
           <w:b/>
           <w:bCs/>
           <w:spacing w:val="6"/>
@@ -100,13 +99,13 @@
     </w:p>
     <w:p>
       <w:pPr>
-        <w:pStyle w:val="BodyText"/>
+        <w:pStyle w:val="2"/>
         <w:spacing w:line="313" w:lineRule="auto"/>
       </w:pPr>
     </w:p>
     <w:p>
       <w:pPr>
-        <w:pStyle w:val="BodyText"/>
+        <w:pStyle w:val="2"/>
         <w:spacing w:line="313" w:lineRule="auto"/>
       </w:pPr>
     </w:p>
@@ -115,14 +114,14 @@
         <w:spacing w:before="140" w:line="225" w:lineRule="auto"/>
         <w:ind w:left="1991"/>
         <w:rPr>
-          <w:rFonts w:ascii="SimHei" w:eastAsia="SimHei" w:hAnsi="SimHei" w:cs="SimHei"/>
+          <w:rFonts w:ascii="黑体" w:hAnsi="黑体" w:eastAsia="黑体" w:cs="黑体"/>
           <w:sz w:val="43"/>
           <w:szCs w:val="43"/>
         </w:rPr>
       </w:pPr>
       <w:r>
         <w:rPr>
-          <w:rFonts w:ascii="SimHei" w:eastAsia="SimHei" w:hAnsi="SimHei" w:cs="SimHei"/>
+          <w:rFonts w:ascii="黑体" w:hAnsi="黑体" w:eastAsia="黑体" w:cs="黑体"/>
           <w:b/>
           <w:bCs/>
           <w:spacing w:val="4"/>
@@ -134,139 +133,69 @@
     </w:p>
     <w:p>
       <w:pPr>
-        <w:pStyle w:val="BodyText"/>
+        <w:pStyle w:val="2"/>
         <w:spacing w:line="249" w:lineRule="auto"/>
       </w:pPr>
     </w:p>
     <w:p>
       <w:pPr>
-        <w:pStyle w:val="BodyText"/>
+        <w:pStyle w:val="2"/>
         <w:spacing w:line="249" w:lineRule="auto"/>
       </w:pPr>
     </w:p>
     <w:p>
       <w:pPr>
-        <w:pStyle w:val="BodyText"/>
+        <w:pStyle w:val="2"/>
         <w:spacing w:line="249" w:lineRule="auto"/>
       </w:pPr>
     </w:p>
     <w:p>
       <w:pPr>
-        <w:pStyle w:val="BodyText"/>
+        <w:pStyle w:val="2"/>
         <w:spacing w:line="249" w:lineRule="auto"/>
       </w:pPr>
     </w:p>
     <w:p>
       <w:pPr>
-        <w:pStyle w:val="BodyText"/>
+        <w:pStyle w:val="2"/>
         <w:spacing w:line="249" w:lineRule="auto"/>
       </w:pPr>
     </w:p>
     <w:p>
       <w:pPr>
-        <w:pStyle w:val="BodyText"/>
+        <w:pStyle w:val="2"/>
         <w:spacing w:line="249" w:lineRule="auto"/>
       </w:pPr>
     </w:p>
     <w:p>
       <w:pPr>
-        <w:pStyle w:val="BodyText"/>
+        <w:pStyle w:val="2"/>
         <w:spacing w:line="249" w:lineRule="auto"/>
       </w:pPr>
     </w:p>
     <w:p>
       <w:pPr>
-        <w:pStyle w:val="BodyText"/>
+        <w:pStyle w:val="2"/>
         <w:spacing w:line="249" w:lineRule="auto"/>
       </w:pPr>
     </w:p>
     <w:p>
       <w:pPr>
-        <w:pStyle w:val="BodyText"/>
+        <w:pStyle w:val="2"/>
         <w:spacing w:line="249" w:lineRule="auto"/>
       </w:pPr>
     </w:p>
     <w:p>
       <w:pPr>
-        <w:pStyle w:val="BodyText"/>
-        <w:spacing w:line="249" w:lineRule="auto"/>
-      </w:pPr>
-    </w:p>
-    <w:p>
-      <w:pPr>
-        <w:pStyle w:val="BodyText"/>
-        <w:spacing w:line="249" w:lineRule="auto"/>
-      </w:pPr>
-    </w:p>
-    <w:p>
-      <w:pPr>
-        <w:pStyle w:val="BodyText"/>
-        <w:spacing w:line="249" w:lineRule="auto"/>
-      </w:pPr>
-    </w:p>
-    <w:p>
-      <w:pPr>
-        <w:pStyle w:val="BodyText"/>
-        <w:spacing w:line="249" w:lineRule="auto"/>
-      </w:pPr>
-    </w:p>
-    <w:p>
-      <w:pPr>
-        <w:pStyle w:val="BodyText"/>
-        <w:spacing w:line="249" w:lineRule="auto"/>
-      </w:pPr>
-    </w:p>
-    <w:p>
-      <w:pPr>
-        <w:pStyle w:val="BodyText"/>
-        <w:spacing w:line="249" w:lineRule="auto"/>
-      </w:pPr>
-    </w:p>
-    <w:p>
-      <w:pPr>
-        <w:pStyle w:val="BodyText"/>
-        <w:spacing w:line="249" w:lineRule="auto"/>
-      </w:pPr>
-    </w:p>
-    <w:p>
-      <w:pPr>
-        <w:pStyle w:val="BodyText"/>
-        <w:spacing w:line="249" w:lineRule="auto"/>
-      </w:pPr>
-    </w:p>
-    <w:p>
-      <w:pPr>
-        <w:pStyle w:val="BodyText"/>
-        <w:spacing w:line="249" w:lineRule="auto"/>
-      </w:pPr>
-    </w:p>
-    <w:p>
-      <w:pPr>
-        <w:pStyle w:val="BodyText"/>
-        <w:spacing w:line="249" w:lineRule="auto"/>
-      </w:pPr>
-    </w:p>
-    <w:p>
-      <w:pPr>
-        <w:pStyle w:val="BodyText"/>
+        <w:pStyle w:val="2"/>
         <w:spacing w:line="250" w:lineRule="auto"/>
       </w:pPr>
-    </w:p>
-    <w:p>
-      <w:pPr>
-        <w:pStyle w:val="BodyText"/>
-        <w:spacing w:line="250" w:lineRule="auto"/>
-      </w:pPr>
-    </w:p>
-    <w:p>
-      <w:pPr>
-        <w:pStyle w:val="BodyText"/>
-        <w:spacing w:line="250" w:lineRule="auto"/>
-      </w:pPr>
-    </w:p>
-    <w:p>
-      <w:pPr>
-        <w:pStyle w:val="BodyText"/>
+      <w:bookmarkStart w:id="16" w:name="_GoBack"/>
+      <w:bookmarkEnd w:id="16"/>
+    </w:p>
+    <w:p>
+      <w:pPr>
+        <w:pStyle w:val="2"/>
         <w:spacing w:line="250" w:lineRule="auto"/>
       </w:pPr>
     </w:p>
@@ -275,14 +204,14 @@
         <w:spacing w:before="98" w:line="221" w:lineRule="auto"/>
         <w:ind w:left="2888"/>
         <w:rPr>
-          <w:rFonts w:ascii="SimHei" w:eastAsia="SimHei" w:hAnsi="SimHei" w:cs="SimHei"/>
+          <w:rFonts w:ascii="黑体" w:hAnsi="黑体" w:eastAsia="黑体" w:cs="黑体"/>
           <w:sz w:val="30"/>
           <w:szCs w:val="30"/>
         </w:rPr>
       </w:pPr>
       <w:r>
         <w:rPr>
-          <w:rFonts w:ascii="SimHei" w:eastAsia="SimHei" w:hAnsi="SimHei" w:cs="SimHei"/>
+          <w:rFonts w:ascii="黑体" w:hAnsi="黑体" w:eastAsia="黑体" w:cs="黑体"/>
           <w:b/>
           <w:bCs/>
           <w:spacing w:val="-3"/>
@@ -293,7 +222,7 @@
       </w:r>
       <w:r>
         <w:rPr>
-          <w:rFonts w:ascii="SimHei" w:eastAsia="SimHei" w:hAnsi="SimHei" w:cs="SimHei"/>
+          <w:rFonts w:ascii="黑体" w:hAnsi="黑体" w:eastAsia="黑体" w:cs="黑体"/>
           <w:spacing w:val="-3"/>
           <w:sz w:val="30"/>
           <w:szCs w:val="30"/>
@@ -302,7 +231,7 @@
       </w:r>
       <w:r>
         <w:rPr>
-          <w:rFonts w:ascii="SimHei" w:eastAsia="SimHei" w:hAnsi="SimHei" w:cs="SimHei"/>
+          <w:rFonts w:ascii="黑体" w:hAnsi="黑体" w:eastAsia="黑体" w:cs="黑体"/>
           <w:b/>
           <w:bCs/>
           <w:spacing w:val="-3"/>
@@ -317,14 +246,14 @@
         <w:spacing w:before="269" w:line="221" w:lineRule="auto"/>
         <w:ind w:left="2878"/>
         <w:rPr>
-          <w:rFonts w:ascii="SimHei" w:eastAsia="SimHei" w:hAnsi="SimHei" w:cs="SimHei"/>
+          <w:rFonts w:ascii="黑体" w:hAnsi="黑体" w:eastAsia="黑体" w:cs="黑体"/>
           <w:sz w:val="30"/>
           <w:szCs w:val="30"/>
         </w:rPr>
       </w:pPr>
       <w:r>
         <w:rPr>
-          <w:rFonts w:ascii="SimHei" w:eastAsia="SimHei" w:hAnsi="SimHei" w:cs="SimHei"/>
+          <w:rFonts w:ascii="黑体" w:hAnsi="黑体" w:eastAsia="黑体" w:cs="黑体"/>
           <w:b/>
           <w:bCs/>
           <w:spacing w:val="-3"/>
@@ -335,7 +264,7 @@
       </w:r>
       <w:r>
         <w:rPr>
-          <w:rFonts w:ascii="SimHei" w:eastAsia="SimHei" w:hAnsi="SimHei" w:cs="SimHei"/>
+          <w:rFonts w:ascii="黑体" w:hAnsi="黑体" w:eastAsia="黑体" w:cs="黑体"/>
           <w:spacing w:val="-3"/>
           <w:sz w:val="30"/>
           <w:szCs w:val="30"/>
@@ -344,7 +273,7 @@
       </w:r>
       <w:r>
         <w:rPr>
-          <w:rFonts w:ascii="Calibri" w:eastAsia="Calibri" w:hAnsi="Calibri" w:cs="Calibri"/>
+          <w:rFonts w:ascii="Calibri" w:hAnsi="Calibri" w:eastAsia="Calibri" w:cs="Calibri"/>
           <w:b/>
           <w:bCs/>
           <w:spacing w:val="-3"/>
@@ -359,14 +288,14 @@
         <w:spacing w:before="269" w:line="222" w:lineRule="auto"/>
         <w:ind w:left="2883"/>
         <w:rPr>
-          <w:rFonts w:ascii="Calibri" w:eastAsia="Calibri" w:hAnsi="Calibri" w:cs="Calibri"/>
+          <w:rFonts w:ascii="Calibri" w:hAnsi="Calibri" w:eastAsia="Calibri" w:cs="Calibri"/>
           <w:sz w:val="30"/>
           <w:szCs w:val="30"/>
         </w:rPr>
       </w:pPr>
       <w:r>
         <w:rPr>
-          <w:rFonts w:ascii="SimHei" w:eastAsia="SimHei" w:hAnsi="SimHei" w:cs="SimHei"/>
+          <w:rFonts w:ascii="黑体" w:hAnsi="黑体" w:eastAsia="黑体" w:cs="黑体"/>
           <w:b/>
           <w:bCs/>
           <w:spacing w:val="-2"/>
@@ -377,7 +306,7 @@
       </w:r>
       <w:r>
         <w:rPr>
-          <w:rFonts w:ascii="Calibri" w:eastAsia="Calibri" w:hAnsi="Calibri" w:cs="Calibri"/>
+          <w:rFonts w:ascii="Calibri" w:hAnsi="Calibri" w:eastAsia="Calibri" w:cs="Calibri"/>
           <w:b/>
           <w:bCs/>
           <w:spacing w:val="-2"/>
@@ -392,14 +321,14 @@
         <w:spacing w:before="271" w:line="222" w:lineRule="auto"/>
         <w:ind w:left="2884"/>
         <w:rPr>
-          <w:rFonts w:ascii="SimHei" w:eastAsia="SimHei" w:hAnsi="SimHei" w:cs="SimHei"/>
+          <w:rFonts w:ascii="黑体" w:hAnsi="黑体" w:eastAsia="黑体" w:cs="黑体"/>
           <w:sz w:val="30"/>
           <w:szCs w:val="30"/>
         </w:rPr>
       </w:pPr>
       <w:r>
         <w:rPr>
-          <w:rFonts w:ascii="SimHei" w:eastAsia="SimHei" w:hAnsi="SimHei" w:cs="SimHei"/>
+          <w:rFonts w:ascii="黑体" w:hAnsi="黑体" w:eastAsia="黑体" w:cs="黑体"/>
           <w:b/>
           <w:bCs/>
           <w:spacing w:val="-6"/>
@@ -414,14 +343,14 @@
         <w:spacing w:before="268" w:line="222" w:lineRule="auto"/>
         <w:ind w:left="2884"/>
         <w:rPr>
-          <w:rFonts w:ascii="SimHei" w:eastAsia="SimHei" w:hAnsi="SimHei" w:cs="SimHei"/>
+          <w:rFonts w:ascii="黑体" w:hAnsi="黑体" w:eastAsia="黑体" w:cs="黑体"/>
           <w:sz w:val="30"/>
           <w:szCs w:val="30"/>
         </w:rPr>
       </w:pPr>
       <w:r>
         <w:rPr>
-          <w:rFonts w:ascii="SimHei" w:eastAsia="SimHei" w:hAnsi="SimHei" w:cs="SimHei"/>
+          <w:rFonts w:ascii="黑体" w:hAnsi="黑体" w:eastAsia="黑体" w:cs="黑体"/>
           <w:b/>
           <w:bCs/>
           <w:spacing w:val="-4"/>
@@ -436,14 +365,14 @@
         <w:spacing w:before="268" w:line="221" w:lineRule="auto"/>
         <w:ind w:left="2884"/>
         <w:rPr>
-          <w:rFonts w:ascii="SimHei" w:eastAsia="SimHei" w:hAnsi="SimHei" w:cs="SimHei"/>
+          <w:rFonts w:ascii="黑体" w:hAnsi="黑体" w:eastAsia="黑体" w:cs="黑体"/>
           <w:sz w:val="30"/>
           <w:szCs w:val="30"/>
         </w:rPr>
       </w:pPr>
       <w:r>
         <w:rPr>
-          <w:rFonts w:ascii="SimHei" w:eastAsia="SimHei" w:hAnsi="SimHei" w:cs="SimHei"/>
+          <w:rFonts w:ascii="黑体" w:hAnsi="黑体" w:eastAsia="黑体" w:cs="黑体"/>
           <w:b/>
           <w:bCs/>
           <w:spacing w:val="-6"/>
@@ -458,14 +387,14 @@
         <w:spacing w:before="275" w:line="221" w:lineRule="auto"/>
         <w:ind w:left="2878"/>
         <w:rPr>
-          <w:rFonts w:ascii="SimHei" w:eastAsia="SimHei" w:hAnsi="SimHei" w:cs="SimHei"/>
+          <w:rFonts w:ascii="黑体" w:hAnsi="黑体" w:eastAsia="黑体" w:cs="黑体"/>
           <w:sz w:val="30"/>
           <w:szCs w:val="30"/>
         </w:rPr>
       </w:pPr>
       <w:r>
         <w:rPr>
-          <w:rFonts w:ascii="SimHei" w:eastAsia="SimHei" w:hAnsi="SimHei" w:cs="SimHei"/>
+          <w:rFonts w:ascii="黑体" w:hAnsi="黑体" w:eastAsia="黑体" w:cs="黑体"/>
           <w:b/>
           <w:bCs/>
           <w:spacing w:val="-5"/>
@@ -476,7 +405,7 @@
       </w:r>
       <w:r>
         <w:rPr>
-          <w:rFonts w:ascii="Calibri" w:eastAsia="Calibri" w:hAnsi="Calibri" w:cs="Calibri"/>
+          <w:rFonts w:ascii="Calibri" w:hAnsi="Calibri" w:eastAsia="Calibri" w:cs="Calibri"/>
           <w:b/>
           <w:bCs/>
           <w:spacing w:val="-5"/>
@@ -491,15 +420,15 @@
       <w:pPr>
         <w:spacing w:line="221" w:lineRule="auto"/>
         <w:rPr>
-          <w:rFonts w:ascii="SimHei" w:eastAsia="SimHei" w:hAnsi="SimHei" w:cs="SimHei"/>
+          <w:rFonts w:ascii="黑体" w:hAnsi="黑体" w:eastAsia="黑体" w:cs="黑体"/>
           <w:sz w:val="30"/>
           <w:szCs w:val="30"/>
         </w:rPr>
         <w:sectPr>
-          <w:footerReference w:type="default" r:id="rId5"/>
+          <w:footerReference r:id="rId5" w:type="default"/>
           <w:pgSz w:w="11910" w:h="16840"/>
           <w:pgMar w:top="904" w:right="1786" w:bottom="961" w:left="1779" w:header="0" w:footer="726" w:gutter="0"/>
-          <w:cols w:space="720"/>
+          <w:cols w:space="720" w:num="1"/>
         </w:sectPr>
       </w:pPr>
     </w:p>
@@ -513,7 +442,7 @@
         </w:rPr>
         <w:drawing>
           <wp:inline distT="0" distB="0" distL="0" distR="0">
-            <wp:extent cx="696350" cy="271753"/>
+            <wp:extent cx="695960" cy="271145"/>
             <wp:effectExtent l="0" t="0" r="0" b="0"/>
             <wp:docPr id="4" name="IM 4"/>
             <wp:cNvGraphicFramePr/>
@@ -525,13 +454,13 @@
                     <pic:cNvPicPr/>
                   </pic:nvPicPr>
                   <pic:blipFill>
-                    <a:blip xmlns:r="http://schemas.openxmlformats.org/officeDocument/2006/relationships" r:embed="rId4"/>
+                    <a:blip r:embed="rId10"/>
                     <a:stretch>
                       <a:fillRect/>
                     </a:stretch>
                   </pic:blipFill>
                   <pic:spPr>
-                    <a:xfrm rot="0">
+                    <a:xfrm>
                       <a:off x="0" y="0"/>
                       <a:ext cx="696350" cy="271753"/>
                     </a:xfrm>
@@ -551,14 +480,14 @@
         <w:spacing w:before="255" w:line="222" w:lineRule="auto"/>
         <w:ind w:left="4084"/>
         <w:rPr>
-          <w:rFonts w:ascii="SimHei" w:eastAsia="SimHei" w:hAnsi="SimHei" w:cs="SimHei"/>
+          <w:rFonts w:ascii="黑体" w:hAnsi="黑体" w:eastAsia="黑体" w:cs="黑体"/>
           <w:sz w:val="30"/>
           <w:szCs w:val="30"/>
         </w:rPr>
       </w:pPr>
       <w:r>
         <w:rPr>
-          <w:rFonts w:ascii="SimHei" w:eastAsia="SimHei" w:hAnsi="SimHei" w:cs="SimHei"/>
+          <w:rFonts w:ascii="黑体" w:hAnsi="黑体" w:eastAsia="黑体" w:cs="黑体"/>
           <w:b/>
           <w:bCs/>
           <w:spacing w:val="-5"/>
@@ -575,18 +504,24 @@
     </w:p>
     <w:tbl>
       <w:tblPr>
-        <w:tblStyle w:val="TableNormal"/>
+        <w:tblStyle w:val="5"/>
         <w:tblW w:w="8508" w:type="dxa"/>
         <w:tblInd w:w="162" w:type="dxa"/>
         <w:tblBorders>
-          <w:top w:val="single" w:sz="2" w:space="0" w:color="000000"/>
-          <w:left w:val="single" w:sz="2" w:space="0" w:color="000000"/>
-          <w:bottom w:val="single" w:sz="2" w:space="0" w:color="000000"/>
-          <w:right w:val="single" w:sz="2" w:space="0" w:color="000000"/>
-          <w:insideH w:val="single" w:sz="2" w:space="0" w:color="000000"/>
-          <w:insideV w:val="single" w:sz="2" w:space="0" w:color="000000"/>
+          <w:top w:val="single" w:color="000000" w:sz="2" w:space="0"/>
+          <w:left w:val="single" w:color="000000" w:sz="2" w:space="0"/>
+          <w:bottom w:val="single" w:color="000000" w:sz="2" w:space="0"/>
+          <w:right w:val="single" w:color="000000" w:sz="2" w:space="0"/>
+          <w:insideH w:val="single" w:color="000000" w:sz="2" w:space="0"/>
+          <w:insideV w:val="single" w:color="000000" w:sz="2" w:space="0"/>
         </w:tblBorders>
         <w:tblLayout w:type="fixed"/>
+        <w:tblCellMar>
+          <w:top w:w="0" w:type="dxa"/>
+          <w:left w:w="0" w:type="dxa"/>
+          <w:bottom w:w="0" w:type="dxa"/>
+          <w:right w:w="0" w:type="dxa"/>
+        </w:tblCellMar>
       </w:tblPr>
       <w:tblGrid>
         <w:gridCol w:w="1582"/>
@@ -597,20 +532,23 @@
       </w:tblGrid>
       <w:tr>
         <w:tblPrEx>
-          <w:tblW w:w="8508" w:type="dxa"/>
-          <w:tblInd w:w="162" w:type="dxa"/>
           <w:tblBorders>
-            <w:top w:val="single" w:sz="2" w:space="0" w:color="000000"/>
-            <w:left w:val="single" w:sz="2" w:space="0" w:color="000000"/>
-            <w:bottom w:val="single" w:sz="2" w:space="0" w:color="000000"/>
-            <w:right w:val="single" w:sz="2" w:space="0" w:color="000000"/>
-            <w:insideH w:val="single" w:sz="2" w:space="0" w:color="000000"/>
-            <w:insideV w:val="single" w:sz="2" w:space="0" w:color="000000"/>
+            <w:top w:val="single" w:color="000000" w:sz="2" w:space="0"/>
+            <w:left w:val="single" w:color="000000" w:sz="2" w:space="0"/>
+            <w:bottom w:val="single" w:color="000000" w:sz="2" w:space="0"/>
+            <w:right w:val="single" w:color="000000" w:sz="2" w:space="0"/>
+            <w:insideH w:val="single" w:color="000000" w:sz="2" w:space="0"/>
+            <w:insideV w:val="single" w:color="000000" w:sz="2" w:space="0"/>
           </w:tblBorders>
-          <w:tblLayout w:type="fixed"/>
+          <w:tblCellMar>
+            <w:top w:w="0" w:type="dxa"/>
+            <w:left w:w="0" w:type="dxa"/>
+            <w:bottom w:w="0" w:type="dxa"/>
+            <w:right w:w="0" w:type="dxa"/>
+          </w:tblCellMar>
         </w:tblPrEx>
         <w:trPr>
-          <w:trHeight w:val="632"/>
+          <w:trHeight w:val="632" w:hRule="atLeast"/>
         </w:trPr>
         <w:tc>
           <w:tcPr>
@@ -621,14 +559,14 @@
               <w:spacing w:before="177" w:line="222" w:lineRule="auto"/>
               <w:ind w:left="230"/>
               <w:rPr>
-                <w:rFonts w:ascii="SimHei" w:eastAsia="SimHei" w:hAnsi="SimHei" w:cs="SimHei"/>
+                <w:rFonts w:ascii="黑体" w:hAnsi="黑体" w:eastAsia="黑体" w:cs="黑体"/>
                 <w:sz w:val="28"/>
                 <w:szCs w:val="28"/>
               </w:rPr>
             </w:pPr>
             <w:r>
               <w:rPr>
-                <w:rFonts w:ascii="SimHei" w:eastAsia="SimHei" w:hAnsi="SimHei" w:cs="SimHei"/>
+                <w:rFonts w:ascii="黑体" w:hAnsi="黑体" w:eastAsia="黑体" w:cs="黑体"/>
                 <w:spacing w:val="-4"/>
                 <w:sz w:val="28"/>
                 <w:szCs w:val="28"/>
@@ -646,14 +584,14 @@
               <w:spacing w:before="177" w:line="222" w:lineRule="auto"/>
               <w:ind w:left="366"/>
               <w:rPr>
-                <w:rFonts w:ascii="SimHei" w:eastAsia="SimHei" w:hAnsi="SimHei" w:cs="SimHei"/>
+                <w:rFonts w:ascii="黑体" w:hAnsi="黑体" w:eastAsia="黑体" w:cs="黑体"/>
                 <w:sz w:val="28"/>
                 <w:szCs w:val="28"/>
               </w:rPr>
             </w:pPr>
             <w:r>
               <w:rPr>
-                <w:rFonts w:ascii="SimHei" w:eastAsia="SimHei" w:hAnsi="SimHei" w:cs="SimHei"/>
+                <w:rFonts w:ascii="黑体" w:hAnsi="黑体" w:eastAsia="黑体" w:cs="黑体"/>
                 <w:spacing w:val="-3"/>
                 <w:sz w:val="28"/>
                 <w:szCs w:val="28"/>
@@ -671,14 +609,14 @@
               <w:spacing w:before="177" w:line="222" w:lineRule="auto"/>
               <w:ind w:left="434"/>
               <w:rPr>
-                <w:rFonts w:ascii="SimHei" w:eastAsia="SimHei" w:hAnsi="SimHei" w:cs="SimHei"/>
+                <w:rFonts w:ascii="黑体" w:hAnsi="黑体" w:eastAsia="黑体" w:cs="黑体"/>
                 <w:sz w:val="28"/>
                 <w:szCs w:val="28"/>
               </w:rPr>
             </w:pPr>
             <w:r>
               <w:rPr>
-                <w:rFonts w:ascii="SimHei" w:eastAsia="SimHei" w:hAnsi="SimHei" w:cs="SimHei"/>
+                <w:rFonts w:ascii="黑体" w:hAnsi="黑体" w:eastAsia="黑体" w:cs="黑体"/>
                 <w:spacing w:val="-3"/>
                 <w:sz w:val="28"/>
                 <w:szCs w:val="28"/>
@@ -696,14 +634,14 @@
               <w:spacing w:before="176" w:line="223" w:lineRule="auto"/>
               <w:ind w:left="444"/>
               <w:rPr>
-                <w:rFonts w:ascii="SimHei" w:eastAsia="SimHei" w:hAnsi="SimHei" w:cs="SimHei"/>
+                <w:rFonts w:ascii="黑体" w:hAnsi="黑体" w:eastAsia="黑体" w:cs="黑体"/>
                 <w:sz w:val="28"/>
                 <w:szCs w:val="28"/>
               </w:rPr>
             </w:pPr>
             <w:r>
               <w:rPr>
-                <w:rFonts w:ascii="SimHei" w:eastAsia="SimHei" w:hAnsi="SimHei" w:cs="SimHei"/>
+                <w:rFonts w:ascii="黑体" w:hAnsi="黑体" w:eastAsia="黑体" w:cs="黑体"/>
                 <w:spacing w:val="-6"/>
                 <w:sz w:val="28"/>
                 <w:szCs w:val="28"/>
@@ -721,14 +659,14 @@
               <w:spacing w:before="176" w:line="222" w:lineRule="auto"/>
               <w:ind w:left="332"/>
               <w:rPr>
-                <w:rFonts w:ascii="SimHei" w:eastAsia="SimHei" w:hAnsi="SimHei" w:cs="SimHei"/>
+                <w:rFonts w:ascii="黑体" w:hAnsi="黑体" w:eastAsia="黑体" w:cs="黑体"/>
                 <w:sz w:val="28"/>
                 <w:szCs w:val="28"/>
               </w:rPr>
             </w:pPr>
             <w:r>
               <w:rPr>
-                <w:rFonts w:ascii="SimHei" w:eastAsia="SimHei" w:hAnsi="SimHei" w:cs="SimHei"/>
+                <w:rFonts w:ascii="黑体" w:hAnsi="黑体" w:eastAsia="黑体" w:cs="黑体"/>
                 <w:spacing w:val="-2"/>
                 <w:sz w:val="28"/>
                 <w:szCs w:val="28"/>
@@ -740,12 +678,23 @@
       </w:tr>
       <w:tr>
         <w:tblPrEx>
-          <w:tblW w:w="8508" w:type="dxa"/>
-          <w:tblInd w:w="162" w:type="dxa"/>
-          <w:tblLayout w:type="fixed"/>
+          <w:tblBorders>
+            <w:top w:val="single" w:color="000000" w:sz="2" w:space="0"/>
+            <w:left w:val="single" w:color="000000" w:sz="2" w:space="0"/>
+            <w:bottom w:val="single" w:color="000000" w:sz="2" w:space="0"/>
+            <w:right w:val="single" w:color="000000" w:sz="2" w:space="0"/>
+            <w:insideH w:val="single" w:color="000000" w:sz="2" w:space="0"/>
+            <w:insideV w:val="single" w:color="000000" w:sz="2" w:space="0"/>
+          </w:tblBorders>
+          <w:tblCellMar>
+            <w:top w:w="0" w:type="dxa"/>
+            <w:left w:w="0" w:type="dxa"/>
+            <w:bottom w:w="0" w:type="dxa"/>
+            <w:right w:w="0" w:type="dxa"/>
+          </w:tblCellMar>
         </w:tblPrEx>
         <w:trPr>
-          <w:trHeight w:val="865"/>
+          <w:trHeight w:val="865" w:hRule="atLeast"/>
         </w:trPr>
         <w:tc>
           <w:tcPr>
@@ -756,14 +705,14 @@
               <w:spacing w:before="175" w:line="241" w:lineRule="auto"/>
               <w:ind w:left="311"/>
               <w:rPr>
-                <w:rFonts w:ascii="SimHei" w:eastAsia="SimHei" w:hAnsi="SimHei" w:cs="SimHei"/>
+                <w:rFonts w:ascii="黑体" w:hAnsi="黑体" w:eastAsia="黑体" w:cs="黑体"/>
                 <w:sz w:val="28"/>
                 <w:szCs w:val="28"/>
               </w:rPr>
             </w:pPr>
             <w:r>
               <w:rPr>
-                <w:rFonts w:ascii="SimHei" w:eastAsia="SimHei" w:hAnsi="SimHei" w:cs="SimHei"/>
+                <w:rFonts w:ascii="黑体" w:hAnsi="黑体" w:eastAsia="黑体" w:cs="黑体"/>
                 <w:spacing w:val="-1"/>
                 <w:sz w:val="28"/>
                 <w:szCs w:val="28"/>
@@ -781,14 +730,14 @@
               <w:spacing w:before="175" w:line="224" w:lineRule="auto"/>
               <w:ind w:left="560" w:right="26" w:hanging="420"/>
               <w:rPr>
-                <w:rFonts w:ascii="SimHei" w:eastAsia="SimHei" w:hAnsi="SimHei" w:cs="SimHei"/>
+                <w:rFonts w:ascii="黑体" w:hAnsi="黑体" w:eastAsia="黑体" w:cs="黑体"/>
                 <w:sz w:val="28"/>
                 <w:szCs w:val="28"/>
               </w:rPr>
             </w:pPr>
             <w:r>
               <w:rPr>
-                <w:rFonts w:ascii="SimHei" w:eastAsia="SimHei" w:hAnsi="SimHei" w:cs="SimHei"/>
+                <w:rFonts w:ascii="黑体" w:hAnsi="黑体" w:eastAsia="黑体" w:cs="黑体"/>
                 <w:spacing w:val="-2"/>
                 <w:sz w:val="28"/>
                 <w:szCs w:val="28"/>
@@ -797,7 +746,7 @@
             </w:r>
             <w:r>
               <w:rPr>
-                <w:rFonts w:ascii="SimHei" w:eastAsia="SimHei" w:hAnsi="SimHei" w:cs="SimHei"/>
+                <w:rFonts w:ascii="黑体" w:hAnsi="黑体" w:eastAsia="黑体" w:cs="黑体"/>
                 <w:spacing w:val="-3"/>
                 <w:sz w:val="28"/>
                 <w:szCs w:val="28"/>
@@ -815,14 +764,14 @@
               <w:spacing w:before="176" w:line="222" w:lineRule="auto"/>
               <w:ind w:left="440"/>
               <w:rPr>
-                <w:rFonts w:ascii="SimHei" w:eastAsia="SimHei" w:hAnsi="SimHei" w:cs="SimHei"/>
+                <w:rFonts w:ascii="黑体" w:hAnsi="黑体" w:eastAsia="黑体" w:cs="黑体"/>
                 <w:sz w:val="28"/>
                 <w:szCs w:val="28"/>
               </w:rPr>
             </w:pPr>
             <w:r>
               <w:rPr>
-                <w:rFonts w:ascii="SimHei" w:eastAsia="SimHei" w:hAnsi="SimHei" w:cs="SimHei"/>
+                <w:rFonts w:ascii="黑体" w:hAnsi="黑体" w:eastAsia="黑体" w:cs="黑体"/>
                 <w:spacing w:val="-5"/>
                 <w:sz w:val="28"/>
                 <w:szCs w:val="28"/>
@@ -840,14 +789,14 @@
               <w:spacing w:before="176" w:line="222" w:lineRule="auto"/>
               <w:ind w:left="495"/>
               <w:rPr>
-                <w:rFonts w:ascii="SimHei" w:eastAsia="SimHei" w:hAnsi="SimHei" w:cs="SimHei"/>
+                <w:rFonts w:ascii="黑体" w:hAnsi="黑体" w:eastAsia="黑体" w:cs="黑体"/>
                 <w:sz w:val="28"/>
                 <w:szCs w:val="28"/>
               </w:rPr>
             </w:pPr>
             <w:r>
               <w:rPr>
-                <w:rFonts w:ascii="SimHei" w:eastAsia="SimHei" w:hAnsi="SimHei" w:cs="SimHei"/>
+                <w:rFonts w:ascii="黑体" w:hAnsi="黑体" w:eastAsia="黑体" w:cs="黑体"/>
                 <w:spacing w:val="-5"/>
                 <w:sz w:val="28"/>
                 <w:szCs w:val="28"/>
@@ -865,14 +814,14 @@
               <w:spacing w:before="175" w:line="241" w:lineRule="auto"/>
               <w:ind w:left="332"/>
               <w:rPr>
-                <w:rFonts w:ascii="SimHei" w:eastAsia="SimHei" w:hAnsi="SimHei" w:cs="SimHei"/>
+                <w:rFonts w:ascii="黑体" w:hAnsi="黑体" w:eastAsia="黑体" w:cs="黑体"/>
                 <w:sz w:val="28"/>
                 <w:szCs w:val="28"/>
               </w:rPr>
             </w:pPr>
             <w:r>
               <w:rPr>
-                <w:rFonts w:ascii="SimHei" w:eastAsia="SimHei" w:hAnsi="SimHei" w:cs="SimHei"/>
+                <w:rFonts w:ascii="黑体" w:hAnsi="黑体" w:eastAsia="黑体" w:cs="黑体"/>
                 <w:spacing w:val="-2"/>
                 <w:sz w:val="28"/>
                 <w:szCs w:val="28"/>
@@ -884,12 +833,23 @@
       </w:tr>
       <w:tr>
         <w:tblPrEx>
-          <w:tblW w:w="8508" w:type="dxa"/>
-          <w:tblInd w:w="162" w:type="dxa"/>
-          <w:tblLayout w:type="fixed"/>
+          <w:tblBorders>
+            <w:top w:val="single" w:color="000000" w:sz="2" w:space="0"/>
+            <w:left w:val="single" w:color="000000" w:sz="2" w:space="0"/>
+            <w:bottom w:val="single" w:color="000000" w:sz="2" w:space="0"/>
+            <w:right w:val="single" w:color="000000" w:sz="2" w:space="0"/>
+            <w:insideH w:val="single" w:color="000000" w:sz="2" w:space="0"/>
+            <w:insideV w:val="single" w:color="000000" w:sz="2" w:space="0"/>
+          </w:tblBorders>
+          <w:tblCellMar>
+            <w:top w:w="0" w:type="dxa"/>
+            <w:left w:w="0" w:type="dxa"/>
+            <w:bottom w:w="0" w:type="dxa"/>
+            <w:right w:w="0" w:type="dxa"/>
+          </w:tblCellMar>
         </w:tblPrEx>
         <w:trPr>
-          <w:trHeight w:val="627"/>
+          <w:trHeight w:val="627" w:hRule="atLeast"/>
         </w:trPr>
         <w:tc>
           <w:tcPr>
@@ -897,7 +857,7 @@
           </w:tcPr>
           <w:p>
             <w:pPr>
-              <w:pStyle w:val="TableText"/>
+              <w:pStyle w:val="6"/>
             </w:pPr>
           </w:p>
         </w:tc>
@@ -907,7 +867,7 @@
           </w:tcPr>
           <w:p>
             <w:pPr>
-              <w:pStyle w:val="TableText"/>
+              <w:pStyle w:val="6"/>
             </w:pPr>
           </w:p>
         </w:tc>
@@ -917,7 +877,7 @@
           </w:tcPr>
           <w:p>
             <w:pPr>
-              <w:pStyle w:val="TableText"/>
+              <w:pStyle w:val="6"/>
             </w:pPr>
           </w:p>
         </w:tc>
@@ -927,7 +887,7 @@
           </w:tcPr>
           <w:p>
             <w:pPr>
-              <w:pStyle w:val="TableText"/>
+              <w:pStyle w:val="6"/>
             </w:pPr>
           </w:p>
         </w:tc>
@@ -937,19 +897,30 @@
           </w:tcPr>
           <w:p>
             <w:pPr>
-              <w:pStyle w:val="TableText"/>
+              <w:pStyle w:val="6"/>
             </w:pPr>
           </w:p>
         </w:tc>
       </w:tr>
       <w:tr>
         <w:tblPrEx>
-          <w:tblW w:w="8508" w:type="dxa"/>
-          <w:tblInd w:w="162" w:type="dxa"/>
-          <w:tblLayout w:type="fixed"/>
+          <w:tblBorders>
+            <w:top w:val="single" w:color="000000" w:sz="2" w:space="0"/>
+            <w:left w:val="single" w:color="000000" w:sz="2" w:space="0"/>
+            <w:bottom w:val="single" w:color="000000" w:sz="2" w:space="0"/>
+            <w:right w:val="single" w:color="000000" w:sz="2" w:space="0"/>
+            <w:insideH w:val="single" w:color="000000" w:sz="2" w:space="0"/>
+            <w:insideV w:val="single" w:color="000000" w:sz="2" w:space="0"/>
+          </w:tblBorders>
+          <w:tblCellMar>
+            <w:top w:w="0" w:type="dxa"/>
+            <w:left w:w="0" w:type="dxa"/>
+            <w:bottom w:w="0" w:type="dxa"/>
+            <w:right w:w="0" w:type="dxa"/>
+          </w:tblCellMar>
         </w:tblPrEx>
         <w:trPr>
-          <w:trHeight w:val="628"/>
+          <w:trHeight w:val="628" w:hRule="atLeast"/>
         </w:trPr>
         <w:tc>
           <w:tcPr>
@@ -957,7 +928,7 @@
           </w:tcPr>
           <w:p>
             <w:pPr>
-              <w:pStyle w:val="TableText"/>
+              <w:pStyle w:val="6"/>
             </w:pPr>
           </w:p>
         </w:tc>
@@ -967,7 +938,7 @@
           </w:tcPr>
           <w:p>
             <w:pPr>
-              <w:pStyle w:val="TableText"/>
+              <w:pStyle w:val="6"/>
             </w:pPr>
           </w:p>
         </w:tc>
@@ -977,7 +948,7 @@
           </w:tcPr>
           <w:p>
             <w:pPr>
-              <w:pStyle w:val="TableText"/>
+              <w:pStyle w:val="6"/>
             </w:pPr>
           </w:p>
         </w:tc>
@@ -987,7 +958,7 @@
           </w:tcPr>
           <w:p>
             <w:pPr>
-              <w:pStyle w:val="TableText"/>
+              <w:pStyle w:val="6"/>
             </w:pPr>
           </w:p>
         </w:tc>
@@ -997,19 +968,30 @@
           </w:tcPr>
           <w:p>
             <w:pPr>
-              <w:pStyle w:val="TableText"/>
+              <w:pStyle w:val="6"/>
             </w:pPr>
           </w:p>
         </w:tc>
       </w:tr>
       <w:tr>
         <w:tblPrEx>
-          <w:tblW w:w="8508" w:type="dxa"/>
-          <w:tblInd w:w="162" w:type="dxa"/>
-          <w:tblLayout w:type="fixed"/>
+          <w:tblBorders>
+            <w:top w:val="single" w:color="000000" w:sz="2" w:space="0"/>
+            <w:left w:val="single" w:color="000000" w:sz="2" w:space="0"/>
+            <w:bottom w:val="single" w:color="000000" w:sz="2" w:space="0"/>
+            <w:right w:val="single" w:color="000000" w:sz="2" w:space="0"/>
+            <w:insideH w:val="single" w:color="000000" w:sz="2" w:space="0"/>
+            <w:insideV w:val="single" w:color="000000" w:sz="2" w:space="0"/>
+          </w:tblBorders>
+          <w:tblCellMar>
+            <w:top w:w="0" w:type="dxa"/>
+            <w:left w:w="0" w:type="dxa"/>
+            <w:bottom w:w="0" w:type="dxa"/>
+            <w:right w:w="0" w:type="dxa"/>
+          </w:tblCellMar>
         </w:tblPrEx>
         <w:trPr>
-          <w:trHeight w:val="628"/>
+          <w:trHeight w:val="628" w:hRule="atLeast"/>
         </w:trPr>
         <w:tc>
           <w:tcPr>
@@ -1017,7 +999,7 @@
           </w:tcPr>
           <w:p>
             <w:pPr>
-              <w:pStyle w:val="TableText"/>
+              <w:pStyle w:val="6"/>
             </w:pPr>
           </w:p>
         </w:tc>
@@ -1027,7 +1009,7 @@
           </w:tcPr>
           <w:p>
             <w:pPr>
-              <w:pStyle w:val="TableText"/>
+              <w:pStyle w:val="6"/>
             </w:pPr>
           </w:p>
         </w:tc>
@@ -1037,7 +1019,7 @@
           </w:tcPr>
           <w:p>
             <w:pPr>
-              <w:pStyle w:val="TableText"/>
+              <w:pStyle w:val="6"/>
             </w:pPr>
           </w:p>
         </w:tc>
@@ -1047,7 +1029,7 @@
           </w:tcPr>
           <w:p>
             <w:pPr>
-              <w:pStyle w:val="TableText"/>
+              <w:pStyle w:val="6"/>
             </w:pPr>
           </w:p>
         </w:tc>
@@ -1057,19 +1039,24 @@
           </w:tcPr>
           <w:p>
             <w:pPr>
-              <w:pStyle w:val="TableText"/>
+              <w:pStyle w:val="6"/>
             </w:pPr>
           </w:p>
         </w:tc>
       </w:tr>
       <w:tr>
         <w:tblPrEx>
-          <w:tblW w:w="8508" w:type="dxa"/>
-          <w:tblInd w:w="162" w:type="dxa"/>
-          <w:tblLayout w:type="fixed"/>
+          <w:tblBorders>
+            <w:top w:val="single" w:color="000000" w:sz="2" w:space="0"/>
+            <w:left w:val="single" w:color="000000" w:sz="2" w:space="0"/>
+            <w:bottom w:val="single" w:color="000000" w:sz="2" w:space="0"/>
+            <w:right w:val="single" w:color="000000" w:sz="2" w:space="0"/>
+            <w:insideH w:val="single" w:color="000000" w:sz="2" w:space="0"/>
+            <w:insideV w:val="single" w:color="000000" w:sz="2" w:space="0"/>
+          </w:tblBorders>
         </w:tblPrEx>
         <w:trPr>
-          <w:trHeight w:val="628"/>
+          <w:trHeight w:val="628" w:hRule="atLeast"/>
         </w:trPr>
         <w:tc>
           <w:tcPr>
@@ -1077,7 +1064,7 @@
           </w:tcPr>
           <w:p>
             <w:pPr>
-              <w:pStyle w:val="TableText"/>
+              <w:pStyle w:val="6"/>
             </w:pPr>
           </w:p>
         </w:tc>
@@ -1087,7 +1074,7 @@
           </w:tcPr>
           <w:p>
             <w:pPr>
-              <w:pStyle w:val="TableText"/>
+              <w:pStyle w:val="6"/>
             </w:pPr>
           </w:p>
         </w:tc>
@@ -1097,7 +1084,7 @@
           </w:tcPr>
           <w:p>
             <w:pPr>
-              <w:pStyle w:val="TableText"/>
+              <w:pStyle w:val="6"/>
             </w:pPr>
           </w:p>
         </w:tc>
@@ -1107,7 +1094,7 @@
           </w:tcPr>
           <w:p>
             <w:pPr>
-              <w:pStyle w:val="TableText"/>
+              <w:pStyle w:val="6"/>
             </w:pPr>
           </w:p>
         </w:tc>
@@ -1117,19 +1104,30 @@
           </w:tcPr>
           <w:p>
             <w:pPr>
-              <w:pStyle w:val="TableText"/>
+              <w:pStyle w:val="6"/>
             </w:pPr>
           </w:p>
         </w:tc>
       </w:tr>
       <w:tr>
         <w:tblPrEx>
-          <w:tblW w:w="8508" w:type="dxa"/>
-          <w:tblInd w:w="162" w:type="dxa"/>
-          <w:tblLayout w:type="fixed"/>
+          <w:tblBorders>
+            <w:top w:val="single" w:color="000000" w:sz="2" w:space="0"/>
+            <w:left w:val="single" w:color="000000" w:sz="2" w:space="0"/>
+            <w:bottom w:val="single" w:color="000000" w:sz="2" w:space="0"/>
+            <w:right w:val="single" w:color="000000" w:sz="2" w:space="0"/>
+            <w:insideH w:val="single" w:color="000000" w:sz="2" w:space="0"/>
+            <w:insideV w:val="single" w:color="000000" w:sz="2" w:space="0"/>
+          </w:tblBorders>
+          <w:tblCellMar>
+            <w:top w:w="0" w:type="dxa"/>
+            <w:left w:w="0" w:type="dxa"/>
+            <w:bottom w:w="0" w:type="dxa"/>
+            <w:right w:w="0" w:type="dxa"/>
+          </w:tblCellMar>
         </w:tblPrEx>
         <w:trPr>
-          <w:trHeight w:val="627"/>
+          <w:trHeight w:val="627" w:hRule="atLeast"/>
         </w:trPr>
         <w:tc>
           <w:tcPr>
@@ -1137,7 +1135,7 @@
           </w:tcPr>
           <w:p>
             <w:pPr>
-              <w:pStyle w:val="TableText"/>
+              <w:pStyle w:val="6"/>
             </w:pPr>
           </w:p>
         </w:tc>
@@ -1147,7 +1145,7 @@
           </w:tcPr>
           <w:p>
             <w:pPr>
-              <w:pStyle w:val="TableText"/>
+              <w:pStyle w:val="6"/>
             </w:pPr>
           </w:p>
         </w:tc>
@@ -1157,7 +1155,7 @@
           </w:tcPr>
           <w:p>
             <w:pPr>
-              <w:pStyle w:val="TableText"/>
+              <w:pStyle w:val="6"/>
             </w:pPr>
           </w:p>
         </w:tc>
@@ -1167,7 +1165,7 @@
           </w:tcPr>
           <w:p>
             <w:pPr>
-              <w:pStyle w:val="TableText"/>
+              <w:pStyle w:val="6"/>
             </w:pPr>
           </w:p>
         </w:tc>
@@ -1177,19 +1175,30 @@
           </w:tcPr>
           <w:p>
             <w:pPr>
-              <w:pStyle w:val="TableText"/>
+              <w:pStyle w:val="6"/>
             </w:pPr>
           </w:p>
         </w:tc>
       </w:tr>
       <w:tr>
         <w:tblPrEx>
-          <w:tblW w:w="8508" w:type="dxa"/>
-          <w:tblInd w:w="162" w:type="dxa"/>
-          <w:tblLayout w:type="fixed"/>
+          <w:tblBorders>
+            <w:top w:val="single" w:color="000000" w:sz="2" w:space="0"/>
+            <w:left w:val="single" w:color="000000" w:sz="2" w:space="0"/>
+            <w:bottom w:val="single" w:color="000000" w:sz="2" w:space="0"/>
+            <w:right w:val="single" w:color="000000" w:sz="2" w:space="0"/>
+            <w:insideH w:val="single" w:color="000000" w:sz="2" w:space="0"/>
+            <w:insideV w:val="single" w:color="000000" w:sz="2" w:space="0"/>
+          </w:tblBorders>
+          <w:tblCellMar>
+            <w:top w:w="0" w:type="dxa"/>
+            <w:left w:w="0" w:type="dxa"/>
+            <w:bottom w:w="0" w:type="dxa"/>
+            <w:right w:w="0" w:type="dxa"/>
+          </w:tblCellMar>
         </w:tblPrEx>
         <w:trPr>
-          <w:trHeight w:val="629"/>
+          <w:trHeight w:val="629" w:hRule="atLeast"/>
         </w:trPr>
         <w:tc>
           <w:tcPr>
@@ -1197,7 +1206,7 @@
           </w:tcPr>
           <w:p>
             <w:pPr>
-              <w:pStyle w:val="TableText"/>
+              <w:pStyle w:val="6"/>
             </w:pPr>
           </w:p>
         </w:tc>
@@ -1207,7 +1216,7 @@
           </w:tcPr>
           <w:p>
             <w:pPr>
-              <w:pStyle w:val="TableText"/>
+              <w:pStyle w:val="6"/>
             </w:pPr>
           </w:p>
         </w:tc>
@@ -1217,7 +1226,7 @@
           </w:tcPr>
           <w:p>
             <w:pPr>
-              <w:pStyle w:val="TableText"/>
+              <w:pStyle w:val="6"/>
             </w:pPr>
           </w:p>
         </w:tc>
@@ -1227,7 +1236,7 @@
           </w:tcPr>
           <w:p>
             <w:pPr>
-              <w:pStyle w:val="TableText"/>
+              <w:pStyle w:val="6"/>
             </w:pPr>
           </w:p>
         </w:tc>
@@ -1237,19 +1246,24 @@
           </w:tcPr>
           <w:p>
             <w:pPr>
-              <w:pStyle w:val="TableText"/>
+              <w:pStyle w:val="6"/>
             </w:pPr>
           </w:p>
         </w:tc>
       </w:tr>
       <w:tr>
         <w:tblPrEx>
-          <w:tblW w:w="8508" w:type="dxa"/>
-          <w:tblInd w:w="162" w:type="dxa"/>
-          <w:tblLayout w:type="fixed"/>
+          <w:tblBorders>
+            <w:top w:val="single" w:color="000000" w:sz="2" w:space="0"/>
+            <w:left w:val="single" w:color="000000" w:sz="2" w:space="0"/>
+            <w:bottom w:val="single" w:color="000000" w:sz="2" w:space="0"/>
+            <w:right w:val="single" w:color="000000" w:sz="2" w:space="0"/>
+            <w:insideH w:val="single" w:color="000000" w:sz="2" w:space="0"/>
+            <w:insideV w:val="single" w:color="000000" w:sz="2" w:space="0"/>
+          </w:tblBorders>
         </w:tblPrEx>
         <w:trPr>
-          <w:trHeight w:val="628"/>
+          <w:trHeight w:val="628" w:hRule="atLeast"/>
         </w:trPr>
         <w:tc>
           <w:tcPr>
@@ -1257,7 +1271,7 @@
           </w:tcPr>
           <w:p>
             <w:pPr>
-              <w:pStyle w:val="TableText"/>
+              <w:pStyle w:val="6"/>
             </w:pPr>
           </w:p>
         </w:tc>
@@ -1267,7 +1281,7 @@
           </w:tcPr>
           <w:p>
             <w:pPr>
-              <w:pStyle w:val="TableText"/>
+              <w:pStyle w:val="6"/>
             </w:pPr>
           </w:p>
         </w:tc>
@@ -1277,7 +1291,7 @@
           </w:tcPr>
           <w:p>
             <w:pPr>
-              <w:pStyle w:val="TableText"/>
+              <w:pStyle w:val="6"/>
             </w:pPr>
           </w:p>
         </w:tc>
@@ -1287,7 +1301,7 @@
           </w:tcPr>
           <w:p>
             <w:pPr>
-              <w:pStyle w:val="TableText"/>
+              <w:pStyle w:val="6"/>
             </w:pPr>
           </w:p>
         </w:tc>
@@ -1297,19 +1311,24 @@
           </w:tcPr>
           <w:p>
             <w:pPr>
-              <w:pStyle w:val="TableText"/>
+              <w:pStyle w:val="6"/>
             </w:pPr>
           </w:p>
         </w:tc>
       </w:tr>
       <w:tr>
         <w:tblPrEx>
-          <w:tblW w:w="8508" w:type="dxa"/>
-          <w:tblInd w:w="162" w:type="dxa"/>
-          <w:tblLayout w:type="fixed"/>
+          <w:tblBorders>
+            <w:top w:val="single" w:color="000000" w:sz="2" w:space="0"/>
+            <w:left w:val="single" w:color="000000" w:sz="2" w:space="0"/>
+            <w:bottom w:val="single" w:color="000000" w:sz="2" w:space="0"/>
+            <w:right w:val="single" w:color="000000" w:sz="2" w:space="0"/>
+            <w:insideH w:val="single" w:color="000000" w:sz="2" w:space="0"/>
+            <w:insideV w:val="single" w:color="000000" w:sz="2" w:space="0"/>
+          </w:tblBorders>
         </w:tblPrEx>
         <w:trPr>
-          <w:trHeight w:val="632"/>
+          <w:trHeight w:val="632" w:hRule="atLeast"/>
         </w:trPr>
         <w:tc>
           <w:tcPr>
@@ -1317,7 +1336,7 @@
           </w:tcPr>
           <w:p>
             <w:pPr>
-              <w:pStyle w:val="TableText"/>
+              <w:pStyle w:val="6"/>
             </w:pPr>
           </w:p>
         </w:tc>
@@ -1327,7 +1346,7 @@
           </w:tcPr>
           <w:p>
             <w:pPr>
-              <w:pStyle w:val="TableText"/>
+              <w:pStyle w:val="6"/>
             </w:pPr>
           </w:p>
         </w:tc>
@@ -1337,7 +1356,7 @@
           </w:tcPr>
           <w:p>
             <w:pPr>
-              <w:pStyle w:val="TableText"/>
+              <w:pStyle w:val="6"/>
             </w:pPr>
           </w:p>
         </w:tc>
@@ -1347,7 +1366,7 @@
           </w:tcPr>
           <w:p>
             <w:pPr>
-              <w:pStyle w:val="TableText"/>
+              <w:pStyle w:val="6"/>
             </w:pPr>
           </w:p>
         </w:tc>
@@ -1357,7 +1376,7 @@
           </w:tcPr>
           <w:p>
             <w:pPr>
-              <w:pStyle w:val="TableText"/>
+              <w:pStyle w:val="6"/>
             </w:pPr>
           </w:p>
         </w:tc>
@@ -1365,16 +1384,16 @@
     </w:tbl>
     <w:p>
       <w:pPr>
-        <w:pStyle w:val="BodyText"/>
+        <w:pStyle w:val="2"/>
       </w:pPr>
     </w:p>
     <w:p>
       <w:pPr>
         <w:sectPr>
-          <w:footerReference w:type="default" r:id="rId6"/>
+          <w:footerReference r:id="rId6" w:type="default"/>
           <w:pgSz w:w="11910" w:h="16840"/>
           <w:pgMar w:top="904" w:right="1457" w:bottom="961" w:left="1779" w:header="0" w:footer="726" w:gutter="0"/>
-          <w:cols w:space="720"/>
+          <w:cols w:space="720" w:num="1"/>
         </w:sectPr>
       </w:pPr>
     </w:p>
@@ -1389,7 +1408,7 @@
         </w:rPr>
         <w:drawing>
           <wp:inline distT="0" distB="0" distL="0" distR="0">
-            <wp:extent cx="696350" cy="271753"/>
+            <wp:extent cx="695960" cy="271145"/>
             <wp:effectExtent l="0" t="0" r="0" b="0"/>
             <wp:docPr id="6" name="IM 6"/>
             <wp:cNvGraphicFramePr/>
@@ -1401,13 +1420,13 @@
                     <pic:cNvPicPr/>
                   </pic:nvPicPr>
                   <pic:blipFill>
-                    <a:blip xmlns:r="http://schemas.openxmlformats.org/officeDocument/2006/relationships" r:embed="rId4"/>
+                    <a:blip r:embed="rId10"/>
                     <a:stretch>
                       <a:fillRect/>
                     </a:stretch>
                   </pic:blipFill>
                   <pic:spPr>
-                    <a:xfrm rot="0">
+                    <a:xfrm>
                       <a:off x="0" y="0"/>
                       <a:ext cx="696350" cy="271753"/>
                     </a:xfrm>
@@ -1424,14 +1443,14 @@
     </w:p>
     <w:p>
       <w:pPr>
-        <w:pStyle w:val="BodyText"/>
+        <w:pStyle w:val="2"/>
         <w:spacing w:line="321" w:lineRule="auto"/>
       </w:pPr>
     </w:p>
     <w:sdt>
       <w:sdtPr>
         <w:rPr>
-          <w:rFonts w:ascii="SimSun" w:eastAsia="SimSun" w:hAnsi="SimSun" w:cs="SimSun"/>
+          <w:rFonts w:ascii="宋体" w:hAnsi="宋体" w:eastAsia="宋体" w:cs="宋体"/>
           <w:sz w:val="24"/>
           <w:szCs w:val="24"/>
         </w:rPr>
@@ -1443,7 +1462,7 @@
       </w:sdtPr>
       <w:sdtEndPr>
         <w:rPr>
-          <w:rFonts w:ascii="SimSun" w:eastAsia="SimSun" w:hAnsi="SimSun" w:cs="SimSun"/>
+          <w:rFonts w:ascii="宋体" w:hAnsi="宋体" w:eastAsia="宋体" w:cs="宋体"/>
           <w:sz w:val="24"/>
           <w:szCs w:val="24"/>
         </w:rPr>
@@ -1454,14 +1473,14 @@
             <w:spacing w:before="78" w:line="221" w:lineRule="auto"/>
             <w:ind w:left="4141"/>
             <w:rPr>
-              <w:rFonts w:ascii="SimSun" w:eastAsia="SimSun" w:hAnsi="SimSun" w:cs="SimSun"/>
+              <w:rFonts w:ascii="宋体" w:hAnsi="宋体" w:eastAsia="宋体" w:cs="宋体"/>
               <w:sz w:val="24"/>
               <w:szCs w:val="24"/>
             </w:rPr>
           </w:pPr>
           <w:r>
             <w:rPr>
-              <w:rFonts w:ascii="SimSun" w:eastAsia="SimSun" w:hAnsi="SimSun" w:cs="SimSun"/>
+              <w:rFonts w:ascii="宋体" w:hAnsi="宋体" w:eastAsia="宋体" w:cs="宋体"/>
               <w:spacing w:val="-28"/>
               <w:sz w:val="24"/>
               <w:szCs w:val="24"/>
@@ -1477,7 +1496,7 @@
             <w:spacing w:before="180" w:line="185" w:lineRule="auto"/>
             <w:ind w:left="18"/>
             <w:rPr>
-              <w:rFonts w:ascii="SimSun" w:eastAsia="SimSun" w:hAnsi="SimSun" w:cs="SimSun"/>
+              <w:rFonts w:ascii="宋体" w:hAnsi="宋体" w:eastAsia="宋体" w:cs="宋体"/>
               <w:sz w:val="24"/>
               <w:szCs w:val="24"/>
             </w:rPr>
@@ -1493,7 +1512,7 @@
           </w:r>
           <w:r>
             <w:rPr>
-              <w:rFonts w:ascii="SimSun" w:eastAsia="SimSun" w:hAnsi="SimSun" w:cs="SimSun"/>
+              <w:rFonts w:ascii="宋体" w:hAnsi="宋体" w:eastAsia="宋体" w:cs="宋体"/>
               <w:spacing w:val="-28"/>
               <w:sz w:val="24"/>
               <w:szCs w:val="24"/>
@@ -1502,7 +1521,7 @@
           </w:r>
           <w:r>
             <w:rPr>
-              <w:rFonts w:ascii="SimSun" w:eastAsia="SimSun" w:hAnsi="SimSun" w:cs="SimSun"/>
+              <w:rFonts w:ascii="宋体" w:hAnsi="宋体" w:eastAsia="宋体" w:cs="宋体"/>
               <w:spacing w:val="55"/>
               <w:sz w:val="24"/>
               <w:szCs w:val="24"/>
@@ -1511,7 +1530,7 @@
           </w:r>
           <w:r>
             <w:rPr>
-              <w:rFonts w:ascii="SimSun" w:eastAsia="SimSun" w:hAnsi="SimSun" w:cs="SimSun"/>
+              <w:rFonts w:ascii="宋体" w:hAnsi="宋体" w:eastAsia="宋体" w:cs="宋体"/>
               <w:spacing w:val="-28"/>
               <w:sz w:val="24"/>
               <w:szCs w:val="24"/>
@@ -1520,7 +1539,7 @@
           </w:r>
           <w:r>
             <w:rPr>
-              <w:rFonts w:ascii="SimSun" w:eastAsia="SimSun" w:hAnsi="SimSun" w:cs="SimSun"/>
+              <w:rFonts w:ascii="宋体" w:hAnsi="宋体" w:eastAsia="宋体" w:cs="宋体"/>
               <w:sz w:val="24"/>
               <w:szCs w:val="24"/>
             </w:rPr>
@@ -1528,7 +1547,7 @@
           </w:r>
           <w:r>
             <w:rPr>
-              <w:rFonts w:ascii="SimSun" w:eastAsia="SimSun" w:hAnsi="SimSun" w:cs="SimSun"/>
+              <w:rFonts w:ascii="宋体" w:hAnsi="宋体" w:eastAsia="宋体" w:cs="宋体"/>
               <w:spacing w:val="-83"/>
               <w:sz w:val="24"/>
               <w:szCs w:val="24"/>
@@ -1537,7 +1556,7 @@
           </w:r>
           <w:r>
             <w:rPr>
-              <w:rFonts w:ascii="SimSun" w:eastAsia="SimSun" w:hAnsi="SimSun" w:cs="SimSun"/>
+              <w:rFonts w:ascii="宋体" w:hAnsi="宋体" w:eastAsia="宋体" w:cs="宋体"/>
               <w:spacing w:val="-9"/>
               <w:sz w:val="24"/>
               <w:szCs w:val="24"/>
@@ -1556,7 +1575,7 @@
             <w:spacing w:before="225" w:line="185" w:lineRule="auto"/>
             <w:ind w:left="3"/>
             <w:rPr>
-              <w:rFonts w:ascii="SimSun" w:eastAsia="SimSun" w:hAnsi="SimSun" w:cs="SimSun"/>
+              <w:rFonts w:ascii="宋体" w:hAnsi="宋体" w:eastAsia="宋体" w:cs="宋体"/>
               <w:sz w:val="24"/>
               <w:szCs w:val="24"/>
             </w:rPr>
@@ -1572,7 +1591,7 @@
           </w:r>
           <w:r>
             <w:rPr>
-              <w:rFonts w:ascii="SimSun" w:eastAsia="SimSun" w:hAnsi="SimSun" w:cs="SimSun"/>
+              <w:rFonts w:ascii="宋体" w:hAnsi="宋体" w:eastAsia="宋体" w:cs="宋体"/>
               <w:spacing w:val="-5"/>
               <w:sz w:val="24"/>
               <w:szCs w:val="24"/>
@@ -1581,7 +1600,7 @@
           </w:r>
           <w:r>
             <w:rPr>
-              <w:rFonts w:ascii="SimSun" w:eastAsia="SimSun" w:hAnsi="SimSun" w:cs="SimSun"/>
+              <w:rFonts w:ascii="宋体" w:hAnsi="宋体" w:eastAsia="宋体" w:cs="宋体"/>
               <w:spacing w:val="11"/>
               <w:sz w:val="24"/>
               <w:szCs w:val="24"/>
@@ -1590,7 +1609,7 @@
           </w:r>
           <w:r>
             <w:rPr>
-              <w:rFonts w:ascii="SimSun" w:eastAsia="SimSun" w:hAnsi="SimSun" w:cs="SimSun"/>
+              <w:rFonts w:ascii="宋体" w:hAnsi="宋体" w:eastAsia="宋体" w:cs="宋体"/>
               <w:spacing w:val="-5"/>
               <w:sz w:val="24"/>
               <w:szCs w:val="24"/>
@@ -1599,7 +1618,7 @@
           </w:r>
           <w:r>
             <w:rPr>
-              <w:rFonts w:ascii="SimSun" w:eastAsia="SimSun" w:hAnsi="SimSun" w:cs="SimSun"/>
+              <w:rFonts w:ascii="宋体" w:hAnsi="宋体" w:eastAsia="宋体" w:cs="宋体"/>
               <w:sz w:val="24"/>
               <w:szCs w:val="24"/>
             </w:rPr>
@@ -1607,7 +1626,7 @@
           </w:r>
           <w:r>
             <w:rPr>
-              <w:rFonts w:ascii="SimSun" w:eastAsia="SimSun" w:hAnsi="SimSun" w:cs="SimSun"/>
+              <w:rFonts w:ascii="宋体" w:hAnsi="宋体" w:eastAsia="宋体" w:cs="宋体"/>
               <w:spacing w:val="-83"/>
               <w:sz w:val="24"/>
               <w:szCs w:val="24"/>
@@ -1616,7 +1635,7 @@
           </w:r>
           <w:r>
             <w:rPr>
-              <w:rFonts w:ascii="SimSun" w:eastAsia="SimSun" w:hAnsi="SimSun" w:cs="SimSun"/>
+              <w:rFonts w:ascii="宋体" w:hAnsi="宋体" w:eastAsia="宋体" w:cs="宋体"/>
               <w:spacing w:val="-9"/>
               <w:sz w:val="24"/>
               <w:szCs w:val="24"/>
@@ -1635,7 +1654,7 @@
             <w:spacing w:before="227" w:line="184" w:lineRule="auto"/>
             <w:ind w:left="5"/>
             <w:rPr>
-              <w:rFonts w:ascii="SimSun" w:eastAsia="SimSun" w:hAnsi="SimSun" w:cs="SimSun"/>
+              <w:rFonts w:ascii="宋体" w:hAnsi="宋体" w:eastAsia="宋体" w:cs="宋体"/>
               <w:sz w:val="24"/>
               <w:szCs w:val="24"/>
             </w:rPr>
@@ -1651,7 +1670,7 @@
           </w:r>
           <w:r>
             <w:rPr>
-              <w:rFonts w:ascii="SimSun" w:eastAsia="SimSun" w:hAnsi="SimSun" w:cs="SimSun"/>
+              <w:rFonts w:ascii="宋体" w:hAnsi="宋体" w:eastAsia="宋体" w:cs="宋体"/>
               <w:spacing w:val="-9"/>
               <w:sz w:val="24"/>
               <w:szCs w:val="24"/>
@@ -1660,7 +1679,7 @@
           </w:r>
           <w:r>
             <w:rPr>
-              <w:rFonts w:ascii="SimSun" w:eastAsia="SimSun" w:hAnsi="SimSun" w:cs="SimSun"/>
+              <w:rFonts w:ascii="宋体" w:hAnsi="宋体" w:eastAsia="宋体" w:cs="宋体"/>
               <w:spacing w:val="11"/>
               <w:sz w:val="24"/>
               <w:szCs w:val="24"/>
@@ -1669,7 +1688,7 @@
           </w:r>
           <w:r>
             <w:rPr>
-              <w:rFonts w:ascii="SimSun" w:eastAsia="SimSun" w:hAnsi="SimSun" w:cs="SimSun"/>
+              <w:rFonts w:ascii="宋体" w:hAnsi="宋体" w:eastAsia="宋体" w:cs="宋体"/>
               <w:spacing w:val="-9"/>
               <w:sz w:val="24"/>
               <w:szCs w:val="24"/>
@@ -1678,7 +1697,7 @@
           </w:r>
           <w:r>
             <w:rPr>
-              <w:rFonts w:ascii="SimSun" w:eastAsia="SimSun" w:hAnsi="SimSun" w:cs="SimSun"/>
+              <w:rFonts w:ascii="宋体" w:hAnsi="宋体" w:eastAsia="宋体" w:cs="宋体"/>
               <w:sz w:val="24"/>
               <w:szCs w:val="24"/>
             </w:rPr>
@@ -1686,7 +1705,7 @@
           </w:r>
           <w:r>
             <w:rPr>
-              <w:rFonts w:ascii="SimSun" w:eastAsia="SimSun" w:hAnsi="SimSun" w:cs="SimSun"/>
+              <w:rFonts w:ascii="宋体" w:hAnsi="宋体" w:eastAsia="宋体" w:cs="宋体"/>
               <w:spacing w:val="-83"/>
               <w:sz w:val="24"/>
               <w:szCs w:val="24"/>
@@ -1695,7 +1714,7 @@
           </w:r>
           <w:r>
             <w:rPr>
-              <w:rFonts w:ascii="SimSun" w:eastAsia="SimSun" w:hAnsi="SimSun" w:cs="SimSun"/>
+              <w:rFonts w:ascii="宋体" w:hAnsi="宋体" w:eastAsia="宋体" w:cs="宋体"/>
               <w:spacing w:val="-9"/>
               <w:sz w:val="24"/>
               <w:szCs w:val="24"/>
@@ -1714,7 +1733,7 @@
             <w:spacing w:before="227" w:line="185" w:lineRule="auto"/>
             <w:ind w:left="444"/>
             <w:rPr>
-              <w:rFonts w:ascii="SimSun" w:eastAsia="SimSun" w:hAnsi="SimSun" w:cs="SimSun"/>
+              <w:rFonts w:ascii="宋体" w:hAnsi="宋体" w:eastAsia="宋体" w:cs="宋体"/>
               <w:sz w:val="24"/>
               <w:szCs w:val="24"/>
             </w:rPr>
@@ -1730,7 +1749,7 @@
           </w:r>
           <w:r>
             <w:rPr>
-              <w:rFonts w:ascii="SimSun" w:eastAsia="SimSun" w:hAnsi="SimSun" w:cs="SimSun"/>
+              <w:rFonts w:ascii="宋体" w:hAnsi="宋体" w:eastAsia="宋体" w:cs="宋体"/>
               <w:spacing w:val="-5"/>
               <w:sz w:val="24"/>
               <w:szCs w:val="24"/>
@@ -1739,7 +1758,7 @@
           </w:r>
           <w:r>
             <w:rPr>
-              <w:rFonts w:ascii="SimSun" w:eastAsia="SimSun" w:hAnsi="SimSun" w:cs="SimSun"/>
+              <w:rFonts w:ascii="宋体" w:hAnsi="宋体" w:eastAsia="宋体" w:cs="宋体"/>
               <w:spacing w:val="19"/>
               <w:sz w:val="24"/>
               <w:szCs w:val="24"/>
@@ -1748,7 +1767,7 @@
           </w:r>
           <w:r>
             <w:rPr>
-              <w:rFonts w:ascii="SimSun" w:eastAsia="SimSun" w:hAnsi="SimSun" w:cs="SimSun"/>
+              <w:rFonts w:ascii="宋体" w:hAnsi="宋体" w:eastAsia="宋体" w:cs="宋体"/>
               <w:spacing w:val="-5"/>
               <w:sz w:val="24"/>
               <w:szCs w:val="24"/>
@@ -1757,7 +1776,7 @@
           </w:r>
           <w:r>
             <w:rPr>
-              <w:rFonts w:ascii="SimSun" w:eastAsia="SimSun" w:hAnsi="SimSun" w:cs="SimSun"/>
+              <w:rFonts w:ascii="宋体" w:hAnsi="宋体" w:eastAsia="宋体" w:cs="宋体"/>
               <w:sz w:val="24"/>
               <w:szCs w:val="24"/>
             </w:rPr>
@@ -1765,7 +1784,7 @@
           </w:r>
           <w:r>
             <w:rPr>
-              <w:rFonts w:ascii="SimSun" w:eastAsia="SimSun" w:hAnsi="SimSun" w:cs="SimSun"/>
+              <w:rFonts w:ascii="宋体" w:hAnsi="宋体" w:eastAsia="宋体" w:cs="宋体"/>
               <w:spacing w:val="-102"/>
               <w:sz w:val="24"/>
               <w:szCs w:val="24"/>
@@ -1774,7 +1793,7 @@
           </w:r>
           <w:r>
             <w:rPr>
-              <w:rFonts w:ascii="SimSun" w:eastAsia="SimSun" w:hAnsi="SimSun" w:cs="SimSun"/>
+              <w:rFonts w:ascii="宋体" w:hAnsi="宋体" w:eastAsia="宋体" w:cs="宋体"/>
               <w:spacing w:val="-9"/>
               <w:sz w:val="24"/>
               <w:szCs w:val="24"/>
@@ -1793,7 +1812,7 @@
             <w:spacing w:before="227" w:line="185" w:lineRule="auto"/>
             <w:ind w:left="444"/>
             <w:rPr>
-              <w:rFonts w:ascii="SimSun" w:eastAsia="SimSun" w:hAnsi="SimSun" w:cs="SimSun"/>
+              <w:rFonts w:ascii="宋体" w:hAnsi="宋体" w:eastAsia="宋体" w:cs="宋体"/>
               <w:sz w:val="24"/>
               <w:szCs w:val="24"/>
             </w:rPr>
@@ -1809,7 +1828,7 @@
           </w:r>
           <w:r>
             <w:rPr>
-              <w:rFonts w:ascii="SimSun" w:eastAsia="SimSun" w:hAnsi="SimSun" w:cs="SimSun"/>
+              <w:rFonts w:ascii="宋体" w:hAnsi="宋体" w:eastAsia="宋体" w:cs="宋体"/>
               <w:spacing w:val="-5"/>
               <w:sz w:val="24"/>
               <w:szCs w:val="24"/>
@@ -1818,7 +1837,7 @@
           </w:r>
           <w:r>
             <w:rPr>
-              <w:rFonts w:ascii="SimSun" w:eastAsia="SimSun" w:hAnsi="SimSun" w:cs="SimSun"/>
+              <w:rFonts w:ascii="宋体" w:hAnsi="宋体" w:eastAsia="宋体" w:cs="宋体"/>
               <w:spacing w:val="14"/>
               <w:sz w:val="24"/>
               <w:szCs w:val="24"/>
@@ -1827,7 +1846,7 @@
           </w:r>
           <w:r>
             <w:rPr>
-              <w:rFonts w:ascii="SimSun" w:eastAsia="SimSun" w:hAnsi="SimSun" w:cs="SimSun"/>
+              <w:rFonts w:ascii="宋体" w:hAnsi="宋体" w:eastAsia="宋体" w:cs="宋体"/>
               <w:spacing w:val="-5"/>
               <w:sz w:val="24"/>
               <w:szCs w:val="24"/>
@@ -1836,7 +1855,7 @@
           </w:r>
           <w:r>
             <w:rPr>
-              <w:rFonts w:ascii="SimSun" w:eastAsia="SimSun" w:hAnsi="SimSun" w:cs="SimSun"/>
+              <w:rFonts w:ascii="宋体" w:hAnsi="宋体" w:eastAsia="宋体" w:cs="宋体"/>
               <w:sz w:val="24"/>
               <w:szCs w:val="24"/>
             </w:rPr>
@@ -1844,7 +1863,7 @@
           </w:r>
           <w:r>
             <w:rPr>
-              <w:rFonts w:ascii="SimSun" w:eastAsia="SimSun" w:hAnsi="SimSun" w:cs="SimSun"/>
+              <w:rFonts w:ascii="宋体" w:hAnsi="宋体" w:eastAsia="宋体" w:cs="宋体"/>
               <w:spacing w:val="-102"/>
               <w:sz w:val="24"/>
               <w:szCs w:val="24"/>
@@ -1853,7 +1872,7 @@
           </w:r>
           <w:r>
             <w:rPr>
-              <w:rFonts w:ascii="SimSun" w:eastAsia="SimSun" w:hAnsi="SimSun" w:cs="SimSun"/>
+              <w:rFonts w:ascii="宋体" w:hAnsi="宋体" w:eastAsia="宋体" w:cs="宋体"/>
               <w:spacing w:val="-9"/>
               <w:sz w:val="24"/>
               <w:szCs w:val="24"/>
@@ -1872,7 +1891,7 @@
             <w:spacing w:before="225" w:line="185" w:lineRule="auto"/>
             <w:ind w:left="444"/>
             <w:rPr>
-              <w:rFonts w:ascii="SimSun" w:eastAsia="SimSun" w:hAnsi="SimSun" w:cs="SimSun"/>
+              <w:rFonts w:ascii="宋体" w:hAnsi="宋体" w:eastAsia="宋体" w:cs="宋体"/>
               <w:sz w:val="24"/>
               <w:szCs w:val="24"/>
             </w:rPr>
@@ -1888,7 +1907,7 @@
           </w:r>
           <w:r>
             <w:rPr>
-              <w:rFonts w:ascii="SimSun" w:eastAsia="SimSun" w:hAnsi="SimSun" w:cs="SimSun"/>
+              <w:rFonts w:ascii="宋体" w:hAnsi="宋体" w:eastAsia="宋体" w:cs="宋体"/>
               <w:spacing w:val="-4"/>
               <w:sz w:val="24"/>
               <w:szCs w:val="24"/>
@@ -1897,7 +1916,7 @@
           </w:r>
           <w:r>
             <w:rPr>
-              <w:rFonts w:ascii="SimSun" w:eastAsia="SimSun" w:hAnsi="SimSun" w:cs="SimSun"/>
+              <w:rFonts w:ascii="宋体" w:hAnsi="宋体" w:eastAsia="宋体" w:cs="宋体"/>
               <w:spacing w:val="9"/>
               <w:sz w:val="24"/>
               <w:szCs w:val="24"/>
@@ -1906,7 +1925,7 @@
           </w:r>
           <w:r>
             <w:rPr>
-              <w:rFonts w:ascii="SimSun" w:eastAsia="SimSun" w:hAnsi="SimSun" w:cs="SimSun"/>
+              <w:rFonts w:ascii="宋体" w:hAnsi="宋体" w:eastAsia="宋体" w:cs="宋体"/>
               <w:spacing w:val="-4"/>
               <w:sz w:val="24"/>
               <w:szCs w:val="24"/>
@@ -1915,7 +1934,7 @@
           </w:r>
           <w:r>
             <w:rPr>
-              <w:rFonts w:ascii="SimSun" w:eastAsia="SimSun" w:hAnsi="SimSun" w:cs="SimSun"/>
+              <w:rFonts w:ascii="宋体" w:hAnsi="宋体" w:eastAsia="宋体" w:cs="宋体"/>
               <w:sz w:val="24"/>
               <w:szCs w:val="24"/>
             </w:rPr>
@@ -1923,7 +1942,7 @@
           </w:r>
           <w:r>
             <w:rPr>
-              <w:rFonts w:ascii="SimSun" w:eastAsia="SimSun" w:hAnsi="SimSun" w:cs="SimSun"/>
+              <w:rFonts w:ascii="宋体" w:hAnsi="宋体" w:eastAsia="宋体" w:cs="宋体"/>
               <w:spacing w:val="-96"/>
               <w:sz w:val="24"/>
               <w:szCs w:val="24"/>
@@ -1932,7 +1951,7 @@
           </w:r>
           <w:r>
             <w:rPr>
-              <w:rFonts w:ascii="SimSun" w:eastAsia="SimSun" w:hAnsi="SimSun" w:cs="SimSun"/>
+              <w:rFonts w:ascii="宋体" w:hAnsi="宋体" w:eastAsia="宋体" w:cs="宋体"/>
               <w:spacing w:val="-15"/>
               <w:sz w:val="24"/>
               <w:szCs w:val="24"/>
@@ -1951,7 +1970,7 @@
             <w:spacing w:before="228" w:line="185" w:lineRule="auto"/>
             <w:ind w:left="444"/>
             <w:rPr>
-              <w:rFonts w:ascii="SimSun" w:eastAsia="SimSun" w:hAnsi="SimSun" w:cs="SimSun"/>
+              <w:rFonts w:ascii="宋体" w:hAnsi="宋体" w:eastAsia="宋体" w:cs="宋体"/>
               <w:sz w:val="24"/>
               <w:szCs w:val="24"/>
             </w:rPr>
@@ -1967,7 +1986,7 @@
           </w:r>
           <w:r>
             <w:rPr>
-              <w:rFonts w:ascii="SimSun" w:eastAsia="SimSun" w:hAnsi="SimSun" w:cs="SimSun"/>
+              <w:rFonts w:ascii="宋体" w:hAnsi="宋体" w:eastAsia="宋体" w:cs="宋体"/>
               <w:spacing w:val="-4"/>
               <w:sz w:val="24"/>
               <w:szCs w:val="24"/>
@@ -1976,7 +1995,7 @@
           </w:r>
           <w:r>
             <w:rPr>
-              <w:rFonts w:ascii="SimSun" w:eastAsia="SimSun" w:hAnsi="SimSun" w:cs="SimSun"/>
+              <w:rFonts w:ascii="宋体" w:hAnsi="宋体" w:eastAsia="宋体" w:cs="宋体"/>
               <w:spacing w:val="9"/>
               <w:sz w:val="24"/>
               <w:szCs w:val="24"/>
@@ -1985,7 +2004,7 @@
           </w:r>
           <w:r>
             <w:rPr>
-              <w:rFonts w:ascii="SimSun" w:eastAsia="SimSun" w:hAnsi="SimSun" w:cs="SimSun"/>
+              <w:rFonts w:ascii="宋体" w:hAnsi="宋体" w:eastAsia="宋体" w:cs="宋体"/>
               <w:spacing w:val="-4"/>
               <w:sz w:val="24"/>
               <w:szCs w:val="24"/>
@@ -1994,7 +2013,7 @@
           </w:r>
           <w:r>
             <w:rPr>
-              <w:rFonts w:ascii="SimSun" w:eastAsia="SimSun" w:hAnsi="SimSun" w:cs="SimSun"/>
+              <w:rFonts w:ascii="宋体" w:hAnsi="宋体" w:eastAsia="宋体" w:cs="宋体"/>
               <w:sz w:val="24"/>
               <w:szCs w:val="24"/>
             </w:rPr>
@@ -2002,7 +2021,7 @@
           </w:r>
           <w:r>
             <w:rPr>
-              <w:rFonts w:ascii="SimSun" w:eastAsia="SimSun" w:hAnsi="SimSun" w:cs="SimSun"/>
+              <w:rFonts w:ascii="宋体" w:hAnsi="宋体" w:eastAsia="宋体" w:cs="宋体"/>
               <w:spacing w:val="-96"/>
               <w:sz w:val="24"/>
               <w:szCs w:val="24"/>
@@ -2011,7 +2030,7 @@
           </w:r>
           <w:r>
             <w:rPr>
-              <w:rFonts w:ascii="SimSun" w:eastAsia="SimSun" w:hAnsi="SimSun" w:cs="SimSun"/>
+              <w:rFonts w:ascii="宋体" w:hAnsi="宋体" w:eastAsia="宋体" w:cs="宋体"/>
               <w:spacing w:val="-15"/>
               <w:sz w:val="24"/>
               <w:szCs w:val="24"/>
@@ -2030,7 +2049,7 @@
             <w:spacing w:before="227" w:line="185" w:lineRule="auto"/>
             <w:ind w:left="444"/>
             <w:rPr>
-              <w:rFonts w:ascii="SimSun" w:eastAsia="SimSun" w:hAnsi="SimSun" w:cs="SimSun"/>
+              <w:rFonts w:ascii="宋体" w:hAnsi="宋体" w:eastAsia="宋体" w:cs="宋体"/>
               <w:sz w:val="24"/>
               <w:szCs w:val="24"/>
             </w:rPr>
@@ -2046,7 +2065,7 @@
           </w:r>
           <w:r>
             <w:rPr>
-              <w:rFonts w:ascii="SimSun" w:eastAsia="SimSun" w:hAnsi="SimSun" w:cs="SimSun"/>
+              <w:rFonts w:ascii="宋体" w:hAnsi="宋体" w:eastAsia="宋体" w:cs="宋体"/>
               <w:spacing w:val="-2"/>
               <w:sz w:val="24"/>
               <w:szCs w:val="24"/>
@@ -2055,7 +2074,7 @@
           </w:r>
           <w:r>
             <w:rPr>
-              <w:rFonts w:ascii="SimSun" w:eastAsia="SimSun" w:hAnsi="SimSun" w:cs="SimSun"/>
+              <w:rFonts w:ascii="宋体" w:hAnsi="宋体" w:eastAsia="宋体" w:cs="宋体"/>
               <w:sz w:val="24"/>
               <w:szCs w:val="24"/>
             </w:rPr>
@@ -2063,7 +2082,7 @@
           </w:r>
           <w:r>
             <w:rPr>
-              <w:rFonts w:ascii="SimSun" w:eastAsia="SimSun" w:hAnsi="SimSun" w:cs="SimSun"/>
+              <w:rFonts w:ascii="宋体" w:hAnsi="宋体" w:eastAsia="宋体" w:cs="宋体"/>
               <w:spacing w:val="-96"/>
               <w:sz w:val="24"/>
               <w:szCs w:val="24"/>
@@ -2072,7 +2091,7 @@
           </w:r>
           <w:r>
             <w:rPr>
-              <w:rFonts w:ascii="SimSun" w:eastAsia="SimSun" w:hAnsi="SimSun" w:cs="SimSun"/>
+              <w:rFonts w:ascii="宋体" w:hAnsi="宋体" w:eastAsia="宋体" w:cs="宋体"/>
               <w:spacing w:val="-15"/>
               <w:sz w:val="24"/>
               <w:szCs w:val="24"/>
@@ -2090,7 +2109,7 @@
             </w:tabs>
             <w:spacing w:before="225" w:line="185" w:lineRule="auto"/>
             <w:rPr>
-              <w:rFonts w:ascii="SimSun" w:eastAsia="SimSun" w:hAnsi="SimSun" w:cs="SimSun"/>
+              <w:rFonts w:ascii="宋体" w:hAnsi="宋体" w:eastAsia="宋体" w:cs="宋体"/>
               <w:sz w:val="24"/>
               <w:szCs w:val="24"/>
             </w:rPr>
@@ -2106,7 +2125,7 @@
           </w:r>
           <w:r>
             <w:rPr>
-              <w:rFonts w:ascii="SimSun" w:eastAsia="SimSun" w:hAnsi="SimSun" w:cs="SimSun"/>
+              <w:rFonts w:ascii="宋体" w:hAnsi="宋体" w:eastAsia="宋体" w:cs="宋体"/>
               <w:spacing w:val="-2"/>
               <w:sz w:val="24"/>
               <w:szCs w:val="24"/>
@@ -2115,7 +2134,7 @@
           </w:r>
           <w:r>
             <w:rPr>
-              <w:rFonts w:ascii="SimSun" w:eastAsia="SimSun" w:hAnsi="SimSun" w:cs="SimSun"/>
+              <w:rFonts w:ascii="宋体" w:hAnsi="宋体" w:eastAsia="宋体" w:cs="宋体"/>
               <w:sz w:val="24"/>
               <w:szCs w:val="24"/>
             </w:rPr>
@@ -2123,7 +2142,7 @@
           </w:r>
           <w:r>
             <w:rPr>
-              <w:rFonts w:ascii="SimSun" w:eastAsia="SimSun" w:hAnsi="SimSun" w:cs="SimSun"/>
+              <w:rFonts w:ascii="宋体" w:hAnsi="宋体" w:eastAsia="宋体" w:cs="宋体"/>
               <w:spacing w:val="-77"/>
               <w:sz w:val="24"/>
               <w:szCs w:val="24"/>
@@ -2132,7 +2151,7 @@
           </w:r>
           <w:r>
             <w:rPr>
-              <w:rFonts w:ascii="SimSun" w:eastAsia="SimSun" w:hAnsi="SimSun" w:cs="SimSun"/>
+              <w:rFonts w:ascii="宋体" w:hAnsi="宋体" w:eastAsia="宋体" w:cs="宋体"/>
               <w:spacing w:val="-15"/>
               <w:sz w:val="24"/>
               <w:szCs w:val="24"/>
@@ -2151,7 +2170,7 @@
             <w:spacing w:before="228" w:line="185" w:lineRule="auto"/>
             <w:ind w:left="439"/>
             <w:rPr>
-              <w:rFonts w:ascii="SimSun" w:eastAsia="SimSun" w:hAnsi="SimSun" w:cs="SimSun"/>
+              <w:rFonts w:ascii="宋体" w:hAnsi="宋体" w:eastAsia="宋体" w:cs="宋体"/>
               <w:sz w:val="24"/>
               <w:szCs w:val="24"/>
             </w:rPr>
@@ -2167,7 +2186,7 @@
           </w:r>
           <w:r>
             <w:rPr>
-              <w:rFonts w:ascii="SimSun" w:eastAsia="SimSun" w:hAnsi="SimSun" w:cs="SimSun"/>
+              <w:rFonts w:ascii="宋体" w:hAnsi="宋体" w:eastAsia="宋体" w:cs="宋体"/>
               <w:spacing w:val="-1"/>
               <w:sz w:val="24"/>
               <w:szCs w:val="24"/>
@@ -2176,7 +2195,7 @@
           </w:r>
           <w:r>
             <w:rPr>
-              <w:rFonts w:ascii="SimSun" w:eastAsia="SimSun" w:hAnsi="SimSun" w:cs="SimSun"/>
+              <w:rFonts w:ascii="宋体" w:hAnsi="宋体" w:eastAsia="宋体" w:cs="宋体"/>
               <w:sz w:val="24"/>
               <w:szCs w:val="24"/>
             </w:rPr>
@@ -2184,7 +2203,7 @@
           </w:r>
           <w:r>
             <w:rPr>
-              <w:rFonts w:ascii="SimSun" w:eastAsia="SimSun" w:hAnsi="SimSun" w:cs="SimSun"/>
+              <w:rFonts w:ascii="宋体" w:hAnsi="宋体" w:eastAsia="宋体" w:cs="宋体"/>
               <w:spacing w:val="-96"/>
               <w:sz w:val="24"/>
               <w:szCs w:val="24"/>
@@ -2193,7 +2212,7 @@
           </w:r>
           <w:r>
             <w:rPr>
-              <w:rFonts w:ascii="SimSun" w:eastAsia="SimSun" w:hAnsi="SimSun" w:cs="SimSun"/>
+              <w:rFonts w:ascii="宋体" w:hAnsi="宋体" w:eastAsia="宋体" w:cs="宋体"/>
               <w:spacing w:val="-15"/>
               <w:sz w:val="24"/>
               <w:szCs w:val="24"/>
@@ -2212,7 +2231,7 @@
             <w:spacing w:before="225" w:line="184" w:lineRule="auto"/>
             <w:ind w:left="439"/>
             <w:rPr>
-              <w:rFonts w:ascii="SimSun" w:eastAsia="SimSun" w:hAnsi="SimSun" w:cs="SimSun"/>
+              <w:rFonts w:ascii="宋体" w:hAnsi="宋体" w:eastAsia="宋体" w:cs="宋体"/>
               <w:sz w:val="24"/>
               <w:szCs w:val="24"/>
             </w:rPr>
@@ -2228,7 +2247,7 @@
           </w:r>
           <w:r>
             <w:rPr>
-              <w:rFonts w:ascii="SimSun" w:eastAsia="SimSun" w:hAnsi="SimSun" w:cs="SimSun"/>
+              <w:rFonts w:ascii="宋体" w:hAnsi="宋体" w:eastAsia="宋体" w:cs="宋体"/>
               <w:spacing w:val="-1"/>
               <w:sz w:val="24"/>
               <w:szCs w:val="24"/>
@@ -2237,7 +2256,7 @@
           </w:r>
           <w:r>
             <w:rPr>
-              <w:rFonts w:ascii="SimSun" w:eastAsia="SimSun" w:hAnsi="SimSun" w:cs="SimSun"/>
+              <w:rFonts w:ascii="宋体" w:hAnsi="宋体" w:eastAsia="宋体" w:cs="宋体"/>
               <w:sz w:val="24"/>
               <w:szCs w:val="24"/>
             </w:rPr>
@@ -2245,7 +2264,7 @@
           </w:r>
           <w:r>
             <w:rPr>
-              <w:rFonts w:ascii="SimSun" w:eastAsia="SimSun" w:hAnsi="SimSun" w:cs="SimSun"/>
+              <w:rFonts w:ascii="宋体" w:hAnsi="宋体" w:eastAsia="宋体" w:cs="宋体"/>
               <w:spacing w:val="-99"/>
               <w:sz w:val="24"/>
               <w:szCs w:val="24"/>
@@ -2254,7 +2273,7 @@
           </w:r>
           <w:r>
             <w:rPr>
-              <w:rFonts w:ascii="SimSun" w:eastAsia="SimSun" w:hAnsi="SimSun" w:cs="SimSun"/>
+              <w:rFonts w:ascii="宋体" w:hAnsi="宋体" w:eastAsia="宋体" w:cs="宋体"/>
               <w:spacing w:val="-12"/>
               <w:sz w:val="24"/>
               <w:szCs w:val="24"/>
@@ -2273,7 +2292,7 @@
             <w:spacing w:before="226" w:line="185" w:lineRule="auto"/>
             <w:ind w:left="439"/>
             <w:rPr>
-              <w:rFonts w:ascii="SimSun" w:eastAsia="SimSun" w:hAnsi="SimSun" w:cs="SimSun"/>
+              <w:rFonts w:ascii="宋体" w:hAnsi="宋体" w:eastAsia="宋体" w:cs="宋体"/>
               <w:sz w:val="24"/>
               <w:szCs w:val="24"/>
             </w:rPr>
@@ -2289,7 +2308,7 @@
           </w:r>
           <w:r>
             <w:rPr>
-              <w:rFonts w:ascii="SimSun" w:eastAsia="SimSun" w:hAnsi="SimSun" w:cs="SimSun"/>
+              <w:rFonts w:ascii="宋体" w:hAnsi="宋体" w:eastAsia="宋体" w:cs="宋体"/>
               <w:spacing w:val="-1"/>
               <w:sz w:val="24"/>
               <w:szCs w:val="24"/>
@@ -2298,7 +2317,7 @@
           </w:r>
           <w:r>
             <w:rPr>
-              <w:rFonts w:ascii="SimSun" w:eastAsia="SimSun" w:hAnsi="SimSun" w:cs="SimSun"/>
+              <w:rFonts w:ascii="宋体" w:hAnsi="宋体" w:eastAsia="宋体" w:cs="宋体"/>
               <w:sz w:val="24"/>
               <w:szCs w:val="24"/>
             </w:rPr>
@@ -2306,7 +2325,7 @@
           </w:r>
           <w:r>
             <w:rPr>
-              <w:rFonts w:ascii="SimSun" w:eastAsia="SimSun" w:hAnsi="SimSun" w:cs="SimSun"/>
+              <w:rFonts w:ascii="宋体" w:hAnsi="宋体" w:eastAsia="宋体" w:cs="宋体"/>
               <w:spacing w:val="-99"/>
               <w:sz w:val="24"/>
               <w:szCs w:val="24"/>
@@ -2315,7 +2334,7 @@
           </w:r>
           <w:r>
             <w:rPr>
-              <w:rFonts w:ascii="SimSun" w:eastAsia="SimSun" w:hAnsi="SimSun" w:cs="SimSun"/>
+              <w:rFonts w:ascii="宋体" w:hAnsi="宋体" w:eastAsia="宋体" w:cs="宋体"/>
               <w:spacing w:val="-12"/>
               <w:sz w:val="24"/>
               <w:szCs w:val="24"/>
@@ -2334,7 +2353,7 @@
             <w:spacing w:before="228" w:line="185" w:lineRule="auto"/>
             <w:ind w:left="5"/>
             <w:rPr>
-              <w:rFonts w:ascii="SimSun" w:eastAsia="SimSun" w:hAnsi="SimSun" w:cs="SimSun"/>
+              <w:rFonts w:ascii="宋体" w:hAnsi="宋体" w:eastAsia="宋体" w:cs="宋体"/>
               <w:sz w:val="24"/>
               <w:szCs w:val="24"/>
             </w:rPr>
@@ -2350,7 +2369,7 @@
           </w:r>
           <w:r>
             <w:rPr>
-              <w:rFonts w:ascii="SimSun" w:eastAsia="SimSun" w:hAnsi="SimSun" w:cs="SimSun"/>
+              <w:rFonts w:ascii="宋体" w:hAnsi="宋体" w:eastAsia="宋体" w:cs="宋体"/>
               <w:spacing w:val="-2"/>
               <w:sz w:val="24"/>
               <w:szCs w:val="24"/>
@@ -2359,7 +2378,7 @@
           </w:r>
           <w:r>
             <w:rPr>
-              <w:rFonts w:ascii="SimSun" w:eastAsia="SimSun" w:hAnsi="SimSun" w:cs="SimSun"/>
+              <w:rFonts w:ascii="宋体" w:hAnsi="宋体" w:eastAsia="宋体" w:cs="宋体"/>
               <w:sz w:val="24"/>
               <w:szCs w:val="24"/>
             </w:rPr>
@@ -2367,7 +2386,7 @@
           </w:r>
           <w:r>
             <w:rPr>
-              <w:rFonts w:ascii="SimSun" w:eastAsia="SimSun" w:hAnsi="SimSun" w:cs="SimSun"/>
+              <w:rFonts w:ascii="宋体" w:hAnsi="宋体" w:eastAsia="宋体" w:cs="宋体"/>
               <w:spacing w:val="-76"/>
               <w:sz w:val="24"/>
               <w:szCs w:val="24"/>
@@ -2376,7 +2395,7 @@
           </w:r>
           <w:r>
             <w:rPr>
-              <w:rFonts w:ascii="SimSun" w:eastAsia="SimSun" w:hAnsi="SimSun" w:cs="SimSun"/>
+              <w:rFonts w:ascii="宋体" w:hAnsi="宋体" w:eastAsia="宋体" w:cs="宋体"/>
               <w:spacing w:val="-16"/>
               <w:sz w:val="24"/>
               <w:szCs w:val="24"/>
@@ -2395,7 +2414,7 @@
             <w:spacing w:before="227" w:line="185" w:lineRule="auto"/>
             <w:ind w:left="444"/>
             <w:rPr>
-              <w:rFonts w:ascii="SimSun" w:eastAsia="SimSun" w:hAnsi="SimSun" w:cs="SimSun"/>
+              <w:rFonts w:ascii="宋体" w:hAnsi="宋体" w:eastAsia="宋体" w:cs="宋体"/>
               <w:sz w:val="24"/>
               <w:szCs w:val="24"/>
             </w:rPr>
@@ -2411,7 +2430,7 @@
           </w:r>
           <w:r>
             <w:rPr>
-              <w:rFonts w:ascii="SimSun" w:eastAsia="SimSun" w:hAnsi="SimSun" w:cs="SimSun"/>
+              <w:rFonts w:ascii="宋体" w:hAnsi="宋体" w:eastAsia="宋体" w:cs="宋体"/>
               <w:spacing w:val="-2"/>
               <w:sz w:val="24"/>
               <w:szCs w:val="24"/>
@@ -2420,7 +2439,7 @@
           </w:r>
           <w:r>
             <w:rPr>
-              <w:rFonts w:ascii="SimSun" w:eastAsia="SimSun" w:hAnsi="SimSun" w:cs="SimSun"/>
+              <w:rFonts w:ascii="宋体" w:hAnsi="宋体" w:eastAsia="宋体" w:cs="宋体"/>
               <w:sz w:val="24"/>
               <w:szCs w:val="24"/>
             </w:rPr>
@@ -2428,7 +2447,7 @@
           </w:r>
           <w:r>
             <w:rPr>
-              <w:rFonts w:ascii="SimSun" w:eastAsia="SimSun" w:hAnsi="SimSun" w:cs="SimSun"/>
+              <w:rFonts w:ascii="宋体" w:hAnsi="宋体" w:eastAsia="宋体" w:cs="宋体"/>
               <w:spacing w:val="-95"/>
               <w:sz w:val="24"/>
               <w:szCs w:val="24"/>
@@ -2437,7 +2456,7 @@
           </w:r>
           <w:r>
             <w:rPr>
-              <w:rFonts w:ascii="SimSun" w:eastAsia="SimSun" w:hAnsi="SimSun" w:cs="SimSun"/>
+              <w:rFonts w:ascii="宋体" w:hAnsi="宋体" w:eastAsia="宋体" w:cs="宋体"/>
               <w:spacing w:val="-16"/>
               <w:sz w:val="24"/>
               <w:szCs w:val="24"/>
@@ -2456,7 +2475,7 @@
             <w:spacing w:before="225" w:line="185" w:lineRule="auto"/>
             <w:ind w:left="444"/>
             <w:rPr>
-              <w:rFonts w:ascii="SimSun" w:eastAsia="SimSun" w:hAnsi="SimSun" w:cs="SimSun"/>
+              <w:rFonts w:ascii="宋体" w:hAnsi="宋体" w:eastAsia="宋体" w:cs="宋体"/>
               <w:sz w:val="24"/>
               <w:szCs w:val="24"/>
             </w:rPr>
@@ -2472,7 +2491,7 @@
           </w:r>
           <w:r>
             <w:rPr>
-              <w:rFonts w:ascii="SimSun" w:eastAsia="SimSun" w:hAnsi="SimSun" w:cs="SimSun"/>
+              <w:rFonts w:ascii="宋体" w:hAnsi="宋体" w:eastAsia="宋体" w:cs="宋体"/>
               <w:spacing w:val="-2"/>
               <w:sz w:val="24"/>
               <w:szCs w:val="24"/>
@@ -2481,7 +2500,7 @@
           </w:r>
           <w:r>
             <w:rPr>
-              <w:rFonts w:ascii="SimSun" w:eastAsia="SimSun" w:hAnsi="SimSun" w:cs="SimSun"/>
+              <w:rFonts w:ascii="宋体" w:hAnsi="宋体" w:eastAsia="宋体" w:cs="宋体"/>
               <w:sz w:val="24"/>
               <w:szCs w:val="24"/>
             </w:rPr>
@@ -2489,7 +2508,7 @@
           </w:r>
           <w:r>
             <w:rPr>
-              <w:rFonts w:ascii="SimSun" w:eastAsia="SimSun" w:hAnsi="SimSun" w:cs="SimSun"/>
+              <w:rFonts w:ascii="宋体" w:hAnsi="宋体" w:eastAsia="宋体" w:cs="宋体"/>
               <w:spacing w:val="-95"/>
               <w:sz w:val="24"/>
               <w:szCs w:val="24"/>
@@ -2498,7 +2517,7 @@
           </w:r>
           <w:r>
             <w:rPr>
-              <w:rFonts w:ascii="SimSun" w:eastAsia="SimSun" w:hAnsi="SimSun" w:cs="SimSun"/>
+              <w:rFonts w:ascii="宋体" w:hAnsi="宋体" w:eastAsia="宋体" w:cs="宋体"/>
               <w:spacing w:val="-16"/>
               <w:sz w:val="24"/>
               <w:szCs w:val="24"/>
@@ -2517,7 +2536,7 @@
             <w:spacing w:before="228" w:line="219" w:lineRule="auto"/>
             <w:ind w:left="444"/>
             <w:rPr>
-              <w:rFonts w:ascii="SimSun" w:eastAsia="SimSun" w:hAnsi="SimSun" w:cs="SimSun"/>
+              <w:rFonts w:ascii="宋体" w:hAnsi="宋体" w:eastAsia="宋体" w:cs="宋体"/>
               <w:sz w:val="24"/>
               <w:szCs w:val="24"/>
             </w:rPr>
@@ -2533,7 +2552,7 @@
           </w:r>
           <w:r>
             <w:rPr>
-              <w:rFonts w:ascii="SimSun" w:eastAsia="SimSun" w:hAnsi="SimSun" w:cs="SimSun"/>
+              <w:rFonts w:ascii="宋体" w:hAnsi="宋体" w:eastAsia="宋体" w:cs="宋体"/>
               <w:spacing w:val="-2"/>
               <w:sz w:val="24"/>
               <w:szCs w:val="24"/>
@@ -2542,7 +2561,7 @@
           </w:r>
           <w:r>
             <w:rPr>
-              <w:rFonts w:ascii="SimSun" w:eastAsia="SimSun" w:hAnsi="SimSun" w:cs="SimSun"/>
+              <w:rFonts w:ascii="宋体" w:hAnsi="宋体" w:eastAsia="宋体" w:cs="宋体"/>
               <w:sz w:val="24"/>
               <w:szCs w:val="24"/>
             </w:rPr>
@@ -2550,7 +2569,7 @@
           </w:r>
           <w:r>
             <w:rPr>
-              <w:rFonts w:ascii="SimSun" w:eastAsia="SimSun" w:hAnsi="SimSun" w:cs="SimSun"/>
+              <w:rFonts w:ascii="宋体" w:hAnsi="宋体" w:eastAsia="宋体" w:cs="宋体"/>
               <w:spacing w:val="-100"/>
               <w:sz w:val="24"/>
               <w:szCs w:val="24"/>
@@ -2559,7 +2578,7 @@
           </w:r>
           <w:r>
             <w:rPr>
-              <w:rFonts w:ascii="SimSun" w:eastAsia="SimSun" w:hAnsi="SimSun" w:cs="SimSun"/>
+              <w:rFonts w:ascii="宋体" w:hAnsi="宋体" w:eastAsia="宋体" w:cs="宋体"/>
               <w:spacing w:val="-11"/>
               <w:sz w:val="24"/>
               <w:szCs w:val="24"/>
@@ -2576,15 +2595,15 @@
       <w:pPr>
         <w:spacing w:line="219" w:lineRule="auto"/>
         <w:rPr>
-          <w:rFonts w:ascii="SimSun" w:eastAsia="SimSun" w:hAnsi="SimSun" w:cs="SimSun"/>
+          <w:rFonts w:ascii="宋体" w:hAnsi="宋体" w:eastAsia="宋体" w:cs="宋体"/>
           <w:sz w:val="24"/>
           <w:szCs w:val="24"/>
         </w:rPr>
         <w:sectPr>
-          <w:footerReference w:type="default" r:id="rId7"/>
+          <w:footerReference r:id="rId7" w:type="default"/>
           <w:pgSz w:w="11910" w:h="16840"/>
           <w:pgMar w:top="904" w:right="1561" w:bottom="961" w:left="1688" w:header="0" w:footer="728" w:gutter="0"/>
-          <w:cols w:space="720"/>
+          <w:cols w:space="720" w:num="1"/>
         </w:sectPr>
       </w:pPr>
     </w:p>
@@ -2598,7 +2617,7 @@
         </w:rPr>
         <w:drawing>
           <wp:inline distT="0" distB="0" distL="0" distR="0">
-            <wp:extent cx="696350" cy="271753"/>
+            <wp:extent cx="695960" cy="271145"/>
             <wp:effectExtent l="0" t="0" r="0" b="0"/>
             <wp:docPr id="8" name="IM 8"/>
             <wp:cNvGraphicFramePr/>
@@ -2610,13 +2629,13 @@
                     <pic:cNvPicPr/>
                   </pic:nvPicPr>
                   <pic:blipFill>
-                    <a:blip xmlns:r="http://schemas.openxmlformats.org/officeDocument/2006/relationships" r:embed="rId4"/>
+                    <a:blip r:embed="rId10"/>
                     <a:stretch>
                       <a:fillRect/>
                     </a:stretch>
                   </pic:blipFill>
                   <pic:spPr>
-                    <a:xfrm rot="0">
+                    <a:xfrm>
                       <a:off x="0" y="0"/>
                       <a:ext cx="696350" cy="271753"/>
                     </a:xfrm>
@@ -2633,23 +2652,11 @@
     </w:p>
     <w:p>
       <w:pPr>
-        <w:pStyle w:val="BodyText"/>
-        <w:spacing w:line="285" w:lineRule="auto"/>
-      </w:pPr>
-    </w:p>
-    <w:p>
-      <w:pPr>
-        <w:pStyle w:val="BodyText"/>
-        <w:spacing w:line="285" w:lineRule="auto"/>
-      </w:pPr>
-    </w:p>
-    <w:p>
-      <w:pPr>
         <w:spacing w:before="101" w:line="228" w:lineRule="auto"/>
         <w:ind w:left="42"/>
         <w:outlineLvl w:val="0"/>
         <w:rPr>
-          <w:rFonts w:ascii="SimHei" w:eastAsia="SimHei" w:hAnsi="SimHei" w:cs="SimHei"/>
+          <w:rFonts w:ascii="黑体" w:hAnsi="黑体" w:eastAsia="黑体" w:cs="黑体"/>
           <w:sz w:val="31"/>
           <w:szCs w:val="31"/>
         </w:rPr>
@@ -2658,7 +2665,7 @@
       <w:bookmarkEnd w:id="0"/>
       <w:r>
         <w:rPr>
-          <w:rFonts w:ascii="Calibri" w:eastAsia="Calibri" w:hAnsi="Calibri" w:cs="Calibri"/>
+          <w:rFonts w:ascii="Calibri" w:hAnsi="Calibri" w:eastAsia="Calibri" w:cs="Calibri"/>
           <w:b/>
           <w:bCs/>
           <w:spacing w:val="-20"/>
@@ -2669,7 +2676,7 @@
       </w:r>
       <w:r>
         <w:rPr>
-          <w:rFonts w:ascii="Calibri" w:eastAsia="Calibri" w:hAnsi="Calibri" w:cs="Calibri"/>
+          <w:rFonts w:ascii="Calibri" w:hAnsi="Calibri" w:eastAsia="Calibri" w:cs="Calibri"/>
           <w:b/>
           <w:bCs/>
           <w:spacing w:val="56"/>
@@ -2681,7 +2688,7 @@
       </w:r>
       <w:r>
         <w:rPr>
-          <w:rFonts w:ascii="SimHei" w:eastAsia="SimHei" w:hAnsi="SimHei" w:cs="SimHei"/>
+          <w:rFonts w:ascii="黑体" w:hAnsi="黑体" w:eastAsia="黑体" w:cs="黑体"/>
           <w:b/>
           <w:bCs/>
           <w:spacing w:val="-20"/>
@@ -2693,24 +2700,18 @@
     </w:p>
     <w:p>
       <w:pPr>
-        <w:pStyle w:val="BodyText"/>
-        <w:spacing w:line="371" w:lineRule="auto"/>
-      </w:pPr>
-    </w:p>
-    <w:p>
-      <w:pPr>
         <w:spacing w:before="78" w:line="364" w:lineRule="auto"/>
         <w:ind w:left="30" w:right="2" w:firstLine="541"/>
         <w:jc w:val="both"/>
         <w:rPr>
-          <w:rFonts w:ascii="SimSun" w:eastAsia="SimSun" w:hAnsi="SimSun" w:cs="SimSun"/>
-          <w:sz w:val="24"/>
-          <w:szCs w:val="24"/>
-        </w:rPr>
-      </w:pPr>
-      <w:r>
-        <w:rPr>
-          <w:rFonts w:ascii="SimSun" w:eastAsia="SimSun" w:hAnsi="SimSun" w:cs="SimSun"/>
+          <w:rFonts w:ascii="宋体" w:hAnsi="宋体" w:eastAsia="宋体" w:cs="宋体"/>
+          <w:sz w:val="24"/>
+          <w:szCs w:val="24"/>
+        </w:rPr>
+      </w:pPr>
+      <w:r>
+        <w:rPr>
+          <w:rFonts w:ascii="宋体" w:hAnsi="宋体" w:eastAsia="宋体" w:cs="宋体"/>
           <w:spacing w:val="2"/>
           <w:sz w:val="24"/>
           <w:szCs w:val="24"/>
@@ -2719,7 +2720,7 @@
       </w:r>
       <w:r>
         <w:rPr>
-          <w:rFonts w:ascii="SimSun" w:eastAsia="SimSun" w:hAnsi="SimSun" w:cs="SimSun"/>
+          <w:rFonts w:ascii="宋体" w:hAnsi="宋体" w:eastAsia="宋体" w:cs="宋体"/>
           <w:spacing w:val="-3"/>
           <w:sz w:val="24"/>
           <w:szCs w:val="24"/>
@@ -2728,7 +2729,7 @@
       </w:r>
       <w:r>
         <w:rPr>
-          <w:rFonts w:ascii="SimSun" w:eastAsia="SimSun" w:hAnsi="SimSun" w:cs="SimSun"/>
+          <w:rFonts w:ascii="宋体" w:hAnsi="宋体" w:eastAsia="宋体" w:cs="宋体"/>
           <w:spacing w:val="-1"/>
           <w:sz w:val="24"/>
           <w:szCs w:val="24"/>
@@ -2742,7 +2743,7 @@
         <w:ind w:left="105"/>
         <w:outlineLvl w:val="0"/>
         <w:rPr>
-          <w:rFonts w:ascii="SimHei" w:eastAsia="SimHei" w:hAnsi="SimHei" w:cs="SimHei"/>
+          <w:rFonts w:ascii="黑体" w:hAnsi="黑体" w:eastAsia="黑体" w:cs="黑体"/>
           <w:sz w:val="31"/>
           <w:szCs w:val="31"/>
         </w:rPr>
@@ -2751,7 +2752,7 @@
       <w:bookmarkEnd w:id="1"/>
       <w:r>
         <w:rPr>
-          <w:rFonts w:ascii="Calibri" w:eastAsia="Calibri" w:hAnsi="Calibri" w:cs="Calibri"/>
+          <w:rFonts w:ascii="Calibri" w:hAnsi="Calibri" w:eastAsia="Calibri" w:cs="Calibri"/>
           <w:b/>
           <w:bCs/>
           <w:sz w:val="31"/>
@@ -2761,7 +2762,7 @@
       </w:r>
       <w:r>
         <w:rPr>
-          <w:rFonts w:ascii="Calibri" w:eastAsia="Calibri" w:hAnsi="Calibri" w:cs="Calibri"/>
+          <w:rFonts w:ascii="Calibri" w:hAnsi="Calibri" w:eastAsia="Calibri" w:cs="Calibri"/>
           <w:b/>
           <w:bCs/>
           <w:spacing w:val="21"/>
@@ -2773,7 +2774,7 @@
       </w:r>
       <w:r>
         <w:rPr>
-          <w:rFonts w:ascii="SimHei" w:eastAsia="SimHei" w:hAnsi="SimHei" w:cs="SimHei"/>
+          <w:rFonts w:ascii="黑体" w:hAnsi="黑体" w:eastAsia="黑体" w:cs="黑体"/>
           <w:b/>
           <w:bCs/>
           <w:sz w:val="31"/>
@@ -2784,35 +2785,23 @@
     </w:p>
     <w:p>
       <w:pPr>
-        <w:pStyle w:val="BodyText"/>
-        <w:spacing w:line="369" w:lineRule="auto"/>
-      </w:pPr>
-    </w:p>
-    <w:p>
-      <w:pPr>
         <w:spacing w:before="78" w:line="219" w:lineRule="auto"/>
         <w:ind w:left="565"/>
         <w:rPr>
-          <w:rFonts w:ascii="SimSun" w:eastAsia="SimSun" w:hAnsi="SimSun" w:cs="SimSun"/>
-          <w:sz w:val="24"/>
-          <w:szCs w:val="24"/>
-        </w:rPr>
-      </w:pPr>
-      <w:r>
-        <w:rPr>
-          <w:rFonts w:ascii="SimSun" w:eastAsia="SimSun" w:hAnsi="SimSun" w:cs="SimSun"/>
+          <w:rFonts w:ascii="宋体" w:hAnsi="宋体" w:eastAsia="宋体" w:cs="宋体"/>
+          <w:sz w:val="24"/>
+          <w:szCs w:val="24"/>
+        </w:rPr>
+      </w:pPr>
+      <w:r>
+        <w:rPr>
+          <w:rFonts w:ascii="宋体" w:hAnsi="宋体" w:eastAsia="宋体" w:cs="宋体"/>
           <w:spacing w:val="-1"/>
           <w:sz w:val="24"/>
           <w:szCs w:val="24"/>
         </w:rPr>
         <w:t>本过程适用于运维服务实施全过程的检查与审计。</w:t>
       </w:r>
-    </w:p>
-    <w:p>
-      <w:pPr>
-        <w:pStyle w:val="BodyText"/>
-        <w:spacing w:line="371" w:lineRule="auto"/>
-      </w:pPr>
     </w:p>
     <w:p>
       <w:pPr>
@@ -2820,7 +2809,7 @@
         <w:ind w:left="105"/>
         <w:outlineLvl w:val="0"/>
         <w:rPr>
-          <w:rFonts w:ascii="SimHei" w:eastAsia="SimHei" w:hAnsi="SimHei" w:cs="SimHei"/>
+          <w:rFonts w:ascii="黑体" w:hAnsi="黑体" w:eastAsia="黑体" w:cs="黑体"/>
           <w:sz w:val="31"/>
           <w:szCs w:val="31"/>
         </w:rPr>
@@ -2829,7 +2818,7 @@
       <w:bookmarkEnd w:id="2"/>
       <w:r>
         <w:rPr>
-          <w:rFonts w:ascii="Calibri" w:eastAsia="Calibri" w:hAnsi="Calibri" w:cs="Calibri"/>
+          <w:rFonts w:ascii="Calibri" w:hAnsi="Calibri" w:eastAsia="Calibri" w:cs="Calibri"/>
           <w:b/>
           <w:bCs/>
           <w:spacing w:val="-2"/>
@@ -2840,7 +2829,7 @@
       </w:r>
       <w:r>
         <w:rPr>
-          <w:rFonts w:ascii="Calibri" w:eastAsia="Calibri" w:hAnsi="Calibri" w:cs="Calibri"/>
+          <w:rFonts w:ascii="Calibri" w:hAnsi="Calibri" w:eastAsia="Calibri" w:cs="Calibri"/>
           <w:b/>
           <w:bCs/>
           <w:spacing w:val="16"/>
@@ -2851,7 +2840,7 @@
       </w:r>
       <w:r>
         <w:rPr>
-          <w:rFonts w:ascii="SimHei" w:eastAsia="SimHei" w:hAnsi="SimHei" w:cs="SimHei"/>
+          <w:rFonts w:ascii="黑体" w:hAnsi="黑体" w:eastAsia="黑体" w:cs="黑体"/>
           <w:b/>
           <w:bCs/>
           <w:spacing w:val="-2"/>
@@ -2863,18 +2852,12 @@
     </w:p>
     <w:p>
       <w:pPr>
-        <w:pStyle w:val="BodyText"/>
-        <w:spacing w:line="402" w:lineRule="auto"/>
-      </w:pPr>
-    </w:p>
-    <w:p>
-      <w:pPr>
-        <w:pStyle w:val="BodyText"/>
+        <w:pStyle w:val="2"/>
         <w:spacing w:before="98" w:line="221" w:lineRule="auto"/>
         <w:ind w:left="115"/>
         <w:outlineLvl w:val="1"/>
         <w:rPr>
-          <w:rFonts w:ascii="SimHei" w:eastAsia="SimHei" w:hAnsi="SimHei" w:cs="SimHei"/>
+          <w:rFonts w:ascii="黑体" w:hAnsi="黑体" w:eastAsia="黑体" w:cs="黑体"/>
           <w:sz w:val="30"/>
           <w:szCs w:val="30"/>
         </w:rPr>
@@ -2903,7 +2886,7 @@
       </w:r>
       <w:r>
         <w:rPr>
-          <w:rFonts w:ascii="SimHei" w:eastAsia="SimHei" w:hAnsi="SimHei" w:cs="SimHei"/>
+          <w:rFonts w:ascii="黑体" w:hAnsi="黑体" w:eastAsia="黑体" w:cs="黑体"/>
           <w:b/>
           <w:bCs/>
           <w:spacing w:val="-6"/>
@@ -2915,23 +2898,17 @@
     </w:p>
     <w:p>
       <w:pPr>
-        <w:pStyle w:val="BodyText"/>
-        <w:spacing w:line="254" w:lineRule="auto"/>
-      </w:pPr>
-    </w:p>
-    <w:p>
-      <w:pPr>
         <w:spacing w:before="78" w:line="239" w:lineRule="auto"/>
         <w:ind w:left="520"/>
         <w:rPr>
-          <w:rFonts w:ascii="SimSun" w:eastAsia="SimSun" w:hAnsi="SimSun" w:cs="SimSun"/>
-          <w:sz w:val="24"/>
-          <w:szCs w:val="24"/>
-        </w:rPr>
-      </w:pPr>
-      <w:r>
-        <w:rPr>
-          <w:rFonts w:ascii="Wingdings" w:eastAsia="Wingdings" w:hAnsi="Wingdings" w:cs="Wingdings"/>
+          <w:rFonts w:ascii="宋体" w:hAnsi="宋体" w:eastAsia="宋体" w:cs="宋体"/>
+          <w:sz w:val="24"/>
+          <w:szCs w:val="24"/>
+        </w:rPr>
+      </w:pPr>
+      <w:r>
+        <w:rPr>
+          <w:rFonts w:ascii="Wingdings" w:hAnsi="Wingdings" w:eastAsia="Wingdings" w:cs="Wingdings"/>
           <w:spacing w:val="-5"/>
           <w:sz w:val="24"/>
           <w:szCs w:val="24"/>
@@ -2940,7 +2917,7 @@
       </w:r>
       <w:r>
         <w:rPr>
-          <w:rFonts w:ascii="SimSun" w:eastAsia="SimSun" w:hAnsi="SimSun" w:cs="SimSun"/>
+          <w:rFonts w:ascii="宋体" w:hAnsi="宋体" w:eastAsia="宋体" w:cs="宋体"/>
           <w:spacing w:val="-5"/>
           <w:sz w:val="24"/>
           <w:szCs w:val="24"/>
@@ -2953,14 +2930,14 @@
         <w:spacing w:before="163" w:line="239" w:lineRule="auto"/>
         <w:jc w:val="right"/>
         <w:rPr>
-          <w:rFonts w:ascii="SimSun" w:eastAsia="SimSun" w:hAnsi="SimSun" w:cs="SimSun"/>
-          <w:sz w:val="24"/>
-          <w:szCs w:val="24"/>
-        </w:rPr>
-      </w:pPr>
-      <w:r>
-        <w:rPr>
-          <w:rFonts w:ascii="Wingdings" w:eastAsia="Wingdings" w:hAnsi="Wingdings" w:cs="Wingdings"/>
+          <w:rFonts w:ascii="宋体" w:hAnsi="宋体" w:eastAsia="宋体" w:cs="宋体"/>
+          <w:sz w:val="24"/>
+          <w:szCs w:val="24"/>
+        </w:rPr>
+      </w:pPr>
+      <w:r>
+        <w:rPr>
+          <w:rFonts w:ascii="Wingdings" w:hAnsi="Wingdings" w:eastAsia="Wingdings" w:cs="Wingdings"/>
           <w:spacing w:val="-10"/>
           <w:sz w:val="24"/>
           <w:szCs w:val="24"/>
@@ -2969,7 +2946,7 @@
       </w:r>
       <w:r>
         <w:rPr>
-          <w:rFonts w:ascii="SimSun" w:eastAsia="SimSun" w:hAnsi="SimSun" w:cs="SimSun"/>
+          <w:rFonts w:ascii="宋体" w:hAnsi="宋体" w:eastAsia="宋体" w:cs="宋体"/>
           <w:spacing w:val="-10"/>
           <w:sz w:val="24"/>
           <w:szCs w:val="24"/>
@@ -2982,14 +2959,14 @@
         <w:spacing w:before="162" w:line="295" w:lineRule="auto"/>
         <w:ind w:left="934" w:right="74" w:hanging="414"/>
         <w:rPr>
-          <w:rFonts w:ascii="SimSun" w:eastAsia="SimSun" w:hAnsi="SimSun" w:cs="SimSun"/>
-          <w:sz w:val="24"/>
-          <w:szCs w:val="24"/>
-        </w:rPr>
-      </w:pPr>
-      <w:r>
-        <w:rPr>
-          <w:rFonts w:ascii="Wingdings" w:eastAsia="Wingdings" w:hAnsi="Wingdings" w:cs="Wingdings"/>
+          <w:rFonts w:ascii="宋体" w:hAnsi="宋体" w:eastAsia="宋体" w:cs="宋体"/>
+          <w:sz w:val="24"/>
+          <w:szCs w:val="24"/>
+        </w:rPr>
+      </w:pPr>
+      <w:r>
+        <w:rPr>
+          <w:rFonts w:ascii="Wingdings" w:hAnsi="Wingdings" w:eastAsia="Wingdings" w:cs="Wingdings"/>
           <w:spacing w:val="-3"/>
           <w:sz w:val="24"/>
           <w:szCs w:val="24"/>
@@ -2998,7 +2975,7 @@
       </w:r>
       <w:r>
         <w:rPr>
-          <w:rFonts w:ascii="SimSun" w:eastAsia="SimSun" w:hAnsi="SimSun" w:cs="SimSun"/>
+          <w:rFonts w:ascii="宋体" w:hAnsi="宋体" w:eastAsia="宋体" w:cs="宋体"/>
           <w:spacing w:val="-3"/>
           <w:sz w:val="24"/>
           <w:szCs w:val="24"/>
@@ -3007,7 +2984,7 @@
       </w:r>
       <w:r>
         <w:rPr>
-          <w:rFonts w:ascii="SimSun" w:eastAsia="SimSun" w:hAnsi="SimSun" w:cs="SimSun"/>
+          <w:rFonts w:ascii="宋体" w:hAnsi="宋体" w:eastAsia="宋体" w:cs="宋体"/>
           <w:spacing w:val="-4"/>
           <w:sz w:val="24"/>
           <w:szCs w:val="24"/>
@@ -3016,7 +2993,7 @@
       </w:r>
       <w:r>
         <w:rPr>
-          <w:rFonts w:ascii="SimSun" w:eastAsia="SimSun" w:hAnsi="SimSun" w:cs="SimSun"/>
+          <w:rFonts w:ascii="宋体" w:hAnsi="宋体" w:eastAsia="宋体" w:cs="宋体"/>
           <w:spacing w:val="-6"/>
           <w:sz w:val="24"/>
           <w:szCs w:val="24"/>
@@ -3026,18 +3003,12 @@
     </w:p>
     <w:p>
       <w:pPr>
-        <w:pStyle w:val="BodyText"/>
-        <w:spacing w:line="257" w:lineRule="auto"/>
-      </w:pPr>
-    </w:p>
-    <w:p>
-      <w:pPr>
-        <w:pStyle w:val="BodyText"/>
+        <w:pStyle w:val="2"/>
         <w:spacing w:before="98" w:line="222" w:lineRule="auto"/>
         <w:ind w:left="31"/>
         <w:outlineLvl w:val="1"/>
         <w:rPr>
-          <w:rFonts w:ascii="SimHei" w:eastAsia="SimHei" w:hAnsi="SimHei" w:cs="SimHei"/>
+          <w:rFonts w:ascii="黑体" w:hAnsi="黑体" w:eastAsia="黑体" w:cs="黑体"/>
           <w:sz w:val="30"/>
           <w:szCs w:val="30"/>
         </w:rPr>
@@ -3067,7 +3038,7 @@
       </w:r>
       <w:r>
         <w:rPr>
-          <w:rFonts w:ascii="SimHei" w:eastAsia="SimHei" w:hAnsi="SimHei" w:cs="SimHei"/>
+          <w:rFonts w:ascii="黑体" w:hAnsi="黑体" w:eastAsia="黑体" w:cs="黑体"/>
           <w:b/>
           <w:bCs/>
           <w:spacing w:val="-7"/>
@@ -3079,23 +3050,17 @@
     </w:p>
     <w:p>
       <w:pPr>
-        <w:pStyle w:val="BodyText"/>
-        <w:spacing w:line="252" w:lineRule="auto"/>
-      </w:pPr>
-    </w:p>
-    <w:p>
-      <w:pPr>
         <w:spacing w:before="79" w:line="239" w:lineRule="auto"/>
         <w:ind w:left="520"/>
         <w:rPr>
-          <w:rFonts w:ascii="SimSun" w:eastAsia="SimSun" w:hAnsi="SimSun" w:cs="SimSun"/>
-          <w:sz w:val="24"/>
-          <w:szCs w:val="24"/>
-        </w:rPr>
-      </w:pPr>
-      <w:r>
-        <w:rPr>
-          <w:rFonts w:ascii="Wingdings" w:eastAsia="Wingdings" w:hAnsi="Wingdings" w:cs="Wingdings"/>
+          <w:rFonts w:ascii="宋体" w:hAnsi="宋体" w:eastAsia="宋体" w:cs="宋体"/>
+          <w:sz w:val="24"/>
+          <w:szCs w:val="24"/>
+        </w:rPr>
+      </w:pPr>
+      <w:r>
+        <w:rPr>
+          <w:rFonts w:ascii="Wingdings" w:hAnsi="Wingdings" w:eastAsia="Wingdings" w:cs="Wingdings"/>
           <w:spacing w:val="-1"/>
           <w:sz w:val="24"/>
           <w:szCs w:val="24"/>
@@ -3104,7 +3069,7 @@
       </w:r>
       <w:r>
         <w:rPr>
-          <w:rFonts w:ascii="Wingdings" w:eastAsia="Wingdings" w:hAnsi="Wingdings" w:cs="Wingdings"/>
+          <w:rFonts w:ascii="Wingdings" w:hAnsi="Wingdings" w:eastAsia="Wingdings" w:cs="Wingdings"/>
           <w:spacing w:val="-50"/>
           <w:sz w:val="24"/>
           <w:szCs w:val="24"/>
@@ -3113,7 +3078,7 @@
       </w:r>
       <w:r>
         <w:rPr>
-          <w:rFonts w:ascii="SimSun" w:eastAsia="SimSun" w:hAnsi="SimSun" w:cs="SimSun"/>
+          <w:rFonts w:ascii="宋体" w:hAnsi="宋体" w:eastAsia="宋体" w:cs="宋体"/>
           <w:spacing w:val="-1"/>
           <w:sz w:val="24"/>
           <w:szCs w:val="24"/>
@@ -3126,14 +3091,14 @@
         <w:spacing w:before="162" w:line="294" w:lineRule="auto"/>
         <w:ind w:left="929" w:right="24" w:hanging="409"/>
         <w:rPr>
-          <w:rFonts w:ascii="SimSun" w:eastAsia="SimSun" w:hAnsi="SimSun" w:cs="SimSun"/>
-          <w:sz w:val="24"/>
-          <w:szCs w:val="24"/>
-        </w:rPr>
-      </w:pPr>
-      <w:r>
-        <w:rPr>
-          <w:rFonts w:ascii="Wingdings" w:eastAsia="Wingdings" w:hAnsi="Wingdings" w:cs="Wingdings"/>
+          <w:rFonts w:ascii="宋体" w:hAnsi="宋体" w:eastAsia="宋体" w:cs="宋体"/>
+          <w:sz w:val="24"/>
+          <w:szCs w:val="24"/>
+        </w:rPr>
+      </w:pPr>
+      <w:r>
+        <w:rPr>
+          <w:rFonts w:ascii="Wingdings" w:hAnsi="Wingdings" w:eastAsia="Wingdings" w:cs="Wingdings"/>
           <w:spacing w:val="-8"/>
           <w:sz w:val="24"/>
           <w:szCs w:val="24"/>
@@ -3142,7 +3107,7 @@
       </w:r>
       <w:r>
         <w:rPr>
-          <w:rFonts w:ascii="Wingdings" w:eastAsia="Wingdings" w:hAnsi="Wingdings" w:cs="Wingdings"/>
+          <w:rFonts w:ascii="Wingdings" w:hAnsi="Wingdings" w:eastAsia="Wingdings" w:cs="Wingdings"/>
           <w:spacing w:val="-38"/>
           <w:sz w:val="24"/>
           <w:szCs w:val="24"/>
@@ -3151,7 +3116,7 @@
       </w:r>
       <w:r>
         <w:rPr>
-          <w:rFonts w:ascii="SimSun" w:eastAsia="SimSun" w:hAnsi="SimSun" w:cs="SimSun"/>
+          <w:rFonts w:ascii="宋体" w:hAnsi="宋体" w:eastAsia="宋体" w:cs="宋体"/>
           <w:spacing w:val="-8"/>
           <w:sz w:val="24"/>
           <w:szCs w:val="24"/>
@@ -3160,7 +3125,7 @@
       </w:r>
       <w:r>
         <w:rPr>
-          <w:rFonts w:ascii="SimSun" w:eastAsia="SimSun" w:hAnsi="SimSun" w:cs="SimSun"/>
+          <w:rFonts w:ascii="宋体" w:hAnsi="宋体" w:eastAsia="宋体" w:cs="宋体"/>
           <w:spacing w:val="-5"/>
           <w:sz w:val="24"/>
           <w:szCs w:val="24"/>
@@ -3173,14 +3138,14 @@
         <w:spacing w:before="179" w:line="295" w:lineRule="auto"/>
         <w:ind w:left="927" w:right="74" w:hanging="407"/>
         <w:rPr>
-          <w:rFonts w:ascii="SimSun" w:eastAsia="SimSun" w:hAnsi="SimSun" w:cs="SimSun"/>
-          <w:sz w:val="24"/>
-          <w:szCs w:val="24"/>
-        </w:rPr>
-      </w:pPr>
-      <w:r>
-        <w:rPr>
-          <w:rFonts w:ascii="Wingdings" w:eastAsia="Wingdings" w:hAnsi="Wingdings" w:cs="Wingdings"/>
+          <w:rFonts w:ascii="宋体" w:hAnsi="宋体" w:eastAsia="宋体" w:cs="宋体"/>
+          <w:sz w:val="24"/>
+          <w:szCs w:val="24"/>
+        </w:rPr>
+      </w:pPr>
+      <w:r>
+        <w:rPr>
+          <w:rFonts w:ascii="Wingdings" w:hAnsi="Wingdings" w:eastAsia="Wingdings" w:cs="Wingdings"/>
           <w:spacing w:val="-3"/>
           <w:sz w:val="24"/>
           <w:szCs w:val="24"/>
@@ -3189,7 +3154,7 @@
       </w:r>
       <w:r>
         <w:rPr>
-          <w:rFonts w:ascii="SimSun" w:eastAsia="SimSun" w:hAnsi="SimSun" w:cs="SimSun"/>
+          <w:rFonts w:ascii="宋体" w:hAnsi="宋体" w:eastAsia="宋体" w:cs="宋体"/>
           <w:spacing w:val="-3"/>
           <w:sz w:val="24"/>
           <w:szCs w:val="24"/>
@@ -3198,7 +3163,7 @@
       </w:r>
       <w:r>
         <w:rPr>
-          <w:rFonts w:ascii="SimSun" w:eastAsia="SimSun" w:hAnsi="SimSun" w:cs="SimSun"/>
+          <w:rFonts w:ascii="宋体" w:hAnsi="宋体" w:eastAsia="宋体" w:cs="宋体"/>
           <w:spacing w:val="-4"/>
           <w:sz w:val="24"/>
           <w:szCs w:val="24"/>
@@ -3207,7 +3172,7 @@
       </w:r>
       <w:r>
         <w:rPr>
-          <w:rFonts w:ascii="SimSun" w:eastAsia="SimSun" w:hAnsi="SimSun" w:cs="SimSun"/>
+          <w:rFonts w:ascii="宋体" w:hAnsi="宋体" w:eastAsia="宋体" w:cs="宋体"/>
           <w:spacing w:val="-2"/>
           <w:sz w:val="24"/>
           <w:szCs w:val="24"/>
@@ -3220,14 +3185,14 @@
         <w:spacing w:before="178" w:line="239" w:lineRule="auto"/>
         <w:ind w:left="520"/>
         <w:rPr>
-          <w:rFonts w:ascii="SimSun" w:eastAsia="SimSun" w:hAnsi="SimSun" w:cs="SimSun"/>
-          <w:sz w:val="24"/>
-          <w:szCs w:val="24"/>
-        </w:rPr>
-      </w:pPr>
-      <w:r>
-        <w:rPr>
-          <w:rFonts w:ascii="Wingdings" w:eastAsia="Wingdings" w:hAnsi="Wingdings" w:cs="Wingdings"/>
+          <w:rFonts w:ascii="宋体" w:hAnsi="宋体" w:eastAsia="宋体" w:cs="宋体"/>
+          <w:sz w:val="24"/>
+          <w:szCs w:val="24"/>
+        </w:rPr>
+      </w:pPr>
+      <w:r>
+        <w:rPr>
+          <w:rFonts w:ascii="Wingdings" w:hAnsi="Wingdings" w:eastAsia="Wingdings" w:cs="Wingdings"/>
           <w:spacing w:val="-3"/>
           <w:sz w:val="24"/>
           <w:szCs w:val="24"/>
@@ -3236,7 +3201,7 @@
       </w:r>
       <w:r>
         <w:rPr>
-          <w:rFonts w:ascii="Wingdings" w:eastAsia="Wingdings" w:hAnsi="Wingdings" w:cs="Wingdings"/>
+          <w:rFonts w:ascii="Wingdings" w:hAnsi="Wingdings" w:eastAsia="Wingdings" w:cs="Wingdings"/>
           <w:spacing w:val="-33"/>
           <w:sz w:val="24"/>
           <w:szCs w:val="24"/>
@@ -3245,7 +3210,7 @@
       </w:r>
       <w:r>
         <w:rPr>
-          <w:rFonts w:ascii="SimSun" w:eastAsia="SimSun" w:hAnsi="SimSun" w:cs="SimSun"/>
+          <w:rFonts w:ascii="宋体" w:hAnsi="宋体" w:eastAsia="宋体" w:cs="宋体"/>
           <w:spacing w:val="-3"/>
           <w:sz w:val="24"/>
           <w:szCs w:val="24"/>
@@ -3258,14 +3223,14 @@
         <w:spacing w:before="162" w:line="239" w:lineRule="auto"/>
         <w:ind w:left="520"/>
         <w:rPr>
-          <w:rFonts w:ascii="SimSun" w:eastAsia="SimSun" w:hAnsi="SimSun" w:cs="SimSun"/>
-          <w:sz w:val="24"/>
-          <w:szCs w:val="24"/>
-        </w:rPr>
-      </w:pPr>
-      <w:r>
-        <w:rPr>
-          <w:rFonts w:ascii="Wingdings" w:eastAsia="Wingdings" w:hAnsi="Wingdings" w:cs="Wingdings"/>
+          <w:rFonts w:ascii="宋体" w:hAnsi="宋体" w:eastAsia="宋体" w:cs="宋体"/>
+          <w:sz w:val="24"/>
+          <w:szCs w:val="24"/>
+        </w:rPr>
+      </w:pPr>
+      <w:r>
+        <w:rPr>
+          <w:rFonts w:ascii="Wingdings" w:hAnsi="Wingdings" w:eastAsia="Wingdings" w:cs="Wingdings"/>
           <w:spacing w:val="-2"/>
           <w:sz w:val="24"/>
           <w:szCs w:val="24"/>
@@ -3274,7 +3239,7 @@
       </w:r>
       <w:r>
         <w:rPr>
-          <w:rFonts w:ascii="Wingdings" w:eastAsia="Wingdings" w:hAnsi="Wingdings" w:cs="Wingdings"/>
+          <w:rFonts w:ascii="Wingdings" w:hAnsi="Wingdings" w:eastAsia="Wingdings" w:cs="Wingdings"/>
           <w:spacing w:val="-45"/>
           <w:sz w:val="24"/>
           <w:szCs w:val="24"/>
@@ -3283,7 +3248,7 @@
       </w:r>
       <w:r>
         <w:rPr>
-          <w:rFonts w:ascii="SimSun" w:eastAsia="SimSun" w:hAnsi="SimSun" w:cs="SimSun"/>
+          <w:rFonts w:ascii="宋体" w:hAnsi="宋体" w:eastAsia="宋体" w:cs="宋体"/>
           <w:spacing w:val="-2"/>
           <w:sz w:val="24"/>
           <w:szCs w:val="24"/>
@@ -3296,14 +3261,14 @@
         <w:spacing w:before="160" w:line="239" w:lineRule="auto"/>
         <w:ind w:left="520"/>
         <w:rPr>
-          <w:rFonts w:ascii="SimSun" w:eastAsia="SimSun" w:hAnsi="SimSun" w:cs="SimSun"/>
-          <w:sz w:val="24"/>
-          <w:szCs w:val="24"/>
-        </w:rPr>
-      </w:pPr>
-      <w:r>
-        <w:rPr>
-          <w:rFonts w:ascii="Wingdings" w:eastAsia="Wingdings" w:hAnsi="Wingdings" w:cs="Wingdings"/>
+          <w:rFonts w:ascii="宋体" w:hAnsi="宋体" w:eastAsia="宋体" w:cs="宋体"/>
+          <w:sz w:val="24"/>
+          <w:szCs w:val="24"/>
+        </w:rPr>
+      </w:pPr>
+      <w:r>
+        <w:rPr>
+          <w:rFonts w:ascii="Wingdings" w:hAnsi="Wingdings" w:eastAsia="Wingdings" w:cs="Wingdings"/>
           <w:spacing w:val="-3"/>
           <w:sz w:val="24"/>
           <w:szCs w:val="24"/>
@@ -3312,7 +3277,7 @@
       </w:r>
       <w:r>
         <w:rPr>
-          <w:rFonts w:ascii="Wingdings" w:eastAsia="Wingdings" w:hAnsi="Wingdings" w:cs="Wingdings"/>
+          <w:rFonts w:ascii="Wingdings" w:hAnsi="Wingdings" w:eastAsia="Wingdings" w:cs="Wingdings"/>
           <w:spacing w:val="-36"/>
           <w:sz w:val="24"/>
           <w:szCs w:val="24"/>
@@ -3321,7 +3286,7 @@
       </w:r>
       <w:r>
         <w:rPr>
-          <w:rFonts w:ascii="SimSun" w:eastAsia="SimSun" w:hAnsi="SimSun" w:cs="SimSun"/>
+          <w:rFonts w:ascii="宋体" w:hAnsi="宋体" w:eastAsia="宋体" w:cs="宋体"/>
           <w:spacing w:val="-3"/>
           <w:sz w:val="24"/>
           <w:szCs w:val="24"/>
@@ -3334,14 +3299,14 @@
         <w:spacing w:before="162" w:line="239" w:lineRule="auto"/>
         <w:ind w:left="520"/>
         <w:rPr>
-          <w:rFonts w:ascii="SimSun" w:eastAsia="SimSun" w:hAnsi="SimSun" w:cs="SimSun"/>
-          <w:sz w:val="24"/>
-          <w:szCs w:val="24"/>
-        </w:rPr>
-      </w:pPr>
-      <w:r>
-        <w:rPr>
-          <w:rFonts w:ascii="Wingdings" w:eastAsia="Wingdings" w:hAnsi="Wingdings" w:cs="Wingdings"/>
+          <w:rFonts w:ascii="宋体" w:hAnsi="宋体" w:eastAsia="宋体" w:cs="宋体"/>
+          <w:sz w:val="24"/>
+          <w:szCs w:val="24"/>
+        </w:rPr>
+      </w:pPr>
+      <w:r>
+        <w:rPr>
+          <w:rFonts w:ascii="Wingdings" w:hAnsi="Wingdings" w:eastAsia="Wingdings" w:cs="Wingdings"/>
           <w:spacing w:val="-3"/>
           <w:sz w:val="24"/>
           <w:szCs w:val="24"/>
@@ -3350,7 +3315,7 @@
       </w:r>
       <w:r>
         <w:rPr>
-          <w:rFonts w:ascii="Wingdings" w:eastAsia="Wingdings" w:hAnsi="Wingdings" w:cs="Wingdings"/>
+          <w:rFonts w:ascii="Wingdings" w:hAnsi="Wingdings" w:eastAsia="Wingdings" w:cs="Wingdings"/>
           <w:spacing w:val="-39"/>
           <w:sz w:val="24"/>
           <w:szCs w:val="24"/>
@@ -3359,7 +3324,7 @@
       </w:r>
       <w:r>
         <w:rPr>
-          <w:rFonts w:ascii="SimSun" w:eastAsia="SimSun" w:hAnsi="SimSun" w:cs="SimSun"/>
+          <w:rFonts w:ascii="宋体" w:hAnsi="宋体" w:eastAsia="宋体" w:cs="宋体"/>
           <w:spacing w:val="-3"/>
           <w:sz w:val="24"/>
           <w:szCs w:val="24"/>
@@ -3371,15 +3336,10 @@
       <w:pPr>
         <w:spacing w:before="161" w:line="238" w:lineRule="auto"/>
         <w:ind w:left="520"/>
-        <w:rPr>
-          <w:rFonts w:ascii="SimSun" w:eastAsia="SimSun" w:hAnsi="SimSun" w:cs="SimSun"/>
-          <w:sz w:val="24"/>
-          <w:szCs w:val="24"/>
-        </w:rPr>
-      </w:pPr>
-      <w:r>
-        <w:rPr>
-          <w:rFonts w:ascii="Wingdings" w:eastAsia="Wingdings" w:hAnsi="Wingdings" w:cs="Wingdings"/>
+      </w:pPr>
+      <w:r>
+        <w:rPr>
+          <w:rFonts w:ascii="Wingdings" w:hAnsi="Wingdings" w:eastAsia="Wingdings" w:cs="Wingdings"/>
           <w:spacing w:val="-2"/>
           <w:sz w:val="24"/>
           <w:szCs w:val="24"/>
@@ -3388,7 +3348,7 @@
       </w:r>
       <w:r>
         <w:rPr>
-          <w:rFonts w:ascii="Wingdings" w:eastAsia="Wingdings" w:hAnsi="Wingdings" w:cs="Wingdings"/>
+          <w:rFonts w:ascii="Wingdings" w:hAnsi="Wingdings" w:eastAsia="Wingdings" w:cs="Wingdings"/>
           <w:spacing w:val="-51"/>
           <w:sz w:val="24"/>
           <w:szCs w:val="24"/>
@@ -3397,7 +3357,7 @@
       </w:r>
       <w:r>
         <w:rPr>
-          <w:rFonts w:ascii="SimSun" w:eastAsia="SimSun" w:hAnsi="SimSun" w:cs="SimSun"/>
+          <w:rFonts w:ascii="宋体" w:hAnsi="宋体" w:eastAsia="宋体" w:cs="宋体"/>
           <w:spacing w:val="-2"/>
           <w:sz w:val="24"/>
           <w:szCs w:val="24"/>
@@ -3407,115 +3367,33 @@
     </w:p>
     <w:p>
       <w:pPr>
-        <w:spacing w:line="238" w:lineRule="auto"/>
-        <w:rPr>
-          <w:rFonts w:ascii="SimSun" w:eastAsia="SimSun" w:hAnsi="SimSun" w:cs="SimSun"/>
-          <w:sz w:val="24"/>
-          <w:szCs w:val="24"/>
-        </w:rPr>
-        <w:sectPr>
-          <w:footerReference w:type="default" r:id="rId8"/>
-          <w:pgSz w:w="11910" w:h="16840"/>
-          <w:pgMar w:top="904" w:right="1786" w:bottom="961" w:left="1779" w:header="0" w:footer="726" w:gutter="0"/>
-          <w:cols w:space="720"/>
-        </w:sectPr>
-      </w:pPr>
-    </w:p>
-    <w:p>
-      <w:pPr>
-        <w:spacing w:line="427" w:lineRule="exact"/>
-      </w:pPr>
-      <w:r>
-        <w:rPr>
-          <w:position w:val="-8"/>
-        </w:rPr>
-        <w:drawing>
-          <wp:inline distT="0" distB="0" distL="0" distR="0">
-            <wp:extent cx="696350" cy="271753"/>
-            <wp:effectExtent l="0" t="0" r="0" b="0"/>
-            <wp:docPr id="10" name="IM 10"/>
-            <wp:cNvGraphicFramePr/>
-            <a:graphic xmlns:a="http://schemas.openxmlformats.org/drawingml/2006/main">
-              <a:graphicData uri="http://schemas.openxmlformats.org/drawingml/2006/picture">
-                <pic:pic xmlns:pic="http://schemas.openxmlformats.org/drawingml/2006/picture">
-                  <pic:nvPicPr>
-                    <pic:cNvPr id="10" name="IM 10"/>
-                    <pic:cNvPicPr/>
-                  </pic:nvPicPr>
-                  <pic:blipFill>
-                    <a:blip xmlns:r="http://schemas.openxmlformats.org/officeDocument/2006/relationships" r:embed="rId4"/>
-                    <a:stretch>
-                      <a:fillRect/>
-                    </a:stretch>
-                  </pic:blipFill>
-                  <pic:spPr>
-                    <a:xfrm rot="0">
-                      <a:off x="0" y="0"/>
-                      <a:ext cx="696350" cy="271753"/>
-                    </a:xfrm>
-                    <a:prstGeom prst="rect">
-                      <a:avLst/>
-                    </a:prstGeom>
-                  </pic:spPr>
-                </pic:pic>
-              </a:graphicData>
-            </a:graphic>
-          </wp:inline>
-        </w:drawing>
-      </w:r>
-    </w:p>
-    <w:p>
-      <w:pPr>
-        <w:spacing w:before="197"/>
-        <w:ind w:left="1996"/>
-        <w:rPr>
-          <w:rFonts w:ascii="SimSun" w:eastAsia="SimSun" w:hAnsi="SimSun" w:cs="SimSun"/>
-          <w:sz w:val="24"/>
-          <w:szCs w:val="24"/>
-        </w:rPr>
-      </w:pPr>
-      <w:r>
-        <w:rPr>
-          <w:rFonts w:ascii="Wingdings" w:eastAsia="Wingdings" w:hAnsi="Wingdings" w:cs="Wingdings"/>
+        <w:spacing w:before="161" w:line="238" w:lineRule="auto"/>
+        <w:ind w:left="520"/>
+        <w:rPr>
+          <w:rFonts w:ascii="Wingdings" w:hAnsi="Wingdings" w:eastAsia="Wingdings" w:cs="Wingdings"/>
           <w:spacing w:val="-2"/>
           <w:sz w:val="24"/>
           <w:szCs w:val="24"/>
         </w:rPr>
-        <w:t>n</w:t>
-      </w:r>
-      <w:r>
-        <w:rPr>
-          <w:rFonts w:ascii="Wingdings" w:eastAsia="Wingdings" w:hAnsi="Wingdings" w:cs="Wingdings"/>
-          <w:spacing w:val="-43"/>
-          <w:sz w:val="24"/>
-          <w:szCs w:val="24"/>
-        </w:rPr>
-        <w:t xml:space="preserve"> </w:t>
-      </w:r>
-      <w:r>
-        <w:rPr>
-          <w:rFonts w:ascii="SimSun" w:eastAsia="SimSun" w:hAnsi="SimSun" w:cs="SimSun"/>
+      </w:pPr>
+      <w:r>
+        <w:rPr>
+          <w:rFonts w:ascii="Wingdings" w:hAnsi="Wingdings" w:eastAsia="Wingdings" w:cs="Wingdings"/>
           <w:spacing w:val="-2"/>
           <w:sz w:val="24"/>
           <w:szCs w:val="24"/>
         </w:rPr>
-        <w:t>对重大投诉进行原因分析、处理和回访。</w:t>
-      </w:r>
-    </w:p>
-    <w:p>
-      <w:pPr>
-        <w:pStyle w:val="BodyText"/>
-        <w:spacing w:line="242" w:lineRule="auto"/>
-      </w:pPr>
-    </w:p>
-    <w:p>
-      <w:pPr>
-        <w:pStyle w:val="BodyText"/>
+        <w:t>n 对重大投诉进行原因分析、处理和回访。</w:t>
+      </w:r>
+    </w:p>
+    <w:p>
+      <w:pPr>
+        <w:pStyle w:val="2"/>
         <w:spacing w:before="98" w:line="223" w:lineRule="auto"/>
         <w:ind w:left="31"/>
         <w:outlineLvl w:val="1"/>
         <w:rPr>
-          <w:rFonts w:ascii="SimHei" w:eastAsia="SimHei" w:hAnsi="SimHei" w:cs="SimHei"/>
+          <w:rFonts w:ascii="黑体" w:hAnsi="黑体" w:eastAsia="黑体" w:cs="黑体"/>
           <w:sz w:val="30"/>
           <w:szCs w:val="30"/>
         </w:rPr>
@@ -3545,7 +3423,7 @@
       </w:r>
       <w:r>
         <w:rPr>
-          <w:rFonts w:ascii="SimHei" w:eastAsia="SimHei" w:hAnsi="SimHei" w:cs="SimHei"/>
+          <w:rFonts w:ascii="黑体" w:hAnsi="黑体" w:eastAsia="黑体" w:cs="黑体"/>
           <w:b/>
           <w:bCs/>
           <w:spacing w:val="-7"/>
@@ -3557,23 +3435,17 @@
     </w:p>
     <w:p>
       <w:pPr>
-        <w:pStyle w:val="BodyText"/>
-        <w:spacing w:line="252" w:lineRule="auto"/>
-      </w:pPr>
-    </w:p>
-    <w:p>
-      <w:pPr>
         <w:spacing w:before="78" w:line="239" w:lineRule="auto"/>
         <w:ind w:left="520"/>
         <w:rPr>
-          <w:rFonts w:ascii="SimSun" w:eastAsia="SimSun" w:hAnsi="SimSun" w:cs="SimSun"/>
-          <w:sz w:val="24"/>
-          <w:szCs w:val="24"/>
-        </w:rPr>
-      </w:pPr>
-      <w:r>
-        <w:rPr>
-          <w:rFonts w:ascii="Wingdings" w:eastAsia="Wingdings" w:hAnsi="Wingdings" w:cs="Wingdings"/>
+          <w:rFonts w:ascii="宋体" w:hAnsi="宋体" w:eastAsia="宋体" w:cs="宋体"/>
+          <w:sz w:val="24"/>
+          <w:szCs w:val="24"/>
+        </w:rPr>
+      </w:pPr>
+      <w:r>
+        <w:rPr>
+          <w:rFonts w:ascii="Wingdings" w:hAnsi="Wingdings" w:eastAsia="Wingdings" w:cs="Wingdings"/>
           <w:spacing w:val="-5"/>
           <w:sz w:val="24"/>
           <w:szCs w:val="24"/>
@@ -3582,7 +3454,7 @@
       </w:r>
       <w:r>
         <w:rPr>
-          <w:rFonts w:ascii="SimSun" w:eastAsia="SimSun" w:hAnsi="SimSun" w:cs="SimSun"/>
+          <w:rFonts w:ascii="宋体" w:hAnsi="宋体" w:eastAsia="宋体" w:cs="宋体"/>
           <w:spacing w:val="-5"/>
           <w:sz w:val="24"/>
           <w:szCs w:val="24"/>
@@ -3595,14 +3467,14 @@
         <w:spacing w:before="161" w:line="295" w:lineRule="auto"/>
         <w:ind w:left="930" w:right="57" w:hanging="410"/>
         <w:rPr>
-          <w:rFonts w:ascii="SimSun" w:eastAsia="SimSun" w:hAnsi="SimSun" w:cs="SimSun"/>
-          <w:sz w:val="24"/>
-          <w:szCs w:val="24"/>
-        </w:rPr>
-      </w:pPr>
-      <w:r>
-        <w:rPr>
-          <w:rFonts w:ascii="Wingdings" w:eastAsia="Wingdings" w:hAnsi="Wingdings" w:cs="Wingdings"/>
+          <w:rFonts w:ascii="宋体" w:hAnsi="宋体" w:eastAsia="宋体" w:cs="宋体"/>
+          <w:sz w:val="24"/>
+          <w:szCs w:val="24"/>
+        </w:rPr>
+      </w:pPr>
+      <w:r>
+        <w:rPr>
+          <w:rFonts w:ascii="Wingdings" w:hAnsi="Wingdings" w:eastAsia="Wingdings" w:cs="Wingdings"/>
           <w:spacing w:val="4"/>
           <w:sz w:val="24"/>
           <w:szCs w:val="24"/>
@@ -3611,7 +3483,7 @@
       </w:r>
       <w:r>
         <w:rPr>
-          <w:rFonts w:ascii="Wingdings" w:eastAsia="Wingdings" w:hAnsi="Wingdings" w:cs="Wingdings"/>
+          <w:rFonts w:ascii="Wingdings" w:hAnsi="Wingdings" w:eastAsia="Wingdings" w:cs="Wingdings"/>
           <w:spacing w:val="-40"/>
           <w:sz w:val="24"/>
           <w:szCs w:val="24"/>
@@ -3620,7 +3492,7 @@
       </w:r>
       <w:r>
         <w:rPr>
-          <w:rFonts w:ascii="SimSun" w:eastAsia="SimSun" w:hAnsi="SimSun" w:cs="SimSun"/>
+          <w:rFonts w:ascii="宋体" w:hAnsi="宋体" w:eastAsia="宋体" w:cs="宋体"/>
           <w:spacing w:val="4"/>
           <w:sz w:val="24"/>
           <w:szCs w:val="24"/>
@@ -3629,7 +3501,7 @@
       </w:r>
       <w:r>
         <w:rPr>
-          <w:rFonts w:ascii="Calibri" w:eastAsia="Calibri" w:hAnsi="Calibri" w:cs="Calibri"/>
+          <w:rFonts w:ascii="Calibri" w:hAnsi="Calibri" w:eastAsia="Calibri" w:cs="Calibri"/>
           <w:spacing w:val="4"/>
           <w:sz w:val="24"/>
           <w:szCs w:val="24"/>
@@ -3638,7 +3510,7 @@
       </w:r>
       <w:r>
         <w:rPr>
-          <w:rFonts w:ascii="SimSun" w:eastAsia="SimSun" w:hAnsi="SimSun" w:cs="SimSun"/>
+          <w:rFonts w:ascii="宋体" w:hAnsi="宋体" w:eastAsia="宋体" w:cs="宋体"/>
           <w:spacing w:val="4"/>
           <w:sz w:val="24"/>
           <w:szCs w:val="24"/>
@@ -3647,7 +3519,7 @@
       </w:r>
       <w:r>
         <w:rPr>
-          <w:rFonts w:ascii="SimSun" w:eastAsia="SimSun" w:hAnsi="SimSun" w:cs="SimSun"/>
+          <w:rFonts w:ascii="宋体" w:hAnsi="宋体" w:eastAsia="宋体" w:cs="宋体"/>
           <w:spacing w:val="3"/>
           <w:sz w:val="24"/>
           <w:szCs w:val="24"/>
@@ -3656,7 +3528,7 @@
       </w:r>
       <w:r>
         <w:rPr>
-          <w:rFonts w:ascii="SimSun" w:eastAsia="SimSun" w:hAnsi="SimSun" w:cs="SimSun"/>
+          <w:rFonts w:ascii="宋体" w:hAnsi="宋体" w:eastAsia="宋体" w:cs="宋体"/>
           <w:spacing w:val="-1"/>
           <w:sz w:val="24"/>
           <w:szCs w:val="24"/>
@@ -3669,14 +3541,14 @@
         <w:spacing w:before="177" w:line="239" w:lineRule="auto"/>
         <w:ind w:left="520"/>
         <w:rPr>
-          <w:rFonts w:ascii="SimSun" w:eastAsia="SimSun" w:hAnsi="SimSun" w:cs="SimSun"/>
-          <w:sz w:val="24"/>
-          <w:szCs w:val="24"/>
-        </w:rPr>
-      </w:pPr>
-      <w:r>
-        <w:rPr>
-          <w:rFonts w:ascii="Wingdings" w:eastAsia="Wingdings" w:hAnsi="Wingdings" w:cs="Wingdings"/>
+          <w:rFonts w:ascii="宋体" w:hAnsi="宋体" w:eastAsia="宋体" w:cs="宋体"/>
+          <w:sz w:val="24"/>
+          <w:szCs w:val="24"/>
+        </w:rPr>
+      </w:pPr>
+      <w:r>
+        <w:rPr>
+          <w:rFonts w:ascii="Wingdings" w:hAnsi="Wingdings" w:eastAsia="Wingdings" w:cs="Wingdings"/>
           <w:spacing w:val="-3"/>
           <w:sz w:val="24"/>
           <w:szCs w:val="24"/>
@@ -3685,7 +3557,7 @@
       </w:r>
       <w:r>
         <w:rPr>
-          <w:rFonts w:ascii="Wingdings" w:eastAsia="Wingdings" w:hAnsi="Wingdings" w:cs="Wingdings"/>
+          <w:rFonts w:ascii="Wingdings" w:hAnsi="Wingdings" w:eastAsia="Wingdings" w:cs="Wingdings"/>
           <w:spacing w:val="-42"/>
           <w:sz w:val="24"/>
           <w:szCs w:val="24"/>
@@ -3694,7 +3566,7 @@
       </w:r>
       <w:r>
         <w:rPr>
-          <w:rFonts w:ascii="SimSun" w:eastAsia="SimSun" w:hAnsi="SimSun" w:cs="SimSun"/>
+          <w:rFonts w:ascii="宋体" w:hAnsi="宋体" w:eastAsia="宋体" w:cs="宋体"/>
           <w:spacing w:val="-3"/>
           <w:sz w:val="24"/>
           <w:szCs w:val="24"/>
@@ -3707,14 +3579,14 @@
         <w:spacing w:before="163"/>
         <w:ind w:left="520"/>
         <w:rPr>
-          <w:rFonts w:ascii="SimSun" w:eastAsia="SimSun" w:hAnsi="SimSun" w:cs="SimSun"/>
-          <w:sz w:val="24"/>
-          <w:szCs w:val="24"/>
-        </w:rPr>
-      </w:pPr>
-      <w:r>
-        <w:rPr>
-          <w:rFonts w:ascii="Wingdings" w:eastAsia="Wingdings" w:hAnsi="Wingdings" w:cs="Wingdings"/>
+          <w:rFonts w:ascii="宋体" w:hAnsi="宋体" w:eastAsia="宋体" w:cs="宋体"/>
+          <w:sz w:val="24"/>
+          <w:szCs w:val="24"/>
+        </w:rPr>
+      </w:pPr>
+      <w:r>
+        <w:rPr>
+          <w:rFonts w:ascii="Wingdings" w:hAnsi="Wingdings" w:eastAsia="Wingdings" w:cs="Wingdings"/>
           <w:spacing w:val="-3"/>
           <w:sz w:val="24"/>
           <w:szCs w:val="24"/>
@@ -3723,7 +3595,7 @@
       </w:r>
       <w:r>
         <w:rPr>
-          <w:rFonts w:ascii="Wingdings" w:eastAsia="Wingdings" w:hAnsi="Wingdings" w:cs="Wingdings"/>
+          <w:rFonts w:ascii="Wingdings" w:hAnsi="Wingdings" w:eastAsia="Wingdings" w:cs="Wingdings"/>
           <w:spacing w:val="-42"/>
           <w:sz w:val="24"/>
           <w:szCs w:val="24"/>
@@ -3732,7 +3604,7 @@
       </w:r>
       <w:r>
         <w:rPr>
-          <w:rFonts w:ascii="SimSun" w:eastAsia="SimSun" w:hAnsi="SimSun" w:cs="SimSun"/>
+          <w:rFonts w:ascii="宋体" w:hAnsi="宋体" w:eastAsia="宋体" w:cs="宋体"/>
           <w:spacing w:val="-3"/>
           <w:sz w:val="24"/>
           <w:szCs w:val="24"/>
@@ -3745,14 +3617,14 @@
         <w:spacing w:before="158" w:line="238" w:lineRule="auto"/>
         <w:ind w:left="520"/>
         <w:rPr>
-          <w:rFonts w:ascii="SimSun" w:eastAsia="SimSun" w:hAnsi="SimSun" w:cs="SimSun"/>
-          <w:sz w:val="24"/>
-          <w:szCs w:val="24"/>
-        </w:rPr>
-      </w:pPr>
-      <w:r>
-        <w:rPr>
-          <w:rFonts w:ascii="Wingdings" w:eastAsia="Wingdings" w:hAnsi="Wingdings" w:cs="Wingdings"/>
+          <w:rFonts w:ascii="宋体" w:hAnsi="宋体" w:eastAsia="宋体" w:cs="宋体"/>
+          <w:sz w:val="24"/>
+          <w:szCs w:val="24"/>
+        </w:rPr>
+      </w:pPr>
+      <w:r>
+        <w:rPr>
+          <w:rFonts w:ascii="Wingdings" w:hAnsi="Wingdings" w:eastAsia="Wingdings" w:cs="Wingdings"/>
           <w:spacing w:val="-2"/>
           <w:sz w:val="24"/>
           <w:szCs w:val="24"/>
@@ -3761,7 +3633,7 @@
       </w:r>
       <w:r>
         <w:rPr>
-          <w:rFonts w:ascii="Wingdings" w:eastAsia="Wingdings" w:hAnsi="Wingdings" w:cs="Wingdings"/>
+          <w:rFonts w:ascii="Wingdings" w:hAnsi="Wingdings" w:eastAsia="Wingdings" w:cs="Wingdings"/>
           <w:spacing w:val="-29"/>
           <w:sz w:val="24"/>
           <w:szCs w:val="24"/>
@@ -3770,7 +3642,7 @@
       </w:r>
       <w:r>
         <w:rPr>
-          <w:rFonts w:ascii="SimSun" w:eastAsia="SimSun" w:hAnsi="SimSun" w:cs="SimSun"/>
+          <w:rFonts w:ascii="宋体" w:hAnsi="宋体" w:eastAsia="宋体" w:cs="宋体"/>
           <w:spacing w:val="-2"/>
           <w:sz w:val="24"/>
           <w:szCs w:val="24"/>
@@ -3780,18 +3652,12 @@
     </w:p>
     <w:p>
       <w:pPr>
-        <w:pStyle w:val="BodyText"/>
-        <w:spacing w:line="245" w:lineRule="auto"/>
-      </w:pPr>
-    </w:p>
-    <w:p>
-      <w:pPr>
-        <w:pStyle w:val="BodyText"/>
+        <w:pStyle w:val="2"/>
         <w:spacing w:before="98" w:line="221" w:lineRule="auto"/>
         <w:ind w:left="31"/>
         <w:outlineLvl w:val="1"/>
         <w:rPr>
-          <w:rFonts w:ascii="SimHei" w:eastAsia="SimHei" w:hAnsi="SimHei" w:cs="SimHei"/>
+          <w:rFonts w:ascii="黑体" w:hAnsi="黑体" w:eastAsia="黑体" w:cs="黑体"/>
           <w:sz w:val="30"/>
           <w:szCs w:val="30"/>
         </w:rPr>
@@ -3820,7 +3686,7 @@
       </w:r>
       <w:r>
         <w:rPr>
-          <w:rFonts w:ascii="SimHei" w:eastAsia="SimHei" w:hAnsi="SimHei" w:cs="SimHei"/>
+          <w:rFonts w:ascii="黑体" w:hAnsi="黑体" w:eastAsia="黑体" w:cs="黑体"/>
           <w:b/>
           <w:bCs/>
           <w:spacing w:val="-6"/>
@@ -3832,23 +3698,17 @@
     </w:p>
     <w:p>
       <w:pPr>
-        <w:pStyle w:val="BodyText"/>
-        <w:spacing w:line="257" w:lineRule="auto"/>
-      </w:pPr>
-    </w:p>
-    <w:p>
-      <w:pPr>
         <w:spacing w:before="78" w:line="239" w:lineRule="auto"/>
         <w:ind w:left="520"/>
         <w:rPr>
-          <w:rFonts w:ascii="SimSun" w:eastAsia="SimSun" w:hAnsi="SimSun" w:cs="SimSun"/>
-          <w:sz w:val="24"/>
-          <w:szCs w:val="24"/>
-        </w:rPr>
-      </w:pPr>
-      <w:r>
-        <w:rPr>
-          <w:rFonts w:ascii="Wingdings" w:eastAsia="Wingdings" w:hAnsi="Wingdings" w:cs="Wingdings"/>
+          <w:rFonts w:ascii="宋体" w:hAnsi="宋体" w:eastAsia="宋体" w:cs="宋体"/>
+          <w:sz w:val="24"/>
+          <w:szCs w:val="24"/>
+        </w:rPr>
+      </w:pPr>
+      <w:r>
+        <w:rPr>
+          <w:rFonts w:ascii="Wingdings" w:hAnsi="Wingdings" w:eastAsia="Wingdings" w:cs="Wingdings"/>
           <w:spacing w:val="-4"/>
           <w:sz w:val="24"/>
           <w:szCs w:val="24"/>
@@ -3857,7 +3717,7 @@
       </w:r>
       <w:r>
         <w:rPr>
-          <w:rFonts w:ascii="Wingdings" w:eastAsia="Wingdings" w:hAnsi="Wingdings" w:cs="Wingdings"/>
+          <w:rFonts w:ascii="Wingdings" w:hAnsi="Wingdings" w:eastAsia="Wingdings" w:cs="Wingdings"/>
           <w:spacing w:val="-29"/>
           <w:sz w:val="24"/>
           <w:szCs w:val="24"/>
@@ -3866,7 +3726,7 @@
       </w:r>
       <w:r>
         <w:rPr>
-          <w:rFonts w:ascii="SimSun" w:eastAsia="SimSun" w:hAnsi="SimSun" w:cs="SimSun"/>
+          <w:rFonts w:ascii="宋体" w:hAnsi="宋体" w:eastAsia="宋体" w:cs="宋体"/>
           <w:spacing w:val="-4"/>
           <w:sz w:val="24"/>
           <w:szCs w:val="24"/>
@@ -3879,14 +3739,14 @@
         <w:spacing w:before="160" w:line="239" w:lineRule="auto"/>
         <w:ind w:left="520"/>
         <w:rPr>
-          <w:rFonts w:ascii="SimSun" w:eastAsia="SimSun" w:hAnsi="SimSun" w:cs="SimSun"/>
-          <w:sz w:val="24"/>
-          <w:szCs w:val="24"/>
-        </w:rPr>
-      </w:pPr>
-      <w:r>
-        <w:rPr>
-          <w:rFonts w:ascii="Wingdings" w:eastAsia="Wingdings" w:hAnsi="Wingdings" w:cs="Wingdings"/>
+          <w:rFonts w:ascii="宋体" w:hAnsi="宋体" w:eastAsia="宋体" w:cs="宋体"/>
+          <w:sz w:val="24"/>
+          <w:szCs w:val="24"/>
+        </w:rPr>
+      </w:pPr>
+      <w:r>
+        <w:rPr>
+          <w:rFonts w:ascii="Wingdings" w:hAnsi="Wingdings" w:eastAsia="Wingdings" w:cs="Wingdings"/>
           <w:spacing w:val="-2"/>
           <w:sz w:val="24"/>
           <w:szCs w:val="24"/>
@@ -3895,7 +3755,7 @@
       </w:r>
       <w:r>
         <w:rPr>
-          <w:rFonts w:ascii="Wingdings" w:eastAsia="Wingdings" w:hAnsi="Wingdings" w:cs="Wingdings"/>
+          <w:rFonts w:ascii="Wingdings" w:hAnsi="Wingdings" w:eastAsia="Wingdings" w:cs="Wingdings"/>
           <w:spacing w:val="-51"/>
           <w:sz w:val="24"/>
           <w:szCs w:val="24"/>
@@ -3904,7 +3764,7 @@
       </w:r>
       <w:r>
         <w:rPr>
-          <w:rFonts w:ascii="SimSun" w:eastAsia="SimSun" w:hAnsi="SimSun" w:cs="SimSun"/>
+          <w:rFonts w:ascii="宋体" w:hAnsi="宋体" w:eastAsia="宋体" w:cs="宋体"/>
           <w:spacing w:val="-2"/>
           <w:sz w:val="24"/>
           <w:szCs w:val="24"/>
@@ -3918,14 +3778,14 @@
         <w:ind w:right="43"/>
         <w:jc w:val="right"/>
         <w:rPr>
-          <w:rFonts w:ascii="SimSun" w:eastAsia="SimSun" w:hAnsi="SimSun" w:cs="SimSun"/>
-          <w:sz w:val="24"/>
-          <w:szCs w:val="24"/>
-        </w:rPr>
-      </w:pPr>
-      <w:r>
-        <w:rPr>
-          <w:rFonts w:ascii="Wingdings" w:eastAsia="Wingdings" w:hAnsi="Wingdings" w:cs="Wingdings"/>
+          <w:rFonts w:ascii="宋体" w:hAnsi="宋体" w:eastAsia="宋体" w:cs="宋体"/>
+          <w:sz w:val="24"/>
+          <w:szCs w:val="24"/>
+        </w:rPr>
+      </w:pPr>
+      <w:r>
+        <w:rPr>
+          <w:rFonts w:ascii="Wingdings" w:hAnsi="Wingdings" w:eastAsia="Wingdings" w:cs="Wingdings"/>
           <w:spacing w:val="-1"/>
           <w:sz w:val="24"/>
           <w:szCs w:val="24"/>
@@ -3934,7 +3794,7 @@
       </w:r>
       <w:r>
         <w:rPr>
-          <w:rFonts w:ascii="Wingdings" w:eastAsia="Wingdings" w:hAnsi="Wingdings" w:cs="Wingdings"/>
+          <w:rFonts w:ascii="Wingdings" w:hAnsi="Wingdings" w:eastAsia="Wingdings" w:cs="Wingdings"/>
           <w:spacing w:val="-49"/>
           <w:sz w:val="24"/>
           <w:szCs w:val="24"/>
@@ -3943,7 +3803,7 @@
       </w:r>
       <w:r>
         <w:rPr>
-          <w:rFonts w:ascii="SimSun" w:eastAsia="SimSun" w:hAnsi="SimSun" w:cs="SimSun"/>
+          <w:rFonts w:ascii="宋体" w:hAnsi="宋体" w:eastAsia="宋体" w:cs="宋体"/>
           <w:spacing w:val="-1"/>
           <w:sz w:val="24"/>
           <w:szCs w:val="24"/>
@@ -3956,14 +3816,14 @@
         <w:spacing w:before="162" w:line="239" w:lineRule="auto"/>
         <w:ind w:left="520"/>
         <w:rPr>
-          <w:rFonts w:ascii="SimSun" w:eastAsia="SimSun" w:hAnsi="SimSun" w:cs="SimSun"/>
-          <w:sz w:val="24"/>
-          <w:szCs w:val="24"/>
-        </w:rPr>
-      </w:pPr>
-      <w:r>
-        <w:rPr>
-          <w:rFonts w:ascii="Wingdings" w:eastAsia="Wingdings" w:hAnsi="Wingdings" w:cs="Wingdings"/>
+          <w:rFonts w:ascii="宋体" w:hAnsi="宋体" w:eastAsia="宋体" w:cs="宋体"/>
+          <w:sz w:val="24"/>
+          <w:szCs w:val="24"/>
+        </w:rPr>
+      </w:pPr>
+      <w:r>
+        <w:rPr>
+          <w:rFonts w:ascii="Wingdings" w:hAnsi="Wingdings" w:eastAsia="Wingdings" w:cs="Wingdings"/>
           <w:spacing w:val="-4"/>
           <w:sz w:val="24"/>
           <w:szCs w:val="24"/>
@@ -3972,7 +3832,7 @@
       </w:r>
       <w:r>
         <w:rPr>
-          <w:rFonts w:ascii="SimSun" w:eastAsia="SimSun" w:hAnsi="SimSun" w:cs="SimSun"/>
+          <w:rFonts w:ascii="宋体" w:hAnsi="宋体" w:eastAsia="宋体" w:cs="宋体"/>
           <w:spacing w:val="-4"/>
           <w:sz w:val="24"/>
           <w:szCs w:val="24"/>
@@ -3982,18 +3842,12 @@
     </w:p>
     <w:p>
       <w:pPr>
-        <w:pStyle w:val="BodyText"/>
-        <w:spacing w:line="243" w:lineRule="auto"/>
-      </w:pPr>
-    </w:p>
-    <w:p>
-      <w:pPr>
-        <w:pStyle w:val="BodyText"/>
+        <w:pStyle w:val="2"/>
         <w:spacing w:before="97" w:line="221" w:lineRule="auto"/>
         <w:ind w:left="115"/>
         <w:outlineLvl w:val="1"/>
         <w:rPr>
-          <w:rFonts w:ascii="SimHei" w:eastAsia="SimHei" w:hAnsi="SimHei" w:cs="SimHei"/>
+          <w:rFonts w:ascii="黑体" w:hAnsi="黑体" w:eastAsia="黑体" w:cs="黑体"/>
           <w:sz w:val="30"/>
           <w:szCs w:val="30"/>
         </w:rPr>
@@ -4022,7 +3876,7 @@
       </w:r>
       <w:r>
         <w:rPr>
-          <w:rFonts w:ascii="SimHei" w:eastAsia="SimHei" w:hAnsi="SimHei" w:cs="SimHei"/>
+          <w:rFonts w:ascii="黑体" w:hAnsi="黑体" w:eastAsia="黑体" w:cs="黑体"/>
           <w:b/>
           <w:bCs/>
           <w:spacing w:val="-6"/>
@@ -4034,23 +3888,17 @@
     </w:p>
     <w:p>
       <w:pPr>
-        <w:pStyle w:val="BodyText"/>
-        <w:spacing w:line="265" w:lineRule="auto"/>
-      </w:pPr>
-    </w:p>
-    <w:p>
-      <w:pPr>
         <w:spacing w:before="79" w:line="366" w:lineRule="auto"/>
         <w:ind w:left="30" w:right="105" w:firstLine="536"/>
         <w:rPr>
-          <w:rFonts w:ascii="SimSun" w:eastAsia="SimSun" w:hAnsi="SimSun" w:cs="SimSun"/>
-          <w:sz w:val="24"/>
-          <w:szCs w:val="24"/>
-        </w:rPr>
-      </w:pPr>
-      <w:r>
-        <w:rPr>
-          <w:rFonts w:ascii="SimSun" w:eastAsia="SimSun" w:hAnsi="SimSun" w:cs="SimSun"/>
+          <w:rFonts w:ascii="宋体" w:hAnsi="宋体" w:eastAsia="宋体" w:cs="宋体"/>
+          <w:sz w:val="24"/>
+          <w:szCs w:val="24"/>
+        </w:rPr>
+      </w:pPr>
+      <w:r>
+        <w:rPr>
+          <w:rFonts w:ascii="宋体" w:hAnsi="宋体" w:eastAsia="宋体" w:cs="宋体"/>
           <w:sz w:val="24"/>
           <w:szCs w:val="24"/>
         </w:rPr>
@@ -4058,7 +3906,7 @@
       </w:r>
       <w:r>
         <w:rPr>
-          <w:rFonts w:ascii="SimSun" w:eastAsia="SimSun" w:hAnsi="SimSun" w:cs="SimSun"/>
+          <w:rFonts w:ascii="宋体" w:hAnsi="宋体" w:eastAsia="宋体" w:cs="宋体"/>
           <w:spacing w:val="-1"/>
           <w:sz w:val="24"/>
           <w:szCs w:val="24"/>
@@ -4067,7 +3915,7 @@
       </w:r>
       <w:r>
         <w:rPr>
-          <w:rFonts w:ascii="SimSun" w:eastAsia="SimSun" w:hAnsi="SimSun" w:cs="SimSun"/>
+          <w:rFonts w:ascii="宋体" w:hAnsi="宋体" w:eastAsia="宋体" w:cs="宋体"/>
           <w:spacing w:val="-16"/>
           <w:sz w:val="24"/>
           <w:szCs w:val="24"/>
@@ -4076,7 +3924,7 @@
       </w:r>
       <w:r>
         <w:rPr>
-          <w:rFonts w:ascii="SimSun" w:eastAsia="SimSun" w:hAnsi="SimSun" w:cs="SimSun"/>
+          <w:rFonts w:ascii="宋体" w:hAnsi="宋体" w:eastAsia="宋体" w:cs="宋体"/>
           <w:spacing w:val="-17"/>
           <w:sz w:val="24"/>
           <w:szCs w:val="24"/>
@@ -4090,7 +3938,7 @@
         <w:ind w:left="97"/>
         <w:outlineLvl w:val="0"/>
         <w:rPr>
-          <w:rFonts w:ascii="SimHei" w:eastAsia="SimHei" w:hAnsi="SimHei" w:cs="SimHei"/>
+          <w:rFonts w:ascii="黑体" w:hAnsi="黑体" w:eastAsia="黑体" w:cs="黑体"/>
           <w:sz w:val="31"/>
           <w:szCs w:val="31"/>
         </w:rPr>
@@ -4099,7 +3947,7 @@
       <w:bookmarkEnd w:id="8"/>
       <w:r>
         <w:rPr>
-          <w:rFonts w:ascii="Calibri" w:eastAsia="Calibri" w:hAnsi="Calibri" w:cs="Calibri"/>
+          <w:rFonts w:ascii="Calibri" w:hAnsi="Calibri" w:eastAsia="Calibri" w:cs="Calibri"/>
           <w:b/>
           <w:bCs/>
           <w:spacing w:val="5"/>
@@ -4110,7 +3958,7 @@
       </w:r>
       <w:r>
         <w:rPr>
-          <w:rFonts w:ascii="SimHei" w:eastAsia="SimHei" w:hAnsi="SimHei" w:cs="SimHei"/>
+          <w:rFonts w:ascii="黑体" w:hAnsi="黑体" w:eastAsia="黑体" w:cs="黑体"/>
           <w:b/>
           <w:bCs/>
           <w:spacing w:val="5"/>
@@ -4122,18 +3970,12 @@
     </w:p>
     <w:p>
       <w:pPr>
-        <w:pStyle w:val="BodyText"/>
-        <w:spacing w:line="402" w:lineRule="auto"/>
-      </w:pPr>
-    </w:p>
-    <w:p>
-      <w:pPr>
-        <w:pStyle w:val="BodyText"/>
+        <w:pStyle w:val="2"/>
         <w:spacing w:before="98" w:line="221" w:lineRule="auto"/>
         <w:ind w:left="109"/>
         <w:outlineLvl w:val="1"/>
         <w:rPr>
-          <w:rFonts w:ascii="SimHei" w:eastAsia="SimHei" w:hAnsi="SimHei" w:cs="SimHei"/>
+          <w:rFonts w:ascii="黑体" w:hAnsi="黑体" w:eastAsia="黑体" w:cs="黑体"/>
           <w:sz w:val="30"/>
           <w:szCs w:val="30"/>
         </w:rPr>
@@ -4162,7 +4004,7 @@
       </w:r>
       <w:r>
         <w:rPr>
-          <w:rFonts w:ascii="SimHei" w:eastAsia="SimHei" w:hAnsi="SimHei" w:cs="SimHei"/>
+          <w:rFonts w:ascii="黑体" w:hAnsi="黑体" w:eastAsia="黑体" w:cs="黑体"/>
           <w:b/>
           <w:bCs/>
           <w:spacing w:val="-5"/>
@@ -4174,23 +4016,17 @@
     </w:p>
     <w:p>
       <w:pPr>
-        <w:pStyle w:val="BodyText"/>
-        <w:spacing w:line="257" w:lineRule="auto"/>
-      </w:pPr>
-    </w:p>
-    <w:p>
-      <w:pPr>
         <w:spacing w:before="78" w:line="239" w:lineRule="auto"/>
         <w:ind w:left="520"/>
         <w:rPr>
-          <w:rFonts w:ascii="SimSun" w:eastAsia="SimSun" w:hAnsi="SimSun" w:cs="SimSun"/>
-          <w:sz w:val="24"/>
-          <w:szCs w:val="24"/>
-        </w:rPr>
-      </w:pPr>
-      <w:r>
-        <w:rPr>
-          <w:rFonts w:ascii="Wingdings" w:eastAsia="Wingdings" w:hAnsi="Wingdings" w:cs="Wingdings"/>
+          <w:rFonts w:ascii="宋体" w:hAnsi="宋体" w:eastAsia="宋体" w:cs="宋体"/>
+          <w:sz w:val="24"/>
+          <w:szCs w:val="24"/>
+        </w:rPr>
+      </w:pPr>
+      <w:r>
+        <w:rPr>
+          <w:rFonts w:ascii="Wingdings" w:hAnsi="Wingdings" w:eastAsia="Wingdings" w:cs="Wingdings"/>
           <w:spacing w:val="-4"/>
           <w:sz w:val="24"/>
           <w:szCs w:val="24"/>
@@ -4199,7 +4035,7 @@
       </w:r>
       <w:r>
         <w:rPr>
-          <w:rFonts w:ascii="SimSun" w:eastAsia="SimSun" w:hAnsi="SimSun" w:cs="SimSun"/>
+          <w:rFonts w:ascii="宋体" w:hAnsi="宋体" w:eastAsia="宋体" w:cs="宋体"/>
           <w:spacing w:val="-4"/>
           <w:sz w:val="24"/>
           <w:szCs w:val="24"/>
@@ -4212,14 +4048,14 @@
         <w:spacing w:before="169" w:line="360" w:lineRule="auto"/>
         <w:ind w:left="49" w:right="45" w:firstLine="460"/>
         <w:rPr>
-          <w:rFonts w:ascii="SimSun" w:eastAsia="SimSun" w:hAnsi="SimSun" w:cs="SimSun"/>
-          <w:sz w:val="24"/>
-          <w:szCs w:val="24"/>
-        </w:rPr>
-      </w:pPr>
-      <w:r>
-        <w:rPr>
-          <w:rFonts w:ascii="SimSun" w:eastAsia="SimSun" w:hAnsi="SimSun" w:cs="SimSun"/>
+          <w:rFonts w:ascii="宋体" w:hAnsi="宋体" w:eastAsia="宋体" w:cs="宋体"/>
+          <w:sz w:val="24"/>
+          <w:szCs w:val="24"/>
+        </w:rPr>
+      </w:pPr>
+      <w:r>
+        <w:rPr>
+          <w:rFonts w:ascii="宋体" w:hAnsi="宋体" w:eastAsia="宋体" w:cs="宋体"/>
           <w:spacing w:val="-11"/>
           <w:sz w:val="24"/>
           <w:szCs w:val="24"/>
@@ -4228,7 +4064,7 @@
       </w:r>
       <w:r>
         <w:rPr>
-          <w:rFonts w:ascii="SimSun" w:eastAsia="SimSun" w:hAnsi="SimSun" w:cs="SimSun"/>
+          <w:rFonts w:ascii="宋体" w:hAnsi="宋体" w:eastAsia="宋体" w:cs="宋体"/>
           <w:spacing w:val="-1"/>
           <w:sz w:val="24"/>
           <w:szCs w:val="24"/>
@@ -4241,14 +4077,14 @@
         <w:spacing w:line="239" w:lineRule="auto"/>
         <w:ind w:left="520"/>
         <w:rPr>
-          <w:rFonts w:ascii="SimSun" w:eastAsia="SimSun" w:hAnsi="SimSun" w:cs="SimSun"/>
-          <w:sz w:val="24"/>
-          <w:szCs w:val="24"/>
-        </w:rPr>
-      </w:pPr>
-      <w:r>
-        <w:rPr>
-          <w:rFonts w:ascii="Wingdings" w:eastAsia="Wingdings" w:hAnsi="Wingdings" w:cs="Wingdings"/>
+          <w:rFonts w:ascii="宋体" w:hAnsi="宋体" w:eastAsia="宋体" w:cs="宋体"/>
+          <w:sz w:val="24"/>
+          <w:szCs w:val="24"/>
+        </w:rPr>
+      </w:pPr>
+      <w:r>
+        <w:rPr>
+          <w:rFonts w:ascii="Wingdings" w:hAnsi="Wingdings" w:eastAsia="Wingdings" w:cs="Wingdings"/>
           <w:spacing w:val="-8"/>
           <w:sz w:val="24"/>
           <w:szCs w:val="24"/>
@@ -4257,7 +4093,7 @@
       </w:r>
       <w:r>
         <w:rPr>
-          <w:rFonts w:ascii="Wingdings" w:eastAsia="Wingdings" w:hAnsi="Wingdings" w:cs="Wingdings"/>
+          <w:rFonts w:ascii="Wingdings" w:hAnsi="Wingdings" w:eastAsia="Wingdings" w:cs="Wingdings"/>
           <w:spacing w:val="14"/>
           <w:sz w:val="24"/>
           <w:szCs w:val="24"/>
@@ -4266,7 +4102,7 @@
       </w:r>
       <w:r>
         <w:rPr>
-          <w:rFonts w:ascii="SimSun" w:eastAsia="SimSun" w:hAnsi="SimSun" w:cs="SimSun"/>
+          <w:rFonts w:ascii="宋体" w:hAnsi="宋体" w:eastAsia="宋体" w:cs="宋体"/>
           <w:spacing w:val="-8"/>
           <w:sz w:val="24"/>
           <w:szCs w:val="24"/>
@@ -4279,14 +4115,14 @@
         <w:spacing w:before="172" w:line="360" w:lineRule="auto"/>
         <w:ind w:left="28" w:right="84" w:firstLine="486"/>
         <w:rPr>
-          <w:rFonts w:ascii="SimSun" w:eastAsia="SimSun" w:hAnsi="SimSun" w:cs="SimSun"/>
-          <w:sz w:val="24"/>
-          <w:szCs w:val="24"/>
-        </w:rPr>
-      </w:pPr>
-      <w:r>
-        <w:rPr>
-          <w:rFonts w:ascii="SimSun" w:eastAsia="SimSun" w:hAnsi="SimSun" w:cs="SimSun"/>
+          <w:rFonts w:ascii="宋体" w:hAnsi="宋体" w:eastAsia="宋体" w:cs="宋体"/>
+          <w:sz w:val="24"/>
+          <w:szCs w:val="24"/>
+        </w:rPr>
+      </w:pPr>
+      <w:r>
+        <w:rPr>
+          <w:rFonts w:ascii="宋体" w:hAnsi="宋体" w:eastAsia="宋体" w:cs="宋体"/>
           <w:spacing w:val="-5"/>
           <w:sz w:val="24"/>
           <w:szCs w:val="24"/>
@@ -4295,7 +4131,7 @@
       </w:r>
       <w:r>
         <w:rPr>
-          <w:rFonts w:ascii="SimSun" w:eastAsia="SimSun" w:hAnsi="SimSun" w:cs="SimSun"/>
+          <w:rFonts w:ascii="宋体" w:hAnsi="宋体" w:eastAsia="宋体" w:cs="宋体"/>
           <w:spacing w:val="-6"/>
           <w:sz w:val="24"/>
           <w:szCs w:val="24"/>
@@ -4304,7 +4140,7 @@
       </w:r>
       <w:r>
         <w:rPr>
-          <w:rFonts w:ascii="SimSun" w:eastAsia="SimSun" w:hAnsi="SimSun" w:cs="SimSun"/>
+          <w:rFonts w:ascii="宋体" w:hAnsi="宋体" w:eastAsia="宋体" w:cs="宋体"/>
           <w:spacing w:val="-1"/>
           <w:sz w:val="24"/>
           <w:szCs w:val="24"/>
@@ -4317,14 +4153,14 @@
         <w:spacing w:line="239" w:lineRule="auto"/>
         <w:ind w:left="520"/>
         <w:rPr>
-          <w:rFonts w:ascii="SimSun" w:eastAsia="SimSun" w:hAnsi="SimSun" w:cs="SimSun"/>
-          <w:sz w:val="24"/>
-          <w:szCs w:val="24"/>
-        </w:rPr>
-      </w:pPr>
-      <w:r>
-        <w:rPr>
-          <w:rFonts w:ascii="Wingdings" w:eastAsia="Wingdings" w:hAnsi="Wingdings" w:cs="Wingdings"/>
+          <w:rFonts w:ascii="宋体" w:hAnsi="宋体" w:eastAsia="宋体" w:cs="宋体"/>
+          <w:sz w:val="24"/>
+          <w:szCs w:val="24"/>
+        </w:rPr>
+      </w:pPr>
+      <w:r>
+        <w:rPr>
+          <w:rFonts w:ascii="Wingdings" w:hAnsi="Wingdings" w:eastAsia="Wingdings" w:cs="Wingdings"/>
           <w:spacing w:val="-4"/>
           <w:sz w:val="24"/>
           <w:szCs w:val="24"/>
@@ -4333,7 +4169,7 @@
       </w:r>
       <w:r>
         <w:rPr>
-          <w:rFonts w:ascii="SimSun" w:eastAsia="SimSun" w:hAnsi="SimSun" w:cs="SimSun"/>
+          <w:rFonts w:ascii="宋体" w:hAnsi="宋体" w:eastAsia="宋体" w:cs="宋体"/>
           <w:spacing w:val="-4"/>
           <w:sz w:val="24"/>
           <w:szCs w:val="24"/>
@@ -4343,128 +4179,33 @@
     </w:p>
     <w:p>
       <w:pPr>
-        <w:spacing w:line="239" w:lineRule="auto"/>
-        <w:rPr>
-          <w:rFonts w:ascii="SimSun" w:eastAsia="SimSun" w:hAnsi="SimSun" w:cs="SimSun"/>
-          <w:sz w:val="24"/>
-          <w:szCs w:val="24"/>
-        </w:rPr>
-        <w:sectPr>
-          <w:footerReference w:type="default" r:id="rId9"/>
-          <w:pgSz w:w="11910" w:h="16840"/>
-          <w:pgMar w:top="904" w:right="1786" w:bottom="961" w:left="1779" w:header="0" w:footer="728" w:gutter="0"/>
-          <w:cols w:space="720"/>
-        </w:sectPr>
-      </w:pPr>
-    </w:p>
-    <w:p>
-      <w:pPr>
-        <w:spacing w:line="427" w:lineRule="exact"/>
-      </w:pPr>
-      <w:r>
-        <w:rPr>
-          <w:position w:val="-8"/>
-        </w:rPr>
-        <w:drawing>
-          <wp:inline distT="0" distB="0" distL="0" distR="0">
-            <wp:extent cx="696350" cy="271753"/>
-            <wp:effectExtent l="0" t="0" r="0" b="0"/>
-            <wp:docPr id="12" name="IM 12"/>
-            <wp:cNvGraphicFramePr/>
-            <a:graphic xmlns:a="http://schemas.openxmlformats.org/drawingml/2006/main">
-              <a:graphicData uri="http://schemas.openxmlformats.org/drawingml/2006/picture">
-                <pic:pic xmlns:pic="http://schemas.openxmlformats.org/drawingml/2006/picture">
-                  <pic:nvPicPr>
-                    <pic:cNvPr id="12" name="IM 12"/>
-                    <pic:cNvPicPr/>
-                  </pic:nvPicPr>
-                  <pic:blipFill>
-                    <a:blip xmlns:r="http://schemas.openxmlformats.org/officeDocument/2006/relationships" r:embed="rId4"/>
-                    <a:stretch>
-                      <a:fillRect/>
-                    </a:stretch>
-                  </pic:blipFill>
-                  <pic:spPr>
-                    <a:xfrm rot="0">
-                      <a:off x="0" y="0"/>
-                      <a:ext cx="696350" cy="271753"/>
-                    </a:xfrm>
-                    <a:prstGeom prst="rect">
-                      <a:avLst/>
-                    </a:prstGeom>
-                  </pic:spPr>
-                </pic:pic>
-              </a:graphicData>
-            </a:graphic>
-          </wp:inline>
-        </w:drawing>
-      </w:r>
-    </w:p>
-    <w:p>
-      <w:pPr>
-        <w:spacing w:before="206" w:line="365" w:lineRule="auto"/>
-        <w:ind w:left="28" w:right="2" w:firstLine="1836"/>
-        <w:jc w:val="both"/>
-        <w:rPr>
-          <w:rFonts w:ascii="SimSun" w:eastAsia="SimSun" w:hAnsi="SimSun" w:cs="SimSun"/>
-          <w:sz w:val="24"/>
-          <w:szCs w:val="24"/>
-        </w:rPr>
-      </w:pPr>
-      <w:r>
-        <w:rPr>
-          <w:rFonts w:ascii="SimSun" w:eastAsia="SimSun" w:hAnsi="SimSun" w:cs="SimSun"/>
-          <w:spacing w:val="-9"/>
-          <w:sz w:val="24"/>
-          <w:szCs w:val="24"/>
-        </w:rPr>
-        <w:t>根据市场情况、技术发展和公司自身变化，周期性的评审服务工</w:t>
-      </w:r>
-      <w:r>
-        <w:rPr>
-          <w:rFonts w:ascii="SimSun" w:eastAsia="SimSun" w:hAnsi="SimSun" w:cs="SimSun"/>
-          <w:spacing w:val="-9"/>
-          <w:sz w:val="24"/>
-          <w:szCs w:val="24"/>
-        </w:rPr>
-        <w:t>作中存在的问题，并评估批准整改措施；评审现有流程执行的差距和改</w:t>
-      </w:r>
-      <w:r>
-        <w:rPr>
-          <w:rFonts w:ascii="SimSun" w:eastAsia="SimSun" w:hAnsi="SimSun" w:cs="SimSun"/>
-          <w:spacing w:val="-10"/>
-          <w:sz w:val="24"/>
-          <w:szCs w:val="24"/>
-        </w:rPr>
-        <w:t>进措施，更</w:t>
-      </w:r>
-      <w:r>
-        <w:rPr>
-          <w:rFonts w:ascii="SimSun" w:eastAsia="SimSun" w:hAnsi="SimSun" w:cs="SimSun"/>
-          <w:spacing w:val="4"/>
-          <w:sz w:val="24"/>
-          <w:szCs w:val="24"/>
-        </w:rPr>
-        <w:t>好地适应服务需求；通过服务改进管理，提高运维服务工作的适应性和管理水</w:t>
-      </w:r>
-      <w:r>
-        <w:rPr>
-          <w:rFonts w:ascii="SimSun" w:eastAsia="SimSun" w:hAnsi="SimSun" w:cs="SimSun"/>
+        <w:spacing w:before="172" w:line="360" w:lineRule="auto"/>
+        <w:ind w:left="28" w:right="84" w:firstLine="486"/>
+        <w:rPr>
+          <w:rFonts w:ascii="宋体" w:hAnsi="宋体" w:eastAsia="宋体" w:cs="宋体"/>
           <w:spacing w:val="-5"/>
           <w:sz w:val="24"/>
           <w:szCs w:val="24"/>
         </w:rPr>
-        <w:t>平。</w:t>
-      </w:r>
-    </w:p>
-    <w:p>
-      <w:pPr>
-        <w:pStyle w:val="BodyText"/>
+      </w:pPr>
+      <w:r>
+        <w:rPr>
+          <w:rFonts w:ascii="宋体" w:hAnsi="宋体" w:eastAsia="宋体" w:cs="宋体"/>
+          <w:spacing w:val="-5"/>
+          <w:sz w:val="24"/>
+          <w:szCs w:val="24"/>
+        </w:rPr>
+        <w:t>根据市场情况、技术发展和公司自身变化，周期性的评审服务工作中存在的问题，并评估批准整改措施；评审现有流程执行的差距和改进措施，更好地适应服务需求；通过服务改进管理，提高运维服务工作的适应性和管理水平。</w:t>
+      </w:r>
+    </w:p>
+    <w:p>
+      <w:pPr>
+        <w:pStyle w:val="2"/>
         <w:spacing w:before="161" w:line="222" w:lineRule="auto"/>
         <w:ind w:left="25"/>
         <w:outlineLvl w:val="1"/>
         <w:rPr>
-          <w:rFonts w:ascii="SimHei" w:eastAsia="SimHei" w:hAnsi="SimHei" w:cs="SimHei"/>
+          <w:rFonts w:ascii="黑体" w:hAnsi="黑体" w:eastAsia="黑体" w:cs="黑体"/>
           <w:sz w:val="30"/>
           <w:szCs w:val="30"/>
         </w:rPr>
@@ -4493,7 +4234,7 @@
       </w:r>
       <w:r>
         <w:rPr>
-          <w:rFonts w:ascii="SimHei" w:eastAsia="SimHei" w:hAnsi="SimHei" w:cs="SimHei"/>
+          <w:rFonts w:ascii="黑体" w:hAnsi="黑体" w:eastAsia="黑体" w:cs="黑体"/>
           <w:b/>
           <w:bCs/>
           <w:spacing w:val="-4"/>
@@ -4505,23 +4246,17 @@
     </w:p>
     <w:p>
       <w:pPr>
-        <w:pStyle w:val="BodyText"/>
-        <w:spacing w:line="253" w:lineRule="auto"/>
-      </w:pPr>
-    </w:p>
-    <w:p>
-      <w:pPr>
         <w:spacing w:before="79" w:line="239" w:lineRule="auto"/>
         <w:ind w:left="520"/>
         <w:rPr>
-          <w:rFonts w:ascii="SimSun" w:eastAsia="SimSun" w:hAnsi="SimSun" w:cs="SimSun"/>
-          <w:sz w:val="24"/>
-          <w:szCs w:val="24"/>
-        </w:rPr>
-      </w:pPr>
-      <w:r>
-        <w:rPr>
-          <w:rFonts w:ascii="Wingdings" w:eastAsia="Wingdings" w:hAnsi="Wingdings" w:cs="Wingdings"/>
+          <w:rFonts w:ascii="宋体" w:hAnsi="宋体" w:eastAsia="宋体" w:cs="宋体"/>
+          <w:sz w:val="24"/>
+          <w:szCs w:val="24"/>
+        </w:rPr>
+      </w:pPr>
+      <w:r>
+        <w:rPr>
+          <w:rFonts w:ascii="Wingdings" w:hAnsi="Wingdings" w:eastAsia="Wingdings" w:cs="Wingdings"/>
           <w:spacing w:val="-5"/>
           <w:sz w:val="24"/>
           <w:szCs w:val="24"/>
@@ -4530,7 +4265,7 @@
       </w:r>
       <w:r>
         <w:rPr>
-          <w:rFonts w:ascii="Wingdings" w:eastAsia="Wingdings" w:hAnsi="Wingdings" w:cs="Wingdings"/>
+          <w:rFonts w:ascii="Wingdings" w:hAnsi="Wingdings" w:eastAsia="Wingdings" w:cs="Wingdings"/>
           <w:spacing w:val="-41"/>
           <w:sz w:val="24"/>
           <w:szCs w:val="24"/>
@@ -4539,7 +4274,7 @@
       </w:r>
       <w:r>
         <w:rPr>
-          <w:rFonts w:ascii="SimSun" w:eastAsia="SimSun" w:hAnsi="SimSun" w:cs="SimSun"/>
+          <w:rFonts w:ascii="宋体" w:hAnsi="宋体" w:eastAsia="宋体" w:cs="宋体"/>
           <w:spacing w:val="-5"/>
           <w:sz w:val="24"/>
           <w:szCs w:val="24"/>
@@ -4552,14 +4287,14 @@
         <w:spacing w:before="171" w:line="359" w:lineRule="auto"/>
         <w:ind w:left="32" w:right="86" w:firstLine="477"/>
         <w:rPr>
-          <w:rFonts w:ascii="SimSun" w:eastAsia="SimSun" w:hAnsi="SimSun" w:cs="SimSun"/>
-          <w:sz w:val="24"/>
-          <w:szCs w:val="24"/>
-        </w:rPr>
-      </w:pPr>
-      <w:r>
-        <w:rPr>
-          <w:rFonts w:ascii="SimSun" w:eastAsia="SimSun" w:hAnsi="SimSun" w:cs="SimSun"/>
+          <w:rFonts w:ascii="宋体" w:hAnsi="宋体" w:eastAsia="宋体" w:cs="宋体"/>
+          <w:sz w:val="24"/>
+          <w:szCs w:val="24"/>
+        </w:rPr>
+      </w:pPr>
+      <w:r>
+        <w:rPr>
+          <w:rFonts w:ascii="宋体" w:hAnsi="宋体" w:eastAsia="宋体" w:cs="宋体"/>
           <w:spacing w:val="-5"/>
           <w:sz w:val="24"/>
           <w:szCs w:val="24"/>
@@ -4568,7 +4303,7 @@
       </w:r>
       <w:r>
         <w:rPr>
-          <w:rFonts w:ascii="SimSun" w:eastAsia="SimSun" w:hAnsi="SimSun" w:cs="SimSun"/>
+          <w:rFonts w:ascii="宋体" w:hAnsi="宋体" w:eastAsia="宋体" w:cs="宋体"/>
           <w:spacing w:val="-6"/>
           <w:sz w:val="24"/>
           <w:szCs w:val="24"/>
@@ -4577,7 +4312,7 @@
       </w:r>
       <w:r>
         <w:rPr>
-          <w:rFonts w:ascii="SimSun" w:eastAsia="SimSun" w:hAnsi="SimSun" w:cs="SimSun"/>
+          <w:rFonts w:ascii="宋体" w:hAnsi="宋体" w:eastAsia="宋体" w:cs="宋体"/>
           <w:spacing w:val="-3"/>
           <w:sz w:val="24"/>
           <w:szCs w:val="24"/>
@@ -4586,7 +4321,7 @@
       </w:r>
       <w:r>
         <w:rPr>
-          <w:rFonts w:ascii="SimSun" w:eastAsia="SimSun" w:hAnsi="SimSun" w:cs="SimSun"/>
+          <w:rFonts w:ascii="宋体" w:hAnsi="宋体" w:eastAsia="宋体" w:cs="宋体"/>
           <w:spacing w:val="-4"/>
           <w:sz w:val="24"/>
           <w:szCs w:val="24"/>
@@ -4599,14 +4334,14 @@
         <w:spacing w:line="239" w:lineRule="auto"/>
         <w:ind w:left="520"/>
         <w:rPr>
-          <w:rFonts w:ascii="SimSun" w:eastAsia="SimSun" w:hAnsi="SimSun" w:cs="SimSun"/>
-          <w:sz w:val="24"/>
-          <w:szCs w:val="24"/>
-        </w:rPr>
-      </w:pPr>
-      <w:r>
-        <w:rPr>
-          <w:rFonts w:ascii="Wingdings" w:eastAsia="Wingdings" w:hAnsi="Wingdings" w:cs="Wingdings"/>
+          <w:rFonts w:ascii="宋体" w:hAnsi="宋体" w:eastAsia="宋体" w:cs="宋体"/>
+          <w:sz w:val="24"/>
+          <w:szCs w:val="24"/>
+        </w:rPr>
+      </w:pPr>
+      <w:r>
+        <w:rPr>
+          <w:rFonts w:ascii="Wingdings" w:hAnsi="Wingdings" w:eastAsia="Wingdings" w:cs="Wingdings"/>
           <w:spacing w:val="-3"/>
           <w:sz w:val="24"/>
           <w:szCs w:val="24"/>
@@ -4615,7 +4350,7 @@
       </w:r>
       <w:r>
         <w:rPr>
-          <w:rFonts w:ascii="Wingdings" w:eastAsia="Wingdings" w:hAnsi="Wingdings" w:cs="Wingdings"/>
+          <w:rFonts w:ascii="Wingdings" w:hAnsi="Wingdings" w:eastAsia="Wingdings" w:cs="Wingdings"/>
           <w:spacing w:val="-45"/>
           <w:sz w:val="24"/>
           <w:szCs w:val="24"/>
@@ -4624,7 +4359,7 @@
       </w:r>
       <w:r>
         <w:rPr>
-          <w:rFonts w:ascii="SimSun" w:eastAsia="SimSun" w:hAnsi="SimSun" w:cs="SimSun"/>
+          <w:rFonts w:ascii="宋体" w:hAnsi="宋体" w:eastAsia="宋体" w:cs="宋体"/>
           <w:spacing w:val="-3"/>
           <w:sz w:val="24"/>
           <w:szCs w:val="24"/>
@@ -4637,14 +4372,14 @@
         <w:spacing w:before="174" w:line="359" w:lineRule="auto"/>
         <w:ind w:left="29" w:right="79" w:firstLine="480"/>
         <w:rPr>
-          <w:rFonts w:ascii="SimSun" w:eastAsia="SimSun" w:hAnsi="SimSun" w:cs="SimSun"/>
-          <w:sz w:val="24"/>
-          <w:szCs w:val="24"/>
-        </w:rPr>
-      </w:pPr>
-      <w:r>
-        <w:rPr>
-          <w:rFonts w:ascii="SimSun" w:eastAsia="SimSun" w:hAnsi="SimSun" w:cs="SimSun"/>
+          <w:rFonts w:ascii="宋体" w:hAnsi="宋体" w:eastAsia="宋体" w:cs="宋体"/>
+          <w:sz w:val="24"/>
+          <w:szCs w:val="24"/>
+        </w:rPr>
+      </w:pPr>
+      <w:r>
+        <w:rPr>
+          <w:rFonts w:ascii="宋体" w:hAnsi="宋体" w:eastAsia="宋体" w:cs="宋体"/>
           <w:spacing w:val="-5"/>
           <w:sz w:val="24"/>
           <w:szCs w:val="24"/>
@@ -4653,7 +4388,7 @@
       </w:r>
       <w:r>
         <w:rPr>
-          <w:rFonts w:ascii="SimSun" w:eastAsia="SimSun" w:hAnsi="SimSun" w:cs="SimSun"/>
+          <w:rFonts w:ascii="宋体" w:hAnsi="宋体" w:eastAsia="宋体" w:cs="宋体"/>
           <w:spacing w:val="-1"/>
           <w:sz w:val="24"/>
           <w:szCs w:val="24"/>
@@ -4666,14 +4401,14 @@
         <w:spacing w:before="1" w:line="239" w:lineRule="auto"/>
         <w:ind w:left="520"/>
         <w:rPr>
-          <w:rFonts w:ascii="SimSun" w:eastAsia="SimSun" w:hAnsi="SimSun" w:cs="SimSun"/>
-          <w:sz w:val="24"/>
-          <w:szCs w:val="24"/>
-        </w:rPr>
-      </w:pPr>
-      <w:r>
-        <w:rPr>
-          <w:rFonts w:ascii="Wingdings" w:eastAsia="Wingdings" w:hAnsi="Wingdings" w:cs="Wingdings"/>
+          <w:rFonts w:ascii="宋体" w:hAnsi="宋体" w:eastAsia="宋体" w:cs="宋体"/>
+          <w:sz w:val="24"/>
+          <w:szCs w:val="24"/>
+        </w:rPr>
+      </w:pPr>
+      <w:r>
+        <w:rPr>
+          <w:rFonts w:ascii="Wingdings" w:hAnsi="Wingdings" w:eastAsia="Wingdings" w:cs="Wingdings"/>
           <w:spacing w:val="-8"/>
           <w:sz w:val="24"/>
           <w:szCs w:val="24"/>
@@ -4682,7 +4417,7 @@
       </w:r>
       <w:r>
         <w:rPr>
-          <w:rFonts w:ascii="Wingdings" w:eastAsia="Wingdings" w:hAnsi="Wingdings" w:cs="Wingdings"/>
+          <w:rFonts w:ascii="Wingdings" w:hAnsi="Wingdings" w:eastAsia="Wingdings" w:cs="Wingdings"/>
           <w:spacing w:val="38"/>
           <w:sz w:val="24"/>
           <w:szCs w:val="24"/>
@@ -4691,7 +4426,7 @@
       </w:r>
       <w:r>
         <w:rPr>
-          <w:rFonts w:ascii="SimSun" w:eastAsia="SimSun" w:hAnsi="SimSun" w:cs="SimSun"/>
+          <w:rFonts w:ascii="宋体" w:hAnsi="宋体" w:eastAsia="宋体" w:cs="宋体"/>
           <w:spacing w:val="-8"/>
           <w:sz w:val="24"/>
           <w:szCs w:val="24"/>
@@ -4704,14 +4439,14 @@
         <w:spacing w:before="171" w:line="360" w:lineRule="auto"/>
         <w:ind w:left="29" w:right="86" w:firstLine="487"/>
         <w:rPr>
-          <w:rFonts w:ascii="SimSun" w:eastAsia="SimSun" w:hAnsi="SimSun" w:cs="SimSun"/>
-          <w:sz w:val="24"/>
-          <w:szCs w:val="24"/>
-        </w:rPr>
-      </w:pPr>
-      <w:r>
-        <w:rPr>
-          <w:rFonts w:ascii="SimSun" w:eastAsia="SimSun" w:hAnsi="SimSun" w:cs="SimSun"/>
+          <w:rFonts w:ascii="宋体" w:hAnsi="宋体" w:eastAsia="宋体" w:cs="宋体"/>
+          <w:sz w:val="24"/>
+          <w:szCs w:val="24"/>
+        </w:rPr>
+      </w:pPr>
+      <w:r>
+        <w:rPr>
+          <w:rFonts w:ascii="宋体" w:hAnsi="宋体" w:eastAsia="宋体" w:cs="宋体"/>
           <w:spacing w:val="-5"/>
           <w:sz w:val="24"/>
           <w:szCs w:val="24"/>
@@ -4720,7 +4455,7 @@
       </w:r>
       <w:r>
         <w:rPr>
-          <w:rFonts w:ascii="SimSun" w:eastAsia="SimSun" w:hAnsi="SimSun" w:cs="SimSun"/>
+          <w:rFonts w:ascii="宋体" w:hAnsi="宋体" w:eastAsia="宋体" w:cs="宋体"/>
           <w:spacing w:val="-6"/>
           <w:sz w:val="24"/>
           <w:szCs w:val="24"/>
@@ -4729,7 +4464,7 @@
       </w:r>
       <w:r>
         <w:rPr>
-          <w:rFonts w:ascii="SimSun" w:eastAsia="SimSun" w:hAnsi="SimSun" w:cs="SimSun"/>
+          <w:rFonts w:ascii="宋体" w:hAnsi="宋体" w:eastAsia="宋体" w:cs="宋体"/>
           <w:spacing w:val="-1"/>
           <w:sz w:val="24"/>
           <w:szCs w:val="24"/>
@@ -4742,14 +4477,14 @@
         <w:spacing w:line="239" w:lineRule="auto"/>
         <w:ind w:left="520"/>
         <w:rPr>
-          <w:rFonts w:ascii="SimSun" w:eastAsia="SimSun" w:hAnsi="SimSun" w:cs="SimSun"/>
-          <w:sz w:val="24"/>
-          <w:szCs w:val="24"/>
-        </w:rPr>
-      </w:pPr>
-      <w:r>
-        <w:rPr>
-          <w:rFonts w:ascii="Wingdings" w:eastAsia="Wingdings" w:hAnsi="Wingdings" w:cs="Wingdings"/>
+          <w:rFonts w:ascii="宋体" w:hAnsi="宋体" w:eastAsia="宋体" w:cs="宋体"/>
+          <w:sz w:val="24"/>
+          <w:szCs w:val="24"/>
+        </w:rPr>
+      </w:pPr>
+      <w:r>
+        <w:rPr>
+          <w:rFonts w:ascii="Wingdings" w:hAnsi="Wingdings" w:eastAsia="Wingdings" w:cs="Wingdings"/>
           <w:spacing w:val="-4"/>
           <w:sz w:val="24"/>
           <w:szCs w:val="24"/>
@@ -4758,7 +4493,7 @@
       </w:r>
       <w:r>
         <w:rPr>
-          <w:rFonts w:ascii="Wingdings" w:eastAsia="Wingdings" w:hAnsi="Wingdings" w:cs="Wingdings"/>
+          <w:rFonts w:ascii="Wingdings" w:hAnsi="Wingdings" w:eastAsia="Wingdings" w:cs="Wingdings"/>
           <w:spacing w:val="-48"/>
           <w:sz w:val="24"/>
           <w:szCs w:val="24"/>
@@ -4767,7 +4502,7 @@
       </w:r>
       <w:r>
         <w:rPr>
-          <w:rFonts w:ascii="SimSun" w:eastAsia="SimSun" w:hAnsi="SimSun" w:cs="SimSun"/>
+          <w:rFonts w:ascii="宋体" w:hAnsi="宋体" w:eastAsia="宋体" w:cs="宋体"/>
           <w:spacing w:val="-4"/>
           <w:sz w:val="24"/>
           <w:szCs w:val="24"/>
@@ -4780,14 +4515,14 @@
         <w:spacing w:before="168" w:line="365" w:lineRule="auto"/>
         <w:ind w:left="29" w:right="9" w:firstLine="487"/>
         <w:rPr>
-          <w:rFonts w:ascii="SimSun" w:eastAsia="SimSun" w:hAnsi="SimSun" w:cs="SimSun"/>
-          <w:sz w:val="24"/>
-          <w:szCs w:val="24"/>
-        </w:rPr>
-      </w:pPr>
-      <w:r>
-        <w:rPr>
-          <w:rFonts w:ascii="SimSun" w:eastAsia="SimSun" w:hAnsi="SimSun" w:cs="SimSun"/>
+          <w:rFonts w:ascii="宋体" w:hAnsi="宋体" w:eastAsia="宋体" w:cs="宋体"/>
+          <w:sz w:val="24"/>
+          <w:szCs w:val="24"/>
+        </w:rPr>
+      </w:pPr>
+      <w:r>
+        <w:rPr>
+          <w:rFonts w:ascii="宋体" w:hAnsi="宋体" w:eastAsia="宋体" w:cs="宋体"/>
           <w:spacing w:val="-3"/>
           <w:sz w:val="24"/>
           <w:szCs w:val="24"/>
@@ -4796,7 +4531,7 @@
       </w:r>
       <w:r>
         <w:rPr>
-          <w:rFonts w:ascii="SimSun" w:eastAsia="SimSun" w:hAnsi="SimSun" w:cs="SimSun"/>
+          <w:rFonts w:ascii="宋体" w:hAnsi="宋体" w:eastAsia="宋体" w:cs="宋体"/>
           <w:spacing w:val="-4"/>
           <w:sz w:val="24"/>
           <w:szCs w:val="24"/>
@@ -4805,7 +4540,7 @@
       </w:r>
       <w:r>
         <w:rPr>
-          <w:rFonts w:ascii="SimSun" w:eastAsia="SimSun" w:hAnsi="SimSun" w:cs="SimSun"/>
+          <w:rFonts w:ascii="宋体" w:hAnsi="宋体" w:eastAsia="宋体" w:cs="宋体"/>
           <w:spacing w:val="-10"/>
           <w:sz w:val="24"/>
           <w:szCs w:val="24"/>
@@ -4814,7 +4549,7 @@
       </w:r>
       <w:r>
         <w:rPr>
-          <w:rFonts w:ascii="SimSun" w:eastAsia="SimSun" w:hAnsi="SimSun" w:cs="SimSun"/>
+          <w:rFonts w:ascii="宋体" w:hAnsi="宋体" w:eastAsia="宋体" w:cs="宋体"/>
           <w:spacing w:val="-2"/>
           <w:sz w:val="24"/>
           <w:szCs w:val="24"/>
@@ -4824,12 +4559,12 @@
     </w:p>
     <w:p>
       <w:pPr>
-        <w:pStyle w:val="BodyText"/>
+        <w:pStyle w:val="2"/>
         <w:spacing w:before="164" w:line="222" w:lineRule="auto"/>
         <w:ind w:left="25"/>
         <w:outlineLvl w:val="1"/>
         <w:rPr>
-          <w:rFonts w:ascii="SimHei" w:eastAsia="SimHei" w:hAnsi="SimHei" w:cs="SimHei"/>
+          <w:rFonts w:ascii="黑体" w:hAnsi="黑体" w:eastAsia="黑体" w:cs="黑体"/>
           <w:sz w:val="30"/>
           <w:szCs w:val="30"/>
         </w:rPr>
@@ -4858,7 +4593,7 @@
       </w:r>
       <w:r>
         <w:rPr>
-          <w:rFonts w:ascii="SimHei" w:eastAsia="SimHei" w:hAnsi="SimHei" w:cs="SimHei"/>
+          <w:rFonts w:ascii="黑体" w:hAnsi="黑体" w:eastAsia="黑体" w:cs="黑体"/>
           <w:b/>
           <w:bCs/>
           <w:spacing w:val="-4"/>
@@ -4870,23 +4605,17 @@
     </w:p>
     <w:p>
       <w:pPr>
-        <w:pStyle w:val="BodyText"/>
-        <w:spacing w:line="253" w:lineRule="auto"/>
-      </w:pPr>
-    </w:p>
-    <w:p>
-      <w:pPr>
         <w:spacing w:before="79" w:line="239" w:lineRule="auto"/>
         <w:ind w:left="520"/>
         <w:rPr>
-          <w:rFonts w:ascii="SimSun" w:eastAsia="SimSun" w:hAnsi="SimSun" w:cs="SimSun"/>
-          <w:sz w:val="24"/>
-          <w:szCs w:val="24"/>
-        </w:rPr>
-      </w:pPr>
-      <w:r>
-        <w:rPr>
-          <w:rFonts w:ascii="Wingdings" w:eastAsia="Wingdings" w:hAnsi="Wingdings" w:cs="Wingdings"/>
+          <w:rFonts w:ascii="宋体" w:hAnsi="宋体" w:eastAsia="宋体" w:cs="宋体"/>
+          <w:sz w:val="24"/>
+          <w:szCs w:val="24"/>
+        </w:rPr>
+      </w:pPr>
+      <w:r>
+        <w:rPr>
+          <w:rFonts w:ascii="Wingdings" w:hAnsi="Wingdings" w:eastAsia="Wingdings" w:cs="Wingdings"/>
           <w:spacing w:val="-5"/>
           <w:sz w:val="24"/>
           <w:szCs w:val="24"/>
@@ -4895,7 +4624,7 @@
       </w:r>
       <w:r>
         <w:rPr>
-          <w:rFonts w:ascii="Wingdings" w:eastAsia="Wingdings" w:hAnsi="Wingdings" w:cs="Wingdings"/>
+          <w:rFonts w:ascii="Wingdings" w:hAnsi="Wingdings" w:eastAsia="Wingdings" w:cs="Wingdings"/>
           <w:spacing w:val="-46"/>
           <w:sz w:val="24"/>
           <w:szCs w:val="24"/>
@@ -4904,7 +4633,7 @@
       </w:r>
       <w:r>
         <w:rPr>
-          <w:rFonts w:ascii="SimSun" w:eastAsia="SimSun" w:hAnsi="SimSun" w:cs="SimSun"/>
+          <w:rFonts w:ascii="宋体" w:hAnsi="宋体" w:eastAsia="宋体" w:cs="宋体"/>
           <w:spacing w:val="-5"/>
           <w:sz w:val="24"/>
           <w:szCs w:val="24"/>
@@ -4917,14 +4646,14 @@
         <w:spacing w:before="171" w:line="360" w:lineRule="auto"/>
         <w:ind w:left="53" w:right="120" w:firstLine="456"/>
         <w:rPr>
-          <w:rFonts w:ascii="SimSun" w:eastAsia="SimSun" w:hAnsi="SimSun" w:cs="SimSun"/>
-          <w:sz w:val="24"/>
-          <w:szCs w:val="24"/>
-        </w:rPr>
-      </w:pPr>
-      <w:r>
-        <w:rPr>
-          <w:rFonts w:ascii="SimSun" w:eastAsia="SimSun" w:hAnsi="SimSun" w:cs="SimSun"/>
+          <w:rFonts w:ascii="宋体" w:hAnsi="宋体" w:eastAsia="宋体" w:cs="宋体"/>
+          <w:sz w:val="24"/>
+          <w:szCs w:val="24"/>
+        </w:rPr>
+      </w:pPr>
+      <w:r>
+        <w:rPr>
+          <w:rFonts w:ascii="宋体" w:hAnsi="宋体" w:eastAsia="宋体" w:cs="宋体"/>
           <w:sz w:val="24"/>
           <w:szCs w:val="24"/>
         </w:rPr>
@@ -4932,7 +4661,7 @@
       </w:r>
       <w:r>
         <w:rPr>
-          <w:rFonts w:ascii="Calibri" w:eastAsia="Calibri" w:hAnsi="Calibri" w:cs="Calibri"/>
+          <w:rFonts w:ascii="Calibri" w:hAnsi="Calibri" w:eastAsia="Calibri" w:cs="Calibri"/>
           <w:sz w:val="24"/>
           <w:szCs w:val="24"/>
         </w:rPr>
@@ -4940,7 +4669,7 @@
       </w:r>
       <w:r>
         <w:rPr>
-          <w:rFonts w:ascii="SimSun" w:eastAsia="SimSun" w:hAnsi="SimSun" w:cs="SimSun"/>
+          <w:rFonts w:ascii="宋体" w:hAnsi="宋体" w:eastAsia="宋体" w:cs="宋体"/>
           <w:sz w:val="24"/>
           <w:szCs w:val="24"/>
         </w:rPr>
@@ -4948,7 +4677,7 @@
       </w:r>
       <w:r>
         <w:rPr>
-          <w:rFonts w:ascii="Calibri" w:eastAsia="Calibri" w:hAnsi="Calibri" w:cs="Calibri"/>
+          <w:rFonts w:ascii="Calibri" w:hAnsi="Calibri" w:eastAsia="Calibri" w:cs="Calibri"/>
           <w:sz w:val="24"/>
           <w:szCs w:val="24"/>
         </w:rPr>
@@ -4956,7 +4685,7 @@
       </w:r>
       <w:r>
         <w:rPr>
-          <w:rFonts w:ascii="SimSun" w:eastAsia="SimSun" w:hAnsi="SimSun" w:cs="SimSun"/>
+          <w:rFonts w:ascii="宋体" w:hAnsi="宋体" w:eastAsia="宋体" w:cs="宋体"/>
           <w:sz w:val="24"/>
           <w:szCs w:val="24"/>
         </w:rPr>
@@ -4964,7 +4693,7 @@
       </w:r>
       <w:r>
         <w:rPr>
-          <w:rFonts w:ascii="SimSun" w:eastAsia="SimSun" w:hAnsi="SimSun" w:cs="SimSun"/>
+          <w:rFonts w:ascii="宋体" w:hAnsi="宋体" w:eastAsia="宋体" w:cs="宋体"/>
           <w:spacing w:val="-40"/>
           <w:sz w:val="24"/>
           <w:szCs w:val="24"/>
@@ -4976,14 +4705,14 @@
       <w:pPr>
         <w:ind w:left="520"/>
         <w:rPr>
-          <w:rFonts w:ascii="SimSun" w:eastAsia="SimSun" w:hAnsi="SimSun" w:cs="SimSun"/>
-          <w:sz w:val="24"/>
-          <w:szCs w:val="24"/>
-        </w:rPr>
-      </w:pPr>
-      <w:r>
-        <w:rPr>
-          <w:rFonts w:ascii="Wingdings" w:eastAsia="Wingdings" w:hAnsi="Wingdings" w:cs="Wingdings"/>
+          <w:rFonts w:ascii="宋体" w:hAnsi="宋体" w:eastAsia="宋体" w:cs="宋体"/>
+          <w:sz w:val="24"/>
+          <w:szCs w:val="24"/>
+        </w:rPr>
+      </w:pPr>
+      <w:r>
+        <w:rPr>
+          <w:rFonts w:ascii="Wingdings" w:hAnsi="Wingdings" w:eastAsia="Wingdings" w:cs="Wingdings"/>
           <w:spacing w:val="-7"/>
           <w:sz w:val="24"/>
           <w:szCs w:val="24"/>
@@ -4992,7 +4721,7 @@
       </w:r>
       <w:r>
         <w:rPr>
-          <w:rFonts w:ascii="Wingdings" w:eastAsia="Wingdings" w:hAnsi="Wingdings" w:cs="Wingdings"/>
+          <w:rFonts w:ascii="Wingdings" w:hAnsi="Wingdings" w:eastAsia="Wingdings" w:cs="Wingdings"/>
           <w:spacing w:val="9"/>
           <w:sz w:val="24"/>
           <w:szCs w:val="24"/>
@@ -5001,7 +4730,7 @@
       </w:r>
       <w:r>
         <w:rPr>
-          <w:rFonts w:ascii="SimSun" w:eastAsia="SimSun" w:hAnsi="SimSun" w:cs="SimSun"/>
+          <w:rFonts w:ascii="宋体" w:hAnsi="宋体" w:eastAsia="宋体" w:cs="宋体"/>
           <w:spacing w:val="-7"/>
           <w:sz w:val="24"/>
           <w:szCs w:val="24"/>
@@ -5014,14 +4743,14 @@
         <w:spacing w:before="170" w:line="360" w:lineRule="auto"/>
         <w:ind w:left="31" w:right="86" w:firstLine="478"/>
         <w:rPr>
-          <w:rFonts w:ascii="SimSun" w:eastAsia="SimSun" w:hAnsi="SimSun" w:cs="SimSun"/>
-          <w:sz w:val="24"/>
-          <w:szCs w:val="24"/>
-        </w:rPr>
-      </w:pPr>
-      <w:r>
-        <w:rPr>
-          <w:rFonts w:ascii="SimSun" w:eastAsia="SimSun" w:hAnsi="SimSun" w:cs="SimSun"/>
+          <w:rFonts w:ascii="宋体" w:hAnsi="宋体" w:eastAsia="宋体" w:cs="宋体"/>
+          <w:sz w:val="24"/>
+          <w:szCs w:val="24"/>
+        </w:rPr>
+      </w:pPr>
+      <w:r>
+        <w:rPr>
+          <w:rFonts w:ascii="宋体" w:hAnsi="宋体" w:eastAsia="宋体" w:cs="宋体"/>
           <w:spacing w:val="-5"/>
           <w:sz w:val="24"/>
           <w:szCs w:val="24"/>
@@ -5030,7 +4759,7 @@
       </w:r>
       <w:r>
         <w:rPr>
-          <w:rFonts w:ascii="SimSun" w:eastAsia="SimSun" w:hAnsi="SimSun" w:cs="SimSun"/>
+          <w:rFonts w:ascii="宋体" w:hAnsi="宋体" w:eastAsia="宋体" w:cs="宋体"/>
           <w:spacing w:val="-6"/>
           <w:sz w:val="24"/>
           <w:szCs w:val="24"/>
@@ -5039,7 +4768,7 @@
       </w:r>
       <w:r>
         <w:rPr>
-          <w:rFonts w:ascii="SimSun" w:eastAsia="SimSun" w:hAnsi="SimSun" w:cs="SimSun"/>
+          <w:rFonts w:ascii="宋体" w:hAnsi="宋体" w:eastAsia="宋体" w:cs="宋体"/>
           <w:spacing w:val="-2"/>
           <w:sz w:val="24"/>
           <w:szCs w:val="24"/>
@@ -5052,14 +4781,14 @@
         <w:spacing w:before="1" w:line="239" w:lineRule="auto"/>
         <w:ind w:left="520"/>
         <w:rPr>
-          <w:rFonts w:ascii="SimSun" w:eastAsia="SimSun" w:hAnsi="SimSun" w:cs="SimSun"/>
-          <w:sz w:val="24"/>
-          <w:szCs w:val="24"/>
-        </w:rPr>
-      </w:pPr>
-      <w:r>
-        <w:rPr>
-          <w:rFonts w:ascii="Wingdings" w:eastAsia="Wingdings" w:hAnsi="Wingdings" w:cs="Wingdings"/>
+          <w:rFonts w:ascii="宋体" w:hAnsi="宋体" w:eastAsia="宋体" w:cs="宋体"/>
+          <w:sz w:val="24"/>
+          <w:szCs w:val="24"/>
+        </w:rPr>
+      </w:pPr>
+      <w:r>
+        <w:rPr>
+          <w:rFonts w:ascii="Wingdings" w:hAnsi="Wingdings" w:eastAsia="Wingdings" w:cs="Wingdings"/>
           <w:spacing w:val="-5"/>
           <w:sz w:val="24"/>
           <w:szCs w:val="24"/>
@@ -5068,7 +4797,7 @@
       </w:r>
       <w:r>
         <w:rPr>
-          <w:rFonts w:ascii="Wingdings" w:eastAsia="Wingdings" w:hAnsi="Wingdings" w:cs="Wingdings"/>
+          <w:rFonts w:ascii="Wingdings" w:hAnsi="Wingdings" w:eastAsia="Wingdings" w:cs="Wingdings"/>
           <w:spacing w:val="-50"/>
           <w:sz w:val="24"/>
           <w:szCs w:val="24"/>
@@ -5077,7 +4806,7 @@
       </w:r>
       <w:r>
         <w:rPr>
-          <w:rFonts w:ascii="SimSun" w:eastAsia="SimSun" w:hAnsi="SimSun" w:cs="SimSun"/>
+          <w:rFonts w:ascii="宋体" w:hAnsi="宋体" w:eastAsia="宋体" w:cs="宋体"/>
           <w:spacing w:val="-5"/>
           <w:sz w:val="24"/>
           <w:szCs w:val="24"/>
@@ -5087,17 +4816,11 @@
     </w:p>
     <w:p>
       <w:pPr>
-        <w:spacing w:before="169" w:line="365" w:lineRule="auto"/>
-        <w:ind w:left="29" w:firstLine="482"/>
-        <w:rPr>
-          <w:rFonts w:ascii="SimSun" w:eastAsia="SimSun" w:hAnsi="SimSun" w:cs="SimSun"/>
-          <w:sz w:val="24"/>
-          <w:szCs w:val="24"/>
-        </w:rPr>
-      </w:pPr>
-      <w:r>
-        <w:rPr>
-          <w:rFonts w:ascii="SimSun" w:eastAsia="SimSun" w:hAnsi="SimSun" w:cs="SimSun"/>
+        <w:spacing w:line="427" w:lineRule="exact"/>
+      </w:pPr>
+      <w:r>
+        <w:rPr>
+          <w:rFonts w:ascii="宋体" w:hAnsi="宋体" w:eastAsia="宋体" w:cs="宋体"/>
           <w:spacing w:val="-3"/>
           <w:sz w:val="24"/>
           <w:szCs w:val="24"/>
@@ -5106,86 +4829,16 @@
       </w:r>
       <w:r>
         <w:rPr>
-          <w:rFonts w:ascii="SimSun" w:eastAsia="SimSun" w:hAnsi="SimSun" w:cs="SimSun"/>
+          <w:rFonts w:ascii="宋体" w:hAnsi="宋体" w:eastAsia="宋体" w:cs="宋体"/>
           <w:spacing w:val="-9"/>
           <w:sz w:val="24"/>
           <w:szCs w:val="24"/>
         </w:rPr>
         <w:t>括事件、配置、变更、发布、信息安全，按合同要求形成服务报告，在报告中详细</w:t>
       </w:r>
-    </w:p>
-    <w:p>
-      <w:pPr>
-        <w:spacing w:line="365" w:lineRule="auto"/>
-        <w:rPr>
-          <w:rFonts w:ascii="SimSun" w:eastAsia="SimSun" w:hAnsi="SimSun" w:cs="SimSun"/>
-          <w:sz w:val="24"/>
-          <w:szCs w:val="24"/>
-        </w:rPr>
-        <w:sectPr>
-          <w:footerReference w:type="default" r:id="rId10"/>
-          <w:pgSz w:w="11910" w:h="16840"/>
-          <w:pgMar w:top="904" w:right="1784" w:bottom="961" w:left="1779" w:header="0" w:footer="728" w:gutter="0"/>
-          <w:cols w:space="720"/>
-        </w:sectPr>
-      </w:pPr>
-    </w:p>
-    <w:p>
-      <w:pPr>
-        <w:spacing w:line="427" w:lineRule="exact"/>
-      </w:pPr>
-      <w:r>
-        <w:rPr>
-          <w:position w:val="-8"/>
-        </w:rPr>
-        <w:drawing>
-          <wp:inline distT="0" distB="0" distL="0" distR="0">
-            <wp:extent cx="696350" cy="271753"/>
-            <wp:effectExtent l="0" t="0" r="0" b="0"/>
-            <wp:docPr id="14" name="IM 14"/>
-            <wp:cNvGraphicFramePr/>
-            <a:graphic xmlns:a="http://schemas.openxmlformats.org/drawingml/2006/main">
-              <a:graphicData uri="http://schemas.openxmlformats.org/drawingml/2006/picture">
-                <pic:pic xmlns:pic="http://schemas.openxmlformats.org/drawingml/2006/picture">
-                  <pic:nvPicPr>
-                    <pic:cNvPr id="14" name="IM 14"/>
-                    <pic:cNvPicPr/>
-                  </pic:nvPicPr>
-                  <pic:blipFill>
-                    <a:blip xmlns:r="http://schemas.openxmlformats.org/officeDocument/2006/relationships" r:embed="rId4"/>
-                    <a:stretch>
-                      <a:fillRect/>
-                    </a:stretch>
-                  </pic:blipFill>
-                  <pic:spPr>
-                    <a:xfrm rot="0">
-                      <a:off x="0" y="0"/>
-                      <a:ext cx="696350" cy="271753"/>
-                    </a:xfrm>
-                    <a:prstGeom prst="rect">
-                      <a:avLst/>
-                    </a:prstGeom>
-                  </pic:spPr>
-                </pic:pic>
-              </a:graphicData>
-            </a:graphic>
-          </wp:inline>
-        </w:drawing>
-      </w:r>
-    </w:p>
-    <w:p>
-      <w:pPr>
-        <w:spacing w:before="142" w:line="366" w:lineRule="auto"/>
-        <w:ind w:left="28" w:right="10" w:firstLine="1361"/>
-        <w:rPr>
-          <w:rFonts w:ascii="SimSun" w:eastAsia="SimSun" w:hAnsi="SimSun" w:cs="SimSun"/>
-          <w:sz w:val="24"/>
-          <w:szCs w:val="24"/>
-        </w:rPr>
-      </w:pPr>
-      <w:r>
-        <w:rPr>
-          <w:rFonts w:ascii="SimSun" w:eastAsia="SimSun" w:hAnsi="SimSun" w:cs="SimSun"/>
+      <w:r>
+        <w:rPr>
+          <w:rFonts w:ascii="宋体" w:hAnsi="宋体" w:eastAsia="宋体" w:cs="宋体"/>
           <w:spacing w:val="5"/>
           <w:sz w:val="24"/>
           <w:szCs w:val="24"/>
@@ -5194,7 +4847,7 @@
       </w:r>
       <w:r>
         <w:rPr>
-          <w:rFonts w:ascii="Calibri" w:eastAsia="Calibri" w:hAnsi="Calibri" w:cs="Calibri"/>
+          <w:rFonts w:ascii="Calibri" w:hAnsi="Calibri" w:eastAsia="Calibri" w:cs="Calibri"/>
           <w:sz w:val="24"/>
           <w:szCs w:val="24"/>
         </w:rPr>
@@ -5202,7 +4855,7 @@
       </w:r>
       <w:r>
         <w:rPr>
-          <w:rFonts w:ascii="Calibri" w:eastAsia="Calibri" w:hAnsi="Calibri" w:cs="Calibri"/>
+          <w:rFonts w:ascii="Calibri" w:hAnsi="Calibri" w:eastAsia="Calibri" w:cs="Calibri"/>
           <w:spacing w:val="42"/>
           <w:w w:val="101"/>
           <w:sz w:val="24"/>
@@ -5212,7 +4865,7 @@
       </w:r>
       <w:r>
         <w:rPr>
-          <w:rFonts w:ascii="SimSun" w:eastAsia="SimSun" w:hAnsi="SimSun" w:cs="SimSun"/>
+          <w:rFonts w:ascii="宋体" w:hAnsi="宋体" w:eastAsia="宋体" w:cs="宋体"/>
           <w:spacing w:val="5"/>
           <w:sz w:val="24"/>
           <w:szCs w:val="24"/>
@@ -5221,7 +4874,7 @@
       </w:r>
       <w:r>
         <w:rPr>
-          <w:rFonts w:ascii="SimSun" w:eastAsia="SimSun" w:hAnsi="SimSun" w:cs="SimSun"/>
+          <w:rFonts w:ascii="宋体" w:hAnsi="宋体" w:eastAsia="宋体" w:cs="宋体"/>
           <w:spacing w:val="-5"/>
           <w:sz w:val="24"/>
           <w:szCs w:val="24"/>
@@ -5231,99 +4884,23 @@
     </w:p>
     <w:p>
       <w:pPr>
-        <w:spacing w:line="366" w:lineRule="auto"/>
-        <w:rPr>
-          <w:rFonts w:ascii="SimSun" w:eastAsia="SimSun" w:hAnsi="SimSun" w:cs="SimSun"/>
-          <w:sz w:val="24"/>
-          <w:szCs w:val="24"/>
-        </w:rPr>
-        <w:sectPr>
-          <w:footerReference w:type="default" r:id="rId11"/>
-          <w:pgSz w:w="11910" w:h="16840"/>
-          <w:pgMar w:top="904" w:right="1786" w:bottom="961" w:left="1779" w:header="0" w:footer="728" w:gutter="0"/>
-          <w:cols w:space="720"/>
-        </w:sectPr>
-      </w:pPr>
-    </w:p>
-    <w:p>
-      <w:pPr>
-        <w:spacing w:line="427" w:lineRule="exact"/>
-      </w:pPr>
-      <w:r>
-        <w:rPr>
-          <w:position w:val="-8"/>
-        </w:rPr>
-        <w:drawing>
-          <wp:inline distT="0" distB="0" distL="0" distR="0">
-            <wp:extent cx="696350" cy="271753"/>
-            <wp:effectExtent l="0" t="0" r="0" b="0"/>
-            <wp:docPr id="16" name="IM 16"/>
-            <wp:cNvGraphicFramePr/>
-            <a:graphic xmlns:a="http://schemas.openxmlformats.org/drawingml/2006/main">
-              <a:graphicData uri="http://schemas.openxmlformats.org/drawingml/2006/picture">
-                <pic:pic xmlns:pic="http://schemas.openxmlformats.org/drawingml/2006/picture">
-                  <pic:nvPicPr>
-                    <pic:cNvPr id="16" name="IM 16"/>
-                    <pic:cNvPicPr/>
-                  </pic:nvPicPr>
-                  <pic:blipFill>
-                    <a:blip xmlns:r="http://schemas.openxmlformats.org/officeDocument/2006/relationships" r:embed="rId4"/>
-                    <a:stretch>
-                      <a:fillRect/>
-                    </a:stretch>
-                  </pic:blipFill>
-                  <pic:spPr>
-                    <a:xfrm rot="0">
-                      <a:off x="0" y="0"/>
-                      <a:ext cx="696350" cy="271753"/>
-                    </a:xfrm>
-                    <a:prstGeom prst="rect">
-                      <a:avLst/>
-                    </a:prstGeom>
-                  </pic:spPr>
-                </pic:pic>
-              </a:graphicData>
-            </a:graphic>
-          </wp:inline>
-        </w:drawing>
-      </w:r>
-    </w:p>
-    <w:p>
-      <w:pPr>
-        <w:spacing w:before="197"/>
-        <w:ind w:left="1994"/>
-        <w:rPr>
-          <w:rFonts w:ascii="SimSun" w:eastAsia="SimSun" w:hAnsi="SimSun" w:cs="SimSun"/>
-          <w:sz w:val="24"/>
-          <w:szCs w:val="24"/>
-        </w:rPr>
-      </w:pPr>
-      <w:r>
-        <w:rPr>
-          <w:rFonts w:ascii="Wingdings" w:eastAsia="Wingdings" w:hAnsi="Wingdings" w:cs="Wingdings"/>
-          <w:spacing w:val="-7"/>
-          <w:sz w:val="24"/>
-          <w:szCs w:val="24"/>
-        </w:rPr>
-        <w:t>n</w:t>
-      </w:r>
-      <w:r>
-        <w:rPr>
-          <w:rFonts w:ascii="Wingdings" w:eastAsia="Wingdings" w:hAnsi="Wingdings" w:cs="Wingdings"/>
-          <w:spacing w:val="9"/>
-          <w:sz w:val="24"/>
-          <w:szCs w:val="24"/>
-        </w:rPr>
-        <w:t xml:space="preserve"> </w:t>
-      </w:r>
-      <w:r>
-        <w:rPr>
-          <w:rFonts w:ascii="SimSun" w:eastAsia="SimSun" w:hAnsi="SimSun" w:cs="SimSun"/>
-          <w:spacing w:val="-7"/>
-          <w:sz w:val="24"/>
-          <w:szCs w:val="24"/>
-        </w:rPr>
-        <w:t>质量分析</w:t>
+        <w:spacing w:before="1" w:line="239" w:lineRule="auto"/>
+        <w:ind w:left="520"/>
+        <w:rPr>
+          <w:rFonts w:ascii="Wingdings" w:hAnsi="Wingdings" w:eastAsia="Wingdings" w:cs="Wingdings"/>
+          <w:spacing w:val="-5"/>
+          <w:sz w:val="24"/>
+          <w:szCs w:val="24"/>
+        </w:rPr>
+      </w:pPr>
+      <w:r>
+        <w:rPr>
+          <w:rFonts w:ascii="Wingdings" w:hAnsi="Wingdings" w:eastAsia="Wingdings" w:cs="Wingdings"/>
+          <w:spacing w:val="-5"/>
+          <w:sz w:val="24"/>
+          <w:szCs w:val="24"/>
+        </w:rPr>
+        <w:t>n 质量分析</w:t>
       </w:r>
     </w:p>
     <w:p>
@@ -5331,14 +4908,14 @@
         <w:spacing w:before="171" w:line="361" w:lineRule="auto"/>
         <w:ind w:left="27" w:firstLine="481"/>
         <w:rPr>
-          <w:rFonts w:ascii="SimSun" w:eastAsia="SimSun" w:hAnsi="SimSun" w:cs="SimSun"/>
-          <w:sz w:val="24"/>
-          <w:szCs w:val="24"/>
-        </w:rPr>
-      </w:pPr>
-      <w:r>
-        <w:rPr>
-          <w:rFonts w:ascii="SimSun" w:eastAsia="SimSun" w:hAnsi="SimSun" w:cs="SimSun"/>
+          <w:rFonts w:ascii="宋体" w:hAnsi="宋体" w:eastAsia="宋体" w:cs="宋体"/>
+          <w:sz w:val="24"/>
+          <w:szCs w:val="24"/>
+        </w:rPr>
+      </w:pPr>
+      <w:r>
+        <w:rPr>
+          <w:rFonts w:ascii="宋体" w:hAnsi="宋体" w:eastAsia="宋体" w:cs="宋体"/>
           <w:spacing w:val="-1"/>
           <w:sz w:val="24"/>
           <w:szCs w:val="24"/>
@@ -5347,7 +4924,7 @@
       </w:r>
       <w:r>
         <w:rPr>
-          <w:rFonts w:ascii="SimSun" w:eastAsia="SimSun" w:hAnsi="SimSun" w:cs="SimSun"/>
+          <w:rFonts w:ascii="宋体" w:hAnsi="宋体" w:eastAsia="宋体" w:cs="宋体"/>
           <w:spacing w:val="-8"/>
           <w:sz w:val="24"/>
           <w:szCs w:val="24"/>
@@ -5356,7 +4933,7 @@
       </w:r>
       <w:r>
         <w:rPr>
-          <w:rFonts w:ascii="Calibri" w:eastAsia="Calibri" w:hAnsi="Calibri" w:cs="Calibri"/>
+          <w:rFonts w:ascii="Calibri" w:hAnsi="Calibri" w:eastAsia="Calibri" w:cs="Calibri"/>
           <w:spacing w:val="-8"/>
           <w:sz w:val="24"/>
           <w:szCs w:val="24"/>
@@ -5365,7 +4942,7 @@
       </w:r>
       <w:r>
         <w:rPr>
-          <w:rFonts w:ascii="Calibri" w:eastAsia="Calibri" w:hAnsi="Calibri" w:cs="Calibri"/>
+          <w:rFonts w:ascii="Calibri" w:hAnsi="Calibri" w:eastAsia="Calibri" w:cs="Calibri"/>
           <w:spacing w:val="-9"/>
           <w:sz w:val="24"/>
           <w:szCs w:val="24"/>
@@ -5374,7 +4951,7 @@
       </w:r>
       <w:r>
         <w:rPr>
-          <w:rFonts w:ascii="Calibri" w:eastAsia="Calibri" w:hAnsi="Calibri" w:cs="Calibri"/>
+          <w:rFonts w:ascii="Calibri" w:hAnsi="Calibri" w:eastAsia="Calibri" w:cs="Calibri"/>
           <w:spacing w:val="33"/>
           <w:sz w:val="24"/>
           <w:szCs w:val="24"/>
@@ -5383,7 +4960,7 @@
       </w:r>
       <w:r>
         <w:rPr>
-          <w:rFonts w:ascii="SimSun" w:eastAsia="SimSun" w:hAnsi="SimSun" w:cs="SimSun"/>
+          <w:rFonts w:ascii="宋体" w:hAnsi="宋体" w:eastAsia="宋体" w:cs="宋体"/>
           <w:spacing w:val="-9"/>
           <w:sz w:val="24"/>
           <w:szCs w:val="24"/>
@@ -5392,7 +4969,7 @@
       </w:r>
       <w:r>
         <w:rPr>
-          <w:rFonts w:ascii="SimSun" w:eastAsia="SimSun" w:hAnsi="SimSun" w:cs="SimSun"/>
+          <w:rFonts w:ascii="宋体" w:hAnsi="宋体" w:eastAsia="宋体" w:cs="宋体"/>
           <w:spacing w:val="-4"/>
           <w:sz w:val="24"/>
           <w:szCs w:val="24"/>
@@ -5405,14 +4982,14 @@
         <w:spacing w:line="239" w:lineRule="auto"/>
         <w:ind w:left="520"/>
         <w:rPr>
-          <w:rFonts w:ascii="SimSun" w:eastAsia="SimSun" w:hAnsi="SimSun" w:cs="SimSun"/>
-          <w:sz w:val="24"/>
-          <w:szCs w:val="24"/>
-        </w:rPr>
-      </w:pPr>
-      <w:r>
-        <w:rPr>
-          <w:rFonts w:ascii="Wingdings" w:eastAsia="Wingdings" w:hAnsi="Wingdings" w:cs="Wingdings"/>
+          <w:rFonts w:ascii="宋体" w:hAnsi="宋体" w:eastAsia="宋体" w:cs="宋体"/>
+          <w:sz w:val="24"/>
+          <w:szCs w:val="24"/>
+        </w:rPr>
+      </w:pPr>
+      <w:r>
+        <w:rPr>
+          <w:rFonts w:ascii="Wingdings" w:hAnsi="Wingdings" w:eastAsia="Wingdings" w:cs="Wingdings"/>
           <w:spacing w:val="-7"/>
           <w:sz w:val="24"/>
           <w:szCs w:val="24"/>
@@ -5421,7 +4998,7 @@
       </w:r>
       <w:r>
         <w:rPr>
-          <w:rFonts w:ascii="Wingdings" w:eastAsia="Wingdings" w:hAnsi="Wingdings" w:cs="Wingdings"/>
+          <w:rFonts w:ascii="Wingdings" w:hAnsi="Wingdings" w:eastAsia="Wingdings" w:cs="Wingdings"/>
           <w:spacing w:val="-46"/>
           <w:sz w:val="24"/>
           <w:szCs w:val="24"/>
@@ -5430,7 +5007,7 @@
       </w:r>
       <w:r>
         <w:rPr>
-          <w:rFonts w:ascii="SimSun" w:eastAsia="SimSun" w:hAnsi="SimSun" w:cs="SimSun"/>
+          <w:rFonts w:ascii="宋体" w:hAnsi="宋体" w:eastAsia="宋体" w:cs="宋体"/>
           <w:spacing w:val="-7"/>
           <w:sz w:val="24"/>
           <w:szCs w:val="24"/>
@@ -5443,32 +5020,23 @@
         <w:spacing w:before="170" w:line="364" w:lineRule="auto"/>
         <w:ind w:left="28" w:right="87" w:firstLine="510"/>
         <w:rPr>
-          <w:rFonts w:ascii="SimSun" w:eastAsia="SimSun" w:hAnsi="SimSun" w:cs="SimSun"/>
-          <w:sz w:val="24"/>
-          <w:szCs w:val="24"/>
-        </w:rPr>
-      </w:pPr>
-      <w:r>
-        <w:rPr>
-          <w:rFonts w:ascii="SimSun" w:eastAsia="SimSun" w:hAnsi="SimSun" w:cs="SimSun"/>
+          <w:rFonts w:ascii="宋体" w:hAnsi="宋体" w:eastAsia="宋体" w:cs="宋体"/>
+          <w:sz w:val="24"/>
+          <w:szCs w:val="24"/>
+        </w:rPr>
+      </w:pPr>
+      <w:r>
+        <w:rPr>
+          <w:rFonts w:ascii="宋体" w:hAnsi="宋体" w:eastAsia="宋体" w:cs="宋体"/>
           <w:spacing w:val="-4"/>
           <w:sz w:val="24"/>
           <w:szCs w:val="24"/>
         </w:rPr>
-        <w:t>由运维部经理组织相关人员，通过阶段性（月度、季度）的服务工作总结，</w:t>
-      </w:r>
-      <w:r>
-        <w:rPr>
-          <w:rFonts w:ascii="SimSun" w:eastAsia="SimSun" w:hAnsi="SimSun" w:cs="SimSun"/>
-          <w:spacing w:val="-4"/>
-          <w:sz w:val="24"/>
-          <w:szCs w:val="24"/>
-        </w:rPr>
-        <w:t>对公司服务业务发展过程的问题和偏差做出有效评估，并进行调</w:t>
-      </w:r>
-      <w:r>
-        <w:rPr>
-          <w:rFonts w:ascii="SimSun" w:eastAsia="SimSun" w:hAnsi="SimSun" w:cs="SimSun"/>
+        <w:t>由运维部经理组织相关人员，通过阶段性（月度、季度）的服务工作总结，对公司服务业务发展过程的问题和偏差做出有效评估，并进行调</w:t>
+      </w:r>
+      <w:r>
+        <w:rPr>
+          <w:rFonts w:ascii="宋体" w:hAnsi="宋体" w:eastAsia="宋体" w:cs="宋体"/>
           <w:spacing w:val="-5"/>
           <w:sz w:val="24"/>
           <w:szCs w:val="24"/>
@@ -5477,7 +5045,7 @@
       </w:r>
       <w:r>
         <w:rPr>
-          <w:rFonts w:ascii="SimSun" w:eastAsia="SimSun" w:hAnsi="SimSun" w:cs="SimSun"/>
+          <w:rFonts w:ascii="宋体" w:hAnsi="宋体" w:eastAsia="宋体" w:cs="宋体"/>
           <w:spacing w:val="-11"/>
           <w:sz w:val="24"/>
           <w:szCs w:val="24"/>
@@ -5486,7 +5054,7 @@
       </w:r>
       <w:r>
         <w:rPr>
-          <w:rFonts w:ascii="SimSun" w:eastAsia="SimSun" w:hAnsi="SimSun" w:cs="SimSun"/>
+          <w:rFonts w:ascii="宋体" w:hAnsi="宋体" w:eastAsia="宋体" w:cs="宋体"/>
           <w:spacing w:val="-5"/>
           <w:sz w:val="24"/>
           <w:szCs w:val="24"/>
@@ -5500,7 +5068,7 @@
         <w:ind w:left="35"/>
         <w:outlineLvl w:val="0"/>
         <w:rPr>
-          <w:rFonts w:ascii="SimHei" w:eastAsia="SimHei" w:hAnsi="SimHei" w:cs="SimHei"/>
+          <w:rFonts w:ascii="黑体" w:hAnsi="黑体" w:eastAsia="黑体" w:cs="黑体"/>
           <w:sz w:val="31"/>
           <w:szCs w:val="31"/>
         </w:rPr>
@@ -5509,7 +5077,7 @@
       <w:bookmarkEnd w:id="12"/>
       <w:r>
         <w:rPr>
-          <w:rFonts w:ascii="Calibri" w:eastAsia="Calibri" w:hAnsi="Calibri" w:cs="Calibri"/>
+          <w:rFonts w:ascii="Calibri" w:hAnsi="Calibri" w:eastAsia="Calibri" w:cs="Calibri"/>
           <w:b/>
           <w:bCs/>
           <w:spacing w:val="4"/>
@@ -5520,7 +5088,7 @@
       </w:r>
       <w:r>
         <w:rPr>
-          <w:rFonts w:ascii="Calibri" w:eastAsia="Calibri" w:hAnsi="Calibri" w:cs="Calibri"/>
+          <w:rFonts w:ascii="Calibri" w:hAnsi="Calibri" w:eastAsia="Calibri" w:cs="Calibri"/>
           <w:b/>
           <w:bCs/>
           <w:spacing w:val="24"/>
@@ -5531,7 +5099,7 @@
       </w:r>
       <w:r>
         <w:rPr>
-          <w:rFonts w:ascii="SimHei" w:eastAsia="SimHei" w:hAnsi="SimHei" w:cs="SimHei"/>
+          <w:rFonts w:ascii="黑体" w:hAnsi="黑体" w:eastAsia="黑体" w:cs="黑体"/>
           <w:b/>
           <w:bCs/>
           <w:spacing w:val="4"/>
@@ -5543,17 +5111,11 @@
     </w:p>
     <w:p>
       <w:pPr>
-        <w:pStyle w:val="BodyText"/>
-        <w:spacing w:line="404" w:lineRule="auto"/>
-      </w:pPr>
-    </w:p>
-    <w:p>
-      <w:pPr>
-        <w:pStyle w:val="BodyText"/>
+        <w:pStyle w:val="2"/>
         <w:spacing w:before="98" w:line="222" w:lineRule="auto"/>
         <w:ind w:left="33"/>
         <w:rPr>
-          <w:rFonts w:ascii="SimHei" w:eastAsia="SimHei" w:hAnsi="SimHei" w:cs="SimHei"/>
+          <w:rFonts w:ascii="黑体" w:hAnsi="黑体" w:eastAsia="黑体" w:cs="黑体"/>
           <w:sz w:val="30"/>
           <w:szCs w:val="30"/>
         </w:rPr>
@@ -5572,7 +5134,7 @@
       </w:r>
       <w:r>
         <w:rPr>
-          <w:rFonts w:ascii="SimHei" w:eastAsia="SimHei" w:hAnsi="SimHei" w:cs="SimHei"/>
+          <w:rFonts w:ascii="黑体" w:hAnsi="黑体" w:eastAsia="黑体" w:cs="黑体"/>
           <w:b/>
           <w:bCs/>
           <w:spacing w:val="-3"/>
@@ -5584,23 +5146,17 @@
     </w:p>
     <w:p>
       <w:pPr>
-        <w:pStyle w:val="BodyText"/>
-        <w:spacing w:line="261" w:lineRule="auto"/>
-      </w:pPr>
-    </w:p>
-    <w:p>
-      <w:pPr>
         <w:spacing w:before="78" w:line="364" w:lineRule="auto"/>
         <w:ind w:left="31" w:right="199" w:firstLine="480"/>
         <w:rPr>
-          <w:rFonts w:ascii="SimSun" w:eastAsia="SimSun" w:hAnsi="SimSun" w:cs="SimSun"/>
-          <w:sz w:val="24"/>
-          <w:szCs w:val="24"/>
-        </w:rPr>
-      </w:pPr>
-      <w:r>
-        <w:rPr>
-          <w:rFonts w:ascii="SimSun" w:eastAsia="SimSun" w:hAnsi="SimSun" w:cs="SimSun"/>
+          <w:rFonts w:ascii="宋体" w:hAnsi="宋体" w:eastAsia="宋体" w:cs="宋体"/>
+          <w:sz w:val="24"/>
+          <w:szCs w:val="24"/>
+        </w:rPr>
+      </w:pPr>
+      <w:r>
+        <w:rPr>
+          <w:rFonts w:ascii="宋体" w:hAnsi="宋体" w:eastAsia="宋体" w:cs="宋体"/>
           <w:spacing w:val="-6"/>
           <w:sz w:val="24"/>
           <w:szCs w:val="24"/>
@@ -5609,7 +5165,7 @@
       </w:r>
       <w:r>
         <w:rPr>
-          <w:rFonts w:ascii="SimSun" w:eastAsia="SimSun" w:hAnsi="SimSun" w:cs="SimSun"/>
+          <w:rFonts w:ascii="宋体" w:hAnsi="宋体" w:eastAsia="宋体" w:cs="宋体"/>
           <w:spacing w:val="-7"/>
           <w:sz w:val="24"/>
           <w:szCs w:val="24"/>
@@ -5618,7 +5174,7 @@
       </w:r>
       <w:r>
         <w:rPr>
-          <w:rFonts w:ascii="SimSun" w:eastAsia="SimSun" w:hAnsi="SimSun" w:cs="SimSun"/>
+          <w:rFonts w:ascii="宋体" w:hAnsi="宋体" w:eastAsia="宋体" w:cs="宋体"/>
           <w:spacing w:val="-1"/>
           <w:sz w:val="24"/>
           <w:szCs w:val="24"/>
@@ -5631,14 +5187,14 @@
         <w:spacing w:before="2" w:line="363" w:lineRule="auto"/>
         <w:ind w:left="27" w:right="309" w:firstLine="485"/>
         <w:rPr>
-          <w:rFonts w:ascii="SimSun" w:eastAsia="SimSun" w:hAnsi="SimSun" w:cs="SimSun"/>
-          <w:sz w:val="24"/>
-          <w:szCs w:val="24"/>
-        </w:rPr>
-      </w:pPr>
-      <w:r>
-        <w:rPr>
-          <w:rFonts w:ascii="SimSun" w:eastAsia="SimSun" w:hAnsi="SimSun" w:cs="SimSun"/>
+          <w:rFonts w:ascii="宋体" w:hAnsi="宋体" w:eastAsia="宋体" w:cs="宋体"/>
+          <w:sz w:val="24"/>
+          <w:szCs w:val="24"/>
+        </w:rPr>
+      </w:pPr>
+      <w:r>
+        <w:rPr>
+          <w:rFonts w:ascii="宋体" w:hAnsi="宋体" w:eastAsia="宋体" w:cs="宋体"/>
           <w:spacing w:val="-1"/>
           <w:sz w:val="24"/>
           <w:szCs w:val="24"/>
@@ -5647,7 +5203,7 @@
       </w:r>
       <w:r>
         <w:rPr>
-          <w:rFonts w:ascii="Calibri" w:eastAsia="Calibri" w:hAnsi="Calibri" w:cs="Calibri"/>
+          <w:rFonts w:ascii="Calibri" w:hAnsi="Calibri" w:eastAsia="Calibri" w:cs="Calibri"/>
           <w:spacing w:val="-1"/>
           <w:sz w:val="24"/>
           <w:szCs w:val="24"/>
@@ -5656,7 +5212,7 @@
       </w:r>
       <w:r>
         <w:rPr>
-          <w:rFonts w:ascii="Calibri" w:eastAsia="Calibri" w:hAnsi="Calibri" w:cs="Calibri"/>
+          <w:rFonts w:ascii="Calibri" w:hAnsi="Calibri" w:eastAsia="Calibri" w:cs="Calibri"/>
           <w:spacing w:val="18"/>
           <w:w w:val="101"/>
           <w:sz w:val="24"/>
@@ -5666,7 +5222,7 @@
       </w:r>
       <w:r>
         <w:rPr>
-          <w:rFonts w:ascii="SimSun" w:eastAsia="SimSun" w:hAnsi="SimSun" w:cs="SimSun"/>
+          <w:rFonts w:ascii="宋体" w:hAnsi="宋体" w:eastAsia="宋体" w:cs="宋体"/>
           <w:spacing w:val="-1"/>
           <w:sz w:val="24"/>
           <w:szCs w:val="24"/>
@@ -5675,7 +5231,7 @@
       </w:r>
       <w:r>
         <w:rPr>
-          <w:rFonts w:ascii="SimSun" w:eastAsia="SimSun" w:hAnsi="SimSun" w:cs="SimSun"/>
+          <w:rFonts w:ascii="宋体" w:hAnsi="宋体" w:eastAsia="宋体" w:cs="宋体"/>
           <w:sz w:val="24"/>
           <w:szCs w:val="24"/>
         </w:rPr>
@@ -5683,7 +5239,7 @@
       </w:r>
       <w:r>
         <w:rPr>
-          <w:rFonts w:ascii="SimSun" w:eastAsia="SimSun" w:hAnsi="SimSun" w:cs="SimSun"/>
+          <w:rFonts w:ascii="宋体" w:hAnsi="宋体" w:eastAsia="宋体" w:cs="宋体"/>
           <w:spacing w:val="-1"/>
           <w:sz w:val="24"/>
           <w:szCs w:val="24"/>
@@ -5697,14 +5253,14 @@
         <w:ind w:left="56" w:right="159" w:firstLine="517"/>
         <w:jc w:val="both"/>
         <w:rPr>
-          <w:rFonts w:ascii="SimSun" w:eastAsia="SimSun" w:hAnsi="SimSun" w:cs="SimSun"/>
-          <w:sz w:val="24"/>
-          <w:szCs w:val="24"/>
-        </w:rPr>
-      </w:pPr>
-      <w:r>
-        <w:rPr>
-          <w:rFonts w:ascii="SimSun" w:eastAsia="SimSun" w:hAnsi="SimSun" w:cs="SimSun"/>
+          <w:rFonts w:ascii="宋体" w:hAnsi="宋体" w:eastAsia="宋体" w:cs="宋体"/>
+          <w:sz w:val="24"/>
+          <w:szCs w:val="24"/>
+        </w:rPr>
+      </w:pPr>
+      <w:r>
+        <w:rPr>
+          <w:rFonts w:ascii="宋体" w:hAnsi="宋体" w:eastAsia="宋体" w:cs="宋体"/>
           <w:spacing w:val="-1"/>
           <w:sz w:val="24"/>
           <w:szCs w:val="24"/>
@@ -5713,7 +5269,7 @@
       </w:r>
       <w:r>
         <w:rPr>
-          <w:rFonts w:ascii="SimSun" w:eastAsia="SimSun" w:hAnsi="SimSun" w:cs="SimSun"/>
+          <w:rFonts w:ascii="宋体" w:hAnsi="宋体" w:eastAsia="宋体" w:cs="宋体"/>
           <w:spacing w:val="-11"/>
           <w:sz w:val="24"/>
           <w:szCs w:val="24"/>
@@ -5722,7 +5278,7 @@
       </w:r>
       <w:r>
         <w:rPr>
-          <w:rFonts w:ascii="Calibri" w:eastAsia="Calibri" w:hAnsi="Calibri" w:cs="Calibri"/>
+          <w:rFonts w:ascii="Calibri" w:hAnsi="Calibri" w:eastAsia="Calibri" w:cs="Calibri"/>
           <w:spacing w:val="-11"/>
           <w:sz w:val="24"/>
           <w:szCs w:val="24"/>
@@ -5731,7 +5287,7 @@
       </w:r>
       <w:r>
         <w:rPr>
-          <w:rFonts w:ascii="SimSun" w:eastAsia="SimSun" w:hAnsi="SimSun" w:cs="SimSun"/>
+          <w:rFonts w:ascii="宋体" w:hAnsi="宋体" w:eastAsia="宋体" w:cs="宋体"/>
           <w:spacing w:val="-11"/>
           <w:sz w:val="24"/>
           <w:szCs w:val="24"/>
@@ -5740,7 +5296,7 @@
       </w:r>
       <w:r>
         <w:rPr>
-          <w:rFonts w:ascii="SimSun" w:eastAsia="SimSun" w:hAnsi="SimSun" w:cs="SimSun"/>
+          <w:rFonts w:ascii="宋体" w:hAnsi="宋体" w:eastAsia="宋体" w:cs="宋体"/>
           <w:spacing w:val="-12"/>
           <w:sz w:val="24"/>
           <w:szCs w:val="24"/>
@@ -5749,7 +5305,7 @@
       </w:r>
       <w:r>
         <w:rPr>
-          <w:rFonts w:ascii="SimSun" w:eastAsia="SimSun" w:hAnsi="SimSun" w:cs="SimSun"/>
+          <w:rFonts w:ascii="宋体" w:hAnsi="宋体" w:eastAsia="宋体" w:cs="宋体"/>
           <w:spacing w:val="-5"/>
           <w:sz w:val="24"/>
           <w:szCs w:val="24"/>
@@ -5759,12 +5315,12 @@
     </w:p>
     <w:p>
       <w:pPr>
-        <w:pStyle w:val="BodyText"/>
+        <w:pStyle w:val="2"/>
         <w:spacing w:before="161" w:line="222" w:lineRule="auto"/>
         <w:ind w:left="33"/>
         <w:outlineLvl w:val="1"/>
         <w:rPr>
-          <w:rFonts w:ascii="SimHei" w:eastAsia="SimHei" w:hAnsi="SimHei" w:cs="SimHei"/>
+          <w:rFonts w:ascii="黑体" w:hAnsi="黑体" w:eastAsia="黑体" w:cs="黑体"/>
           <w:sz w:val="30"/>
           <w:szCs w:val="30"/>
         </w:rPr>
@@ -5783,7 +5339,7 @@
       </w:r>
       <w:r>
         <w:rPr>
-          <w:rFonts w:ascii="SimHei" w:eastAsia="SimHei" w:hAnsi="SimHei" w:cs="SimHei"/>
+          <w:rFonts w:ascii="黑体" w:hAnsi="黑体" w:eastAsia="黑体" w:cs="黑体"/>
           <w:b/>
           <w:bCs/>
           <w:spacing w:val="-3"/>
@@ -5795,23 +5351,17 @@
     </w:p>
     <w:p>
       <w:pPr>
-        <w:pStyle w:val="BodyText"/>
-        <w:spacing w:line="265" w:lineRule="auto"/>
-      </w:pPr>
-    </w:p>
-    <w:p>
-      <w:pPr>
         <w:spacing w:before="79" w:line="364" w:lineRule="auto"/>
         <w:ind w:left="29" w:right="55" w:firstLine="483"/>
         <w:rPr>
-          <w:rFonts w:ascii="SimSun" w:eastAsia="SimSun" w:hAnsi="SimSun" w:cs="SimSun"/>
-          <w:sz w:val="24"/>
-          <w:szCs w:val="24"/>
-        </w:rPr>
-      </w:pPr>
-      <w:r>
-        <w:rPr>
-          <w:rFonts w:ascii="SimSun" w:eastAsia="SimSun" w:hAnsi="SimSun" w:cs="SimSun"/>
+          <w:rFonts w:ascii="宋体" w:hAnsi="宋体" w:eastAsia="宋体" w:cs="宋体"/>
+          <w:sz w:val="24"/>
+          <w:szCs w:val="24"/>
+        </w:rPr>
+      </w:pPr>
+      <w:r>
+        <w:rPr>
+          <w:rFonts w:ascii="宋体" w:hAnsi="宋体" w:eastAsia="宋体" w:cs="宋体"/>
           <w:spacing w:val="-2"/>
           <w:sz w:val="24"/>
           <w:szCs w:val="24"/>
@@ -5820,7 +5370,7 @@
       </w:r>
       <w:r>
         <w:rPr>
-          <w:rFonts w:ascii="Calibri" w:eastAsia="Calibri" w:hAnsi="Calibri" w:cs="Calibri"/>
+          <w:rFonts w:ascii="Calibri" w:hAnsi="Calibri" w:eastAsia="Calibri" w:cs="Calibri"/>
           <w:spacing w:val="-2"/>
           <w:sz w:val="24"/>
           <w:szCs w:val="24"/>
@@ -5829,7 +5379,7 @@
       </w:r>
       <w:r>
         <w:rPr>
-          <w:rFonts w:ascii="SimSun" w:eastAsia="SimSun" w:hAnsi="SimSun" w:cs="SimSun"/>
+          <w:rFonts w:ascii="宋体" w:hAnsi="宋体" w:eastAsia="宋体" w:cs="宋体"/>
           <w:spacing w:val="-2"/>
           <w:sz w:val="24"/>
           <w:szCs w:val="24"/>
@@ -5838,7 +5388,7 @@
       </w:r>
       <w:r>
         <w:rPr>
-          <w:rFonts w:ascii="SimSun" w:eastAsia="SimSun" w:hAnsi="SimSun" w:cs="SimSun"/>
+          <w:rFonts w:ascii="宋体" w:hAnsi="宋体" w:eastAsia="宋体" w:cs="宋体"/>
           <w:spacing w:val="-4"/>
           <w:sz w:val="24"/>
           <w:szCs w:val="24"/>
@@ -5847,7 +5397,7 @@
       </w:r>
       <w:r>
         <w:rPr>
-          <w:rFonts w:ascii="Calibri" w:eastAsia="Calibri" w:hAnsi="Calibri" w:cs="Calibri"/>
+          <w:rFonts w:ascii="Calibri" w:hAnsi="Calibri" w:eastAsia="Calibri" w:cs="Calibri"/>
           <w:spacing w:val="-4"/>
           <w:sz w:val="24"/>
           <w:szCs w:val="24"/>
@@ -5856,7 +5406,7 @@
       </w:r>
       <w:r>
         <w:rPr>
-          <w:rFonts w:ascii="Calibri" w:eastAsia="Calibri" w:hAnsi="Calibri" w:cs="Calibri"/>
+          <w:rFonts w:ascii="Calibri" w:hAnsi="Calibri" w:eastAsia="Calibri" w:cs="Calibri"/>
           <w:spacing w:val="45"/>
           <w:sz w:val="24"/>
           <w:szCs w:val="24"/>
@@ -5865,7 +5415,7 @@
       </w:r>
       <w:r>
         <w:rPr>
-          <w:rFonts w:ascii="SimSun" w:eastAsia="SimSun" w:hAnsi="SimSun" w:cs="SimSun"/>
+          <w:rFonts w:ascii="宋体" w:hAnsi="宋体" w:eastAsia="宋体" w:cs="宋体"/>
           <w:spacing w:val="-4"/>
           <w:sz w:val="24"/>
           <w:szCs w:val="24"/>
@@ -5874,7 +5424,7 @@
       </w:r>
       <w:r>
         <w:rPr>
-          <w:rFonts w:ascii="SimSun" w:eastAsia="SimSun" w:hAnsi="SimSun" w:cs="SimSun"/>
+          <w:rFonts w:ascii="宋体" w:hAnsi="宋体" w:eastAsia="宋体" w:cs="宋体"/>
           <w:spacing w:val="-7"/>
           <w:sz w:val="24"/>
           <w:szCs w:val="24"/>
@@ -5887,14 +5437,14 @@
         <w:spacing w:before="2" w:line="362" w:lineRule="auto"/>
         <w:ind w:left="30" w:right="199" w:firstLine="479"/>
         <w:rPr>
-          <w:rFonts w:ascii="SimSun" w:eastAsia="SimSun" w:hAnsi="SimSun" w:cs="SimSun"/>
-          <w:sz w:val="24"/>
-          <w:szCs w:val="24"/>
-        </w:rPr>
-      </w:pPr>
-      <w:r>
-        <w:rPr>
-          <w:rFonts w:ascii="SimSun" w:eastAsia="SimSun" w:hAnsi="SimSun" w:cs="SimSun"/>
+          <w:rFonts w:ascii="宋体" w:hAnsi="宋体" w:eastAsia="宋体" w:cs="宋体"/>
+          <w:sz w:val="24"/>
+          <w:szCs w:val="24"/>
+        </w:rPr>
+      </w:pPr>
+      <w:r>
+        <w:rPr>
+          <w:rFonts w:ascii="宋体" w:hAnsi="宋体" w:eastAsia="宋体" w:cs="宋体"/>
           <w:spacing w:val="-6"/>
           <w:sz w:val="24"/>
           <w:szCs w:val="24"/>
@@ -5903,7 +5453,7 @@
       </w:r>
       <w:r>
         <w:rPr>
-          <w:rFonts w:ascii="SimSun" w:eastAsia="SimSun" w:hAnsi="SimSun" w:cs="SimSun"/>
+          <w:rFonts w:ascii="宋体" w:hAnsi="宋体" w:eastAsia="宋体" w:cs="宋体"/>
           <w:spacing w:val="-7"/>
           <w:sz w:val="24"/>
           <w:szCs w:val="24"/>
@@ -5912,7 +5462,7 @@
       </w:r>
       <w:r>
         <w:rPr>
-          <w:rFonts w:ascii="SimSun" w:eastAsia="SimSun" w:hAnsi="SimSun" w:cs="SimSun"/>
+          <w:rFonts w:ascii="宋体" w:hAnsi="宋体" w:eastAsia="宋体" w:cs="宋体"/>
           <w:spacing w:val="-1"/>
           <w:sz w:val="24"/>
           <w:szCs w:val="24"/>
@@ -5925,14 +5475,14 @@
         <w:spacing w:before="2" w:line="363" w:lineRule="auto"/>
         <w:ind w:left="30" w:right="19" w:firstLine="480"/>
         <w:rPr>
-          <w:rFonts w:ascii="SimSun" w:eastAsia="SimSun" w:hAnsi="SimSun" w:cs="SimSun"/>
-          <w:sz w:val="24"/>
-          <w:szCs w:val="24"/>
-        </w:rPr>
-      </w:pPr>
-      <w:r>
-        <w:rPr>
-          <w:rFonts w:ascii="SimSun" w:eastAsia="SimSun" w:hAnsi="SimSun" w:cs="SimSun"/>
+          <w:rFonts w:ascii="宋体" w:hAnsi="宋体" w:eastAsia="宋体" w:cs="宋体"/>
+          <w:sz w:val="24"/>
+          <w:szCs w:val="24"/>
+        </w:rPr>
+      </w:pPr>
+      <w:r>
+        <w:rPr>
+          <w:rFonts w:ascii="宋体" w:hAnsi="宋体" w:eastAsia="宋体" w:cs="宋体"/>
           <w:sz w:val="24"/>
           <w:szCs w:val="24"/>
         </w:rPr>
@@ -5940,7 +5490,7 @@
       </w:r>
       <w:r>
         <w:rPr>
-          <w:rFonts w:ascii="Calibri" w:eastAsia="Calibri" w:hAnsi="Calibri" w:cs="Calibri"/>
+          <w:rFonts w:ascii="Calibri" w:hAnsi="Calibri" w:eastAsia="Calibri" w:cs="Calibri"/>
           <w:sz w:val="24"/>
           <w:szCs w:val="24"/>
         </w:rPr>
@@ -5948,7 +5498,7 @@
       </w:r>
       <w:r>
         <w:rPr>
-          <w:rFonts w:ascii="SimSun" w:eastAsia="SimSun" w:hAnsi="SimSun" w:cs="SimSun"/>
+          <w:rFonts w:ascii="宋体" w:hAnsi="宋体" w:eastAsia="宋体" w:cs="宋体"/>
           <w:sz w:val="24"/>
           <w:szCs w:val="24"/>
         </w:rPr>
@@ -5956,143 +5506,54 @@
       </w:r>
       <w:r>
         <w:rPr>
-          <w:rFonts w:ascii="SimSun" w:eastAsia="SimSun" w:hAnsi="SimSun" w:cs="SimSun"/>
+          <w:rFonts w:ascii="宋体" w:hAnsi="宋体" w:eastAsia="宋体" w:cs="宋体"/>
           <w:spacing w:val="-1"/>
           <w:sz w:val="24"/>
           <w:szCs w:val="24"/>
         </w:rPr>
-        <w:t>标体系，按月进行指标统计，形成</w:t>
-      </w:r>
-      <w:r>
-        <w:rPr>
-          <w:rFonts w:ascii="SimSun" w:eastAsia="SimSun" w:hAnsi="SimSun" w:cs="SimSun"/>
-          <w:spacing w:val="-1"/>
-          <w:sz w:val="24"/>
-          <w:szCs w:val="24"/>
-        </w:rPr>
-        <w:t>质量报告，报送给相关部门及项目经理。</w:t>
-      </w:r>
-    </w:p>
-    <w:p>
-      <w:pPr>
-        <w:spacing w:line="218" w:lineRule="auto"/>
-        <w:ind w:left="509"/>
-        <w:rPr>
-          <w:rFonts w:ascii="SimSun" w:eastAsia="SimSun" w:hAnsi="SimSun" w:cs="SimSun"/>
-          <w:sz w:val="24"/>
-          <w:szCs w:val="24"/>
-        </w:rPr>
-      </w:pPr>
-      <w:r>
-        <w:rPr>
-          <w:rFonts w:ascii="SimSun" w:eastAsia="SimSun" w:hAnsi="SimSun" w:cs="SimSun"/>
-          <w:sz w:val="24"/>
-          <w:szCs w:val="24"/>
-        </w:rPr>
-        <w:t>运维部经理每月须召开一次质量分析会，回顾和</w:t>
-      </w:r>
-      <w:r>
-        <w:rPr>
-          <w:rFonts w:ascii="SimSun" w:eastAsia="SimSun" w:hAnsi="SimSun" w:cs="SimSun"/>
-          <w:spacing w:val="-1"/>
-          <w:sz w:val="24"/>
-          <w:szCs w:val="24"/>
-        </w:rPr>
-        <w:t>总结月度质量计划完成情</w:t>
-      </w:r>
-    </w:p>
-    <w:p>
-      <w:pPr>
-        <w:spacing w:line="218" w:lineRule="auto"/>
-        <w:rPr>
-          <w:rFonts w:ascii="SimSun" w:eastAsia="SimSun" w:hAnsi="SimSun" w:cs="SimSun"/>
-          <w:sz w:val="24"/>
-          <w:szCs w:val="24"/>
-        </w:rPr>
-        <w:sectPr>
-          <w:footerReference w:type="default" r:id="rId12"/>
-          <w:pgSz w:w="11910" w:h="16840"/>
-          <w:pgMar w:top="904" w:right="1702" w:bottom="961" w:left="1779" w:header="0" w:footer="728" w:gutter="0"/>
-          <w:cols w:space="720"/>
-        </w:sectPr>
-      </w:pPr>
-    </w:p>
-    <w:p>
-      <w:pPr>
-        <w:spacing w:line="427" w:lineRule="exact"/>
-      </w:pPr>
-      <w:r>
-        <w:rPr>
-          <w:position w:val="-8"/>
-        </w:rPr>
-        <w:drawing>
-          <wp:inline distT="0" distB="0" distL="0" distR="0">
-            <wp:extent cx="696350" cy="271753"/>
-            <wp:effectExtent l="0" t="0" r="0" b="0"/>
-            <wp:docPr id="18" name="IM 18"/>
-            <wp:cNvGraphicFramePr/>
-            <a:graphic xmlns:a="http://schemas.openxmlformats.org/drawingml/2006/main">
-              <a:graphicData uri="http://schemas.openxmlformats.org/drawingml/2006/picture">
-                <pic:pic xmlns:pic="http://schemas.openxmlformats.org/drawingml/2006/picture">
-                  <pic:nvPicPr>
-                    <pic:cNvPr id="18" name="IM 18"/>
-                    <pic:cNvPicPr/>
-                  </pic:nvPicPr>
-                  <pic:blipFill>
-                    <a:blip xmlns:r="http://schemas.openxmlformats.org/officeDocument/2006/relationships" r:embed="rId4"/>
-                    <a:stretch>
-                      <a:fillRect/>
-                    </a:stretch>
-                  </pic:blipFill>
-                  <pic:spPr>
-                    <a:xfrm rot="0">
-                      <a:off x="0" y="0"/>
-                      <a:ext cx="696350" cy="271753"/>
-                    </a:xfrm>
-                    <a:prstGeom prst="rect">
-                      <a:avLst/>
-                    </a:prstGeom>
-                  </pic:spPr>
-                </pic:pic>
-              </a:graphicData>
-            </a:graphic>
-          </wp:inline>
-        </w:drawing>
-      </w:r>
-    </w:p>
-    <w:p>
-      <w:pPr>
-        <w:spacing w:before="207" w:line="219" w:lineRule="auto"/>
-        <w:ind w:left="1387"/>
-        <w:rPr>
-          <w:rFonts w:ascii="SimSun" w:eastAsia="SimSun" w:hAnsi="SimSun" w:cs="SimSun"/>
-          <w:sz w:val="24"/>
-          <w:szCs w:val="24"/>
-        </w:rPr>
-      </w:pPr>
-      <w:r>
-        <w:rPr>
-          <w:rFonts w:ascii="SimSun" w:eastAsia="SimSun" w:hAnsi="SimSun" w:cs="SimSun"/>
-          <w:spacing w:val="-1"/>
-          <w:sz w:val="24"/>
-          <w:szCs w:val="24"/>
-        </w:rPr>
-        <w:t>况，提出下阶段的改进措施，并对相关人员进行指标考核。</w:t>
-      </w:r>
-    </w:p>
-    <w:p>
-      <w:pPr>
-        <w:pStyle w:val="BodyText"/>
-        <w:spacing w:line="260" w:lineRule="auto"/>
-      </w:pPr>
-    </w:p>
-    <w:p>
-      <w:pPr>
-        <w:pStyle w:val="BodyText"/>
+        <w:t>标体系，按月进行指标统计，形成质量报告，报送给相关部门及项目经理。</w:t>
+      </w:r>
+    </w:p>
+    <w:p>
+      <w:pPr>
+        <w:keepNext w:val="0"/>
+        <w:keepLines w:val="0"/>
+        <w:pageBreakBefore w:val="0"/>
+        <w:widowControl/>
+        <w:kinsoku w:val="0"/>
+        <w:wordWrap/>
+        <w:overflowPunct/>
+        <w:topLinePunct w:val="0"/>
+        <w:autoSpaceDE w:val="0"/>
+        <w:autoSpaceDN w:val="0"/>
+        <w:bidi w:val="0"/>
+        <w:adjustRightInd w:val="0"/>
+        <w:snapToGrid w:val="0"/>
+        <w:spacing w:after="0" w:line="360" w:lineRule="auto"/>
+        <w:ind w:left="0" w:right="0" w:firstLine="480" w:firstLineChars="200"/>
+        <w:textAlignment w:val="baseline"/>
+        <w:rPr>
+          <w:rFonts w:ascii="宋体" w:hAnsi="宋体" w:eastAsia="宋体" w:cs="宋体"/>
+          <w:sz w:val="24"/>
+          <w:szCs w:val="24"/>
+        </w:rPr>
+      </w:pPr>
+      <w:r>
+        <w:rPr>
+          <w:rFonts w:ascii="宋体" w:hAnsi="宋体" w:eastAsia="宋体" w:cs="宋体"/>
+          <w:sz w:val="24"/>
+          <w:szCs w:val="24"/>
+        </w:rPr>
+        <w:t>运维部经理每月须召开一次质量分析会，回顾和总结月度质量计划完成情况，提出下阶段的改进措施，并对相关人员进行指标考核。</w:t>
+      </w:r>
+    </w:p>
+    <w:p>
+      <w:pPr>
+        <w:pStyle w:val="2"/>
         <w:spacing w:before="98" w:line="222" w:lineRule="auto"/>
         <w:ind w:left="117"/>
         <w:rPr>
-          <w:rFonts w:ascii="SimHei" w:eastAsia="SimHei" w:hAnsi="SimHei" w:cs="SimHei"/>
+          <w:rFonts w:ascii="黑体" w:hAnsi="黑体" w:eastAsia="黑体" w:cs="黑体"/>
           <w:sz w:val="30"/>
           <w:szCs w:val="30"/>
         </w:rPr>
@@ -6111,7 +5572,7 @@
       </w:r>
       <w:r>
         <w:rPr>
-          <w:rFonts w:ascii="SimHei" w:eastAsia="SimHei" w:hAnsi="SimHei" w:cs="SimHei"/>
+          <w:rFonts w:ascii="黑体" w:hAnsi="黑体" w:eastAsia="黑体" w:cs="黑体"/>
           <w:b/>
           <w:bCs/>
           <w:spacing w:val="-3"/>
@@ -6123,23 +5584,17 @@
     </w:p>
     <w:p>
       <w:pPr>
-        <w:pStyle w:val="BodyText"/>
-        <w:spacing w:line="310" w:lineRule="auto"/>
-      </w:pPr>
-    </w:p>
-    <w:p>
-      <w:pPr>
         <w:spacing w:before="91" w:line="223" w:lineRule="auto"/>
         <w:ind w:left="93"/>
         <w:rPr>
-          <w:rFonts w:ascii="SimHei" w:eastAsia="SimHei" w:hAnsi="SimHei" w:cs="SimHei"/>
+          <w:rFonts w:ascii="黑体" w:hAnsi="黑体" w:eastAsia="黑体" w:cs="黑体"/>
           <w:sz w:val="28"/>
           <w:szCs w:val="28"/>
         </w:rPr>
       </w:pPr>
       <w:r>
         <w:rPr>
-          <w:rFonts w:ascii="Calibri" w:eastAsia="Calibri" w:hAnsi="Calibri" w:cs="Calibri"/>
+          <w:rFonts w:ascii="Calibri" w:hAnsi="Calibri" w:eastAsia="Calibri" w:cs="Calibri"/>
           <w:b/>
           <w:bCs/>
           <w:spacing w:val="-6"/>
@@ -6150,7 +5605,7 @@
       </w:r>
       <w:r>
         <w:rPr>
-          <w:rFonts w:ascii="Calibri" w:eastAsia="Calibri" w:hAnsi="Calibri" w:cs="Calibri"/>
+          <w:rFonts w:ascii="Calibri" w:hAnsi="Calibri" w:eastAsia="Calibri" w:cs="Calibri"/>
           <w:b/>
           <w:bCs/>
           <w:spacing w:val="39"/>
@@ -6161,7 +5616,7 @@
       </w:r>
       <w:r>
         <w:rPr>
-          <w:rFonts w:ascii="SimHei" w:eastAsia="SimHei" w:hAnsi="SimHei" w:cs="SimHei"/>
+          <w:rFonts w:ascii="黑体" w:hAnsi="黑体" w:eastAsia="黑体" w:cs="黑体"/>
           <w:b/>
           <w:bCs/>
           <w:spacing w:val="-6"/>
@@ -6173,7 +5628,7 @@
     </w:p>
     <w:p>
       <w:pPr>
-        <w:pStyle w:val="BodyText"/>
+        <w:pStyle w:val="2"/>
         <w:spacing w:line="273" w:lineRule="auto"/>
       </w:pPr>
     </w:p>
@@ -6183,14 +5638,14 @@
         <w:ind w:left="35" w:right="171" w:firstLine="503"/>
         <w:jc w:val="both"/>
         <w:rPr>
-          <w:rFonts w:ascii="SimSun" w:eastAsia="SimSun" w:hAnsi="SimSun" w:cs="SimSun"/>
-          <w:sz w:val="24"/>
-          <w:szCs w:val="24"/>
-        </w:rPr>
-      </w:pPr>
-      <w:r>
-        <w:rPr>
-          <w:rFonts w:ascii="SimSun" w:eastAsia="SimSun" w:hAnsi="SimSun" w:cs="SimSun"/>
+          <w:rFonts w:ascii="宋体" w:hAnsi="宋体" w:eastAsia="宋体" w:cs="宋体"/>
+          <w:sz w:val="24"/>
+          <w:szCs w:val="24"/>
+        </w:rPr>
+      </w:pPr>
+      <w:r>
+        <w:rPr>
+          <w:rFonts w:ascii="宋体" w:hAnsi="宋体" w:eastAsia="宋体" w:cs="宋体"/>
           <w:spacing w:val="-6"/>
           <w:sz w:val="24"/>
           <w:szCs w:val="24"/>
@@ -6199,7 +5654,7 @@
       </w:r>
       <w:r>
         <w:rPr>
-          <w:rFonts w:ascii="Calibri" w:eastAsia="Calibri" w:hAnsi="Calibri" w:cs="Calibri"/>
+          <w:rFonts w:ascii="Calibri" w:hAnsi="Calibri" w:eastAsia="Calibri" w:cs="Calibri"/>
           <w:spacing w:val="-6"/>
           <w:sz w:val="24"/>
           <w:szCs w:val="24"/>
@@ -6208,7 +5663,7 @@
       </w:r>
       <w:r>
         <w:rPr>
-          <w:rFonts w:ascii="Calibri" w:eastAsia="Calibri" w:hAnsi="Calibri" w:cs="Calibri"/>
+          <w:rFonts w:ascii="Calibri" w:hAnsi="Calibri" w:eastAsia="Calibri" w:cs="Calibri"/>
           <w:spacing w:val="27"/>
           <w:sz w:val="24"/>
           <w:szCs w:val="24"/>
@@ -6217,7 +5672,7 @@
       </w:r>
       <w:r>
         <w:rPr>
-          <w:rFonts w:ascii="SimSun" w:eastAsia="SimSun" w:hAnsi="SimSun" w:cs="SimSun"/>
+          <w:rFonts w:ascii="宋体" w:hAnsi="宋体" w:eastAsia="宋体" w:cs="宋体"/>
           <w:spacing w:val="-6"/>
           <w:sz w:val="24"/>
           <w:szCs w:val="24"/>
@@ -6226,7 +5681,7 @@
       </w:r>
       <w:r>
         <w:rPr>
-          <w:rFonts w:ascii="SimSun" w:eastAsia="SimSun" w:hAnsi="SimSun" w:cs="SimSun"/>
+          <w:rFonts w:ascii="宋体" w:hAnsi="宋体" w:eastAsia="宋体" w:cs="宋体"/>
           <w:spacing w:val="-3"/>
           <w:sz w:val="24"/>
           <w:szCs w:val="24"/>
@@ -6235,7 +5690,7 @@
       </w:r>
       <w:r>
         <w:rPr>
-          <w:rFonts w:ascii="SimSun" w:eastAsia="SimSun" w:hAnsi="SimSun" w:cs="SimSun"/>
+          <w:rFonts w:ascii="宋体" w:hAnsi="宋体" w:eastAsia="宋体" w:cs="宋体"/>
           <w:spacing w:val="-2"/>
           <w:sz w:val="24"/>
           <w:szCs w:val="24"/>
@@ -6248,14 +5703,14 @@
         <w:spacing w:before="1" w:line="363" w:lineRule="auto"/>
         <w:ind w:left="32" w:firstLine="506"/>
         <w:rPr>
-          <w:rFonts w:ascii="SimSun" w:eastAsia="SimSun" w:hAnsi="SimSun" w:cs="SimSun"/>
-          <w:sz w:val="24"/>
-          <w:szCs w:val="24"/>
-        </w:rPr>
-      </w:pPr>
-      <w:r>
-        <w:rPr>
-          <w:rFonts w:ascii="SimSun" w:eastAsia="SimSun" w:hAnsi="SimSun" w:cs="SimSun"/>
+          <w:rFonts w:ascii="宋体" w:hAnsi="宋体" w:eastAsia="宋体" w:cs="宋体"/>
+          <w:sz w:val="24"/>
+          <w:szCs w:val="24"/>
+        </w:rPr>
+      </w:pPr>
+      <w:r>
+        <w:rPr>
+          <w:rFonts w:ascii="宋体" w:hAnsi="宋体" w:eastAsia="宋体" w:cs="宋体"/>
           <w:spacing w:val="-4"/>
           <w:sz w:val="24"/>
           <w:szCs w:val="24"/>
@@ -6264,7 +5719,7 @@
       </w:r>
       <w:r>
         <w:rPr>
-          <w:rFonts w:ascii="SimSun" w:eastAsia="SimSun" w:hAnsi="SimSun" w:cs="SimSun"/>
+          <w:rFonts w:ascii="宋体" w:hAnsi="宋体" w:eastAsia="宋体" w:cs="宋体"/>
           <w:spacing w:val="-11"/>
           <w:sz w:val="24"/>
           <w:szCs w:val="24"/>
@@ -6277,14 +5732,14 @@
         <w:spacing w:before="1" w:line="365" w:lineRule="auto"/>
         <w:ind w:left="32" w:right="84" w:firstLine="506"/>
         <w:rPr>
-          <w:rFonts w:ascii="SimSun" w:eastAsia="SimSun" w:hAnsi="SimSun" w:cs="SimSun"/>
-          <w:sz w:val="24"/>
-          <w:szCs w:val="24"/>
-        </w:rPr>
-      </w:pPr>
-      <w:r>
-        <w:rPr>
-          <w:rFonts w:ascii="SimSun" w:eastAsia="SimSun" w:hAnsi="SimSun" w:cs="SimSun"/>
+          <w:rFonts w:ascii="宋体" w:hAnsi="宋体" w:eastAsia="宋体" w:cs="宋体"/>
+          <w:sz w:val="24"/>
+          <w:szCs w:val="24"/>
+        </w:rPr>
+      </w:pPr>
+      <w:r>
+        <w:rPr>
+          <w:rFonts w:ascii="宋体" w:hAnsi="宋体" w:eastAsia="宋体" w:cs="宋体"/>
           <w:spacing w:val="-18"/>
           <w:sz w:val="24"/>
           <w:szCs w:val="24"/>
@@ -6293,7 +5748,7 @@
       </w:r>
       <w:r>
         <w:rPr>
-          <w:rFonts w:ascii="SimSun" w:eastAsia="SimSun" w:hAnsi="SimSun" w:cs="SimSun"/>
+          <w:rFonts w:ascii="宋体" w:hAnsi="宋体" w:eastAsia="宋体" w:cs="宋体"/>
           <w:spacing w:val="-1"/>
           <w:sz w:val="24"/>
           <w:szCs w:val="24"/>
@@ -6306,14 +5761,14 @@
         <w:spacing w:before="175" w:line="222" w:lineRule="auto"/>
         <w:ind w:left="93"/>
         <w:rPr>
-          <w:rFonts w:ascii="SimHei" w:eastAsia="SimHei" w:hAnsi="SimHei" w:cs="SimHei"/>
+          <w:rFonts w:ascii="黑体" w:hAnsi="黑体" w:eastAsia="黑体" w:cs="黑体"/>
           <w:sz w:val="28"/>
           <w:szCs w:val="28"/>
         </w:rPr>
       </w:pPr>
       <w:r>
         <w:rPr>
-          <w:rFonts w:ascii="Calibri" w:eastAsia="Calibri" w:hAnsi="Calibri" w:cs="Calibri"/>
+          <w:rFonts w:ascii="Calibri" w:hAnsi="Calibri" w:eastAsia="Calibri" w:cs="Calibri"/>
           <w:b/>
           <w:bCs/>
           <w:spacing w:val="-4"/>
@@ -6324,7 +5779,7 @@
       </w:r>
       <w:r>
         <w:rPr>
-          <w:rFonts w:ascii="Calibri" w:eastAsia="Calibri" w:hAnsi="Calibri" w:cs="Calibri"/>
+          <w:rFonts w:ascii="Calibri" w:hAnsi="Calibri" w:eastAsia="Calibri" w:cs="Calibri"/>
           <w:b/>
           <w:bCs/>
           <w:spacing w:val="26"/>
@@ -6335,7 +5790,7 @@
       </w:r>
       <w:r>
         <w:rPr>
-          <w:rFonts w:ascii="SimHei" w:eastAsia="SimHei" w:hAnsi="SimHei" w:cs="SimHei"/>
+          <w:rFonts w:ascii="黑体" w:hAnsi="黑体" w:eastAsia="黑体" w:cs="黑体"/>
           <w:b/>
           <w:bCs/>
           <w:spacing w:val="-4"/>
@@ -6347,23 +5802,17 @@
     </w:p>
     <w:p>
       <w:pPr>
-        <w:pStyle w:val="BodyText"/>
-        <w:spacing w:line="276" w:lineRule="auto"/>
-      </w:pPr>
-    </w:p>
-    <w:p>
-      <w:pPr>
         <w:spacing w:before="78" w:line="219" w:lineRule="auto"/>
         <w:ind w:left="515"/>
         <w:rPr>
-          <w:rFonts w:ascii="SimSun" w:eastAsia="SimSun" w:hAnsi="SimSun" w:cs="SimSun"/>
-          <w:sz w:val="24"/>
-          <w:szCs w:val="24"/>
-        </w:rPr>
-      </w:pPr>
-      <w:r>
-        <w:rPr>
-          <w:rFonts w:ascii="SimSun" w:eastAsia="SimSun" w:hAnsi="SimSun" w:cs="SimSun"/>
+          <w:rFonts w:ascii="宋体" w:hAnsi="宋体" w:eastAsia="宋体" w:cs="宋体"/>
+          <w:sz w:val="24"/>
+          <w:szCs w:val="24"/>
+        </w:rPr>
+      </w:pPr>
+      <w:r>
+        <w:rPr>
+          <w:rFonts w:ascii="宋体" w:hAnsi="宋体" w:eastAsia="宋体" w:cs="宋体"/>
           <w:spacing w:val="-1"/>
           <w:sz w:val="24"/>
           <w:szCs w:val="24"/>
@@ -6376,14 +5825,14 @@
         <w:spacing w:before="187" w:line="364" w:lineRule="auto"/>
         <w:ind w:left="32" w:right="313" w:firstLine="482"/>
         <w:rPr>
-          <w:rFonts w:ascii="SimSun" w:eastAsia="SimSun" w:hAnsi="SimSun" w:cs="SimSun"/>
-          <w:sz w:val="24"/>
-          <w:szCs w:val="24"/>
-        </w:rPr>
-      </w:pPr>
-      <w:r>
-        <w:rPr>
-          <w:rFonts w:ascii="SimSun" w:eastAsia="SimSun" w:hAnsi="SimSun" w:cs="SimSun"/>
+          <w:rFonts w:ascii="宋体" w:hAnsi="宋体" w:eastAsia="宋体" w:cs="宋体"/>
+          <w:sz w:val="24"/>
+          <w:szCs w:val="24"/>
+        </w:rPr>
+      </w:pPr>
+      <w:r>
+        <w:rPr>
+          <w:rFonts w:ascii="宋体" w:hAnsi="宋体" w:eastAsia="宋体" w:cs="宋体"/>
           <w:spacing w:val="-7"/>
           <w:sz w:val="24"/>
           <w:szCs w:val="24"/>
@@ -6392,7 +5841,7 @@
       </w:r>
       <w:r>
         <w:rPr>
-          <w:rFonts w:ascii="SimSun" w:eastAsia="SimSun" w:hAnsi="SimSun" w:cs="SimSun"/>
+          <w:rFonts w:ascii="宋体" w:hAnsi="宋体" w:eastAsia="宋体" w:cs="宋体"/>
           <w:spacing w:val="-8"/>
           <w:sz w:val="24"/>
           <w:szCs w:val="24"/>
@@ -6401,7 +5850,7 @@
       </w:r>
       <w:r>
         <w:rPr>
-          <w:rFonts w:ascii="SimSun" w:eastAsia="SimSun" w:hAnsi="SimSun" w:cs="SimSun"/>
+          <w:rFonts w:ascii="宋体" w:hAnsi="宋体" w:eastAsia="宋体" w:cs="宋体"/>
           <w:spacing w:val="-1"/>
           <w:sz w:val="24"/>
           <w:szCs w:val="24"/>
@@ -6415,14 +5864,14 @@
         <w:ind w:left="30" w:right="236" w:firstLine="484"/>
         <w:jc w:val="both"/>
         <w:rPr>
-          <w:rFonts w:ascii="SimSun" w:eastAsia="SimSun" w:hAnsi="SimSun" w:cs="SimSun"/>
-          <w:sz w:val="24"/>
-          <w:szCs w:val="24"/>
-        </w:rPr>
-      </w:pPr>
-      <w:r>
-        <w:rPr>
-          <w:rFonts w:ascii="SimSun" w:eastAsia="SimSun" w:hAnsi="SimSun" w:cs="SimSun"/>
+          <w:rFonts w:ascii="宋体" w:hAnsi="宋体" w:eastAsia="宋体" w:cs="宋体"/>
+          <w:sz w:val="24"/>
+          <w:szCs w:val="24"/>
+        </w:rPr>
+      </w:pPr>
+      <w:r>
+        <w:rPr>
+          <w:rFonts w:ascii="宋体" w:hAnsi="宋体" w:eastAsia="宋体" w:cs="宋体"/>
           <w:spacing w:val="-6"/>
           <w:sz w:val="24"/>
           <w:szCs w:val="24"/>
@@ -6431,7 +5880,7 @@
       </w:r>
       <w:r>
         <w:rPr>
-          <w:rFonts w:ascii="Calibri" w:eastAsia="Calibri" w:hAnsi="Calibri" w:cs="Calibri"/>
+          <w:rFonts w:ascii="Calibri" w:hAnsi="Calibri" w:eastAsia="Calibri" w:cs="Calibri"/>
           <w:spacing w:val="-6"/>
           <w:sz w:val="24"/>
           <w:szCs w:val="24"/>
@@ -6440,7 +5889,7 @@
       </w:r>
       <w:r>
         <w:rPr>
-          <w:rFonts w:ascii="Calibri" w:eastAsia="Calibri" w:hAnsi="Calibri" w:cs="Calibri"/>
+          <w:rFonts w:ascii="Calibri" w:hAnsi="Calibri" w:eastAsia="Calibri" w:cs="Calibri"/>
           <w:spacing w:val="44"/>
           <w:sz w:val="24"/>
           <w:szCs w:val="24"/>
@@ -6449,7 +5898,7 @@
       </w:r>
       <w:r>
         <w:rPr>
-          <w:rFonts w:ascii="SimSun" w:eastAsia="SimSun" w:hAnsi="SimSun" w:cs="SimSun"/>
+          <w:rFonts w:ascii="宋体" w:hAnsi="宋体" w:eastAsia="宋体" w:cs="宋体"/>
           <w:spacing w:val="-6"/>
           <w:sz w:val="24"/>
           <w:szCs w:val="24"/>
@@ -6458,7 +5907,7 @@
       </w:r>
       <w:r>
         <w:rPr>
-          <w:rFonts w:ascii="SimSun" w:eastAsia="SimSun" w:hAnsi="SimSun" w:cs="SimSun"/>
+          <w:rFonts w:ascii="宋体" w:hAnsi="宋体" w:eastAsia="宋体" w:cs="宋体"/>
           <w:spacing w:val="-18"/>
           <w:sz w:val="24"/>
           <w:szCs w:val="24"/>
@@ -6467,7 +5916,7 @@
       </w:r>
       <w:r>
         <w:rPr>
-          <w:rFonts w:ascii="SimSun" w:eastAsia="SimSun" w:hAnsi="SimSun" w:cs="SimSun"/>
+          <w:rFonts w:ascii="宋体" w:hAnsi="宋体" w:eastAsia="宋体" w:cs="宋体"/>
           <w:spacing w:val="-1"/>
           <w:sz w:val="24"/>
           <w:szCs w:val="24"/>
@@ -6476,30 +5925,55 @@
       </w:r>
     </w:p>
     <w:sectPr>
-      <w:footerReference w:type="default" r:id="rId13"/>
+      <w:footerReference r:id="rId8" w:type="default"/>
       <w:pgSz w:w="11910" w:h="16840"/>
       <w:pgMar w:top="904" w:right="1620" w:bottom="961" w:left="1779" w:header="0" w:footer="728" w:gutter="0"/>
-      <w:cols w:space="720"/>
+      <w:cols w:space="720" w:num="1"/>
     </w:sectPr>
   </w:body>
 </w:document>
 </file>
 
+<file path=word/endnotes.xml><?xml version="1.0" encoding="utf-8"?>
+<w:endnotes xmlns:wpc="http://schemas.microsoft.com/office/word/2010/wordprocessingCanvas" xmlns:mc="http://schemas.openxmlformats.org/markup-compatibility/2006" xmlns:o="urn:schemas-microsoft-com:office:office" xmlns:r="http://schemas.openxmlformats.org/officeDocument/2006/relationships" xmlns:m="http://schemas.openxmlformats.org/officeDocument/2006/math" xmlns:v="urn:schemas-microsoft-com:vml" xmlns:wp14="http://schemas.microsoft.com/office/word/2010/wordprocessingDrawing" xmlns:wp="http://schemas.openxmlformats.org/drawingml/2006/wordprocessingDrawing" xmlns:w="http://schemas.openxmlformats.org/wordprocessingml/2006/main" xmlns:w14="http://schemas.microsoft.com/office/word/2010/wordml" xmlns:w15="http://schemas.microsoft.com/office/word/2012/wordml" xmlns:w10="urn:schemas-microsoft-com:office:word" xmlns:wpg="http://schemas.microsoft.com/office/word/2010/wordprocessingGroup" xmlns:wpi="http://schemas.microsoft.com/office/word/2010/wordprocessingInk" xmlns:wne="http://schemas.microsoft.com/office/word/2006/wordml" xmlns:wps="http://schemas.microsoft.com/office/word/2010/wordprocessingShape" xmlns:wpsCustomData="http://www.wps.cn/officeDocument/2013/wpsCustomData" mc:Ignorable="w14 w15 wp14">
+  <w:endnote w:type="separator" w:id="0">
+    <w:p>
+      <w:pPr>
+        <w:spacing w:line="240" w:lineRule="auto"/>
+      </w:pPr>
+      <w:r>
+        <w:separator/>
+      </w:r>
+    </w:p>
+  </w:endnote>
+  <w:endnote w:type="continuationSeparator" w:id="1">
+    <w:p>
+      <w:pPr>
+        <w:spacing w:line="240" w:lineRule="auto"/>
+      </w:pPr>
+      <w:r>
+        <w:continuationSeparator/>
+      </w:r>
+    </w:p>
+  </w:endnote>
+</w:endnotes>
+</file>
+
 <file path=word/footer1.xml><?xml version="1.0" encoding="utf-8"?>
-<w:ftr xmlns:wpc="http://schemas.microsoft.com/office/word/2010/wordprocessingCanvas" xmlns:mc="http://schemas.openxmlformats.org/markup-compatibility/2006" xmlns:o="urn:schemas-microsoft-com:office:office" xmlns:r="http://schemas.openxmlformats.org/officeDocument/2006/relationships" xmlns:m="http://schemas.openxmlformats.org/officeDocument/2006/math" xmlns:v="urn:schemas-microsoft-com:vml" xmlns:wp14="http://schemas.microsoft.com/office/word/2010/wordprocessingDrawing" xmlns:wp="http://schemas.openxmlformats.org/drawingml/2006/wordprocessingDrawing" xmlns:w10="urn:schemas-microsoft-com:office:word" xmlns:w="http://schemas.openxmlformats.org/wordprocessingml/2006/main" xmlns:w14="http://schemas.microsoft.com/office/word/2010/wordml" xmlns:w15="http://schemas.microsoft.com/office/word/2012/wordml" xmlns:wne="http://schemas.microsoft.com/office/word/2006/wordml" xmlns:wpg="http://schemas.microsoft.com/office/word/2010/wordprocessingGroup" xmlns:wpi="http://schemas.microsoft.com/office/word/2010/wordprocessingInk" xmlns:wps="http://schemas.microsoft.com/office/word/2010/wordprocessingShape" mc:Ignorable="w14 w15 wp14">
+<w:ftr xmlns:wpc="http://schemas.microsoft.com/office/word/2010/wordprocessingCanvas" xmlns:mc="http://schemas.openxmlformats.org/markup-compatibility/2006" xmlns:o="urn:schemas-microsoft-com:office:office" xmlns:r="http://schemas.openxmlformats.org/officeDocument/2006/relationships" xmlns:m="http://schemas.openxmlformats.org/officeDocument/2006/math" xmlns:v="urn:schemas-microsoft-com:vml" xmlns:wp14="http://schemas.microsoft.com/office/word/2010/wordprocessingDrawing" xmlns:wp="http://schemas.openxmlformats.org/drawingml/2006/wordprocessingDrawing" xmlns:w10="urn:schemas-microsoft-com:office:word" xmlns:w="http://schemas.openxmlformats.org/wordprocessingml/2006/main" xmlns:w14="http://schemas.microsoft.com/office/word/2010/wordml" xmlns:w15="http://schemas.microsoft.com/office/word/2012/wordml" xmlns:wpg="http://schemas.microsoft.com/office/word/2010/wordprocessingGroup" xmlns:wpi="http://schemas.microsoft.com/office/word/2010/wordprocessingInk" xmlns:wne="http://schemas.microsoft.com/office/word/2006/wordml" xmlns:wps="http://schemas.microsoft.com/office/word/2010/wordprocessingShape" xmlns:wpsCustomData="http://www.wps.cn/officeDocument/2013/wpsCustomData" mc:Ignorable="w14 w15 wp14">
   <w:p>
     <w:pPr>
       <w:spacing w:line="230" w:lineRule="auto"/>
       <w:ind w:left="4209"/>
       <w:rPr>
-        <w:rFonts w:ascii="SimSun" w:eastAsia="SimSun" w:hAnsi="SimSun" w:cs="SimSun"/>
+        <w:rFonts w:ascii="宋体" w:hAnsi="宋体" w:eastAsia="宋体" w:cs="宋体"/>
         <w:sz w:val="18"/>
         <w:szCs w:val="18"/>
       </w:rPr>
     </w:pPr>
     <w:r>
       <w:rPr>
-        <w:rFonts w:ascii="SimSun" w:eastAsia="SimSun" w:hAnsi="SimSun" w:cs="SimSun"/>
+        <w:rFonts w:ascii="宋体" w:hAnsi="宋体" w:eastAsia="宋体" w:cs="宋体"/>
         <w:sz w:val="18"/>
         <w:szCs w:val="18"/>
       </w:rPr>
@@ -6510,20 +5984,20 @@
 </file>
 
 <file path=word/footer2.xml><?xml version="1.0" encoding="utf-8"?>
-<w:ftr xmlns:wpc="http://schemas.microsoft.com/office/word/2010/wordprocessingCanvas" xmlns:mc="http://schemas.openxmlformats.org/markup-compatibility/2006" xmlns:o="urn:schemas-microsoft-com:office:office" xmlns:r="http://schemas.openxmlformats.org/officeDocument/2006/relationships" xmlns:m="http://schemas.openxmlformats.org/officeDocument/2006/math" xmlns:v="urn:schemas-microsoft-com:vml" xmlns:wp14="http://schemas.microsoft.com/office/word/2010/wordprocessingDrawing" xmlns:wp="http://schemas.openxmlformats.org/drawingml/2006/wordprocessingDrawing" xmlns:w10="urn:schemas-microsoft-com:office:word" xmlns:w="http://schemas.openxmlformats.org/wordprocessingml/2006/main" xmlns:w14="http://schemas.microsoft.com/office/word/2010/wordml" xmlns:w15="http://schemas.microsoft.com/office/word/2012/wordml" xmlns:wne="http://schemas.microsoft.com/office/word/2006/wordml" xmlns:wpg="http://schemas.microsoft.com/office/word/2010/wordprocessingGroup" xmlns:wpi="http://schemas.microsoft.com/office/word/2010/wordprocessingInk" xmlns:wps="http://schemas.microsoft.com/office/word/2010/wordprocessingShape" mc:Ignorable="w14 w15 wp14">
+<w:ftr xmlns:wpc="http://schemas.microsoft.com/office/word/2010/wordprocessingCanvas" xmlns:mc="http://schemas.openxmlformats.org/markup-compatibility/2006" xmlns:o="urn:schemas-microsoft-com:office:office" xmlns:r="http://schemas.openxmlformats.org/officeDocument/2006/relationships" xmlns:m="http://schemas.openxmlformats.org/officeDocument/2006/math" xmlns:v="urn:schemas-microsoft-com:vml" xmlns:wp14="http://schemas.microsoft.com/office/word/2010/wordprocessingDrawing" xmlns:wp="http://schemas.openxmlformats.org/drawingml/2006/wordprocessingDrawing" xmlns:w10="urn:schemas-microsoft-com:office:word" xmlns:w="http://schemas.openxmlformats.org/wordprocessingml/2006/main" xmlns:w14="http://schemas.microsoft.com/office/word/2010/wordml" xmlns:w15="http://schemas.microsoft.com/office/word/2012/wordml" xmlns:wpg="http://schemas.microsoft.com/office/word/2010/wordprocessingGroup" xmlns:wpi="http://schemas.microsoft.com/office/word/2010/wordprocessingInk" xmlns:wne="http://schemas.microsoft.com/office/word/2006/wordml" xmlns:wps="http://schemas.microsoft.com/office/word/2010/wordprocessingShape" xmlns:wpsCustomData="http://www.wps.cn/officeDocument/2013/wpsCustomData" mc:Ignorable="w14 w15 wp14">
   <w:p>
     <w:pPr>
       <w:spacing w:line="230" w:lineRule="auto"/>
       <w:ind w:left="4198"/>
       <w:rPr>
-        <w:rFonts w:ascii="SimSun" w:eastAsia="SimSun" w:hAnsi="SimSun" w:cs="SimSun"/>
+        <w:rFonts w:ascii="宋体" w:hAnsi="宋体" w:eastAsia="宋体" w:cs="宋体"/>
         <w:sz w:val="18"/>
         <w:szCs w:val="18"/>
       </w:rPr>
     </w:pPr>
     <w:r>
       <w:rPr>
-        <w:rFonts w:ascii="SimSun" w:eastAsia="SimSun" w:hAnsi="SimSun" w:cs="SimSun"/>
+        <w:rFonts w:ascii="宋体" w:hAnsi="宋体" w:eastAsia="宋体" w:cs="宋体"/>
         <w:sz w:val="18"/>
         <w:szCs w:val="18"/>
       </w:rPr>
@@ -6534,20 +6008,20 @@
 </file>
 
 <file path=word/footer3.xml><?xml version="1.0" encoding="utf-8"?>
-<w:ftr xmlns:wpc="http://schemas.microsoft.com/office/word/2010/wordprocessingCanvas" xmlns:mc="http://schemas.openxmlformats.org/markup-compatibility/2006" xmlns:o="urn:schemas-microsoft-com:office:office" xmlns:r="http://schemas.openxmlformats.org/officeDocument/2006/relationships" xmlns:m="http://schemas.openxmlformats.org/officeDocument/2006/math" xmlns:v="urn:schemas-microsoft-com:vml" xmlns:wp14="http://schemas.microsoft.com/office/word/2010/wordprocessingDrawing" xmlns:wp="http://schemas.openxmlformats.org/drawingml/2006/wordprocessingDrawing" xmlns:w10="urn:schemas-microsoft-com:office:word" xmlns:w="http://schemas.openxmlformats.org/wordprocessingml/2006/main" xmlns:w14="http://schemas.microsoft.com/office/word/2010/wordml" xmlns:w15="http://schemas.microsoft.com/office/word/2012/wordml" xmlns:wne="http://schemas.microsoft.com/office/word/2006/wordml" xmlns:wpg="http://schemas.microsoft.com/office/word/2010/wordprocessingGroup" xmlns:wpi="http://schemas.microsoft.com/office/word/2010/wordprocessingInk" xmlns:wps="http://schemas.microsoft.com/office/word/2010/wordprocessingShape" mc:Ignorable="w14 w15 wp14">
+<w:ftr xmlns:wpc="http://schemas.microsoft.com/office/word/2010/wordprocessingCanvas" xmlns:mc="http://schemas.openxmlformats.org/markup-compatibility/2006" xmlns:o="urn:schemas-microsoft-com:office:office" xmlns:r="http://schemas.openxmlformats.org/officeDocument/2006/relationships" xmlns:m="http://schemas.openxmlformats.org/officeDocument/2006/math" xmlns:v="urn:schemas-microsoft-com:vml" xmlns:wp14="http://schemas.microsoft.com/office/word/2010/wordprocessingDrawing" xmlns:wp="http://schemas.openxmlformats.org/drawingml/2006/wordprocessingDrawing" xmlns:w10="urn:schemas-microsoft-com:office:word" xmlns:w="http://schemas.openxmlformats.org/wordprocessingml/2006/main" xmlns:w14="http://schemas.microsoft.com/office/word/2010/wordml" xmlns:w15="http://schemas.microsoft.com/office/word/2012/wordml" xmlns:wpg="http://schemas.microsoft.com/office/word/2010/wordprocessingGroup" xmlns:wpi="http://schemas.microsoft.com/office/word/2010/wordprocessingInk" xmlns:wne="http://schemas.microsoft.com/office/word/2006/wordml" xmlns:wps="http://schemas.microsoft.com/office/word/2010/wordprocessingShape" xmlns:wpsCustomData="http://www.wps.cn/officeDocument/2013/wpsCustomData" mc:Ignorable="w14 w15 wp14">
   <w:p>
     <w:pPr>
       <w:spacing w:line="229" w:lineRule="auto"/>
       <w:ind w:left="4291"/>
       <w:rPr>
-        <w:rFonts w:ascii="SimSun" w:eastAsia="SimSun" w:hAnsi="SimSun" w:cs="SimSun"/>
+        <w:rFonts w:ascii="宋体" w:hAnsi="宋体" w:eastAsia="宋体" w:cs="宋体"/>
         <w:sz w:val="18"/>
         <w:szCs w:val="18"/>
       </w:rPr>
     </w:pPr>
     <w:r>
       <w:rPr>
-        <w:rFonts w:ascii="SimSun" w:eastAsia="SimSun" w:hAnsi="SimSun" w:cs="SimSun"/>
+        <w:rFonts w:ascii="宋体" w:hAnsi="宋体" w:eastAsia="宋体" w:cs="宋体"/>
         <w:sz w:val="18"/>
         <w:szCs w:val="18"/>
       </w:rPr>
@@ -6558,140 +6032,20 @@
 </file>
 
 <file path=word/footer4.xml><?xml version="1.0" encoding="utf-8"?>
-<w:ftr xmlns:wpc="http://schemas.microsoft.com/office/word/2010/wordprocessingCanvas" xmlns:mc="http://schemas.openxmlformats.org/markup-compatibility/2006" xmlns:o="urn:schemas-microsoft-com:office:office" xmlns:r="http://schemas.openxmlformats.org/officeDocument/2006/relationships" xmlns:m="http://schemas.openxmlformats.org/officeDocument/2006/math" xmlns:v="urn:schemas-microsoft-com:vml" xmlns:wp14="http://schemas.microsoft.com/office/word/2010/wordprocessingDrawing" xmlns:wp="http://schemas.openxmlformats.org/drawingml/2006/wordprocessingDrawing" xmlns:w10="urn:schemas-microsoft-com:office:word" xmlns:w="http://schemas.openxmlformats.org/wordprocessingml/2006/main" xmlns:w14="http://schemas.microsoft.com/office/word/2010/wordml" xmlns:w15="http://schemas.microsoft.com/office/word/2012/wordml" xmlns:wne="http://schemas.microsoft.com/office/word/2006/wordml" xmlns:wpg="http://schemas.microsoft.com/office/word/2010/wordprocessingGroup" xmlns:wpi="http://schemas.microsoft.com/office/word/2010/wordprocessingInk" xmlns:wps="http://schemas.microsoft.com/office/word/2010/wordprocessingShape" mc:Ignorable="w14 w15 wp14">
+<w:ftr xmlns:wpc="http://schemas.microsoft.com/office/word/2010/wordprocessingCanvas" xmlns:mc="http://schemas.openxmlformats.org/markup-compatibility/2006" xmlns:o="urn:schemas-microsoft-com:office:office" xmlns:r="http://schemas.openxmlformats.org/officeDocument/2006/relationships" xmlns:m="http://schemas.openxmlformats.org/officeDocument/2006/math" xmlns:v="urn:schemas-microsoft-com:vml" xmlns:wp14="http://schemas.microsoft.com/office/word/2010/wordprocessingDrawing" xmlns:wp="http://schemas.openxmlformats.org/drawingml/2006/wordprocessingDrawing" xmlns:w10="urn:schemas-microsoft-com:office:word" xmlns:w="http://schemas.openxmlformats.org/wordprocessingml/2006/main" xmlns:w14="http://schemas.microsoft.com/office/word/2010/wordml" xmlns:w15="http://schemas.microsoft.com/office/word/2012/wordml" xmlns:wpg="http://schemas.microsoft.com/office/word/2010/wordprocessingGroup" xmlns:wpi="http://schemas.microsoft.com/office/word/2010/wordprocessingInk" xmlns:wne="http://schemas.microsoft.com/office/word/2006/wordml" xmlns:wps="http://schemas.microsoft.com/office/word/2010/wordprocessingShape" xmlns:wpsCustomData="http://www.wps.cn/officeDocument/2013/wpsCustomData" mc:Ignorable="w14 w15 wp14">
   <w:p>
     <w:pPr>
-      <w:spacing w:line="230" w:lineRule="auto"/>
-      <w:ind w:left="4195"/>
+      <w:spacing w:line="229" w:lineRule="auto"/>
+      <w:ind w:left="4196"/>
       <w:rPr>
-        <w:rFonts w:ascii="SimSun" w:eastAsia="SimSun" w:hAnsi="SimSun" w:cs="SimSun"/>
+        <w:rFonts w:ascii="宋体" w:hAnsi="宋体" w:eastAsia="宋体" w:cs="宋体"/>
         <w:sz w:val="18"/>
         <w:szCs w:val="18"/>
       </w:rPr>
     </w:pPr>
     <w:r>
       <w:rPr>
-        <w:rFonts w:ascii="SimSun" w:eastAsia="SimSun" w:hAnsi="SimSun" w:cs="SimSun"/>
-        <w:sz w:val="18"/>
-        <w:szCs w:val="18"/>
-      </w:rPr>
-      <w:t>4</w:t>
-    </w:r>
-  </w:p>
-</w:ftr>
-</file>
-
-<file path=word/footer5.xml><?xml version="1.0" encoding="utf-8"?>
-<w:ftr xmlns:wpc="http://schemas.microsoft.com/office/word/2010/wordprocessingCanvas" xmlns:mc="http://schemas.openxmlformats.org/markup-compatibility/2006" xmlns:o="urn:schemas-microsoft-com:office:office" xmlns:r="http://schemas.openxmlformats.org/officeDocument/2006/relationships" xmlns:m="http://schemas.openxmlformats.org/officeDocument/2006/math" xmlns:v="urn:schemas-microsoft-com:vml" xmlns:wp14="http://schemas.microsoft.com/office/word/2010/wordprocessingDrawing" xmlns:wp="http://schemas.openxmlformats.org/drawingml/2006/wordprocessingDrawing" xmlns:w10="urn:schemas-microsoft-com:office:word" xmlns:w="http://schemas.openxmlformats.org/wordprocessingml/2006/main" xmlns:w14="http://schemas.microsoft.com/office/word/2010/wordml" xmlns:w15="http://schemas.microsoft.com/office/word/2012/wordml" xmlns:wne="http://schemas.microsoft.com/office/word/2006/wordml" xmlns:wpg="http://schemas.microsoft.com/office/word/2010/wordprocessingGroup" xmlns:wpi="http://schemas.microsoft.com/office/word/2010/wordprocessingInk" xmlns:wps="http://schemas.microsoft.com/office/word/2010/wordprocessingShape" mc:Ignorable="w14 w15 wp14">
-  <w:p>
-    <w:pPr>
-      <w:spacing w:line="229" w:lineRule="auto"/>
-      <w:ind w:left="4199"/>
-      <w:rPr>
-        <w:rFonts w:ascii="SimSun" w:eastAsia="SimSun" w:hAnsi="SimSun" w:cs="SimSun"/>
-        <w:sz w:val="18"/>
-        <w:szCs w:val="18"/>
-      </w:rPr>
-    </w:pPr>
-    <w:r>
-      <w:rPr>
-        <w:rFonts w:ascii="SimSun" w:eastAsia="SimSun" w:hAnsi="SimSun" w:cs="SimSun"/>
-        <w:sz w:val="18"/>
-        <w:szCs w:val="18"/>
-      </w:rPr>
-      <w:t>5</w:t>
-    </w:r>
-  </w:p>
-</w:ftr>
-</file>
-
-<file path=word/footer6.xml><?xml version="1.0" encoding="utf-8"?>
-<w:ftr xmlns:wpc="http://schemas.microsoft.com/office/word/2010/wordprocessingCanvas" xmlns:mc="http://schemas.openxmlformats.org/markup-compatibility/2006" xmlns:o="urn:schemas-microsoft-com:office:office" xmlns:r="http://schemas.openxmlformats.org/officeDocument/2006/relationships" xmlns:m="http://schemas.openxmlformats.org/officeDocument/2006/math" xmlns:v="urn:schemas-microsoft-com:vml" xmlns:wp14="http://schemas.microsoft.com/office/word/2010/wordprocessingDrawing" xmlns:wp="http://schemas.openxmlformats.org/drawingml/2006/wordprocessingDrawing" xmlns:w10="urn:schemas-microsoft-com:office:word" xmlns:w="http://schemas.openxmlformats.org/wordprocessingml/2006/main" xmlns:w14="http://schemas.microsoft.com/office/word/2010/wordml" xmlns:w15="http://schemas.microsoft.com/office/word/2012/wordml" xmlns:wne="http://schemas.microsoft.com/office/word/2006/wordml" xmlns:wpg="http://schemas.microsoft.com/office/word/2010/wordprocessingGroup" xmlns:wpi="http://schemas.microsoft.com/office/word/2010/wordprocessingInk" xmlns:wps="http://schemas.microsoft.com/office/word/2010/wordprocessingShape" mc:Ignorable="w14 w15 wp14">
-  <w:p>
-    <w:pPr>
-      <w:spacing w:line="229" w:lineRule="auto"/>
-      <w:ind w:left="4197"/>
-      <w:rPr>
-        <w:rFonts w:ascii="SimSun" w:eastAsia="SimSun" w:hAnsi="SimSun" w:cs="SimSun"/>
-        <w:sz w:val="18"/>
-        <w:szCs w:val="18"/>
-      </w:rPr>
-    </w:pPr>
-    <w:r>
-      <w:rPr>
-        <w:rFonts w:ascii="SimSun" w:eastAsia="SimSun" w:hAnsi="SimSun" w:cs="SimSun"/>
-        <w:sz w:val="18"/>
-        <w:szCs w:val="18"/>
-      </w:rPr>
-      <w:t>6</w:t>
-    </w:r>
-  </w:p>
-</w:ftr>
-</file>
-
-<file path=word/footer7.xml><?xml version="1.0" encoding="utf-8"?>
-<w:ftr xmlns:wpc="http://schemas.microsoft.com/office/word/2010/wordprocessingCanvas" xmlns:mc="http://schemas.openxmlformats.org/markup-compatibility/2006" xmlns:o="urn:schemas-microsoft-com:office:office" xmlns:r="http://schemas.openxmlformats.org/officeDocument/2006/relationships" xmlns:m="http://schemas.openxmlformats.org/officeDocument/2006/math" xmlns:v="urn:schemas-microsoft-com:vml" xmlns:wp14="http://schemas.microsoft.com/office/word/2010/wordprocessingDrawing" xmlns:wp="http://schemas.openxmlformats.org/drawingml/2006/wordprocessingDrawing" xmlns:w10="urn:schemas-microsoft-com:office:word" xmlns:w="http://schemas.openxmlformats.org/wordprocessingml/2006/main" xmlns:w14="http://schemas.microsoft.com/office/word/2010/wordml" xmlns:w15="http://schemas.microsoft.com/office/word/2012/wordml" xmlns:wne="http://schemas.microsoft.com/office/word/2006/wordml" xmlns:wpg="http://schemas.microsoft.com/office/word/2010/wordprocessingGroup" xmlns:wpi="http://schemas.microsoft.com/office/word/2010/wordprocessingInk" xmlns:wps="http://schemas.microsoft.com/office/word/2010/wordprocessingShape" mc:Ignorable="w14 w15 wp14">
-  <w:p>
-    <w:pPr>
-      <w:spacing w:line="229" w:lineRule="auto"/>
-      <w:ind w:left="4200"/>
-      <w:rPr>
-        <w:rFonts w:ascii="SimSun" w:eastAsia="SimSun" w:hAnsi="SimSun" w:cs="SimSun"/>
-        <w:sz w:val="18"/>
-        <w:szCs w:val="18"/>
-      </w:rPr>
-    </w:pPr>
-    <w:r>
-      <w:rPr>
-        <w:rFonts w:ascii="SimSun" w:eastAsia="SimSun" w:hAnsi="SimSun" w:cs="SimSun"/>
-        <w:sz w:val="18"/>
-        <w:szCs w:val="18"/>
-      </w:rPr>
-      <w:t>7</w:t>
-    </w:r>
-  </w:p>
-</w:ftr>
-</file>
-
-<file path=word/footer8.xml><?xml version="1.0" encoding="utf-8"?>
-<w:ftr xmlns:wpc="http://schemas.microsoft.com/office/word/2010/wordprocessingCanvas" xmlns:mc="http://schemas.openxmlformats.org/markup-compatibility/2006" xmlns:o="urn:schemas-microsoft-com:office:office" xmlns:r="http://schemas.openxmlformats.org/officeDocument/2006/relationships" xmlns:m="http://schemas.openxmlformats.org/officeDocument/2006/math" xmlns:v="urn:schemas-microsoft-com:vml" xmlns:wp14="http://schemas.microsoft.com/office/word/2010/wordprocessingDrawing" xmlns:wp="http://schemas.openxmlformats.org/drawingml/2006/wordprocessingDrawing" xmlns:w10="urn:schemas-microsoft-com:office:word" xmlns:w="http://schemas.openxmlformats.org/wordprocessingml/2006/main" xmlns:w14="http://schemas.microsoft.com/office/word/2010/wordml" xmlns:w15="http://schemas.microsoft.com/office/word/2012/wordml" xmlns:wne="http://schemas.microsoft.com/office/word/2006/wordml" xmlns:wpg="http://schemas.microsoft.com/office/word/2010/wordprocessingGroup" xmlns:wpi="http://schemas.microsoft.com/office/word/2010/wordprocessingInk" xmlns:wps="http://schemas.microsoft.com/office/word/2010/wordprocessingShape" mc:Ignorable="w14 w15 wp14">
-  <w:p>
-    <w:pPr>
-      <w:spacing w:line="229" w:lineRule="auto"/>
-      <w:ind w:left="4196"/>
-      <w:rPr>
-        <w:rFonts w:ascii="SimSun" w:eastAsia="SimSun" w:hAnsi="SimSun" w:cs="SimSun"/>
-        <w:sz w:val="18"/>
-        <w:szCs w:val="18"/>
-      </w:rPr>
-    </w:pPr>
-    <w:r>
-      <w:rPr>
-        <w:rFonts w:ascii="SimSun" w:eastAsia="SimSun" w:hAnsi="SimSun" w:cs="SimSun"/>
-        <w:sz w:val="18"/>
-        <w:szCs w:val="18"/>
-      </w:rPr>
-      <w:t>8</w:t>
-    </w:r>
-  </w:p>
-</w:ftr>
-</file>
-
-<file path=word/footer9.xml><?xml version="1.0" encoding="utf-8"?>
-<w:ftr xmlns:wpc="http://schemas.microsoft.com/office/word/2010/wordprocessingCanvas" xmlns:mc="http://schemas.openxmlformats.org/markup-compatibility/2006" xmlns:o="urn:schemas-microsoft-com:office:office" xmlns:r="http://schemas.openxmlformats.org/officeDocument/2006/relationships" xmlns:m="http://schemas.openxmlformats.org/officeDocument/2006/math" xmlns:v="urn:schemas-microsoft-com:vml" xmlns:wp14="http://schemas.microsoft.com/office/word/2010/wordprocessingDrawing" xmlns:wp="http://schemas.openxmlformats.org/drawingml/2006/wordprocessingDrawing" xmlns:w10="urn:schemas-microsoft-com:office:word" xmlns:w="http://schemas.openxmlformats.org/wordprocessingml/2006/main" xmlns:w14="http://schemas.microsoft.com/office/word/2010/wordml" xmlns:w15="http://schemas.microsoft.com/office/word/2012/wordml" xmlns:wne="http://schemas.microsoft.com/office/word/2006/wordml" xmlns:wpg="http://schemas.microsoft.com/office/word/2010/wordprocessingGroup" xmlns:wpi="http://schemas.microsoft.com/office/word/2010/wordprocessingInk" xmlns:wps="http://schemas.microsoft.com/office/word/2010/wordprocessingShape" mc:Ignorable="w14 w15 wp14">
-  <w:p>
-    <w:pPr>
-      <w:spacing w:line="229" w:lineRule="auto"/>
-      <w:ind w:left="4196"/>
-      <w:rPr>
-        <w:rFonts w:ascii="SimSun" w:eastAsia="SimSun" w:hAnsi="SimSun" w:cs="SimSun"/>
-        <w:sz w:val="18"/>
-        <w:szCs w:val="18"/>
-      </w:rPr>
-    </w:pPr>
-    <w:r>
-      <w:rPr>
-        <w:rFonts w:ascii="SimSun" w:eastAsia="SimSun" w:hAnsi="SimSun" w:cs="SimSun"/>
+        <w:rFonts w:ascii="宋体" w:hAnsi="宋体" w:eastAsia="宋体" w:cs="宋体"/>
         <w:sz w:val="18"/>
         <w:szCs w:val="18"/>
       </w:rPr>
@@ -6701,197 +6055,355 @@
 </w:ftr>
 </file>
 
+<file path=word/footnotes.xml><?xml version="1.0" encoding="utf-8"?>
+<w:footnotes xmlns:wpc="http://schemas.microsoft.com/office/word/2010/wordprocessingCanvas" xmlns:mc="http://schemas.openxmlformats.org/markup-compatibility/2006" xmlns:o="urn:schemas-microsoft-com:office:office" xmlns:r="http://schemas.openxmlformats.org/officeDocument/2006/relationships" xmlns:m="http://schemas.openxmlformats.org/officeDocument/2006/math" xmlns:v="urn:schemas-microsoft-com:vml" xmlns:wp14="http://schemas.microsoft.com/office/word/2010/wordprocessingDrawing" xmlns:wp="http://schemas.openxmlformats.org/drawingml/2006/wordprocessingDrawing" xmlns:w="http://schemas.openxmlformats.org/wordprocessingml/2006/main" xmlns:w14="http://schemas.microsoft.com/office/word/2010/wordml" xmlns:w15="http://schemas.microsoft.com/office/word/2012/wordml" xmlns:w10="urn:schemas-microsoft-com:office:word" xmlns:wpg="http://schemas.microsoft.com/office/word/2010/wordprocessingGroup" xmlns:wpi="http://schemas.microsoft.com/office/word/2010/wordprocessingInk" xmlns:wne="http://schemas.microsoft.com/office/word/2006/wordml" xmlns:wps="http://schemas.microsoft.com/office/word/2010/wordprocessingShape" xmlns:wpsCustomData="http://www.wps.cn/officeDocument/2013/wpsCustomData" mc:Ignorable="w14 w15 wp14">
+  <w:footnote w:type="separator" w:id="0">
+    <w:p>
+      <w:pPr>
+        <w:spacing w:before="0" w:after="0" w:line="240" w:lineRule="auto"/>
+      </w:pPr>
+      <w:r>
+        <w:separator/>
+      </w:r>
+    </w:p>
+  </w:footnote>
+  <w:footnote w:type="continuationSeparator" w:id="1">
+    <w:p>
+      <w:pPr>
+        <w:spacing w:before="0" w:after="0" w:line="240" w:lineRule="auto"/>
+      </w:pPr>
+      <w:r>
+        <w:continuationSeparator/>
+      </w:r>
+    </w:p>
+  </w:footnote>
+</w:footnotes>
+</file>
+
 <file path=word/styles.xml><?xml version="1.0" encoding="utf-8"?>
-<w:styles xmlns:mc="http://schemas.openxmlformats.org/markup-compatibility/2006" xmlns:r="http://schemas.openxmlformats.org/officeDocument/2006/relationships" xmlns:w="http://schemas.openxmlformats.org/wordprocessingml/2006/main" xmlns:w14="http://schemas.microsoft.com/office/word/2010/wordml" xmlns:w15="http://schemas.microsoft.com/office/word/2012/wordml" mc:Ignorable="w14 w15">
+<w:styles xmlns:mc="http://schemas.openxmlformats.org/markup-compatibility/2006" xmlns:o="urn:schemas-microsoft-com:office:office" xmlns:r="http://schemas.openxmlformats.org/officeDocument/2006/relationships" xmlns:m="http://schemas.openxmlformats.org/officeDocument/2006/math" xmlns:v="urn:schemas-microsoft-com:vml" xmlns:w="http://schemas.openxmlformats.org/wordprocessingml/2006/main" xmlns:w14="http://schemas.microsoft.com/office/word/2010/wordml" xmlns:w10="urn:schemas-microsoft-com:office:word" xmlns:sl="http://schemas.openxmlformats.org/schemaLibrary/2006/main" xmlns:wpsCustomData="http://www.wps.cn/officeDocument/2013/wpsCustomData" mc:Ignorable="w14">
   <w:docDefaults>
     <w:rPrDefault>
       <w:rPr>
-        <w:rFonts w:ascii="Arial" w:eastAsia="Arial" w:hAnsi="Arial" w:cs="Arial"/>
-        <w:snapToGrid w:val="0"/>
-        <w:color w:val="000000"/>
-        <w:kern w:val="0"/>
-        <w:sz w:val="21"/>
-        <w:szCs w:val="21"/>
-        <w:lang w:val="en-US" w:eastAsia="en-US" w:bidi="ar-SA"/>
+        <w:rFonts w:ascii="Arial" w:hAnsi="Arial" w:eastAsia="Arial" w:cs="Arial"/>
       </w:rPr>
     </w:rPrDefault>
-    <w:pPrDefault>
-      <w:pPr>
-        <w:spacing w:after="200" w:line="276" w:lineRule="auto"/>
-      </w:pPr>
-    </w:pPrDefault>
+    <w:pPrDefault/>
   </w:docDefaults>
-  <w:latentStyles w:defLockedState="0" w:defUIPriority="99" w:defSemiHidden="1" w:defUnhideWhenUsed="1" w:defQFormat="0" w:count="267">
-    <w:lsdException w:name="Normal" w:semiHidden="0" w:uiPriority="0" w:unhideWhenUsed="0" w:qFormat="1"/>
-    <w:lsdException w:name="heading 1" w:semiHidden="0" w:uiPriority="9" w:unhideWhenUsed="0" w:qFormat="1"/>
-    <w:lsdException w:name="heading 2" w:uiPriority="9" w:qFormat="1"/>
-    <w:lsdException w:name="heading 3" w:uiPriority="9" w:qFormat="1"/>
-    <w:lsdException w:name="heading 4" w:uiPriority="9" w:qFormat="1"/>
-    <w:lsdException w:name="heading 5" w:uiPriority="9" w:qFormat="1"/>
-    <w:lsdException w:name="heading 6" w:uiPriority="9" w:qFormat="1"/>
-    <w:lsdException w:name="heading 7" w:uiPriority="9" w:qFormat="1"/>
-    <w:lsdException w:name="heading 8" w:uiPriority="9" w:qFormat="1"/>
-    <w:lsdException w:name="heading 9" w:uiPriority="9" w:qFormat="1"/>
-    <w:lsdException w:name="toc 1" w:uiPriority="39"/>
-    <w:lsdException w:name="toc 2" w:uiPriority="39"/>
-    <w:lsdException w:name="toc 3" w:uiPriority="39"/>
-    <w:lsdException w:name="toc 4" w:uiPriority="39"/>
-    <w:lsdException w:name="toc 5" w:uiPriority="39"/>
-    <w:lsdException w:name="toc 6" w:uiPriority="39"/>
-    <w:lsdException w:name="toc 7" w:uiPriority="39"/>
-    <w:lsdException w:name="toc 8" w:uiPriority="39"/>
-    <w:lsdException w:name="toc 9" w:uiPriority="39"/>
-    <w:lsdException w:name="caption" w:uiPriority="35" w:qFormat="1"/>
-    <w:lsdException w:name="Title" w:semiHidden="0" w:uiPriority="10" w:unhideWhenUsed="0" w:qFormat="1"/>
-    <w:lsdException w:name="Default Paragraph Font" w:uiPriority="1"/>
-    <w:lsdException w:name="Subtitle" w:semiHidden="0" w:uiPriority="11" w:unhideWhenUsed="0" w:qFormat="1"/>
-    <w:lsdException w:name="Strong" w:semiHidden="0" w:uiPriority="22" w:unhideWhenUsed="0" w:qFormat="1"/>
-    <w:lsdException w:name="Emphasis" w:semiHidden="0" w:uiPriority="20" w:unhideWhenUsed="0" w:qFormat="1"/>
-    <w:lsdException w:name="Table Grid" w:semiHidden="0" w:uiPriority="59" w:unhideWhenUsed="0"/>
-    <w:lsdException w:name="Placeholder Text" w:unhideWhenUsed="0"/>
-    <w:lsdException w:name="No Spacing" w:semiHidden="0" w:uiPriority="1" w:unhideWhenUsed="0" w:qFormat="1"/>
-    <w:lsdException w:name="Light Shading" w:semiHidden="0" w:uiPriority="60" w:unhideWhenUsed="0"/>
-    <w:lsdException w:name="Light List" w:semiHidden="0" w:uiPriority="61" w:unhideWhenUsed="0"/>
-    <w:lsdException w:name="Light Grid" w:semiHidden="0" w:uiPriority="62" w:unhideWhenUsed="0"/>
-    <w:lsdException w:name="Medium Shading 1" w:semiHidden="0" w:uiPriority="63" w:unhideWhenUsed="0"/>
-    <w:lsdException w:name="Medium Shading 2" w:semiHidden="0" w:uiPriority="64" w:unhideWhenUsed="0"/>
-    <w:lsdException w:name="Medium List 1" w:semiHidden="0" w:uiPriority="65" w:unhideWhenUsed="0"/>
-    <w:lsdException w:name="Medium List 2" w:semiHidden="0" w:uiPriority="66" w:unhideWhenUsed="0"/>
-    <w:lsdException w:name="Medium Grid 1" w:semiHidden="0" w:uiPriority="67" w:unhideWhenUsed="0"/>
-    <w:lsdException w:name="Medium Grid 2" w:semiHidden="0" w:uiPriority="68" w:unhideWhenUsed="0"/>
-    <w:lsdException w:name="Medium Grid 3" w:semiHidden="0" w:uiPriority="69" w:unhideWhenUsed="0"/>
-    <w:lsdException w:name="Dark List" w:semiHidden="0" w:uiPriority="70" w:unhideWhenUsed="0"/>
-    <w:lsdException w:name="Colorful Shading" w:semiHidden="0" w:uiPriority="71" w:unhideWhenUsed="0"/>
-    <w:lsdException w:name="Colorful List" w:semiHidden="0" w:uiPriority="72" w:unhideWhenUsed="0"/>
-    <w:lsdException w:name="Colorful Grid" w:semiHidden="0" w:uiPriority="73" w:unhideWhenUsed="0"/>
-    <w:lsdException w:name="Light Shading Accent 1" w:semiHidden="0" w:uiPriority="60" w:unhideWhenUsed="0"/>
-    <w:lsdException w:name="Light List Accent 1" w:semiHidden="0" w:uiPriority="61" w:unhideWhenUsed="0"/>
-    <w:lsdException w:name="Light Grid Accent 1" w:semiHidden="0" w:uiPriority="62" w:unhideWhenUsed="0"/>
-    <w:lsdException w:name="Medium Shading 1 Accent 1" w:semiHidden="0" w:uiPriority="63" w:unhideWhenUsed="0"/>
-    <w:lsdException w:name="Medium Shading 2 Accent 1" w:semiHidden="0" w:uiPriority="64" w:unhideWhenUsed="0"/>
-    <w:lsdException w:name="Medium List 1 Accent 1" w:semiHidden="0" w:uiPriority="65" w:unhideWhenUsed="0"/>
-    <w:lsdException w:name="Revision" w:unhideWhenUsed="0"/>
-    <w:lsdException w:name="List Paragraph" w:semiHidden="0" w:uiPriority="34" w:unhideWhenUsed="0" w:qFormat="1"/>
-    <w:lsdException w:name="Quote" w:semiHidden="0" w:uiPriority="29" w:unhideWhenUsed="0" w:qFormat="1"/>
-    <w:lsdException w:name="Intense Quote" w:semiHidden="0" w:uiPriority="30" w:unhideWhenUsed="0" w:qFormat="1"/>
-    <w:lsdException w:name="Medium List 2 Accent 1" w:semiHidden="0" w:uiPriority="66" w:unhideWhenUsed="0"/>
-    <w:lsdException w:name="Medium Grid 1 Accent 1" w:semiHidden="0" w:uiPriority="67" w:unhideWhenUsed="0"/>
-    <w:lsdException w:name="Medium Grid 2 Accent 1" w:semiHidden="0" w:uiPriority="68" w:unhideWhenUsed="0"/>
-    <w:lsdException w:name="Medium Grid 3 Accent 1" w:semiHidden="0" w:uiPriority="69" w:unhideWhenUsed="0"/>
-    <w:lsdException w:name="Dark List Accent 1" w:semiHidden="0" w:uiPriority="70" w:unhideWhenUsed="0"/>
-    <w:lsdException w:name="Colorful Shading Accent 1" w:semiHidden="0" w:uiPriority="71" w:unhideWhenUsed="0"/>
-    <w:lsdException w:name="Colorful List Accent 1" w:semiHidden="0" w:uiPriority="72" w:unhideWhenUsed="0"/>
-    <w:lsdException w:name="Colorful Grid Accent 1" w:semiHidden="0" w:uiPriority="73" w:unhideWhenUsed="0"/>
-    <w:lsdException w:name="Light Shading Accent 2" w:semiHidden="0" w:uiPriority="60" w:unhideWhenUsed="0"/>
-    <w:lsdException w:name="Light List Accent 2" w:semiHidden="0" w:uiPriority="61" w:unhideWhenUsed="0"/>
-    <w:lsdException w:name="Light Grid Accent 2" w:semiHidden="0" w:uiPriority="62" w:unhideWhenUsed="0"/>
-    <w:lsdException w:name="Medium Shading 1 Accent 2" w:semiHidden="0" w:uiPriority="63" w:unhideWhenUsed="0"/>
-    <w:lsdException w:name="Medium Shading 2 Accent 2" w:semiHidden="0" w:uiPriority="64" w:unhideWhenUsed="0"/>
-    <w:lsdException w:name="Medium List 1 Accent 2" w:semiHidden="0" w:uiPriority="65" w:unhideWhenUsed="0"/>
-    <w:lsdException w:name="Medium List 2 Accent 2" w:semiHidden="0" w:uiPriority="66" w:unhideWhenUsed="0"/>
-    <w:lsdException w:name="Medium Grid 1 Accent 2" w:semiHidden="0" w:uiPriority="67" w:unhideWhenUsed="0"/>
-    <w:lsdException w:name="Medium Grid 2 Accent 2" w:semiHidden="0" w:uiPriority="68" w:unhideWhenUsed="0"/>
-    <w:lsdException w:name="Medium Grid 3 Accent 2" w:semiHidden="0" w:uiPriority="69" w:unhideWhenUsed="0"/>
-    <w:lsdException w:name="Dark List Accent 2" w:semiHidden="0" w:uiPriority="70" w:unhideWhenUsed="0"/>
-    <w:lsdException w:name="Colorful Shading Accent 2" w:semiHidden="0" w:uiPriority="71" w:unhideWhenUsed="0"/>
-    <w:lsdException w:name="Colorful List Accent 2" w:semiHidden="0" w:uiPriority="72" w:unhideWhenUsed="0"/>
-    <w:lsdException w:name="Colorful Grid Accent 2" w:semiHidden="0" w:uiPriority="73" w:unhideWhenUsed="0"/>
-    <w:lsdException w:name="Light Shading Accent 3" w:semiHidden="0" w:uiPriority="60" w:unhideWhenUsed="0"/>
-    <w:lsdException w:name="Light List Accent 3" w:semiHidden="0" w:uiPriority="61" w:unhideWhenUsed="0"/>
-    <w:lsdException w:name="Light Grid Accent 3" w:semiHidden="0" w:uiPriority="62" w:unhideWhenUsed="0"/>
-    <w:lsdException w:name="Medium Shading 1 Accent 3" w:semiHidden="0" w:uiPriority="63" w:unhideWhenUsed="0"/>
-    <w:lsdException w:name="Medium Shading 2 Accent 3" w:semiHidden="0" w:uiPriority="64" w:unhideWhenUsed="0"/>
-    <w:lsdException w:name="Medium List 1 Accent 3" w:semiHidden="0" w:uiPriority="65" w:unhideWhenUsed="0"/>
-    <w:lsdException w:name="Medium List 2 Accent 3" w:semiHidden="0" w:uiPriority="66" w:unhideWhenUsed="0"/>
-    <w:lsdException w:name="Medium Grid 1 Accent 3" w:semiHidden="0" w:uiPriority="67" w:unhideWhenUsed="0"/>
-    <w:lsdException w:name="Medium Grid 2 Accent 3" w:semiHidden="0" w:uiPriority="68" w:unhideWhenUsed="0"/>
-    <w:lsdException w:name="Medium Grid 3 Accent 3" w:semiHidden="0" w:uiPriority="69" w:unhideWhenUsed="0"/>
-    <w:lsdException w:name="Dark List Accent 3" w:semiHidden="0" w:uiPriority="70" w:unhideWhenUsed="0"/>
-    <w:lsdException w:name="Colorful Shading Accent 3" w:semiHidden="0" w:uiPriority="71" w:unhideWhenUsed="0"/>
-    <w:lsdException w:name="Colorful List Accent 3" w:semiHidden="0" w:uiPriority="72" w:unhideWhenUsed="0"/>
-    <w:lsdException w:name="Colorful Grid Accent 3" w:semiHidden="0" w:uiPriority="73" w:unhideWhenUsed="0"/>
-    <w:lsdException w:name="Light Shading Accent 4" w:semiHidden="0" w:uiPriority="60" w:unhideWhenUsed="0"/>
-    <w:lsdException w:name="Light List Accent 4" w:semiHidden="0" w:uiPriority="61" w:unhideWhenUsed="0"/>
-    <w:lsdException w:name="Light Grid Accent 4" w:semiHidden="0" w:uiPriority="62" w:unhideWhenUsed="0"/>
-    <w:lsdException w:name="Medium Shading 1 Accent 4" w:semiHidden="0" w:uiPriority="63" w:unhideWhenUsed="0"/>
-    <w:lsdException w:name="Medium Shading 2 Accent 4" w:semiHidden="0" w:uiPriority="64" w:unhideWhenUsed="0"/>
-    <w:lsdException w:name="Medium List 1 Accent 4" w:semiHidden="0" w:uiPriority="65" w:unhideWhenUsed="0"/>
-    <w:lsdException w:name="Medium List 2 Accent 4" w:semiHidden="0" w:uiPriority="66" w:unhideWhenUsed="0"/>
-    <w:lsdException w:name="Medium Grid 1 Accent 4" w:semiHidden="0" w:uiPriority="67" w:unhideWhenUsed="0"/>
-    <w:lsdException w:name="Medium Grid 2 Accent 4" w:semiHidden="0" w:uiPriority="68" w:unhideWhenUsed="0"/>
-    <w:lsdException w:name="Medium Grid 3 Accent 4" w:semiHidden="0" w:uiPriority="69" w:unhideWhenUsed="0"/>
-    <w:lsdException w:name="Dark List Accent 4" w:semiHidden="0" w:uiPriority="70" w:unhideWhenUsed="0"/>
-    <w:lsdException w:name="Colorful Shading Accent 4" w:semiHidden="0" w:uiPriority="71" w:unhideWhenUsed="0"/>
-    <w:lsdException w:name="Colorful List Accent 4" w:semiHidden="0" w:uiPriority="72" w:unhideWhenUsed="0"/>
-    <w:lsdException w:name="Colorful Grid Accent 4" w:semiHidden="0" w:uiPriority="73" w:unhideWhenUsed="0"/>
-    <w:lsdException w:name="Light Shading Accent 5" w:semiHidden="0" w:uiPriority="60" w:unhideWhenUsed="0"/>
-    <w:lsdException w:name="Light List Accent 5" w:semiHidden="0" w:uiPriority="61" w:unhideWhenUsed="0"/>
-    <w:lsdException w:name="Light Grid Accent 5" w:semiHidden="0" w:uiPriority="62" w:unhideWhenUsed="0"/>
-    <w:lsdException w:name="Medium Shading 1 Accent 5" w:semiHidden="0" w:uiPriority="63" w:unhideWhenUsed="0"/>
-    <w:lsdException w:name="Medium Shading 2 Accent 5" w:semiHidden="0" w:uiPriority="64" w:unhideWhenUsed="0"/>
-    <w:lsdException w:name="Medium List 1 Accent 5" w:semiHidden="0" w:uiPriority="65" w:unhideWhenUsed="0"/>
-    <w:lsdException w:name="Medium List 2 Accent 5" w:semiHidden="0" w:uiPriority="66" w:unhideWhenUsed="0"/>
-    <w:lsdException w:name="Medium Grid 1 Accent 5" w:semiHidden="0" w:uiPriority="67" w:unhideWhenUsed="0"/>
-    <w:lsdException w:name="Medium Grid 2 Accent 5" w:semiHidden="0" w:uiPriority="68" w:unhideWhenUsed="0"/>
-    <w:lsdException w:name="Medium Grid 3 Accent 5" w:semiHidden="0" w:uiPriority="69" w:unhideWhenUsed="0"/>
-    <w:lsdException w:name="Dark List Accent 5" w:semiHidden="0" w:uiPriority="70" w:unhideWhenUsed="0"/>
-    <w:lsdException w:name="Colorful Shading Accent 5" w:semiHidden="0" w:uiPriority="71" w:unhideWhenUsed="0"/>
-    <w:lsdException w:name="Colorful List Accent 5" w:semiHidden="0" w:uiPriority="72" w:unhideWhenUsed="0"/>
-    <w:lsdException w:name="Colorful Grid Accent 5" w:semiHidden="0" w:uiPriority="73" w:unhideWhenUsed="0"/>
-    <w:lsdException w:name="Light Shading Accent 6" w:semiHidden="0" w:uiPriority="60" w:unhideWhenUsed="0"/>
-    <w:lsdException w:name="Light List Accent 6" w:semiHidden="0" w:uiPriority="61" w:unhideWhenUsed="0"/>
-    <w:lsdException w:name="Light Grid Accent 6" w:semiHidden="0" w:uiPriority="62" w:unhideWhenUsed="0"/>
-    <w:lsdException w:name="Medium Shading 1 Accent 6" w:semiHidden="0" w:uiPriority="63" w:unhideWhenUsed="0"/>
-    <w:lsdException w:name="Medium Shading 2 Accent 6" w:semiHidden="0" w:uiPriority="64" w:unhideWhenUsed="0"/>
-    <w:lsdException w:name="Medium List 1 Accent 6" w:semiHidden="0" w:uiPriority="65" w:unhideWhenUsed="0"/>
-    <w:lsdException w:name="Medium List 2 Accent 6" w:semiHidden="0" w:uiPriority="66" w:unhideWhenUsed="0"/>
-    <w:lsdException w:name="Medium Grid 1 Accent 6" w:semiHidden="0" w:uiPriority="67" w:unhideWhenUsed="0"/>
-    <w:lsdException w:name="Medium Grid 2 Accent 6" w:semiHidden="0" w:uiPriority="68" w:unhideWhenUsed="0"/>
-    <w:lsdException w:name="Medium Grid 3 Accent 6" w:semiHidden="0" w:uiPriority="69" w:unhideWhenUsed="0"/>
-    <w:lsdException w:name="Dark List Accent 6" w:semiHidden="0" w:uiPriority="70" w:unhideWhenUsed="0"/>
-    <w:lsdException w:name="Colorful Shading Accent 6" w:semiHidden="0" w:uiPriority="71" w:unhideWhenUsed="0"/>
-    <w:lsdException w:name="Colorful List Accent 6" w:semiHidden="0" w:uiPriority="72" w:unhideWhenUsed="0"/>
-    <w:lsdException w:name="Colorful Grid Accent 6" w:semiHidden="0" w:uiPriority="73" w:unhideWhenUsed="0"/>
-    <w:lsdException w:name="Subtle Emphasis" w:semiHidden="0" w:uiPriority="19" w:unhideWhenUsed="0" w:qFormat="1"/>
-    <w:lsdException w:name="Intense Emphasis" w:semiHidden="0" w:uiPriority="21" w:unhideWhenUsed="0" w:qFormat="1"/>
-    <w:lsdException w:name="Subtle Reference" w:semiHidden="0" w:uiPriority="31" w:unhideWhenUsed="0" w:qFormat="1"/>
-    <w:lsdException w:name="Intense Reference" w:semiHidden="0" w:uiPriority="32" w:unhideWhenUsed="0" w:qFormat="1"/>
-    <w:lsdException w:name="Book Title" w:semiHidden="0" w:uiPriority="33" w:unhideWhenUsed="0" w:qFormat="1"/>
-    <w:lsdException w:name="Bibliography" w:uiPriority="37"/>
-    <w:lsdException w:name="TOC Heading" w:uiPriority="39" w:qFormat="1"/>
+  <w:latentStyles w:count="260" w:defQFormat="0" w:defUnhideWhenUsed="1" w:defSemiHidden="1" w:defUIPriority="99" w:defLockedState="0">
+    <w:lsdException w:qFormat="1" w:unhideWhenUsed="0" w:uiPriority="0" w:name="Normal"/>
+    <w:lsdException w:qFormat="1" w:unhideWhenUsed="0" w:uiPriority="9" w:semiHidden="0" w:name="heading 1"/>
+    <w:lsdException w:qFormat="1" w:uiPriority="9" w:name="heading 2"/>
+    <w:lsdException w:qFormat="1" w:uiPriority="9" w:name="heading 3"/>
+    <w:lsdException w:qFormat="1" w:uiPriority="9" w:name="heading 4"/>
+    <w:lsdException w:qFormat="1" w:uiPriority="9" w:name="heading 5"/>
+    <w:lsdException w:qFormat="1" w:uiPriority="9" w:name="heading 6"/>
+    <w:lsdException w:qFormat="1" w:uiPriority="9" w:name="heading 7"/>
+    <w:lsdException w:qFormat="1" w:uiPriority="9" w:name="heading 8"/>
+    <w:lsdException w:qFormat="1" w:uiPriority="9" w:name="heading 9"/>
+    <w:lsdException w:uiPriority="99" w:name="index 1"/>
+    <w:lsdException w:uiPriority="99" w:name="index 2"/>
+    <w:lsdException w:uiPriority="99" w:name="index 3"/>
+    <w:lsdException w:uiPriority="99" w:name="index 4"/>
+    <w:lsdException w:uiPriority="99" w:name="index 5"/>
+    <w:lsdException w:uiPriority="99" w:name="index 6"/>
+    <w:lsdException w:uiPriority="99" w:name="index 7"/>
+    <w:lsdException w:uiPriority="99" w:name="index 8"/>
+    <w:lsdException w:uiPriority="99" w:name="index 9"/>
+    <w:lsdException w:uiPriority="39" w:name="toc 1"/>
+    <w:lsdException w:uiPriority="39" w:name="toc 2"/>
+    <w:lsdException w:uiPriority="39" w:name="toc 3"/>
+    <w:lsdException w:uiPriority="39" w:name="toc 4"/>
+    <w:lsdException w:uiPriority="39" w:name="toc 5"/>
+    <w:lsdException w:uiPriority="39" w:name="toc 6"/>
+    <w:lsdException w:uiPriority="39" w:name="toc 7"/>
+    <w:lsdException w:uiPriority="39" w:name="toc 8"/>
+    <w:lsdException w:uiPriority="39" w:name="toc 9"/>
+    <w:lsdException w:uiPriority="99" w:name="Normal Indent"/>
+    <w:lsdException w:uiPriority="99" w:name="footnote text"/>
+    <w:lsdException w:uiPriority="99" w:name="annotation text"/>
+    <w:lsdException w:uiPriority="99" w:name="header"/>
+    <w:lsdException w:uiPriority="99" w:name="footer"/>
+    <w:lsdException w:uiPriority="99" w:name="index heading"/>
+    <w:lsdException w:qFormat="1" w:uiPriority="35" w:name="caption"/>
+    <w:lsdException w:uiPriority="99" w:name="table of figures"/>
+    <w:lsdException w:uiPriority="99" w:name="envelope address"/>
+    <w:lsdException w:uiPriority="99" w:name="envelope return"/>
+    <w:lsdException w:uiPriority="99" w:name="footnote reference"/>
+    <w:lsdException w:uiPriority="99" w:name="annotation reference"/>
+    <w:lsdException w:uiPriority="99" w:name="line number"/>
+    <w:lsdException w:uiPriority="99" w:name="page number"/>
+    <w:lsdException w:uiPriority="99" w:name="endnote reference"/>
+    <w:lsdException w:uiPriority="99" w:name="endnote text"/>
+    <w:lsdException w:uiPriority="99" w:name="table of authorities"/>
+    <w:lsdException w:uiPriority="99" w:name="macro"/>
+    <w:lsdException w:uiPriority="99" w:name="toa heading"/>
+    <w:lsdException w:uiPriority="99" w:name="List"/>
+    <w:lsdException w:uiPriority="99" w:name="List Bullet"/>
+    <w:lsdException w:uiPriority="99" w:name="List Number"/>
+    <w:lsdException w:uiPriority="99" w:name="List 2"/>
+    <w:lsdException w:uiPriority="99" w:name="List 3"/>
+    <w:lsdException w:uiPriority="99" w:name="List 4"/>
+    <w:lsdException w:uiPriority="99" w:name="List 5"/>
+    <w:lsdException w:uiPriority="99" w:name="List Bullet 2"/>
+    <w:lsdException w:uiPriority="99" w:name="List Bullet 3"/>
+    <w:lsdException w:uiPriority="99" w:name="List Bullet 4"/>
+    <w:lsdException w:uiPriority="99" w:name="List Bullet 5"/>
+    <w:lsdException w:uiPriority="99" w:name="List Number 2"/>
+    <w:lsdException w:uiPriority="99" w:name="List Number 3"/>
+    <w:lsdException w:uiPriority="99" w:name="List Number 4"/>
+    <w:lsdException w:uiPriority="99" w:name="List Number 5"/>
+    <w:lsdException w:qFormat="1" w:unhideWhenUsed="0" w:uiPriority="10" w:semiHidden="0" w:name="Title"/>
+    <w:lsdException w:uiPriority="99" w:name="Closing"/>
+    <w:lsdException w:uiPriority="99" w:name="Signature"/>
+    <w:lsdException w:uiPriority="1" w:name="Default Paragraph Font"/>
+    <w:lsdException w:qFormat="1" w:unhideWhenUsed="0" w:uiPriority="0" w:name="Body Text"/>
+    <w:lsdException w:uiPriority="99" w:name="Body Text Indent"/>
+    <w:lsdException w:uiPriority="99" w:name="List Continue"/>
+    <w:lsdException w:uiPriority="99" w:name="List Continue 2"/>
+    <w:lsdException w:uiPriority="99" w:name="List Continue 3"/>
+    <w:lsdException w:uiPriority="99" w:name="List Continue 4"/>
+    <w:lsdException w:uiPriority="99" w:name="List Continue 5"/>
+    <w:lsdException w:uiPriority="99" w:name="Message Header"/>
+    <w:lsdException w:qFormat="1" w:unhideWhenUsed="0" w:uiPriority="11" w:semiHidden="0" w:name="Subtitle"/>
+    <w:lsdException w:uiPriority="99" w:name="Salutation"/>
+    <w:lsdException w:uiPriority="99" w:name="Date"/>
+    <w:lsdException w:uiPriority="99" w:name="Body Text First Indent"/>
+    <w:lsdException w:uiPriority="99" w:name="Body Text First Indent 2"/>
+    <w:lsdException w:uiPriority="99" w:name="Note Heading"/>
+    <w:lsdException w:uiPriority="99" w:name="Body Text 2"/>
+    <w:lsdException w:uiPriority="99" w:name="Body Text 3"/>
+    <w:lsdException w:uiPriority="99" w:name="Body Text Indent 2"/>
+    <w:lsdException w:uiPriority="99" w:name="Body Text Indent 3"/>
+    <w:lsdException w:uiPriority="99" w:name="Block Text"/>
+    <w:lsdException w:uiPriority="99" w:name="Hyperlink"/>
+    <w:lsdException w:uiPriority="99" w:name="FollowedHyperlink"/>
+    <w:lsdException w:qFormat="1" w:unhideWhenUsed="0" w:uiPriority="22" w:semiHidden="0" w:name="Strong"/>
+    <w:lsdException w:qFormat="1" w:unhideWhenUsed="0" w:uiPriority="20" w:semiHidden="0" w:name="Emphasis"/>
+    <w:lsdException w:uiPriority="99" w:name="Document Map"/>
+    <w:lsdException w:uiPriority="99" w:name="Plain Text"/>
+    <w:lsdException w:uiPriority="99" w:name="E-mail Signature"/>
+    <w:lsdException w:uiPriority="99" w:name="Normal (Web)"/>
+    <w:lsdException w:uiPriority="99" w:name="HTML Acronym"/>
+    <w:lsdException w:uiPriority="99" w:name="HTML Address"/>
+    <w:lsdException w:uiPriority="99" w:name="HTML Cite"/>
+    <w:lsdException w:uiPriority="99" w:name="HTML Code"/>
+    <w:lsdException w:uiPriority="99" w:name="HTML Definition"/>
+    <w:lsdException w:uiPriority="99" w:name="HTML Keyboard"/>
+    <w:lsdException w:uiPriority="99" w:name="HTML Preformatted"/>
+    <w:lsdException w:uiPriority="99" w:name="HTML Sample"/>
+    <w:lsdException w:uiPriority="99" w:name="HTML Typewriter"/>
+    <w:lsdException w:uiPriority="99" w:name="HTML Variable"/>
+    <w:lsdException w:uiPriority="99" w:name="Normal Table"/>
+    <w:lsdException w:uiPriority="99" w:name="annotation subject"/>
+    <w:lsdException w:uiPriority="99" w:name="Table Simple 1"/>
+    <w:lsdException w:uiPriority="99" w:name="Table Simple 2"/>
+    <w:lsdException w:uiPriority="99" w:name="Table Simple 3"/>
+    <w:lsdException w:uiPriority="99" w:name="Table Classic 1"/>
+    <w:lsdException w:uiPriority="99" w:name="Table Classic 2"/>
+    <w:lsdException w:uiPriority="99" w:name="Table Classic 3"/>
+    <w:lsdException w:uiPriority="99" w:name="Table Classic 4"/>
+    <w:lsdException w:uiPriority="99" w:name="Table Colorful 1"/>
+    <w:lsdException w:uiPriority="99" w:name="Table Colorful 2"/>
+    <w:lsdException w:uiPriority="99" w:name="Table Colorful 3"/>
+    <w:lsdException w:uiPriority="99" w:name="Table Columns 1"/>
+    <w:lsdException w:uiPriority="99" w:name="Table Columns 2"/>
+    <w:lsdException w:uiPriority="99" w:name="Table Columns 3"/>
+    <w:lsdException w:uiPriority="99" w:name="Table Columns 4"/>
+    <w:lsdException w:uiPriority="99" w:name="Table Columns 5"/>
+    <w:lsdException w:uiPriority="99" w:name="Table Grid 1"/>
+    <w:lsdException w:uiPriority="99" w:name="Table Grid 2"/>
+    <w:lsdException w:uiPriority="99" w:name="Table Grid 3"/>
+    <w:lsdException w:uiPriority="99" w:name="Table Grid 4"/>
+    <w:lsdException w:uiPriority="99" w:name="Table Grid 5"/>
+    <w:lsdException w:uiPriority="99" w:name="Table Grid 6"/>
+    <w:lsdException w:uiPriority="99" w:name="Table Grid 7"/>
+    <w:lsdException w:uiPriority="99" w:name="Table Grid 8"/>
+    <w:lsdException w:uiPriority="99" w:name="Table List 1"/>
+    <w:lsdException w:uiPriority="99" w:name="Table List 2"/>
+    <w:lsdException w:uiPriority="99" w:name="Table List 3"/>
+    <w:lsdException w:uiPriority="99" w:name="Table List 4"/>
+    <w:lsdException w:uiPriority="99" w:name="Table List 5"/>
+    <w:lsdException w:uiPriority="99" w:name="Table List 6"/>
+    <w:lsdException w:uiPriority="99" w:name="Table List 7"/>
+    <w:lsdException w:uiPriority="99" w:name="Table List 8"/>
+    <w:lsdException w:uiPriority="99" w:name="Table 3D effects 1"/>
+    <w:lsdException w:uiPriority="99" w:name="Table 3D effects 2"/>
+    <w:lsdException w:uiPriority="99" w:name="Table 3D effects 3"/>
+    <w:lsdException w:uiPriority="99" w:name="Table Contemporary"/>
+    <w:lsdException w:uiPriority="99" w:name="Table Elegant"/>
+    <w:lsdException w:uiPriority="99" w:name="Table Professional"/>
+    <w:lsdException w:uiPriority="99" w:name="Table Subtle 1"/>
+    <w:lsdException w:uiPriority="99" w:name="Table Subtle 2"/>
+    <w:lsdException w:uiPriority="99" w:name="Table Web 1"/>
+    <w:lsdException w:uiPriority="99" w:name="Table Web 2"/>
+    <w:lsdException w:uiPriority="99" w:name="Table Web 3"/>
+    <w:lsdException w:uiPriority="99" w:name="Balloon Text"/>
+    <w:lsdException w:unhideWhenUsed="0" w:uiPriority="59" w:semiHidden="0" w:name="Table Grid"/>
+    <w:lsdException w:uiPriority="99" w:name="Table Theme"/>
+    <w:lsdException w:unhideWhenUsed="0" w:uiPriority="60" w:semiHidden="0" w:name="Light Shading"/>
+    <w:lsdException w:unhideWhenUsed="0" w:uiPriority="61" w:semiHidden="0" w:name="Light List"/>
+    <w:lsdException w:unhideWhenUsed="0" w:uiPriority="62" w:semiHidden="0" w:name="Light Grid"/>
+    <w:lsdException w:unhideWhenUsed="0" w:uiPriority="63" w:semiHidden="0" w:name="Medium Shading 1"/>
+    <w:lsdException w:unhideWhenUsed="0" w:uiPriority="64" w:semiHidden="0" w:name="Medium Shading 2"/>
+    <w:lsdException w:unhideWhenUsed="0" w:uiPriority="65" w:semiHidden="0" w:name="Medium List 1"/>
+    <w:lsdException w:unhideWhenUsed="0" w:uiPriority="66" w:semiHidden="0" w:name="Medium List 2"/>
+    <w:lsdException w:unhideWhenUsed="0" w:uiPriority="67" w:semiHidden="0" w:name="Medium Grid 1"/>
+    <w:lsdException w:unhideWhenUsed="0" w:uiPriority="68" w:semiHidden="0" w:name="Medium Grid 2"/>
+    <w:lsdException w:unhideWhenUsed="0" w:uiPriority="69" w:semiHidden="0" w:name="Medium Grid 3"/>
+    <w:lsdException w:unhideWhenUsed="0" w:uiPriority="70" w:semiHidden="0" w:name="Dark List"/>
+    <w:lsdException w:unhideWhenUsed="0" w:uiPriority="71" w:semiHidden="0" w:name="Colorful Shading"/>
+    <w:lsdException w:unhideWhenUsed="0" w:uiPriority="72" w:semiHidden="0" w:name="Colorful List"/>
+    <w:lsdException w:unhideWhenUsed="0" w:uiPriority="73" w:semiHidden="0" w:name="Colorful Grid"/>
+    <w:lsdException w:unhideWhenUsed="0" w:uiPriority="60" w:semiHidden="0" w:name="Light Shading Accent 1"/>
+    <w:lsdException w:unhideWhenUsed="0" w:uiPriority="61" w:semiHidden="0" w:name="Light List Accent 1"/>
+    <w:lsdException w:unhideWhenUsed="0" w:uiPriority="62" w:semiHidden="0" w:name="Light Grid Accent 1"/>
+    <w:lsdException w:unhideWhenUsed="0" w:uiPriority="63" w:semiHidden="0" w:name="Medium Shading 1 Accent 1"/>
+    <w:lsdException w:unhideWhenUsed="0" w:uiPriority="64" w:semiHidden="0" w:name="Medium Shading 2 Accent 1"/>
+    <w:lsdException w:unhideWhenUsed="0" w:uiPriority="65" w:semiHidden="0" w:name="Medium List 1 Accent 1"/>
+    <w:lsdException w:unhideWhenUsed="0" w:uiPriority="66" w:semiHidden="0" w:name="Medium List 2 Accent 1"/>
+    <w:lsdException w:unhideWhenUsed="0" w:uiPriority="67" w:semiHidden="0" w:name="Medium Grid 1 Accent 1"/>
+    <w:lsdException w:unhideWhenUsed="0" w:uiPriority="68" w:semiHidden="0" w:name="Medium Grid 2 Accent 1"/>
+    <w:lsdException w:unhideWhenUsed="0" w:uiPriority="69" w:semiHidden="0" w:name="Medium Grid 3 Accent 1"/>
+    <w:lsdException w:unhideWhenUsed="0" w:uiPriority="70" w:semiHidden="0" w:name="Dark List Accent 1"/>
+    <w:lsdException w:unhideWhenUsed="0" w:uiPriority="71" w:semiHidden="0" w:name="Colorful Shading Accent 1"/>
+    <w:lsdException w:unhideWhenUsed="0" w:uiPriority="72" w:semiHidden="0" w:name="Colorful List Accent 1"/>
+    <w:lsdException w:unhideWhenUsed="0" w:uiPriority="73" w:semiHidden="0" w:name="Colorful Grid Accent 1"/>
+    <w:lsdException w:unhideWhenUsed="0" w:uiPriority="60" w:semiHidden="0" w:name="Light Shading Accent 2"/>
+    <w:lsdException w:unhideWhenUsed="0" w:uiPriority="61" w:semiHidden="0" w:name="Light List Accent 2"/>
+    <w:lsdException w:unhideWhenUsed="0" w:uiPriority="62" w:semiHidden="0" w:name="Light Grid Accent 2"/>
+    <w:lsdException w:unhideWhenUsed="0" w:uiPriority="63" w:semiHidden="0" w:name="Medium Shading 1 Accent 2"/>
+    <w:lsdException w:unhideWhenUsed="0" w:uiPriority="64" w:semiHidden="0" w:name="Medium Shading 2 Accent 2"/>
+    <w:lsdException w:unhideWhenUsed="0" w:uiPriority="65" w:semiHidden="0" w:name="Medium List 1 Accent 2"/>
+    <w:lsdException w:unhideWhenUsed="0" w:uiPriority="66" w:semiHidden="0" w:name="Medium List 2 Accent 2"/>
+    <w:lsdException w:unhideWhenUsed="0" w:uiPriority="67" w:semiHidden="0" w:name="Medium Grid 1 Accent 2"/>
+    <w:lsdException w:unhideWhenUsed="0" w:uiPriority="68" w:semiHidden="0" w:name="Medium Grid 2 Accent 2"/>
+    <w:lsdException w:unhideWhenUsed="0" w:uiPriority="69" w:semiHidden="0" w:name="Medium Grid 3 Accent 2"/>
+    <w:lsdException w:unhideWhenUsed="0" w:uiPriority="70" w:semiHidden="0" w:name="Dark List Accent 2"/>
+    <w:lsdException w:unhideWhenUsed="0" w:uiPriority="71" w:semiHidden="0" w:name="Colorful Shading Accent 2"/>
+    <w:lsdException w:unhideWhenUsed="0" w:uiPriority="72" w:semiHidden="0" w:name="Colorful List Accent 2"/>
+    <w:lsdException w:unhideWhenUsed="0" w:uiPriority="73" w:semiHidden="0" w:name="Colorful Grid Accent 2"/>
+    <w:lsdException w:unhideWhenUsed="0" w:uiPriority="60" w:semiHidden="0" w:name="Light Shading Accent 3"/>
+    <w:lsdException w:unhideWhenUsed="0" w:uiPriority="61" w:semiHidden="0" w:name="Light List Accent 3"/>
+    <w:lsdException w:unhideWhenUsed="0" w:uiPriority="62" w:semiHidden="0" w:name="Light Grid Accent 3"/>
+    <w:lsdException w:unhideWhenUsed="0" w:uiPriority="63" w:semiHidden="0" w:name="Medium Shading 1 Accent 3"/>
+    <w:lsdException w:unhideWhenUsed="0" w:uiPriority="64" w:semiHidden="0" w:name="Medium Shading 2 Accent 3"/>
+    <w:lsdException w:unhideWhenUsed="0" w:uiPriority="65" w:semiHidden="0" w:name="Medium List 1 Accent 3"/>
+    <w:lsdException w:unhideWhenUsed="0" w:uiPriority="66" w:semiHidden="0" w:name="Medium List 2 Accent 3"/>
+    <w:lsdException w:unhideWhenUsed="0" w:uiPriority="67" w:semiHidden="0" w:name="Medium Grid 1 Accent 3"/>
+    <w:lsdException w:unhideWhenUsed="0" w:uiPriority="68" w:semiHidden="0" w:name="Medium Grid 2 Accent 3"/>
+    <w:lsdException w:unhideWhenUsed="0" w:uiPriority="69" w:semiHidden="0" w:name="Medium Grid 3 Accent 3"/>
+    <w:lsdException w:unhideWhenUsed="0" w:uiPriority="70" w:semiHidden="0" w:name="Dark List Accent 3"/>
+    <w:lsdException w:unhideWhenUsed="0" w:uiPriority="71" w:semiHidden="0" w:name="Colorful Shading Accent 3"/>
+    <w:lsdException w:unhideWhenUsed="0" w:uiPriority="72" w:semiHidden="0" w:name="Colorful List Accent 3"/>
+    <w:lsdException w:unhideWhenUsed="0" w:uiPriority="73" w:semiHidden="0" w:name="Colorful Grid Accent 3"/>
+    <w:lsdException w:unhideWhenUsed="0" w:uiPriority="60" w:semiHidden="0" w:name="Light Shading Accent 4"/>
+    <w:lsdException w:unhideWhenUsed="0" w:uiPriority="61" w:semiHidden="0" w:name="Light List Accent 4"/>
+    <w:lsdException w:unhideWhenUsed="0" w:uiPriority="62" w:semiHidden="0" w:name="Light Grid Accent 4"/>
+    <w:lsdException w:unhideWhenUsed="0" w:uiPriority="63" w:semiHidden="0" w:name="Medium Shading 1 Accent 4"/>
+    <w:lsdException w:unhideWhenUsed="0" w:uiPriority="64" w:semiHidden="0" w:name="Medium Shading 2 Accent 4"/>
+    <w:lsdException w:unhideWhenUsed="0" w:uiPriority="65" w:semiHidden="0" w:name="Medium List 1 Accent 4"/>
+    <w:lsdException w:unhideWhenUsed="0" w:uiPriority="66" w:semiHidden="0" w:name="Medium List 2 Accent 4"/>
+    <w:lsdException w:unhideWhenUsed="0" w:uiPriority="67" w:semiHidden="0" w:name="Medium Grid 1 Accent 4"/>
+    <w:lsdException w:unhideWhenUsed="0" w:uiPriority="68" w:semiHidden="0" w:name="Medium Grid 2 Accent 4"/>
+    <w:lsdException w:unhideWhenUsed="0" w:uiPriority="69" w:semiHidden="0" w:name="Medium Grid 3 Accent 4"/>
+    <w:lsdException w:unhideWhenUsed="0" w:uiPriority="70" w:semiHidden="0" w:name="Dark List Accent 4"/>
+    <w:lsdException w:unhideWhenUsed="0" w:uiPriority="71" w:semiHidden="0" w:name="Colorful Shading Accent 4"/>
+    <w:lsdException w:unhideWhenUsed="0" w:uiPriority="72" w:semiHidden="0" w:name="Colorful List Accent 4"/>
+    <w:lsdException w:unhideWhenUsed="0" w:uiPriority="73" w:semiHidden="0" w:name="Colorful Grid Accent 4"/>
+    <w:lsdException w:unhideWhenUsed="0" w:uiPriority="60" w:semiHidden="0" w:name="Light Shading Accent 5"/>
+    <w:lsdException w:unhideWhenUsed="0" w:uiPriority="61" w:semiHidden="0" w:name="Light List Accent 5"/>
+    <w:lsdException w:unhideWhenUsed="0" w:uiPriority="62" w:semiHidden="0" w:name="Light Grid Accent 5"/>
+    <w:lsdException w:unhideWhenUsed="0" w:uiPriority="63" w:semiHidden="0" w:name="Medium Shading 1 Accent 5"/>
+    <w:lsdException w:unhideWhenUsed="0" w:uiPriority="64" w:semiHidden="0" w:name="Medium Shading 2 Accent 5"/>
+    <w:lsdException w:unhideWhenUsed="0" w:uiPriority="65" w:semiHidden="0" w:name="Medium List 1 Accent 5"/>
+    <w:lsdException w:unhideWhenUsed="0" w:uiPriority="66" w:semiHidden="0" w:name="Medium List 2 Accent 5"/>
+    <w:lsdException w:unhideWhenUsed="0" w:uiPriority="67" w:semiHidden="0" w:name="Medium Grid 1 Accent 5"/>
+    <w:lsdException w:unhideWhenUsed="0" w:uiPriority="68" w:semiHidden="0" w:name="Medium Grid 2 Accent 5"/>
+    <w:lsdException w:unhideWhenUsed="0" w:uiPriority="69" w:semiHidden="0" w:name="Medium Grid 3 Accent 5"/>
+    <w:lsdException w:unhideWhenUsed="0" w:uiPriority="70" w:semiHidden="0" w:name="Dark List Accent 5"/>
+    <w:lsdException w:unhideWhenUsed="0" w:uiPriority="71" w:semiHidden="0" w:name="Colorful Shading Accent 5"/>
+    <w:lsdException w:unhideWhenUsed="0" w:uiPriority="72" w:semiHidden="0" w:name="Colorful List Accent 5"/>
+    <w:lsdException w:unhideWhenUsed="0" w:uiPriority="73" w:semiHidden="0" w:name="Colorful Grid Accent 5"/>
+    <w:lsdException w:unhideWhenUsed="0" w:uiPriority="60" w:semiHidden="0" w:name="Light Shading Accent 6"/>
+    <w:lsdException w:unhideWhenUsed="0" w:uiPriority="61" w:semiHidden="0" w:name="Light List Accent 6"/>
+    <w:lsdException w:unhideWhenUsed="0" w:uiPriority="62" w:semiHidden="0" w:name="Light Grid Accent 6"/>
+    <w:lsdException w:unhideWhenUsed="0" w:uiPriority="63" w:semiHidden="0" w:name="Medium Shading 1 Accent 6"/>
+    <w:lsdException w:unhideWhenUsed="0" w:uiPriority="64" w:semiHidden="0" w:name="Medium Shading 2 Accent 6"/>
+    <w:lsdException w:unhideWhenUsed="0" w:uiPriority="65" w:semiHidden="0" w:name="Medium List 1 Accent 6"/>
+    <w:lsdException w:unhideWhenUsed="0" w:uiPriority="66" w:semiHidden="0" w:name="Medium List 2 Accent 6"/>
+    <w:lsdException w:unhideWhenUsed="0" w:uiPriority="67" w:semiHidden="0" w:name="Medium Grid 1 Accent 6"/>
+    <w:lsdException w:unhideWhenUsed="0" w:uiPriority="68" w:semiHidden="0" w:name="Medium Grid 2 Accent 6"/>
+    <w:lsdException w:unhideWhenUsed="0" w:uiPriority="69" w:semiHidden="0" w:name="Medium Grid 3 Accent 6"/>
+    <w:lsdException w:unhideWhenUsed="0" w:uiPriority="70" w:semiHidden="0" w:name="Dark List Accent 6"/>
+    <w:lsdException w:unhideWhenUsed="0" w:uiPriority="71" w:semiHidden="0" w:name="Colorful Shading Accent 6"/>
+    <w:lsdException w:unhideWhenUsed="0" w:uiPriority="72" w:semiHidden="0" w:name="Colorful List Accent 6"/>
+    <w:lsdException w:unhideWhenUsed="0" w:uiPriority="73" w:semiHidden="0" w:name="Colorful Grid Accent 6"/>
   </w:latentStyles>
-  <w:style w:type="paragraph" w:default="1" w:styleId="Normal">
+  <w:style w:type="paragraph" w:default="1" w:styleId="1">
     <w:name w:val="Normal"/>
     <w:semiHidden/>
     <w:qFormat/>
+    <w:uiPriority w:val="0"/>
     <w:pPr>
       <w:kinsoku w:val="0"/>
       <w:autoSpaceDE w:val="0"/>
       <w:autoSpaceDN w:val="0"/>
       <w:adjustRightInd w:val="0"/>
       <w:snapToGrid w:val="0"/>
-      <w:spacing w:line="240" w:lineRule="auto"/>
+      <w:spacing w:after="200" w:line="240" w:lineRule="auto"/>
       <w:jc w:val="left"/>
       <w:textAlignment w:val="baseline"/>
     </w:pPr>
     <w:rPr>
-      <w:noProof/>
+      <w:rFonts w:ascii="Arial" w:hAnsi="Arial" w:eastAsia="Arial" w:cs="Arial"/>
       <w:snapToGrid w:val="0"/>
       <w:color w:val="000000"/>
       <w:kern w:val="0"/>
+      <w:sz w:val="21"/>
+      <w:szCs w:val="21"/>
+      <w:lang w:val="en-US" w:eastAsia="en-US" w:bidi="ar-SA"/>
     </w:rPr>
   </w:style>
-  <w:style w:type="character" w:default="1" w:styleId="DefaultParagraphFont">
+  <w:style w:type="character" w:default="1" w:styleId="4">
     <w:name w:val="Default Paragraph Font"/>
-    <w:uiPriority w:val="1"/>
     <w:semiHidden/>
     <w:unhideWhenUsed/>
+    <w:uiPriority w:val="1"/>
   </w:style>
-  <w:style w:type="table" w:customStyle="1" w:styleId="TableNormal">
+  <w:style w:type="table" w:default="1" w:styleId="3">
+    <w:name w:val="Normal Table"/>
+    <w:semiHidden/>
+    <w:unhideWhenUsed/>
+    <w:uiPriority w:val="99"/>
+    <w:tblPr>
+      <w:tblCellMar>
+        <w:top w:w="0" w:type="dxa"/>
+        <w:left w:w="108" w:type="dxa"/>
+        <w:bottom w:w="0" w:type="dxa"/>
+        <w:right w:w="108" w:type="dxa"/>
+      </w:tblCellMar>
+    </w:tblPr>
+  </w:style>
+  <w:style w:type="paragraph" w:styleId="2">
+    <w:name w:val="Body Text"/>
+    <w:basedOn w:val="1"/>
+    <w:semiHidden/>
+    <w:qFormat/>
+    <w:uiPriority w:val="0"/>
+    <w:rPr>
+      <w:rFonts w:ascii="Arial" w:hAnsi="Arial" w:eastAsia="Arial" w:cs="Arial"/>
+      <w:sz w:val="21"/>
+      <w:szCs w:val="21"/>
+      <w:lang w:val="en-US" w:eastAsia="en-US" w:bidi="ar-SA"/>
+    </w:rPr>
+  </w:style>
+  <w:style w:type="table" w:customStyle="1" w:styleId="5">
     <w:name w:val="Table Normal"/>
     <w:semiHidden/>
     <w:unhideWhenUsed/>
     <w:qFormat/>
+    <w:uiPriority w:val="0"/>
     <w:tblPr>
       <w:tblCellMar>
         <w:top w:w="0" w:type="dxa"/>
@@ -6901,29 +6413,302 @@
       </w:tblCellMar>
     </w:tblPr>
   </w:style>
-  <w:style w:type="paragraph" w:styleId="BodyText">
-    <w:name w:val="Body Text"/>
-    <w:basedOn w:val="Normal"/>
+  <w:style w:type="paragraph" w:customStyle="1" w:styleId="6">
+    <w:name w:val="Table Text"/>
+    <w:basedOn w:val="1"/>
     <w:semiHidden/>
     <w:qFormat/>
+    <w:uiPriority w:val="0"/>
     <w:rPr>
-      <w:rFonts w:ascii="Arial" w:eastAsia="Arial" w:hAnsi="Arial" w:cs="Arial"/>
-      <w:sz w:val="21"/>
-      <w:szCs w:val="21"/>
-      <w:lang w:val="en-US" w:eastAsia="en-US" w:bidi="ar-SA"/>
-    </w:rPr>
-  </w:style>
-  <w:style w:type="paragraph" w:customStyle="1" w:styleId="TableText">
-    <w:name w:val="Table Text"/>
-    <w:basedOn w:val="Normal"/>
-    <w:semiHidden/>
-    <w:qFormat/>
-    <w:rPr>
-      <w:rFonts w:ascii="Arial" w:eastAsia="Arial" w:hAnsi="Arial" w:cs="Arial"/>
+      <w:rFonts w:ascii="Arial" w:hAnsi="Arial" w:eastAsia="Arial" w:cs="Arial"/>
       <w:sz w:val="21"/>
       <w:szCs w:val="21"/>
       <w:lang w:val="en-US" w:eastAsia="en-US" w:bidi="ar-SA"/>
     </w:rPr>
   </w:style>
 </w:styles>
+</file>
+
+<file path=word/theme/theme1.xml><?xml version="1.0" encoding="utf-8"?>
+<a:theme xmlns:a="http://schemas.openxmlformats.org/drawingml/2006/main" name="Office">
+  <a:themeElements>
+    <a:clrScheme name="Office">
+      <a:dk1>
+        <a:sysClr val="windowText" lastClr="000000"/>
+      </a:dk1>
+      <a:lt1>
+        <a:sysClr val="window" lastClr="FFFFFF"/>
+      </a:lt1>
+      <a:dk2>
+        <a:srgbClr val="1F497D"/>
+      </a:dk2>
+      <a:lt2>
+        <a:srgbClr val="EEECE1"/>
+      </a:lt2>
+      <a:accent1>
+        <a:srgbClr val="4F81BD"/>
+      </a:accent1>
+      <a:accent2>
+        <a:srgbClr val="C0504D"/>
+      </a:accent2>
+      <a:accent3>
+        <a:srgbClr val="9BBB59"/>
+      </a:accent3>
+      <a:accent4>
+        <a:srgbClr val="8064A2"/>
+      </a:accent4>
+      <a:accent5>
+        <a:srgbClr val="4BACC6"/>
+      </a:accent5>
+      <a:accent6>
+        <a:srgbClr val="F79646"/>
+      </a:accent6>
+      <a:hlink>
+        <a:srgbClr val="0000FF"/>
+      </a:hlink>
+      <a:folHlink>
+        <a:srgbClr val="800080"/>
+      </a:folHlink>
+    </a:clrScheme>
+    <a:fontScheme name="Office">
+      <a:majorFont>
+        <a:latin typeface="Cambria"/>
+        <a:ea typeface=""/>
+        <a:cs typeface=""/>
+        <a:font script="Jpan" typeface="ＭＳ ゴシック"/>
+        <a:font script="Hang" typeface="맑은 고딕"/>
+        <a:font script="Hans" typeface="宋体"/>
+        <a:font script="Hant" typeface="新細明體"/>
+        <a:font script="Arab" typeface="Times New Roman"/>
+        <a:font script="Hebr" typeface="Times New Roman"/>
+        <a:font script="Thai" typeface="Angsana New"/>
+        <a:font script="Ethi" typeface="Nyala"/>
+        <a:font script="Beng" typeface="Vrinda"/>
+        <a:font script="Gujr" typeface="Shruti"/>
+        <a:font script="Khmr" typeface="MoolBoran"/>
+        <a:font script="Knda" typeface="Tunga"/>
+        <a:font script="Guru" typeface="Raavi"/>
+        <a:font script="Cans" typeface="Euphemia"/>
+        <a:font script="Cher" typeface="Plantagenet Cherokee"/>
+        <a:font script="Yiii" typeface="Microsoft Yi Baiti"/>
+        <a:font script="Tibt" typeface="Microsoft Himalaya"/>
+        <a:font script="Thaa" typeface="MV Boli"/>
+        <a:font script="Deva" typeface="Mangal"/>
+        <a:font script="Telu" typeface="Gautami"/>
+        <a:font script="Taml" typeface="Latha"/>
+        <a:font script="Syrc" typeface="Estrangelo Edessa"/>
+        <a:font script="Orya" typeface="Kalinga"/>
+        <a:font script="Mlym" typeface="Kartika"/>
+        <a:font script="Laoo" typeface="DokChampa"/>
+        <a:font script="Sinh" typeface="Iskoola Pota"/>
+        <a:font script="Mong" typeface="Mongolian Baiti"/>
+        <a:font script="Viet" typeface="Times New Roman"/>
+        <a:font script="Uigh" typeface="Microsoft Uighur"/>
+        <a:font script="Geor" typeface="Sylfaen"/>
+      </a:majorFont>
+      <a:minorFont>
+        <a:latin typeface="Calibri"/>
+        <a:ea typeface=""/>
+        <a:cs typeface=""/>
+        <a:font script="Jpan" typeface="ＭＳ 明朝"/>
+        <a:font script="Hang" typeface="맑은 고딕"/>
+        <a:font script="Hans" typeface="宋体"/>
+        <a:font script="Hant" typeface="新細明體"/>
+        <a:font script="Arab" typeface="Arial"/>
+        <a:font script="Hebr" typeface="Arial"/>
+        <a:font script="Thai" typeface="Cordia New"/>
+        <a:font script="Ethi" typeface="Nyala"/>
+        <a:font script="Beng" typeface="Vrinda"/>
+        <a:font script="Gujr" typeface="Shruti"/>
+        <a:font script="Khmr" typeface="DaunPenh"/>
+        <a:font script="Knda" typeface="Tunga"/>
+        <a:font script="Guru" typeface="Raavi"/>
+        <a:font script="Cans" typeface="Euphemia"/>
+        <a:font script="Cher" typeface="Plantagenet Cherokee"/>
+        <a:font script="Yiii" typeface="Microsoft Yi Baiti"/>
+        <a:font script="Tibt" typeface="Microsoft Himalaya"/>
+        <a:font script="Thaa" typeface="MV Boli"/>
+        <a:font script="Deva" typeface="Mangal"/>
+        <a:font script="Telu" typeface="Gautami"/>
+        <a:font script="Taml" typeface="Latha"/>
+        <a:font script="Syrc" typeface="Estrangelo Edessa"/>
+        <a:font script="Orya" typeface="Kalinga"/>
+        <a:font script="Mlym" typeface="Kartika"/>
+        <a:font script="Laoo" typeface="DokChampa"/>
+        <a:font script="Sinh" typeface="Iskoola Pota"/>
+        <a:font script="Mong" typeface="Mongolian Baiti"/>
+        <a:font script="Viet" typeface="Arial"/>
+        <a:font script="Uigh" typeface="Microsoft Uighur"/>
+        <a:font script="Geor" typeface="Sylfaen"/>
+      </a:minorFont>
+    </a:fontScheme>
+    <a:fmtScheme name="Office">
+      <a:fillStyleLst>
+        <a:solidFill>
+          <a:schemeClr val="phClr"/>
+        </a:solidFill>
+        <a:gradFill rotWithShape="1">
+          <a:gsLst>
+            <a:gs pos="0">
+              <a:schemeClr val="phClr">
+                <a:tint val="50000"/>
+                <a:satMod val="300000"/>
+              </a:schemeClr>
+            </a:gs>
+            <a:gs pos="35000">
+              <a:schemeClr val="phClr">
+                <a:tint val="37000"/>
+                <a:satMod val="300000"/>
+              </a:schemeClr>
+            </a:gs>
+            <a:gs pos="100000">
+              <a:schemeClr val="phClr">
+                <a:tint val="15000"/>
+                <a:satMod val="350000"/>
+              </a:schemeClr>
+            </a:gs>
+          </a:gsLst>
+          <a:lin ang="16200000" scaled="1"/>
+        </a:gradFill>
+        <a:gradFill rotWithShape="1">
+          <a:gsLst>
+            <a:gs pos="0">
+              <a:schemeClr val="phClr">
+                <a:shade val="51000"/>
+                <a:satMod val="130000"/>
+              </a:schemeClr>
+            </a:gs>
+            <a:gs pos="80000">
+              <a:schemeClr val="phClr">
+                <a:shade val="93000"/>
+                <a:satMod val="130000"/>
+              </a:schemeClr>
+            </a:gs>
+            <a:gs pos="100000">
+              <a:schemeClr val="phClr">
+                <a:shade val="94000"/>
+                <a:satMod val="135000"/>
+              </a:schemeClr>
+            </a:gs>
+          </a:gsLst>
+          <a:lin ang="16200000" scaled="0"/>
+        </a:gradFill>
+      </a:fillStyleLst>
+      <a:lnStyleLst>
+        <a:ln w="9525" cap="flat" cmpd="sng" algn="ctr">
+          <a:solidFill>
+            <a:schemeClr val="phClr">
+              <a:shade val="95000"/>
+              <a:satMod val="105000"/>
+            </a:schemeClr>
+          </a:solidFill>
+          <a:prstDash val="solid"/>
+        </a:ln>
+        <a:ln w="25400" cap="flat" cmpd="sng" algn="ctr">
+          <a:solidFill>
+            <a:schemeClr val="phClr"/>
+          </a:solidFill>
+          <a:prstDash val="solid"/>
+        </a:ln>
+        <a:ln w="38100" cap="flat" cmpd="sng" algn="ctr">
+          <a:solidFill>
+            <a:schemeClr val="phClr"/>
+          </a:solidFill>
+          <a:prstDash val="solid"/>
+        </a:ln>
+      </a:lnStyleLst>
+      <a:effectStyleLst>
+        <a:effectStyle>
+          <a:effectLst>
+            <a:outerShdw blurRad="40000" dist="20000" dir="5400000" rotWithShape="0">
+              <a:srgbClr val="000000">
+                <a:alpha val="38000"/>
+              </a:srgbClr>
+            </a:outerShdw>
+          </a:effectLst>
+        </a:effectStyle>
+        <a:effectStyle>
+          <a:effectLst>
+            <a:outerShdw blurRad="40000" dist="23000" dir="5400000" rotWithShape="0">
+              <a:srgbClr val="000000">
+                <a:alpha val="35000"/>
+              </a:srgbClr>
+            </a:outerShdw>
+          </a:effectLst>
+        </a:effectStyle>
+        <a:effectStyle>
+          <a:effectLst>
+            <a:outerShdw blurRad="40000" dist="23000" dir="5400000" rotWithShape="0">
+              <a:srgbClr val="000000">
+                <a:alpha val="35000"/>
+              </a:srgbClr>
+            </a:outerShdw>
+          </a:effectLst>
+          <a:scene3d>
+            <a:camera prst="orthographicFront">
+              <a:rot lat="0" lon="0" rev="0"/>
+            </a:camera>
+            <a:lightRig rig="threePt" dir="t">
+              <a:rot lat="0" lon="0" rev="1200000"/>
+            </a:lightRig>
+          </a:scene3d>
+          <a:sp3d>
+            <a:bevelT w="63500" h="25400"/>
+          </a:sp3d>
+        </a:effectStyle>
+      </a:effectStyleLst>
+      <a:bgFillStyleLst>
+        <a:solidFill>
+          <a:schemeClr val="phClr"/>
+        </a:solidFill>
+        <a:gradFill rotWithShape="1">
+          <a:gsLst>
+            <a:gs pos="0">
+              <a:schemeClr val="phClr">
+                <a:tint val="40000"/>
+                <a:satMod val="350000"/>
+              </a:schemeClr>
+            </a:gs>
+            <a:gs pos="40000">
+              <a:schemeClr val="phClr">
+                <a:tint val="45000"/>
+                <a:satMod val="350000"/>
+                <a:shade val="99000"/>
+              </a:schemeClr>
+            </a:gs>
+            <a:gs pos="100000">
+              <a:schemeClr val="phClr">
+                <a:shade val="20000"/>
+                <a:satMod val="255000"/>
+              </a:schemeClr>
+            </a:gs>
+          </a:gsLst>
+          <a:path path="circle">
+            <a:fillToRect l="50000" t="-80000" r="50000" b="180000"/>
+          </a:path>
+        </a:gradFill>
+        <a:gradFill rotWithShape="1">
+          <a:gsLst>
+            <a:gs pos="0">
+              <a:schemeClr val="phClr">
+                <a:tint val="80000"/>
+                <a:satMod val="300000"/>
+              </a:schemeClr>
+            </a:gs>
+            <a:gs pos="100000">
+              <a:schemeClr val="phClr">
+                <a:shade val="30000"/>
+                <a:satMod val="200000"/>
+              </a:schemeClr>
+            </a:gs>
+          </a:gsLst>
+          <a:path path="circle">
+            <a:fillToRect l="50000" t="50000" r="50000" b="50000"/>
+          </a:path>
+        </a:gradFill>
+      </a:bgFillStyleLst>
+    </a:fmtScheme>
+  </a:themeElements>
+  <a:objectDefaults/>
+</a:theme>
 </file>